--- a/file/Heng_Quan_CV.docx
+++ b/file/Heng_Quan_CV.docx
@@ -546,7 +546,29 @@
           <w:sz w:val="21"/>
           <w:szCs w:val="21"/>
         </w:rPr>
-        <w:t xml:space="preserve"> (Advisor: Stephan Fueglistaler)</w:t>
+        <w:t xml:space="preserve"> (Advisor: Stephan </w:t>
+      </w:r>
+      <w:proofErr w:type="spellStart"/>
+      <w:r>
+        <w:rPr>
+          <w:rFonts w:ascii="Palatino Linotype" w:eastAsia="SimSun" w:hAnsi="Palatino Linotype" w:cs="Palatino Linotype"/>
+          <w:i/>
+          <w:iCs/>
+          <w:sz w:val="21"/>
+          <w:szCs w:val="21"/>
+        </w:rPr>
+        <w:t>Fueglistaler</w:t>
+      </w:r>
+      <w:proofErr w:type="spellEnd"/>
+      <w:r>
+        <w:rPr>
+          <w:rFonts w:ascii="Palatino Linotype" w:eastAsia="SimSun" w:hAnsi="Palatino Linotype" w:cs="Palatino Linotype"/>
+          <w:i/>
+          <w:iCs/>
+          <w:sz w:val="21"/>
+          <w:szCs w:val="21"/>
+        </w:rPr>
+        <w:t>)</w:t>
       </w:r>
     </w:p>
     <w:p>
@@ -1307,23 +1329,59 @@
           <w:sz w:val="21"/>
           <w:szCs w:val="21"/>
         </w:rPr>
-        <w:t xml:space="preserve"> Fueglistaler, S.</w:t>
-      </w:r>
-      <w:r>
-        <w:rPr>
-          <w:rFonts w:ascii="Palatino Linotype" w:hAnsi="Palatino Linotype" w:cs="Palatino Linotype"/>
-          <w:sz w:val="21"/>
-          <w:szCs w:val="21"/>
-        </w:rPr>
         <w:t xml:space="preserve"> </w:t>
       </w:r>
-      <w:r>
-        <w:rPr>
-          <w:rFonts w:ascii="Palatino Linotype" w:hAnsi="Palatino Linotype" w:cs="Palatino Linotype"/>
-          <w:sz w:val="21"/>
-          <w:szCs w:val="21"/>
-        </w:rPr>
-        <w:t>Transition to periodic precipitation in a warmer climate due to stronger convectively-coupled waves</w:t>
+      <w:proofErr w:type="spellStart"/>
+      <w:r>
+        <w:rPr>
+          <w:rFonts w:ascii="Palatino Linotype" w:hAnsi="Palatino Linotype" w:cs="Palatino Linotype"/>
+          <w:sz w:val="21"/>
+          <w:szCs w:val="21"/>
+        </w:rPr>
+        <w:t>Fueglistaler</w:t>
+      </w:r>
+      <w:proofErr w:type="spellEnd"/>
+      <w:r>
+        <w:rPr>
+          <w:rFonts w:ascii="Palatino Linotype" w:hAnsi="Palatino Linotype" w:cs="Palatino Linotype"/>
+          <w:sz w:val="21"/>
+          <w:szCs w:val="21"/>
+        </w:rPr>
+        <w:t>, S.</w:t>
+      </w:r>
+      <w:r>
+        <w:rPr>
+          <w:rFonts w:ascii="Palatino Linotype" w:hAnsi="Palatino Linotype" w:cs="Palatino Linotype"/>
+          <w:sz w:val="21"/>
+          <w:szCs w:val="21"/>
+        </w:rPr>
+        <w:t xml:space="preserve"> </w:t>
+      </w:r>
+      <w:r>
+        <w:rPr>
+          <w:rFonts w:ascii="Palatino Linotype" w:hAnsi="Palatino Linotype" w:cs="Palatino Linotype"/>
+          <w:sz w:val="21"/>
+          <w:szCs w:val="21"/>
+        </w:rPr>
+        <w:t xml:space="preserve">Transition to periodic precipitation in a warmer climate due to stronger </w:t>
+      </w:r>
+      <w:proofErr w:type="gramStart"/>
+      <w:r>
+        <w:rPr>
+          <w:rFonts w:ascii="Palatino Linotype" w:hAnsi="Palatino Linotype" w:cs="Palatino Linotype"/>
+          <w:sz w:val="21"/>
+          <w:szCs w:val="21"/>
+        </w:rPr>
+        <w:t>convectively-coupled</w:t>
+      </w:r>
+      <w:proofErr w:type="gramEnd"/>
+      <w:r>
+        <w:rPr>
+          <w:rFonts w:ascii="Palatino Linotype" w:hAnsi="Palatino Linotype" w:cs="Palatino Linotype"/>
+          <w:sz w:val="21"/>
+          <w:szCs w:val="21"/>
+        </w:rPr>
+        <w:t xml:space="preserve"> waves</w:t>
       </w:r>
       <w:r>
         <w:rPr>
@@ -1339,7 +1397,33 @@
           <w:sz w:val="21"/>
           <w:szCs w:val="21"/>
         </w:rPr>
-        <w:t>(submitted)</w:t>
+        <w:t>(</w:t>
+      </w:r>
+      <w:r>
+        <w:rPr>
+          <w:rFonts w:ascii="Palatino Linotype" w:hAnsi="Palatino Linotype" w:cs="Palatino Linotype"/>
+          <w:sz w:val="21"/>
+          <w:szCs w:val="21"/>
+        </w:rPr>
+        <w:t xml:space="preserve">first revision under review in </w:t>
+      </w:r>
+      <w:r>
+        <w:rPr>
+          <w:rFonts w:ascii="Palatino Linotype" w:hAnsi="Palatino Linotype" w:cs="Palatino Linotype"/>
+          <w:i/>
+          <w:iCs/>
+          <w:sz w:val="21"/>
+          <w:szCs w:val="21"/>
+        </w:rPr>
+        <w:t>Science Advances</w:t>
+      </w:r>
+      <w:r>
+        <w:rPr>
+          <w:rFonts w:ascii="Palatino Linotype" w:hAnsi="Palatino Linotype" w:cs="Palatino Linotype"/>
+          <w:sz w:val="21"/>
+          <w:szCs w:val="21"/>
+        </w:rPr>
+        <w:t>)</w:t>
       </w:r>
     </w:p>
     <w:p>
@@ -1407,7 +1491,25 @@
           <w:sz w:val="21"/>
           <w:szCs w:val="21"/>
         </w:rPr>
-        <w:t>, Ge, H., Zeng, Y., &amp; KleinStern, C. Vapor buoyancy slows the African easterly jet. (manuscript in preparation)</w:t>
+        <w:t xml:space="preserve">, Ge, H., Zeng, Y., &amp; </w:t>
+      </w:r>
+      <w:proofErr w:type="spellStart"/>
+      <w:r>
+        <w:rPr>
+          <w:rFonts w:ascii="Palatino Linotype" w:hAnsi="Palatino Linotype" w:cs="Palatino Linotype"/>
+          <w:sz w:val="21"/>
+          <w:szCs w:val="21"/>
+        </w:rPr>
+        <w:t>KleinStern</w:t>
+      </w:r>
+      <w:proofErr w:type="spellEnd"/>
+      <w:r>
+        <w:rPr>
+          <w:rFonts w:ascii="Palatino Linotype" w:hAnsi="Palatino Linotype" w:cs="Palatino Linotype"/>
+          <w:sz w:val="21"/>
+          <w:szCs w:val="21"/>
+        </w:rPr>
+        <w:t>, C. Vapor buoyancy slows the African easterly jet. (manuscript in preparation)</w:t>
       </w:r>
     </w:p>
     <w:p>
@@ -1463,7 +1565,25 @@
           <w:sz w:val="21"/>
           <w:szCs w:val="21"/>
         </w:rPr>
-        <w:t xml:space="preserve"> Fueglistaler, S.</w:t>
+        <w:t xml:space="preserve"> </w:t>
+      </w:r>
+      <w:proofErr w:type="spellStart"/>
+      <w:r>
+        <w:rPr>
+          <w:rFonts w:ascii="Palatino Linotype" w:hAnsi="Palatino Linotype" w:cs="Palatino Linotype"/>
+          <w:sz w:val="21"/>
+          <w:szCs w:val="21"/>
+        </w:rPr>
+        <w:t>Fueglistaler</w:t>
+      </w:r>
+      <w:proofErr w:type="spellEnd"/>
+      <w:r>
+        <w:rPr>
+          <w:rFonts w:ascii="Palatino Linotype" w:hAnsi="Palatino Linotype" w:cs="Palatino Linotype"/>
+          <w:sz w:val="21"/>
+          <w:szCs w:val="21"/>
+        </w:rPr>
+        <w:t>, S.</w:t>
       </w:r>
       <w:r>
         <w:rPr>
@@ -1591,7 +1711,25 @@
           <w:sz w:val="21"/>
           <w:szCs w:val="21"/>
         </w:rPr>
-        <w:t>, Fueglistaler, S., Zhang, B., &amp; Wang, C.</w:t>
+        <w:t xml:space="preserve">, </w:t>
+      </w:r>
+      <w:proofErr w:type="spellStart"/>
+      <w:r>
+        <w:rPr>
+          <w:rFonts w:ascii="Palatino Linotype" w:hAnsi="Palatino Linotype" w:cs="Palatino Linotype"/>
+          <w:sz w:val="21"/>
+          <w:szCs w:val="21"/>
+        </w:rPr>
+        <w:t>Fueglistaler</w:t>
+      </w:r>
+      <w:proofErr w:type="spellEnd"/>
+      <w:r>
+        <w:rPr>
+          <w:rFonts w:ascii="Palatino Linotype" w:hAnsi="Palatino Linotype" w:cs="Palatino Linotype"/>
+          <w:sz w:val="21"/>
+          <w:szCs w:val="21"/>
+        </w:rPr>
+        <w:t>, S., Zhang, B., &amp; Wang, C.</w:t>
       </w:r>
       <w:r>
         <w:rPr>
@@ -1787,7 +1925,25 @@
           <w:sz w:val="21"/>
           <w:szCs w:val="21"/>
         </w:rPr>
-        <w:t>, Fueglistaler, S., Zhang, B., &amp; Wang, C.</w:t>
+        <w:t xml:space="preserve">, </w:t>
+      </w:r>
+      <w:proofErr w:type="spellStart"/>
+      <w:r>
+        <w:rPr>
+          <w:rFonts w:ascii="Palatino Linotype" w:hAnsi="Palatino Linotype" w:cs="Palatino Linotype"/>
+          <w:sz w:val="21"/>
+          <w:szCs w:val="21"/>
+        </w:rPr>
+        <w:t>Fueglistaler</w:t>
+      </w:r>
+      <w:proofErr w:type="spellEnd"/>
+      <w:r>
+        <w:rPr>
+          <w:rFonts w:ascii="Palatino Linotype" w:hAnsi="Palatino Linotype" w:cs="Palatino Linotype"/>
+          <w:sz w:val="21"/>
+          <w:szCs w:val="21"/>
+        </w:rPr>
+        <w:t>, S., Zhang, B., &amp; Wang, C.</w:t>
       </w:r>
       <w:r>
         <w:rPr>
@@ -2176,7 +2332,25 @@
           <w:sz w:val="21"/>
           <w:szCs w:val="21"/>
         </w:rPr>
-        <w:t>Periodic extreme rainfall in a warmer climate due to stronger convectively-coupled waves</w:t>
+        <w:t xml:space="preserve">Periodic extreme rainfall in a warmer climate due to stronger </w:t>
+      </w:r>
+      <w:proofErr w:type="gramStart"/>
+      <w:r>
+        <w:rPr>
+          <w:rFonts w:ascii="Palatino Linotype" w:hAnsi="Palatino Linotype" w:cs="Palatino Linotype"/>
+          <w:sz w:val="21"/>
+          <w:szCs w:val="21"/>
+        </w:rPr>
+        <w:t>convectively-coupled</w:t>
+      </w:r>
+      <w:proofErr w:type="gramEnd"/>
+      <w:r>
+        <w:rPr>
+          <w:rFonts w:ascii="Palatino Linotype" w:hAnsi="Palatino Linotype" w:cs="Palatino Linotype"/>
+          <w:sz w:val="21"/>
+          <w:szCs w:val="21"/>
+        </w:rPr>
+        <w:t xml:space="preserve"> waves</w:t>
       </w:r>
       <w:r>
         <w:rPr>
@@ -2365,7 +2539,25 @@
           <w:sz w:val="21"/>
           <w:szCs w:val="21"/>
         </w:rPr>
-        <w:t>Periodic extreme rainfall in a warmer climate due to stronger convectively-coupled waves</w:t>
+        <w:t xml:space="preserve">Periodic extreme rainfall in a warmer climate due to stronger </w:t>
+      </w:r>
+      <w:proofErr w:type="gramStart"/>
+      <w:r>
+        <w:rPr>
+          <w:rFonts w:ascii="Palatino Linotype" w:hAnsi="Palatino Linotype" w:cs="Palatino Linotype"/>
+          <w:sz w:val="21"/>
+          <w:szCs w:val="21"/>
+        </w:rPr>
+        <w:t>convectively-coupled</w:t>
+      </w:r>
+      <w:proofErr w:type="gramEnd"/>
+      <w:r>
+        <w:rPr>
+          <w:rFonts w:ascii="Palatino Linotype" w:hAnsi="Palatino Linotype" w:cs="Palatino Linotype"/>
+          <w:sz w:val="21"/>
+          <w:szCs w:val="21"/>
+        </w:rPr>
+        <w:t xml:space="preserve"> waves</w:t>
       </w:r>
       <w:r>
         <w:rPr>
@@ -3492,7 +3684,16 @@
           <w:sz w:val="21"/>
           <w:szCs w:val="21"/>
         </w:rPr>
-        <w:t xml:space="preserve"> Rossby</w:t>
+        <w:t xml:space="preserve"> </w:t>
+      </w:r>
+      <w:proofErr w:type="spellStart"/>
+      <w:r>
+        <w:rPr>
+          <w:rFonts w:ascii="Palatino Linotype" w:hAnsi="Palatino Linotype" w:cs="Palatino Linotype"/>
+          <w:sz w:val="21"/>
+          <w:szCs w:val="21"/>
+        </w:rPr>
+        <w:t>Rossby</w:t>
       </w:r>
       <w:r>
         <w:rPr>
@@ -3510,6 +3711,7 @@
         </w:rPr>
         <w:t>alooza</w:t>
       </w:r>
+      <w:proofErr w:type="spellEnd"/>
       <w:r>
         <w:rPr>
           <w:rFonts w:ascii="Palatino Linotype" w:hAnsi="Palatino Linotype" w:cs="Palatino Linotype"/>
@@ -3869,7 +4071,25 @@
           <w:sz w:val="21"/>
           <w:szCs w:val="21"/>
         </w:rPr>
-        <w:t xml:space="preserve">Organizer of the 2025-2026 “climate chedann” weekly climate dynamics seminar among ~500 Chinese scholars </w:t>
+        <w:t xml:space="preserve">Organizer of the 2025-2026 “climate </w:t>
+      </w:r>
+      <w:proofErr w:type="spellStart"/>
+      <w:r>
+        <w:rPr>
+          <w:rFonts w:ascii="Palatino Linotype" w:hAnsi="Palatino Linotype" w:cs="Palatino Linotype"/>
+          <w:sz w:val="21"/>
+          <w:szCs w:val="21"/>
+        </w:rPr>
+        <w:t>chedann</w:t>
+      </w:r>
+      <w:proofErr w:type="spellEnd"/>
+      <w:r>
+        <w:rPr>
+          <w:rFonts w:ascii="Palatino Linotype" w:hAnsi="Palatino Linotype" w:cs="Palatino Linotype"/>
+          <w:sz w:val="21"/>
+          <w:szCs w:val="21"/>
+        </w:rPr>
+        <w:t xml:space="preserve">” weekly climate dynamics seminar among ~500 Chinese scholars </w:t>
       </w:r>
     </w:p>
     <w:p>

--- a/file/Heng_Quan_CV.docx
+++ b/file/Heng_Quan_CV.docx
@@ -391,12 +391,30 @@
           <w:sz w:val="21"/>
           <w:szCs w:val="21"/>
         </w:rPr>
-        <w:t xml:space="preserve">          </w:t>
-      </w:r>
-      <w:r>
-        <w:rPr>
-          <w:rFonts w:ascii="Palatino Linotype" w:eastAsia="SimSun" w:hAnsi="Palatino Linotype" w:cs="Palatino Linotype"/>
-          <w:b/>
+        <w:t xml:space="preserve">        </w:t>
+      </w:r>
+      <w:r>
+        <w:rPr>
+          <w:rFonts w:ascii="Palatino Linotype" w:hAnsi="Palatino Linotype" w:cs="Palatino Linotype"/>
+          <w:bCs/>
+          <w:sz w:val="21"/>
+          <w:szCs w:val="21"/>
+        </w:rPr>
+        <w:t>Sep. 2</w:t>
+      </w:r>
+      <w:r>
+        <w:rPr>
+          <w:rFonts w:ascii="Palatino Linotype" w:hAnsi="Palatino Linotype" w:cs="Palatino Linotype"/>
+          <w:bCs/>
+          <w:sz w:val="21"/>
+          <w:szCs w:val="21"/>
+        </w:rPr>
+        <w:t>022</w:t>
+      </w:r>
+      <w:r>
+        <w:rPr>
+          <w:rFonts w:ascii="Palatino Linotype" w:hAnsi="Palatino Linotype" w:cs="Palatino Linotype"/>
+          <w:bCs/>
           <w:sz w:val="21"/>
           <w:szCs w:val="21"/>
         </w:rPr>
@@ -409,16 +427,7 @@
           <w:sz w:val="21"/>
           <w:szCs w:val="21"/>
         </w:rPr>
-        <w:t>Sep. 2</w:t>
-      </w:r>
-      <w:r>
-        <w:rPr>
-          <w:rFonts w:ascii="Palatino Linotype" w:hAnsi="Palatino Linotype" w:cs="Palatino Linotype"/>
-          <w:bCs/>
-          <w:sz w:val="21"/>
-          <w:szCs w:val="21"/>
-        </w:rPr>
-        <w:t>022</w:t>
+        <w:t>–</w:t>
       </w:r>
       <w:r>
         <w:rPr>
@@ -436,25 +445,43 @@
           <w:sz w:val="21"/>
           <w:szCs w:val="21"/>
         </w:rPr>
-        <w:t>–</w:t>
-      </w:r>
-      <w:r>
-        <w:rPr>
-          <w:rFonts w:ascii="Palatino Linotype" w:hAnsi="Palatino Linotype" w:cs="Palatino Linotype"/>
-          <w:bCs/>
-          <w:sz w:val="21"/>
-          <w:szCs w:val="21"/>
-        </w:rPr>
-        <w:t xml:space="preserve"> </w:t>
-      </w:r>
-      <w:r>
-        <w:rPr>
-          <w:rFonts w:ascii="Palatino Linotype" w:hAnsi="Palatino Linotype" w:cs="Palatino Linotype"/>
-          <w:bCs/>
-          <w:sz w:val="21"/>
-          <w:szCs w:val="21"/>
-        </w:rPr>
-        <w:t>Jul. 2026 (expected)</w:t>
+        <w:t>Ju</w:t>
+      </w:r>
+      <w:r>
+        <w:rPr>
+          <w:rFonts w:ascii="Palatino Linotype" w:hAnsi="Palatino Linotype" w:cs="Palatino Linotype"/>
+          <w:bCs/>
+          <w:sz w:val="21"/>
+          <w:szCs w:val="21"/>
+        </w:rPr>
+        <w:t>ne</w:t>
+      </w:r>
+      <w:r>
+        <w:rPr>
+          <w:rFonts w:ascii="Palatino Linotype" w:hAnsi="Palatino Linotype" w:cs="Palatino Linotype"/>
+          <w:bCs/>
+          <w:sz w:val="21"/>
+          <w:szCs w:val="21"/>
+        </w:rPr>
+        <w:t>. 202</w:t>
+      </w:r>
+      <w:r>
+        <w:rPr>
+          <w:rFonts w:ascii="Palatino Linotype" w:hAnsi="Palatino Linotype" w:cs="Palatino Linotype"/>
+          <w:bCs/>
+          <w:sz w:val="21"/>
+          <w:szCs w:val="21"/>
+        </w:rPr>
+        <w:t>7</w:t>
+      </w:r>
+      <w:r>
+        <w:rPr>
+          <w:rFonts w:ascii="Palatino Linotype" w:hAnsi="Palatino Linotype" w:cs="Palatino Linotype"/>
+          <w:bCs/>
+          <w:sz w:val="21"/>
+          <w:szCs w:val="21"/>
+        </w:rPr>
+        <w:t xml:space="preserve"> (expected)</w:t>
       </w:r>
     </w:p>
     <w:p>
@@ -546,10 +573,126 @@
           <w:sz w:val="21"/>
           <w:szCs w:val="21"/>
         </w:rPr>
-        <w:t xml:space="preserve"> (Advisor: Stephan </w:t>
-      </w:r>
-      <w:proofErr w:type="spellStart"/>
-      <w:r>
+        <w:t xml:space="preserve"> (Advisor: Stephan Fueglistaler)</w:t>
+      </w:r>
+    </w:p>
+    <w:p>
+      <w:pPr>
+        <w:spacing w:after="0" w:line="240" w:lineRule="auto"/>
+        <w:rPr>
+          <w:rFonts w:ascii="Palatino Linotype" w:hAnsi="Palatino Linotype" w:cs="Palatino Linotype"/>
+          <w:b/>
+          <w:i/>
+          <w:iCs/>
+          <w:sz w:val="21"/>
+          <w:szCs w:val="21"/>
+        </w:rPr>
+      </w:pPr>
+    </w:p>
+    <w:p>
+      <w:pPr>
+        <w:spacing w:after="0" w:line="240" w:lineRule="auto"/>
+        <w:rPr>
+          <w:rFonts w:ascii="Palatino Linotype" w:hAnsi="Palatino Linotype" w:cs="Palatino Linotype"/>
+          <w:b/>
+          <w:sz w:val="21"/>
+          <w:szCs w:val="21"/>
+        </w:rPr>
+      </w:pPr>
+      <w:r>
+        <w:rPr>
+          <w:rFonts w:ascii="Palatino Linotype" w:hAnsi="Palatino Linotype" w:cs="Palatino Linotype"/>
+          <w:b/>
+          <w:sz w:val="21"/>
+          <w:szCs w:val="21"/>
+        </w:rPr>
+        <w:t xml:space="preserve">Woods Hole Oceanographic Institution                                                                                        </w:t>
+      </w:r>
+      <w:r>
+        <w:rPr>
+          <w:rFonts w:ascii="Palatino Linotype" w:hAnsi="Palatino Linotype" w:cs="Palatino Linotype"/>
+          <w:bCs/>
+          <w:sz w:val="21"/>
+          <w:szCs w:val="21"/>
+        </w:rPr>
+        <w:t>June</w:t>
+      </w:r>
+      <w:r>
+        <w:rPr>
+          <w:rFonts w:ascii="Palatino Linotype" w:hAnsi="Palatino Linotype" w:cs="Palatino Linotype"/>
+          <w:bCs/>
+          <w:sz w:val="21"/>
+          <w:szCs w:val="21"/>
+        </w:rPr>
+        <w:t>. 2</w:t>
+      </w:r>
+      <w:r>
+        <w:rPr>
+          <w:rFonts w:ascii="Palatino Linotype" w:hAnsi="Palatino Linotype" w:cs="Palatino Linotype"/>
+          <w:bCs/>
+          <w:sz w:val="21"/>
+          <w:szCs w:val="21"/>
+        </w:rPr>
+        <w:t>02</w:t>
+      </w:r>
+      <w:r>
+        <w:rPr>
+          <w:rFonts w:ascii="Palatino Linotype" w:hAnsi="Palatino Linotype" w:cs="Palatino Linotype"/>
+          <w:bCs/>
+          <w:sz w:val="21"/>
+          <w:szCs w:val="21"/>
+        </w:rPr>
+        <w:t>5</w:t>
+      </w:r>
+      <w:r>
+        <w:rPr>
+          <w:rFonts w:ascii="Palatino Linotype" w:hAnsi="Palatino Linotype" w:cs="Palatino Linotype"/>
+          <w:bCs/>
+          <w:sz w:val="21"/>
+          <w:szCs w:val="21"/>
+        </w:rPr>
+        <w:t xml:space="preserve"> </w:t>
+      </w:r>
+      <w:r>
+        <w:rPr>
+          <w:rFonts w:ascii="Palatino Linotype" w:hAnsi="Palatino Linotype" w:cs="Palatino Linotype"/>
+          <w:bCs/>
+          <w:sz w:val="21"/>
+          <w:szCs w:val="21"/>
+        </w:rPr>
+        <w:t xml:space="preserve">– </w:t>
+      </w:r>
+      <w:r>
+        <w:rPr>
+          <w:rFonts w:ascii="Palatino Linotype" w:hAnsi="Palatino Linotype" w:cs="Palatino Linotype"/>
+          <w:bCs/>
+          <w:sz w:val="21"/>
+          <w:szCs w:val="21"/>
+        </w:rPr>
+        <w:t>Aug</w:t>
+      </w:r>
+      <w:r>
+        <w:rPr>
+          <w:rFonts w:ascii="Palatino Linotype" w:hAnsi="Palatino Linotype" w:cs="Palatino Linotype"/>
+          <w:bCs/>
+          <w:sz w:val="21"/>
+          <w:szCs w:val="21"/>
+        </w:rPr>
+        <w:t>. 202</w:t>
+      </w:r>
+      <w:r>
+        <w:rPr>
+          <w:rFonts w:ascii="Palatino Linotype" w:hAnsi="Palatino Linotype" w:cs="Palatino Linotype"/>
+          <w:bCs/>
+          <w:sz w:val="21"/>
+          <w:szCs w:val="21"/>
+        </w:rPr>
+        <w:t>5</w:t>
+      </w:r>
+    </w:p>
+    <w:p>
+      <w:pPr>
+        <w:spacing w:after="0" w:line="240" w:lineRule="auto"/>
         <w:rPr>
           <w:rFonts w:ascii="Palatino Linotype" w:eastAsia="SimSun" w:hAnsi="Palatino Linotype" w:cs="Palatino Linotype"/>
           <w:i/>
@@ -557,9 +700,213 @@
           <w:sz w:val="21"/>
           <w:szCs w:val="21"/>
         </w:rPr>
-        <w:t>Fueglistaler</w:t>
-      </w:r>
-      <w:proofErr w:type="spellEnd"/>
+      </w:pPr>
+      <w:r>
+        <w:rPr>
+          <w:rFonts w:ascii="Palatino Linotype" w:hAnsi="Palatino Linotype" w:cs="Palatino Linotype"/>
+          <w:i/>
+          <w:iCs/>
+          <w:sz w:val="21"/>
+          <w:szCs w:val="21"/>
+        </w:rPr>
+        <w:t>Geophysical Fluid Dynamics Fellow</w:t>
+      </w:r>
+    </w:p>
+    <w:p>
+      <w:pPr>
+        <w:spacing w:after="0" w:line="240" w:lineRule="auto"/>
+        <w:rPr>
+          <w:rFonts w:ascii="Palatino Linotype" w:hAnsi="Palatino Linotype" w:cs="Palatino Linotype"/>
+          <w:b/>
+          <w:i/>
+          <w:iCs/>
+          <w:sz w:val="21"/>
+          <w:szCs w:val="21"/>
+        </w:rPr>
+      </w:pPr>
+    </w:p>
+    <w:p>
+      <w:pPr>
+        <w:pStyle w:val="ListParagraph"/>
+        <w:spacing w:after="0" w:line="240" w:lineRule="auto"/>
+        <w:ind w:left="0"/>
+        <w:rPr>
+          <w:rFonts w:ascii="Palatino Linotype" w:hAnsi="Palatino Linotype" w:cs="Palatino Linotype"/>
+          <w:b/>
+          <w:sz w:val="21"/>
+          <w:szCs w:val="21"/>
+        </w:rPr>
+      </w:pPr>
+      <w:r>
+        <w:rPr>
+          <w:rFonts w:ascii="Palatino Linotype" w:hAnsi="Palatino Linotype" w:cs="Palatino Linotype"/>
+          <w:b/>
+          <w:sz w:val="21"/>
+          <w:szCs w:val="21"/>
+        </w:rPr>
+        <w:t>P</w:t>
+      </w:r>
+      <w:r>
+        <w:rPr>
+          <w:rFonts w:ascii="Palatino Linotype" w:eastAsia="SimSun" w:hAnsi="Palatino Linotype" w:cs="Palatino Linotype"/>
+          <w:b/>
+          <w:sz w:val="21"/>
+          <w:szCs w:val="21"/>
+        </w:rPr>
+        <w:t>eking</w:t>
+      </w:r>
+      <w:r>
+        <w:rPr>
+          <w:rFonts w:ascii="Palatino Linotype" w:eastAsia="SimSun" w:hAnsi="Palatino Linotype" w:cs="Palatino Linotype" w:hint="eastAsia"/>
+          <w:b/>
+          <w:sz w:val="21"/>
+          <w:szCs w:val="21"/>
+        </w:rPr>
+        <w:t xml:space="preserve"> </w:t>
+      </w:r>
+      <w:r>
+        <w:rPr>
+          <w:rFonts w:ascii="Palatino Linotype" w:hAnsi="Palatino Linotype" w:cs="Palatino Linotype"/>
+          <w:b/>
+          <w:sz w:val="21"/>
+          <w:szCs w:val="21"/>
+        </w:rPr>
+        <w:t>U</w:t>
+      </w:r>
+      <w:r>
+        <w:rPr>
+          <w:rFonts w:ascii="Palatino Linotype" w:eastAsia="SimSun" w:hAnsi="Palatino Linotype" w:cs="Palatino Linotype"/>
+          <w:b/>
+          <w:sz w:val="21"/>
+          <w:szCs w:val="21"/>
+        </w:rPr>
+        <w:t>niversity</w:t>
+      </w:r>
+      <w:r>
+        <w:rPr>
+          <w:rFonts w:ascii="Palatino Linotype" w:hAnsi="Palatino Linotype" w:cs="Palatino Linotype"/>
+          <w:b/>
+          <w:sz w:val="21"/>
+          <w:szCs w:val="21"/>
+        </w:rPr>
+        <w:t xml:space="preserve"> </w:t>
+      </w:r>
+      <w:r>
+        <w:rPr>
+          <w:rFonts w:ascii="Palatino Linotype" w:eastAsia="SimSun" w:hAnsi="Palatino Linotype" w:cs="Palatino Linotype" w:hint="eastAsia"/>
+          <w:b/>
+          <w:sz w:val="21"/>
+          <w:szCs w:val="21"/>
+        </w:rPr>
+        <w:t xml:space="preserve">                                                                                               </w:t>
+      </w:r>
+      <w:r>
+        <w:rPr>
+          <w:rFonts w:ascii="Palatino Linotype" w:eastAsia="SimSun" w:hAnsi="Palatino Linotype" w:cs="Palatino Linotype"/>
+          <w:b/>
+          <w:sz w:val="21"/>
+          <w:szCs w:val="21"/>
+        </w:rPr>
+        <w:t xml:space="preserve">             </w:t>
+      </w:r>
+      <w:r>
+        <w:rPr>
+          <w:rFonts w:ascii="Palatino Linotype" w:eastAsia="SimSun" w:hAnsi="Palatino Linotype" w:cs="Palatino Linotype"/>
+          <w:b/>
+          <w:sz w:val="21"/>
+          <w:szCs w:val="21"/>
+        </w:rPr>
+        <w:t xml:space="preserve">            </w:t>
+      </w:r>
+      <w:r>
+        <w:rPr>
+          <w:rFonts w:ascii="Palatino Linotype" w:eastAsia="SimSun" w:hAnsi="Palatino Linotype" w:cs="Palatino Linotype"/>
+          <w:b/>
+          <w:sz w:val="21"/>
+          <w:szCs w:val="21"/>
+        </w:rPr>
+        <w:t xml:space="preserve">          </w:t>
+      </w:r>
+      <w:r>
+        <w:rPr>
+          <w:rFonts w:ascii="Palatino Linotype" w:hAnsi="Palatino Linotype" w:cs="Palatino Linotype"/>
+          <w:bCs/>
+          <w:sz w:val="21"/>
+          <w:szCs w:val="21"/>
+        </w:rPr>
+        <w:t>Sep. 2</w:t>
+      </w:r>
+      <w:r>
+        <w:rPr>
+          <w:rFonts w:ascii="Palatino Linotype" w:hAnsi="Palatino Linotype" w:cs="Palatino Linotype"/>
+          <w:bCs/>
+          <w:sz w:val="21"/>
+          <w:szCs w:val="21"/>
+        </w:rPr>
+        <w:t>018</w:t>
+      </w:r>
+      <w:r>
+        <w:rPr>
+          <w:rFonts w:ascii="Palatino Linotype" w:hAnsi="Palatino Linotype" w:cs="Palatino Linotype"/>
+          <w:bCs/>
+          <w:sz w:val="21"/>
+          <w:szCs w:val="21"/>
+        </w:rPr>
+        <w:t xml:space="preserve"> - </w:t>
+      </w:r>
+      <w:r>
+        <w:rPr>
+          <w:rFonts w:ascii="Palatino Linotype" w:eastAsia="SimSun" w:hAnsi="Palatino Linotype" w:cs="Palatino Linotype" w:hint="eastAsia"/>
+          <w:bCs/>
+          <w:sz w:val="21"/>
+          <w:szCs w:val="21"/>
+        </w:rPr>
+        <w:t>Jul. 20</w:t>
+      </w:r>
+      <w:r>
+        <w:rPr>
+          <w:rFonts w:ascii="Palatino Linotype" w:eastAsia="SimSun" w:hAnsi="Palatino Linotype" w:cs="Palatino Linotype"/>
+          <w:bCs/>
+          <w:sz w:val="21"/>
+          <w:szCs w:val="21"/>
+        </w:rPr>
+        <w:t>22</w:t>
+      </w:r>
+    </w:p>
+    <w:p>
+      <w:pPr>
+        <w:pStyle w:val="ListParagraph"/>
+        <w:spacing w:after="0" w:line="240" w:lineRule="auto"/>
+        <w:ind w:left="0"/>
+        <w:rPr>
+          <w:rFonts w:ascii="Palatino Linotype" w:hAnsi="Palatino Linotype" w:cs="Palatino Linotype"/>
+          <w:b/>
+          <w:i/>
+          <w:iCs/>
+          <w:sz w:val="21"/>
+          <w:szCs w:val="21"/>
+        </w:rPr>
+      </w:pPr>
+      <w:r>
+        <w:rPr>
+          <w:rFonts w:ascii="Palatino Linotype" w:hAnsi="Palatino Linotype" w:cs="Palatino Linotype"/>
+          <w:i/>
+          <w:iCs/>
+          <w:sz w:val="21"/>
+          <w:szCs w:val="21"/>
+        </w:rPr>
+        <w:t>B</w:t>
+      </w:r>
+      <w:r>
+        <w:rPr>
+          <w:rFonts w:ascii="Palatino Linotype" w:eastAsia="SimSun" w:hAnsi="Palatino Linotype" w:cs="Palatino Linotype" w:hint="eastAsia"/>
+          <w:i/>
+          <w:iCs/>
+          <w:sz w:val="21"/>
+          <w:szCs w:val="21"/>
+        </w:rPr>
+        <w:t xml:space="preserve">achelor of </w:t>
+      </w:r>
       <w:r>
         <w:rPr>
           <w:rFonts w:ascii="Palatino Linotype" w:eastAsia="SimSun" w:hAnsi="Palatino Linotype" w:cs="Palatino Linotype"/>
@@ -568,126 +915,19 @@
           <w:sz w:val="21"/>
           <w:szCs w:val="21"/>
         </w:rPr>
-        <w:t>)</w:t>
-      </w:r>
-    </w:p>
-    <w:p>
-      <w:pPr>
-        <w:spacing w:after="0" w:line="240" w:lineRule="auto"/>
-        <w:rPr>
-          <w:rFonts w:ascii="Palatino Linotype" w:hAnsi="Palatino Linotype" w:cs="Palatino Linotype"/>
-          <w:b/>
+        <w:t xml:space="preserve">Atmospheric </w:t>
+      </w:r>
+      <w:r>
+        <w:rPr>
+          <w:rFonts w:ascii="Palatino Linotype" w:eastAsia="SimSun" w:hAnsi="Palatino Linotype" w:cs="Palatino Linotype" w:hint="eastAsia"/>
           <w:i/>
           <w:iCs/>
           <w:sz w:val="21"/>
           <w:szCs w:val="21"/>
         </w:rPr>
-      </w:pPr>
-    </w:p>
-    <w:p>
-      <w:pPr>
-        <w:spacing w:after="0" w:line="240" w:lineRule="auto"/>
-        <w:rPr>
-          <w:rFonts w:ascii="Palatino Linotype" w:hAnsi="Palatino Linotype" w:cs="Palatino Linotype"/>
-          <w:b/>
-          <w:sz w:val="21"/>
-          <w:szCs w:val="21"/>
-        </w:rPr>
-      </w:pPr>
-      <w:r>
-        <w:rPr>
-          <w:rFonts w:ascii="Palatino Linotype" w:hAnsi="Palatino Linotype" w:cs="Palatino Linotype"/>
-          <w:b/>
-          <w:sz w:val="21"/>
-          <w:szCs w:val="21"/>
-        </w:rPr>
-        <w:t xml:space="preserve">Woods Hole Oceanographic Institution                                                                                        </w:t>
-      </w:r>
-      <w:r>
-        <w:rPr>
-          <w:rFonts w:ascii="Palatino Linotype" w:hAnsi="Palatino Linotype" w:cs="Palatino Linotype"/>
-          <w:bCs/>
-          <w:sz w:val="21"/>
-          <w:szCs w:val="21"/>
-        </w:rPr>
-        <w:t>June</w:t>
-      </w:r>
-      <w:r>
-        <w:rPr>
-          <w:rFonts w:ascii="Palatino Linotype" w:hAnsi="Palatino Linotype" w:cs="Palatino Linotype"/>
-          <w:bCs/>
-          <w:sz w:val="21"/>
-          <w:szCs w:val="21"/>
-        </w:rPr>
-        <w:t>. 2</w:t>
-      </w:r>
-      <w:r>
-        <w:rPr>
-          <w:rFonts w:ascii="Palatino Linotype" w:hAnsi="Palatino Linotype" w:cs="Palatino Linotype"/>
-          <w:bCs/>
-          <w:sz w:val="21"/>
-          <w:szCs w:val="21"/>
-        </w:rPr>
-        <w:t>02</w:t>
-      </w:r>
-      <w:r>
-        <w:rPr>
-          <w:rFonts w:ascii="Palatino Linotype" w:hAnsi="Palatino Linotype" w:cs="Palatino Linotype"/>
-          <w:bCs/>
-          <w:sz w:val="21"/>
-          <w:szCs w:val="21"/>
-        </w:rPr>
-        <w:t>5</w:t>
-      </w:r>
-      <w:r>
-        <w:rPr>
-          <w:rFonts w:ascii="Palatino Linotype" w:hAnsi="Palatino Linotype" w:cs="Palatino Linotype"/>
-          <w:bCs/>
-          <w:sz w:val="21"/>
-          <w:szCs w:val="21"/>
-        </w:rPr>
-        <w:t xml:space="preserve"> </w:t>
-      </w:r>
-      <w:r>
-        <w:rPr>
-          <w:rFonts w:ascii="Palatino Linotype" w:hAnsi="Palatino Linotype" w:cs="Palatino Linotype"/>
-          <w:bCs/>
-          <w:sz w:val="21"/>
-          <w:szCs w:val="21"/>
-        </w:rPr>
-        <w:t xml:space="preserve">– </w:t>
-      </w:r>
-      <w:r>
-        <w:rPr>
-          <w:rFonts w:ascii="Palatino Linotype" w:hAnsi="Palatino Linotype" w:cs="Palatino Linotype"/>
-          <w:bCs/>
-          <w:sz w:val="21"/>
-          <w:szCs w:val="21"/>
-        </w:rPr>
-        <w:t>Aug</w:t>
-      </w:r>
-      <w:r>
-        <w:rPr>
-          <w:rFonts w:ascii="Palatino Linotype" w:hAnsi="Palatino Linotype" w:cs="Palatino Linotype"/>
-          <w:bCs/>
-          <w:sz w:val="21"/>
-          <w:szCs w:val="21"/>
-        </w:rPr>
-        <w:t>. 202</w:t>
-      </w:r>
-      <w:r>
-        <w:rPr>
-          <w:rFonts w:ascii="Palatino Linotype" w:hAnsi="Palatino Linotype" w:cs="Palatino Linotype"/>
-          <w:bCs/>
-          <w:sz w:val="21"/>
-          <w:szCs w:val="21"/>
-        </w:rPr>
-        <w:t>5</w:t>
-      </w:r>
-    </w:p>
-    <w:p>
-      <w:pPr>
-        <w:spacing w:after="0" w:line="240" w:lineRule="auto"/>
+        <w:t>Science</w:t>
+      </w:r>
+      <w:r>
         <w:rPr>
           <w:rFonts w:ascii="Palatino Linotype" w:eastAsia="SimSun" w:hAnsi="Palatino Linotype" w:cs="Palatino Linotype"/>
           <w:i/>
@@ -695,212 +935,7 @@
           <w:sz w:val="21"/>
           <w:szCs w:val="21"/>
         </w:rPr>
-      </w:pPr>
-      <w:r>
-        <w:rPr>
-          <w:rFonts w:ascii="Palatino Linotype" w:hAnsi="Palatino Linotype" w:cs="Palatino Linotype"/>
-          <w:i/>
-          <w:iCs/>
-          <w:sz w:val="21"/>
-          <w:szCs w:val="21"/>
-        </w:rPr>
-        <w:t>Geophysical Fluid Dynamics Fellow</w:t>
-      </w:r>
-    </w:p>
-    <w:p>
-      <w:pPr>
-        <w:spacing w:after="0" w:line="240" w:lineRule="auto"/>
-        <w:rPr>
-          <w:rFonts w:ascii="Palatino Linotype" w:hAnsi="Palatino Linotype" w:cs="Palatino Linotype"/>
-          <w:b/>
-          <w:i/>
-          <w:iCs/>
-          <w:sz w:val="21"/>
-          <w:szCs w:val="21"/>
-        </w:rPr>
-      </w:pPr>
-    </w:p>
-    <w:p>
-      <w:pPr>
-        <w:pStyle w:val="ListParagraph"/>
-        <w:spacing w:after="0" w:line="240" w:lineRule="auto"/>
-        <w:ind w:left="0"/>
-        <w:rPr>
-          <w:rFonts w:ascii="Palatino Linotype" w:hAnsi="Palatino Linotype" w:cs="Palatino Linotype"/>
-          <w:b/>
-          <w:sz w:val="21"/>
-          <w:szCs w:val="21"/>
-        </w:rPr>
-      </w:pPr>
-      <w:r>
-        <w:rPr>
-          <w:rFonts w:ascii="Palatino Linotype" w:hAnsi="Palatino Linotype" w:cs="Palatino Linotype"/>
-          <w:b/>
-          <w:sz w:val="21"/>
-          <w:szCs w:val="21"/>
-        </w:rPr>
-        <w:t>P</w:t>
-      </w:r>
-      <w:r>
-        <w:rPr>
-          <w:rFonts w:ascii="Palatino Linotype" w:eastAsia="SimSun" w:hAnsi="Palatino Linotype" w:cs="Palatino Linotype"/>
-          <w:b/>
-          <w:sz w:val="21"/>
-          <w:szCs w:val="21"/>
-        </w:rPr>
-        <w:t>eking</w:t>
-      </w:r>
-      <w:r>
-        <w:rPr>
-          <w:rFonts w:ascii="Palatino Linotype" w:eastAsia="SimSun" w:hAnsi="Palatino Linotype" w:cs="Palatino Linotype" w:hint="eastAsia"/>
-          <w:b/>
-          <w:sz w:val="21"/>
-          <w:szCs w:val="21"/>
-        </w:rPr>
-        <w:t xml:space="preserve"> </w:t>
-      </w:r>
-      <w:r>
-        <w:rPr>
-          <w:rFonts w:ascii="Palatino Linotype" w:hAnsi="Palatino Linotype" w:cs="Palatino Linotype"/>
-          <w:b/>
-          <w:sz w:val="21"/>
-          <w:szCs w:val="21"/>
-        </w:rPr>
-        <w:t>U</w:t>
-      </w:r>
-      <w:r>
-        <w:rPr>
-          <w:rFonts w:ascii="Palatino Linotype" w:eastAsia="SimSun" w:hAnsi="Palatino Linotype" w:cs="Palatino Linotype"/>
-          <w:b/>
-          <w:sz w:val="21"/>
-          <w:szCs w:val="21"/>
-        </w:rPr>
-        <w:t>niversity</w:t>
-      </w:r>
-      <w:r>
-        <w:rPr>
-          <w:rFonts w:ascii="Palatino Linotype" w:hAnsi="Palatino Linotype" w:cs="Palatino Linotype"/>
-          <w:b/>
-          <w:sz w:val="21"/>
-          <w:szCs w:val="21"/>
-        </w:rPr>
-        <w:t xml:space="preserve"> </w:t>
-      </w:r>
-      <w:r>
-        <w:rPr>
-          <w:rFonts w:ascii="Palatino Linotype" w:eastAsia="SimSun" w:hAnsi="Palatino Linotype" w:cs="Palatino Linotype" w:hint="eastAsia"/>
-          <w:b/>
-          <w:sz w:val="21"/>
-          <w:szCs w:val="21"/>
-        </w:rPr>
-        <w:t xml:space="preserve">                                                                                               </w:t>
-      </w:r>
-      <w:r>
-        <w:rPr>
-          <w:rFonts w:ascii="Palatino Linotype" w:eastAsia="SimSun" w:hAnsi="Palatino Linotype" w:cs="Palatino Linotype"/>
-          <w:b/>
-          <w:sz w:val="21"/>
-          <w:szCs w:val="21"/>
-        </w:rPr>
-        <w:t xml:space="preserve">             </w:t>
-      </w:r>
-      <w:r>
-        <w:rPr>
-          <w:rFonts w:ascii="Palatino Linotype" w:eastAsia="SimSun" w:hAnsi="Palatino Linotype" w:cs="Palatino Linotype"/>
-          <w:b/>
-          <w:sz w:val="21"/>
-          <w:szCs w:val="21"/>
-        </w:rPr>
-        <w:t xml:space="preserve">            </w:t>
-      </w:r>
-      <w:r>
-        <w:rPr>
-          <w:rFonts w:ascii="Palatino Linotype" w:eastAsia="SimSun" w:hAnsi="Palatino Linotype" w:cs="Palatino Linotype"/>
-          <w:b/>
-          <w:sz w:val="21"/>
-          <w:szCs w:val="21"/>
-        </w:rPr>
-        <w:t xml:space="preserve">          </w:t>
-      </w:r>
-      <w:r>
-        <w:rPr>
-          <w:rFonts w:ascii="Palatino Linotype" w:hAnsi="Palatino Linotype" w:cs="Palatino Linotype"/>
-          <w:bCs/>
-          <w:sz w:val="21"/>
-          <w:szCs w:val="21"/>
-        </w:rPr>
-        <w:t>Sep. 2</w:t>
-      </w:r>
-      <w:r>
-        <w:rPr>
-          <w:rFonts w:ascii="Palatino Linotype" w:hAnsi="Palatino Linotype" w:cs="Palatino Linotype"/>
-          <w:bCs/>
-          <w:sz w:val="21"/>
-          <w:szCs w:val="21"/>
-        </w:rPr>
-        <w:t>018</w:t>
-      </w:r>
-      <w:r>
-        <w:rPr>
-          <w:rFonts w:ascii="Palatino Linotype" w:hAnsi="Palatino Linotype" w:cs="Palatino Linotype"/>
-          <w:bCs/>
-          <w:sz w:val="21"/>
-          <w:szCs w:val="21"/>
-        </w:rPr>
-        <w:t xml:space="preserve"> - </w:t>
-      </w:r>
-      <w:r>
-        <w:rPr>
-          <w:rFonts w:ascii="Palatino Linotype" w:eastAsia="SimSun" w:hAnsi="Palatino Linotype" w:cs="Palatino Linotype" w:hint="eastAsia"/>
-          <w:bCs/>
-          <w:sz w:val="21"/>
-          <w:szCs w:val="21"/>
-        </w:rPr>
-        <w:t>Jul. 20</w:t>
-      </w:r>
-      <w:r>
-        <w:rPr>
-          <w:rFonts w:ascii="Palatino Linotype" w:eastAsia="SimSun" w:hAnsi="Palatino Linotype" w:cs="Palatino Linotype"/>
-          <w:bCs/>
-          <w:sz w:val="21"/>
-          <w:szCs w:val="21"/>
-        </w:rPr>
-        <w:t>22</w:t>
-      </w:r>
-    </w:p>
-    <w:p>
-      <w:pPr>
-        <w:pStyle w:val="ListParagraph"/>
-        <w:spacing w:after="0" w:line="240" w:lineRule="auto"/>
-        <w:ind w:left="0"/>
-        <w:rPr>
-          <w:rFonts w:ascii="Palatino Linotype" w:hAnsi="Palatino Linotype" w:cs="Palatino Linotype"/>
-          <w:b/>
-          <w:i/>
-          <w:iCs/>
-          <w:sz w:val="21"/>
-          <w:szCs w:val="21"/>
-        </w:rPr>
-      </w:pPr>
-      <w:r>
-        <w:rPr>
-          <w:rFonts w:ascii="Palatino Linotype" w:hAnsi="Palatino Linotype" w:cs="Palatino Linotype"/>
-          <w:i/>
-          <w:iCs/>
-          <w:sz w:val="21"/>
-          <w:szCs w:val="21"/>
-        </w:rPr>
-        <w:t>B</w:t>
-      </w:r>
-      <w:r>
-        <w:rPr>
-          <w:rFonts w:ascii="Palatino Linotype" w:eastAsia="SimSun" w:hAnsi="Palatino Linotype" w:cs="Palatino Linotype" w:hint="eastAsia"/>
-          <w:i/>
-          <w:iCs/>
-          <w:sz w:val="21"/>
-          <w:szCs w:val="21"/>
-        </w:rPr>
-        <w:t xml:space="preserve">achelor of </w:t>
+        <w:t>s</w:t>
       </w:r>
       <w:r>
         <w:rPr>
@@ -910,17 +945,7 @@
           <w:sz w:val="21"/>
           <w:szCs w:val="21"/>
         </w:rPr>
-        <w:t xml:space="preserve">Atmospheric </w:t>
-      </w:r>
-      <w:r>
-        <w:rPr>
-          <w:rFonts w:ascii="Palatino Linotype" w:eastAsia="SimSun" w:hAnsi="Palatino Linotype" w:cs="Palatino Linotype" w:hint="eastAsia"/>
-          <w:i/>
-          <w:iCs/>
-          <w:sz w:val="21"/>
-          <w:szCs w:val="21"/>
-        </w:rPr>
-        <w:t>Science</w:t>
+        <w:t xml:space="preserve"> (</w:t>
       </w:r>
       <w:r>
         <w:rPr>
@@ -930,7 +955,7 @@
           <w:sz w:val="21"/>
           <w:szCs w:val="21"/>
         </w:rPr>
-        <w:t>s</w:t>
+        <w:t>School of Physics</w:t>
       </w:r>
       <w:r>
         <w:rPr>
@@ -940,23 +965,260 @@
           <w:sz w:val="21"/>
           <w:szCs w:val="21"/>
         </w:rPr>
-        <w:t xml:space="preserve"> (</w:t>
-      </w:r>
-      <w:r>
+        <w:t>)</w:t>
+      </w:r>
+    </w:p>
+    <w:p>
+      <w:pPr>
+        <w:spacing w:after="0" w:line="240" w:lineRule="auto"/>
+        <w:rPr>
+          <w:rFonts w:ascii="Palatino Linotype" w:hAnsi="Palatino Linotype" w:cs="Palatino Linotype"/>
+          <w:sz w:val="21"/>
+          <w:szCs w:val="21"/>
+        </w:rPr>
+      </w:pPr>
+    </w:p>
+    <w:p>
+      <w:pPr>
+        <w:spacing w:after="0" w:line="240" w:lineRule="auto"/>
+        <w:rPr>
+          <w:rFonts w:ascii="Palatino Linotype" w:hAnsi="Palatino Linotype" w:cs="Palatino Linotype"/>
+          <w:sz w:val="21"/>
+          <w:szCs w:val="21"/>
+        </w:rPr>
+      </w:pPr>
+    </w:p>
+    <w:p>
+      <w:pPr>
+        <w:spacing w:after="0" w:line="240" w:lineRule="auto"/>
         <w:rPr>
           <w:rFonts w:ascii="Palatino Linotype" w:eastAsia="SimSun" w:hAnsi="Palatino Linotype" w:cs="Palatino Linotype"/>
+          <w:b/>
+          <w:sz w:val="21"/>
+          <w:szCs w:val="21"/>
+        </w:rPr>
+      </w:pPr>
+      <w:r>
+        <w:rPr>
+          <w:rFonts w:ascii="Palatino Linotype" w:eastAsia="SimSun" w:hAnsi="Palatino Linotype" w:cs="Palatino Linotype"/>
+          <w:b/>
+          <w:sz w:val="21"/>
+          <w:szCs w:val="21"/>
+        </w:rPr>
+        <w:t>PUBLICATIONS</w:t>
+      </w:r>
+    </w:p>
+    <w:p>
+      <w:pPr>
+        <w:spacing w:after="0" w:line="60" w:lineRule="exact"/>
+        <w:rPr>
+          <w:rFonts w:ascii="Palatino Linotype" w:hAnsi="Palatino Linotype" w:cs="Palatino Linotype"/>
+          <w:b/>
+          <w:sz w:val="21"/>
+          <w:szCs w:val="21"/>
+          <w:u w:val="single"/>
+        </w:rPr>
+      </w:pPr>
+      <w:r>
+        <w:rPr>
+          <w:rFonts w:ascii="Palatino Linotype" w:eastAsia="SimSun" w:hAnsi="Palatino Linotype" w:cs="Palatino Linotype" w:hint="eastAsia"/>
+          <w:b/>
+          <w:sz w:val="21"/>
+          <w:szCs w:val="21"/>
+          <w:u w:val="single"/>
+        </w:rPr>
+        <w:t>________________________________________________________________________________________________</w:t>
+      </w:r>
+      <w:r>
+        <w:rPr>
+          <w:rFonts w:ascii="Palatino Linotype" w:eastAsia="SimSun" w:hAnsi="Palatino Linotype" w:cs="Palatino Linotype" w:hint="eastAsia"/>
+          <w:b/>
+          <w:sz w:val="21"/>
+          <w:szCs w:val="21"/>
+        </w:rPr>
+        <w:t xml:space="preserve"> </w:t>
+      </w:r>
+      <w:r>
+        <w:rPr>
+          <w:rFonts w:ascii="Palatino Linotype" w:eastAsia="SimSun" w:hAnsi="Palatino Linotype" w:cs="Palatino Linotype" w:hint="eastAsia"/>
+          <w:b/>
+          <w:sz w:val="21"/>
+          <w:szCs w:val="21"/>
+          <w:u w:val="single"/>
+        </w:rPr>
+        <w:t xml:space="preserve">                         </w:t>
+      </w:r>
+    </w:p>
+    <w:p>
+      <w:pPr>
+        <w:spacing w:after="0" w:line="240" w:lineRule="auto"/>
+        <w:rPr>
+          <w:rFonts w:ascii="Palatino Linotype" w:hAnsi="Palatino Linotype" w:cs="Palatino Linotype"/>
+          <w:b/>
+          <w:bCs/>
+          <w:sz w:val="21"/>
+          <w:szCs w:val="21"/>
+        </w:rPr>
+      </w:pPr>
+      <w:r>
+        <w:rPr>
+          <w:rFonts w:ascii="Palatino Linotype" w:hAnsi="Palatino Linotype" w:cs="Palatino Linotype"/>
+          <w:b/>
+          <w:bCs/>
+          <w:sz w:val="21"/>
+          <w:szCs w:val="21"/>
+        </w:rPr>
+        <w:t>Submitted:</w:t>
+      </w:r>
+    </w:p>
+    <w:p>
+      <w:pPr>
+        <w:spacing w:after="0" w:line="240" w:lineRule="auto"/>
+        <w:rPr>
+          <w:rFonts w:ascii="Palatino Linotype" w:hAnsi="Palatino Linotype" w:cs="Palatino Linotype"/>
+          <w:sz w:val="21"/>
+          <w:szCs w:val="21"/>
+        </w:rPr>
+      </w:pPr>
+      <w:r>
+        <w:rPr>
+          <w:rFonts w:ascii="Palatino Linotype" w:hAnsi="Palatino Linotype" w:cs="Palatino Linotype"/>
+          <w:b/>
+          <w:bCs/>
+          <w:sz w:val="21"/>
+          <w:szCs w:val="21"/>
+        </w:rPr>
+        <w:t>Quan, H.</w:t>
+      </w:r>
+      <w:r>
+        <w:rPr>
+          <w:rFonts w:ascii="Palatino Linotype" w:hAnsi="Palatino Linotype" w:cs="Palatino Linotype"/>
+          <w:sz w:val="21"/>
+          <w:szCs w:val="21"/>
+        </w:rPr>
+        <w:t>,</w:t>
+      </w:r>
+      <w:r>
+        <w:rPr>
+          <w:rFonts w:ascii="Palatino Linotype" w:hAnsi="Palatino Linotype" w:cs="Palatino Linotype" w:hint="eastAsia"/>
+          <w:sz w:val="21"/>
+          <w:szCs w:val="21"/>
+        </w:rPr>
+        <w:t xml:space="preserve"> Zhang, Y.,</w:t>
+      </w:r>
+      <w:r>
+        <w:rPr>
+          <w:rFonts w:ascii="Palatino Linotype" w:hAnsi="Palatino Linotype" w:cs="Palatino Linotype"/>
+          <w:sz w:val="21"/>
+          <w:szCs w:val="21"/>
+        </w:rPr>
+        <w:t xml:space="preserve"> Dagan, G.,</w:t>
+      </w:r>
+      <w:r>
+        <w:rPr>
+          <w:rFonts w:ascii="Palatino Linotype" w:hAnsi="Palatino Linotype" w:cs="Palatino Linotype" w:hint="eastAsia"/>
+          <w:sz w:val="21"/>
+          <w:szCs w:val="21"/>
+        </w:rPr>
+        <w:t xml:space="preserve"> &amp;</w:t>
+      </w:r>
+      <w:r>
+        <w:rPr>
+          <w:rFonts w:ascii="Palatino Linotype" w:hAnsi="Palatino Linotype" w:cs="Palatino Linotype"/>
+          <w:sz w:val="21"/>
+          <w:szCs w:val="21"/>
+        </w:rPr>
+        <w:t xml:space="preserve"> </w:t>
+      </w:r>
+      <w:proofErr w:type="spellStart"/>
+      <w:r>
+        <w:rPr>
+          <w:rFonts w:ascii="Palatino Linotype" w:hAnsi="Palatino Linotype" w:cs="Palatino Linotype"/>
+          <w:sz w:val="21"/>
+          <w:szCs w:val="21"/>
+        </w:rPr>
+        <w:t>Fueglistaler</w:t>
+      </w:r>
+      <w:proofErr w:type="spellEnd"/>
+      <w:r>
+        <w:rPr>
+          <w:rFonts w:ascii="Palatino Linotype" w:hAnsi="Palatino Linotype" w:cs="Palatino Linotype"/>
+          <w:sz w:val="21"/>
+          <w:szCs w:val="21"/>
+        </w:rPr>
+        <w:t>, S.</w:t>
+      </w:r>
+      <w:r>
+        <w:rPr>
+          <w:rFonts w:ascii="Palatino Linotype" w:hAnsi="Palatino Linotype" w:cs="Palatino Linotype"/>
+          <w:sz w:val="21"/>
+          <w:szCs w:val="21"/>
+        </w:rPr>
+        <w:t xml:space="preserve"> </w:t>
+      </w:r>
+      <w:r>
+        <w:rPr>
+          <w:rFonts w:ascii="Palatino Linotype" w:hAnsi="Palatino Linotype" w:cs="Palatino Linotype"/>
+          <w:sz w:val="21"/>
+          <w:szCs w:val="21"/>
+        </w:rPr>
+        <w:t xml:space="preserve">Transition to periodic precipitation in a warmer climate due to stronger </w:t>
+      </w:r>
+      <w:proofErr w:type="gramStart"/>
+      <w:r>
+        <w:rPr>
+          <w:rFonts w:ascii="Palatino Linotype" w:hAnsi="Palatino Linotype" w:cs="Palatino Linotype"/>
+          <w:sz w:val="21"/>
+          <w:szCs w:val="21"/>
+        </w:rPr>
+        <w:t>convectively-coupled</w:t>
+      </w:r>
+      <w:proofErr w:type="gramEnd"/>
+      <w:r>
+        <w:rPr>
+          <w:rFonts w:ascii="Palatino Linotype" w:hAnsi="Palatino Linotype" w:cs="Palatino Linotype"/>
+          <w:sz w:val="21"/>
+          <w:szCs w:val="21"/>
+        </w:rPr>
+        <w:t xml:space="preserve"> waves</w:t>
+      </w:r>
+      <w:r>
+        <w:rPr>
+          <w:rFonts w:ascii="Palatino Linotype" w:hAnsi="Palatino Linotype" w:cs="Palatino Linotype"/>
+          <w:sz w:val="21"/>
+          <w:szCs w:val="21"/>
+        </w:rPr>
+        <w:t xml:space="preserve">. </w:t>
+      </w:r>
+      <w:r>
+        <w:rPr>
+          <w:rFonts w:ascii="Palatino Linotype" w:hAnsi="Palatino Linotype" w:cs="Palatino Linotype"/>
+          <w:sz w:val="21"/>
+          <w:szCs w:val="21"/>
+        </w:rPr>
+        <w:t>(</w:t>
+      </w:r>
+      <w:r>
+        <w:rPr>
+          <w:rFonts w:ascii="Palatino Linotype" w:hAnsi="Palatino Linotype" w:cs="Palatino Linotype"/>
+          <w:sz w:val="21"/>
+          <w:szCs w:val="21"/>
+        </w:rPr>
+        <w:t xml:space="preserve">under review in </w:t>
+      </w:r>
+      <w:r>
+        <w:rPr>
+          <w:rFonts w:ascii="Palatino Linotype" w:hAnsi="Palatino Linotype" w:cs="Palatino Linotype"/>
           <w:i/>
           <w:iCs/>
           <w:sz w:val="21"/>
           <w:szCs w:val="21"/>
         </w:rPr>
-        <w:t>School of Physics</w:t>
-      </w:r>
-      <w:r>
-        <w:rPr>
-          <w:rFonts w:ascii="Palatino Linotype" w:eastAsia="SimSun" w:hAnsi="Palatino Linotype" w:cs="Palatino Linotype"/>
-          <w:i/>
-          <w:iCs/>
+        <w:t>Science Advances</w:t>
+      </w:r>
+      <w:r>
+        <w:rPr>
+          <w:rFonts w:ascii="Palatino Linotype" w:hAnsi="Palatino Linotype" w:cs="Palatino Linotype"/>
           <w:sz w:val="21"/>
           <w:szCs w:val="21"/>
         </w:rPr>
@@ -965,315 +1227,6 @@
     </w:p>
     <w:p>
       <w:pPr>
-        <w:pStyle w:val="ListParagraph"/>
-        <w:numPr>
-          <w:ilvl w:val="0"/>
-          <w:numId w:val="1"/>
-        </w:numPr>
-        <w:spacing w:after="0" w:line="240" w:lineRule="auto"/>
-        <w:rPr>
-          <w:rFonts w:ascii="Palatino Linotype" w:hAnsi="Palatino Linotype" w:cs="Palatino Linotype"/>
-          <w:sz w:val="21"/>
-          <w:szCs w:val="21"/>
-        </w:rPr>
-      </w:pPr>
-      <w:r>
-        <w:rPr>
-          <w:rFonts w:ascii="Palatino Linotype" w:hAnsi="Palatino Linotype" w:cs="Palatino Linotype"/>
-          <w:sz w:val="21"/>
-          <w:szCs w:val="21"/>
-        </w:rPr>
-        <w:t xml:space="preserve">Overall GPA: </w:t>
-      </w:r>
-      <w:r>
-        <w:rPr>
-          <w:rFonts w:ascii="Palatino Linotype" w:hAnsi="Palatino Linotype" w:cs="Palatino Linotype"/>
-          <w:b/>
-          <w:bCs/>
-          <w:sz w:val="21"/>
-          <w:szCs w:val="21"/>
-        </w:rPr>
-        <w:t>3.8</w:t>
-      </w:r>
-      <w:r>
-        <w:rPr>
-          <w:rFonts w:ascii="Palatino Linotype" w:hAnsi="Palatino Linotype" w:cs="Palatino Linotype"/>
-          <w:b/>
-          <w:bCs/>
-          <w:sz w:val="21"/>
-          <w:szCs w:val="21"/>
-        </w:rPr>
-        <w:t>5</w:t>
-      </w:r>
-      <w:r>
-        <w:rPr>
-          <w:rFonts w:ascii="Palatino Linotype" w:hAnsi="Palatino Linotype" w:cs="Palatino Linotype"/>
-          <w:b/>
-          <w:bCs/>
-          <w:sz w:val="21"/>
-          <w:szCs w:val="21"/>
-        </w:rPr>
-        <w:t>/4.00</w:t>
-      </w:r>
-      <w:r>
-        <w:rPr>
-          <w:rFonts w:ascii="Palatino Linotype" w:eastAsia="SimSun" w:hAnsi="Palatino Linotype" w:cs="Palatino Linotype" w:hint="eastAsia"/>
-          <w:sz w:val="21"/>
-          <w:szCs w:val="21"/>
-        </w:rPr>
-        <w:t xml:space="preserve"> </w:t>
-      </w:r>
-      <w:r>
-        <w:rPr>
-          <w:rFonts w:ascii="Palatino Linotype" w:eastAsia="SimSun" w:hAnsi="Palatino Linotype" w:cs="Palatino Linotype"/>
-          <w:sz w:val="21"/>
-          <w:szCs w:val="21"/>
-        </w:rPr>
-        <w:t xml:space="preserve">or </w:t>
-      </w:r>
-      <w:r>
-        <w:rPr>
-          <w:rFonts w:ascii="Palatino Linotype" w:eastAsia="SimSun" w:hAnsi="Palatino Linotype" w:cs="Palatino Linotype"/>
-          <w:b/>
-          <w:bCs/>
-          <w:sz w:val="21"/>
-          <w:szCs w:val="21"/>
-        </w:rPr>
-        <w:t>91/100</w:t>
-      </w:r>
-      <w:r>
-        <w:rPr>
-          <w:rFonts w:ascii="Palatino Linotype" w:eastAsia="SimSun" w:hAnsi="Palatino Linotype" w:cs="Palatino Linotype"/>
-          <w:b/>
-          <w:bCs/>
-          <w:sz w:val="21"/>
-          <w:szCs w:val="21"/>
-        </w:rPr>
-        <w:t xml:space="preserve"> </w:t>
-      </w:r>
-    </w:p>
-    <w:p>
-      <w:pPr>
-        <w:pStyle w:val="ListParagraph"/>
-        <w:numPr>
-          <w:ilvl w:val="0"/>
-          <w:numId w:val="1"/>
-        </w:numPr>
-        <w:spacing w:after="0" w:line="240" w:lineRule="auto"/>
-        <w:rPr>
-          <w:rFonts w:ascii="Palatino Linotype" w:hAnsi="Palatino Linotype" w:cs="Palatino Linotype"/>
-          <w:sz w:val="21"/>
-          <w:szCs w:val="21"/>
-        </w:rPr>
-      </w:pPr>
-      <w:r>
-        <w:rPr>
-          <w:rFonts w:ascii="Palatino Linotype" w:hAnsi="Palatino Linotype" w:cs="Palatino Linotype"/>
-          <w:sz w:val="21"/>
-          <w:szCs w:val="21"/>
-        </w:rPr>
-        <w:t>Ranking</w:t>
-      </w:r>
-      <w:r>
-        <w:rPr>
-          <w:rFonts w:ascii="Palatino Linotype" w:hAnsi="Palatino Linotype" w:cs="Palatino Linotype"/>
-          <w:sz w:val="21"/>
-          <w:szCs w:val="21"/>
-        </w:rPr>
-        <w:t xml:space="preserve">: </w:t>
-      </w:r>
-      <w:r>
-        <w:rPr>
-          <w:rFonts w:ascii="Palatino Linotype" w:hAnsi="Palatino Linotype" w:cs="Palatino Linotype"/>
-          <w:b/>
-          <w:bCs/>
-          <w:sz w:val="21"/>
-          <w:szCs w:val="21"/>
-        </w:rPr>
-        <w:t>9</w:t>
-      </w:r>
-      <w:r>
-        <w:rPr>
-          <w:rFonts w:ascii="Palatino Linotype" w:hAnsi="Palatino Linotype" w:cs="Palatino Linotype"/>
-          <w:b/>
-          <w:bCs/>
-          <w:sz w:val="21"/>
-          <w:szCs w:val="21"/>
-        </w:rPr>
-        <w:t>/1</w:t>
-      </w:r>
-      <w:r>
-        <w:rPr>
-          <w:rFonts w:ascii="Palatino Linotype" w:hAnsi="Palatino Linotype" w:cs="Palatino Linotype"/>
-          <w:b/>
-          <w:bCs/>
-          <w:sz w:val="21"/>
-          <w:szCs w:val="21"/>
-        </w:rPr>
-        <w:t>76</w:t>
-      </w:r>
-      <w:r>
-        <w:rPr>
-          <w:rFonts w:ascii="Palatino Linotype" w:hAnsi="Palatino Linotype" w:cs="Palatino Linotype"/>
-          <w:b/>
-          <w:bCs/>
-          <w:sz w:val="21"/>
-          <w:szCs w:val="21"/>
-        </w:rPr>
-        <w:t>, top 5%</w:t>
-      </w:r>
-      <w:r>
-        <w:rPr>
-          <w:rFonts w:ascii="Palatino Linotype" w:hAnsi="Palatino Linotype" w:cs="Palatino Linotype"/>
-          <w:sz w:val="21"/>
-          <w:szCs w:val="21"/>
-        </w:rPr>
-        <w:t xml:space="preserve"> (</w:t>
-      </w:r>
-      <w:r>
-        <w:rPr>
-          <w:rFonts w:ascii="Palatino Linotype" w:hAnsi="Palatino Linotype" w:cs="Palatino Linotype"/>
-          <w:sz w:val="21"/>
-          <w:szCs w:val="21"/>
-        </w:rPr>
-        <w:t xml:space="preserve">physics </w:t>
-      </w:r>
-      <w:r>
-        <w:rPr>
-          <w:rFonts w:ascii="Palatino Linotype" w:hAnsi="Palatino Linotype" w:cs="Palatino Linotype"/>
-          <w:sz w:val="21"/>
-          <w:szCs w:val="21"/>
-        </w:rPr>
-        <w:t xml:space="preserve">school) or </w:t>
-      </w:r>
-      <w:r>
-        <w:rPr>
-          <w:rFonts w:ascii="Palatino Linotype" w:hAnsi="Palatino Linotype" w:cs="Palatino Linotype"/>
-          <w:b/>
-          <w:bCs/>
-          <w:sz w:val="21"/>
-          <w:szCs w:val="21"/>
-        </w:rPr>
-        <w:t>1/1</w:t>
-      </w:r>
-      <w:r>
-        <w:rPr>
-          <w:rFonts w:ascii="Palatino Linotype" w:hAnsi="Palatino Linotype" w:cs="Palatino Linotype"/>
-          <w:b/>
-          <w:bCs/>
-          <w:sz w:val="21"/>
-          <w:szCs w:val="21"/>
-        </w:rPr>
-        <w:t>4</w:t>
-      </w:r>
-      <w:r>
-        <w:rPr>
-          <w:rFonts w:ascii="Palatino Linotype" w:hAnsi="Palatino Linotype" w:cs="Palatino Linotype"/>
-          <w:sz w:val="21"/>
-          <w:szCs w:val="21"/>
-        </w:rPr>
-        <w:t xml:space="preserve"> (</w:t>
-      </w:r>
-      <w:r>
-        <w:rPr>
-          <w:rFonts w:ascii="Palatino Linotype" w:hAnsi="Palatino Linotype" w:cs="Palatino Linotype"/>
-          <w:sz w:val="21"/>
-          <w:szCs w:val="21"/>
-        </w:rPr>
-        <w:t xml:space="preserve">atmospheric sciences </w:t>
-      </w:r>
-      <w:r>
-        <w:rPr>
-          <w:rFonts w:ascii="Palatino Linotype" w:hAnsi="Palatino Linotype" w:cs="Palatino Linotype"/>
-          <w:sz w:val="21"/>
-          <w:szCs w:val="21"/>
-        </w:rPr>
-        <w:t>department)</w:t>
-      </w:r>
-    </w:p>
-    <w:p>
-      <w:pPr>
-        <w:spacing w:after="0" w:line="240" w:lineRule="auto"/>
-        <w:rPr>
-          <w:rFonts w:ascii="Palatino Linotype" w:hAnsi="Palatino Linotype" w:cs="Palatino Linotype"/>
-          <w:sz w:val="21"/>
-          <w:szCs w:val="21"/>
-        </w:rPr>
-      </w:pPr>
-    </w:p>
-    <w:p>
-      <w:pPr>
-        <w:spacing w:after="0" w:line="240" w:lineRule="auto"/>
-        <w:rPr>
-          <w:rFonts w:ascii="Palatino Linotype" w:hAnsi="Palatino Linotype" w:cs="Palatino Linotype"/>
-          <w:sz w:val="21"/>
-          <w:szCs w:val="21"/>
-        </w:rPr>
-      </w:pPr>
-    </w:p>
-    <w:p>
-      <w:pPr>
-        <w:spacing w:after="0" w:line="240" w:lineRule="auto"/>
-        <w:rPr>
-          <w:rFonts w:ascii="Palatino Linotype" w:eastAsia="SimSun" w:hAnsi="Palatino Linotype" w:cs="Palatino Linotype"/>
-          <w:b/>
-          <w:sz w:val="21"/>
-          <w:szCs w:val="21"/>
-        </w:rPr>
-      </w:pPr>
-      <w:r>
-        <w:rPr>
-          <w:rFonts w:ascii="Palatino Linotype" w:eastAsia="SimSun" w:hAnsi="Palatino Linotype" w:cs="Palatino Linotype"/>
-          <w:b/>
-          <w:sz w:val="21"/>
-          <w:szCs w:val="21"/>
-        </w:rPr>
-        <w:t>PUBLICATIONS</w:t>
-      </w:r>
-    </w:p>
-    <w:p>
-      <w:pPr>
-        <w:spacing w:after="0" w:line="60" w:lineRule="exact"/>
-        <w:rPr>
-          <w:rFonts w:ascii="Palatino Linotype" w:hAnsi="Palatino Linotype" w:cs="Palatino Linotype"/>
-          <w:b/>
-          <w:sz w:val="21"/>
-          <w:szCs w:val="21"/>
-          <w:u w:val="single"/>
-        </w:rPr>
-      </w:pPr>
-      <w:r>
-        <w:rPr>
-          <w:rFonts w:ascii="Palatino Linotype" w:eastAsia="SimSun" w:hAnsi="Palatino Linotype" w:cs="Palatino Linotype" w:hint="eastAsia"/>
-          <w:b/>
-          <w:sz w:val="21"/>
-          <w:szCs w:val="21"/>
-          <w:u w:val="single"/>
-        </w:rPr>
-        <w:t>________________________________________________________________________________________________</w:t>
-      </w:r>
-      <w:r>
-        <w:rPr>
-          <w:rFonts w:ascii="Palatino Linotype" w:eastAsia="SimSun" w:hAnsi="Palatino Linotype" w:cs="Palatino Linotype" w:hint="eastAsia"/>
-          <w:b/>
-          <w:sz w:val="21"/>
-          <w:szCs w:val="21"/>
-        </w:rPr>
-        <w:t xml:space="preserve"> </w:t>
-      </w:r>
-      <w:r>
-        <w:rPr>
-          <w:rFonts w:ascii="Palatino Linotype" w:eastAsia="SimSun" w:hAnsi="Palatino Linotype" w:cs="Palatino Linotype" w:hint="eastAsia"/>
-          <w:b/>
-          <w:sz w:val="21"/>
-          <w:szCs w:val="21"/>
-          <w:u w:val="single"/>
-        </w:rPr>
-        <w:t xml:space="preserve">                         </w:t>
-      </w:r>
-    </w:p>
-    <w:p>
-      <w:pPr>
         <w:spacing w:after="0" w:line="240" w:lineRule="auto"/>
         <w:rPr>
           <w:rFonts w:ascii="Palatino Linotype" w:hAnsi="Palatino Linotype" w:cs="Palatino Linotype"/>
@@ -1301,19 +1254,27 @@
       </w:r>
       <w:r>
         <w:rPr>
+          <w:rFonts w:ascii="Palatino Linotype" w:hAnsi="Palatino Linotype" w:cs="Palatino Linotype"/>
+          <w:sz w:val="21"/>
+          <w:szCs w:val="21"/>
+        </w:rPr>
+        <w:t xml:space="preserve"> Yang</w:t>
+      </w:r>
+      <w:r>
+        <w:rPr>
           <w:rFonts w:ascii="Palatino Linotype" w:hAnsi="Palatino Linotype" w:cs="Palatino Linotype" w:hint="eastAsia"/>
           <w:sz w:val="21"/>
           <w:szCs w:val="21"/>
         </w:rPr>
-        <w:t xml:space="preserve"> Zhang, Y.,</w:t>
-      </w:r>
-      <w:r>
-        <w:rPr>
-          <w:rFonts w:ascii="Palatino Linotype" w:hAnsi="Palatino Linotype" w:cs="Palatino Linotype"/>
-          <w:sz w:val="21"/>
-          <w:szCs w:val="21"/>
-        </w:rPr>
-        <w:t xml:space="preserve"> Dagan, G.,</w:t>
+        <w:t xml:space="preserve">, </w:t>
+      </w:r>
+      <w:r>
+        <w:rPr>
+          <w:rFonts w:ascii="Palatino Linotype" w:hAnsi="Palatino Linotype" w:cs="Palatino Linotype"/>
+          <w:sz w:val="21"/>
+          <w:szCs w:val="21"/>
+        </w:rPr>
+        <w:t>D</w:t>
       </w:r>
       <w:r>
         <w:rPr>
@@ -1321,15 +1282,31 @@
           <w:sz w:val="21"/>
           <w:szCs w:val="21"/>
         </w:rPr>
-        <w:t xml:space="preserve"> &amp;</w:t>
-      </w:r>
-      <w:r>
-        <w:rPr>
-          <w:rFonts w:ascii="Palatino Linotype" w:hAnsi="Palatino Linotype" w:cs="Palatino Linotype"/>
-          <w:sz w:val="21"/>
-          <w:szCs w:val="21"/>
-        </w:rPr>
-        <w:t xml:space="preserve"> </w:t>
+        <w:t>.</w:t>
+      </w:r>
+      <w:r>
+        <w:rPr>
+          <w:rFonts w:ascii="Palatino Linotype" w:hAnsi="Palatino Linotype" w:cs="Palatino Linotype"/>
+          <w:sz w:val="21"/>
+          <w:szCs w:val="21"/>
+        </w:rPr>
+        <w:t>,</w:t>
+      </w:r>
+      <w:r>
+        <w:rPr>
+          <w:rFonts w:ascii="Palatino Linotype" w:hAnsi="Palatino Linotype" w:cs="Palatino Linotype"/>
+          <w:sz w:val="21"/>
+          <w:szCs w:val="21"/>
+        </w:rPr>
+        <w:t xml:space="preserve"> Boos, W., Shaw, T.,</w:t>
+      </w:r>
+      <w:r>
+        <w:rPr>
+          <w:rFonts w:ascii="Palatino Linotype" w:hAnsi="Palatino Linotype" w:cs="Palatino Linotype"/>
+          <w:sz w:val="21"/>
+          <w:szCs w:val="21"/>
+        </w:rPr>
+        <w:t xml:space="preserve"> Ge, H., Zeng, Y., &amp; </w:t>
       </w:r>
       <w:proofErr w:type="spellStart"/>
       <w:r>
@@ -1338,7 +1315,7 @@
           <w:sz w:val="21"/>
           <w:szCs w:val="21"/>
         </w:rPr>
-        <w:t>Fueglistaler</w:t>
+        <w:t>KleinStern</w:t>
       </w:r>
       <w:proofErr w:type="spellEnd"/>
       <w:r>
@@ -1347,75 +1324,31 @@
           <w:sz w:val="21"/>
           <w:szCs w:val="21"/>
         </w:rPr>
-        <w:t>, S.</w:t>
-      </w:r>
-      <w:r>
-        <w:rPr>
-          <w:rFonts w:ascii="Palatino Linotype" w:hAnsi="Palatino Linotype" w:cs="Palatino Linotype"/>
-          <w:sz w:val="21"/>
-          <w:szCs w:val="21"/>
-        </w:rPr>
-        <w:t xml:space="preserve"> </w:t>
-      </w:r>
-      <w:r>
-        <w:rPr>
-          <w:rFonts w:ascii="Palatino Linotype" w:hAnsi="Palatino Linotype" w:cs="Palatino Linotype"/>
-          <w:sz w:val="21"/>
-          <w:szCs w:val="21"/>
-        </w:rPr>
-        <w:t xml:space="preserve">Transition to periodic precipitation in a warmer climate due to stronger </w:t>
-      </w:r>
-      <w:proofErr w:type="gramStart"/>
-      <w:r>
-        <w:rPr>
-          <w:rFonts w:ascii="Palatino Linotype" w:hAnsi="Palatino Linotype" w:cs="Palatino Linotype"/>
-          <w:sz w:val="21"/>
-          <w:szCs w:val="21"/>
-        </w:rPr>
-        <w:t>convectively-coupled</w:t>
-      </w:r>
-      <w:proofErr w:type="gramEnd"/>
-      <w:r>
-        <w:rPr>
-          <w:rFonts w:ascii="Palatino Linotype" w:hAnsi="Palatino Linotype" w:cs="Palatino Linotype"/>
-          <w:sz w:val="21"/>
-          <w:szCs w:val="21"/>
-        </w:rPr>
-        <w:t xml:space="preserve"> waves</w:t>
-      </w:r>
-      <w:r>
-        <w:rPr>
-          <w:rFonts w:ascii="Palatino Linotype" w:hAnsi="Palatino Linotype" w:cs="Palatino Linotype"/>
-          <w:sz w:val="21"/>
-          <w:szCs w:val="21"/>
-        </w:rPr>
-        <w:t xml:space="preserve">. </w:t>
-      </w:r>
-      <w:r>
-        <w:rPr>
-          <w:rFonts w:ascii="Palatino Linotype" w:hAnsi="Palatino Linotype" w:cs="Palatino Linotype"/>
-          <w:sz w:val="21"/>
-          <w:szCs w:val="21"/>
-        </w:rPr>
-        <w:t>(</w:t>
-      </w:r>
-      <w:r>
-        <w:rPr>
-          <w:rFonts w:ascii="Palatino Linotype" w:hAnsi="Palatino Linotype" w:cs="Palatino Linotype"/>
-          <w:sz w:val="21"/>
-          <w:szCs w:val="21"/>
-        </w:rPr>
-        <w:t xml:space="preserve">first revision under review in </w:t>
-      </w:r>
-      <w:r>
-        <w:rPr>
-          <w:rFonts w:ascii="Palatino Linotype" w:hAnsi="Palatino Linotype" w:cs="Palatino Linotype"/>
-          <w:i/>
-          <w:iCs/>
-          <w:sz w:val="21"/>
-          <w:szCs w:val="21"/>
-        </w:rPr>
-        <w:t>Science Advances</w:t>
+        <w:t xml:space="preserve">, C. Vapor buoyancy </w:t>
+      </w:r>
+      <w:r>
+        <w:rPr>
+          <w:rFonts w:ascii="Palatino Linotype" w:hAnsi="Palatino Linotype" w:cs="Palatino Linotype"/>
+          <w:sz w:val="21"/>
+          <w:szCs w:val="21"/>
+        </w:rPr>
+        <w:t>and</w:t>
+      </w:r>
+      <w:r>
+        <w:rPr>
+          <w:rFonts w:ascii="Palatino Linotype" w:hAnsi="Palatino Linotype" w:cs="Palatino Linotype"/>
+          <w:sz w:val="21"/>
+          <w:szCs w:val="21"/>
+        </w:rPr>
+        <w:t xml:space="preserve"> the African easterly jet. (</w:t>
+      </w:r>
+      <w:r>
+        <w:rPr>
+          <w:rFonts w:ascii="Palatino Linotype" w:hAnsi="Palatino Linotype" w:cs="Palatino Linotype"/>
+          <w:sz w:val="21"/>
+          <w:szCs w:val="21"/>
+        </w:rPr>
+        <w:t>submitted</w:t>
       </w:r>
       <w:r>
         <w:rPr>
@@ -1431,98 +1364,34 @@
         <w:spacing w:after="0" w:line="240" w:lineRule="auto"/>
         <w:rPr>
           <w:rFonts w:ascii="Palatino Linotype" w:hAnsi="Palatino Linotype" w:cs="Palatino Linotype"/>
-          <w:sz w:val="21"/>
-          <w:szCs w:val="21"/>
-        </w:rPr>
-      </w:pPr>
-      <w:r>
-        <w:rPr>
-          <w:rFonts w:ascii="Palatino Linotype" w:hAnsi="Palatino Linotype" w:cs="Palatino Linotype"/>
-          <w:b/>
-          <w:bCs/>
-          <w:sz w:val="21"/>
-          <w:szCs w:val="21"/>
-        </w:rPr>
-        <w:t>Quan, H.</w:t>
-      </w:r>
-      <w:r>
-        <w:rPr>
-          <w:rFonts w:ascii="Palatino Linotype" w:hAnsi="Palatino Linotype" w:cs="Palatino Linotype"/>
-          <w:sz w:val="21"/>
-          <w:szCs w:val="21"/>
-        </w:rPr>
-        <w:t>,</w:t>
-      </w:r>
-      <w:r>
-        <w:rPr>
-          <w:rFonts w:ascii="Palatino Linotype" w:hAnsi="Palatino Linotype" w:cs="Palatino Linotype"/>
-          <w:sz w:val="21"/>
-          <w:szCs w:val="21"/>
-        </w:rPr>
-        <w:t xml:space="preserve"> Yang</w:t>
-      </w:r>
-      <w:r>
-        <w:rPr>
-          <w:rFonts w:ascii="Palatino Linotype" w:hAnsi="Palatino Linotype" w:cs="Palatino Linotype" w:hint="eastAsia"/>
-          <w:sz w:val="21"/>
-          <w:szCs w:val="21"/>
-        </w:rPr>
-        <w:t xml:space="preserve">, </w:t>
-      </w:r>
-      <w:r>
-        <w:rPr>
-          <w:rFonts w:ascii="Palatino Linotype" w:hAnsi="Palatino Linotype" w:cs="Palatino Linotype"/>
-          <w:sz w:val="21"/>
-          <w:szCs w:val="21"/>
-        </w:rPr>
-        <w:t>D</w:t>
-      </w:r>
-      <w:r>
-        <w:rPr>
-          <w:rFonts w:ascii="Palatino Linotype" w:hAnsi="Palatino Linotype" w:cs="Palatino Linotype" w:hint="eastAsia"/>
-          <w:sz w:val="21"/>
-          <w:szCs w:val="21"/>
-        </w:rPr>
-        <w:t>.</w:t>
-      </w:r>
-      <w:r>
-        <w:rPr>
-          <w:rFonts w:ascii="Palatino Linotype" w:hAnsi="Palatino Linotype" w:cs="Palatino Linotype"/>
-          <w:sz w:val="21"/>
-          <w:szCs w:val="21"/>
-        </w:rPr>
-        <w:t xml:space="preserve">, Ge, H., Zeng, Y., &amp; </w:t>
-      </w:r>
-      <w:proofErr w:type="spellStart"/>
-      <w:r>
-        <w:rPr>
-          <w:rFonts w:ascii="Palatino Linotype" w:hAnsi="Palatino Linotype" w:cs="Palatino Linotype"/>
-          <w:sz w:val="21"/>
-          <w:szCs w:val="21"/>
-        </w:rPr>
-        <w:t>KleinStern</w:t>
-      </w:r>
-      <w:proofErr w:type="spellEnd"/>
-      <w:r>
-        <w:rPr>
-          <w:rFonts w:ascii="Palatino Linotype" w:hAnsi="Palatino Linotype" w:cs="Palatino Linotype"/>
-          <w:sz w:val="21"/>
-          <w:szCs w:val="21"/>
-        </w:rPr>
-        <w:t>, C. Vapor buoyancy slows the African easterly jet. (manuscript in preparation)</w:t>
-      </w:r>
-    </w:p>
-    <w:p>
-      <w:pPr>
-        <w:spacing w:after="0" w:line="240" w:lineRule="auto"/>
-        <w:rPr>
-          <w:rFonts w:ascii="Palatino Linotype" w:hAnsi="Palatino Linotype" w:cs="Palatino Linotype"/>
-          <w:b/>
-          <w:bCs/>
-          <w:sz w:val="21"/>
-          <w:szCs w:val="21"/>
-        </w:rPr>
-      </w:pPr>
+          <w:b/>
+          <w:bCs/>
+          <w:sz w:val="21"/>
+          <w:szCs w:val="21"/>
+        </w:rPr>
+      </w:pPr>
+    </w:p>
+    <w:p>
+      <w:pPr>
+        <w:spacing w:after="0" w:line="240" w:lineRule="auto"/>
+        <w:rPr>
+          <w:rFonts w:ascii="Palatino Linotype" w:hAnsi="Palatino Linotype" w:cs="Palatino Linotype"/>
+          <w:b/>
+          <w:bCs/>
+          <w:sz w:val="21"/>
+          <w:szCs w:val="21"/>
+        </w:rPr>
+      </w:pPr>
+      <w:r>
+        <w:rPr>
+          <w:rFonts w:ascii="Palatino Linotype" w:hAnsi="Palatino Linotype" w:cs="Palatino Linotype"/>
+          <w:b/>
+          <w:bCs/>
+          <w:sz w:val="21"/>
+          <w:szCs w:val="21"/>
+        </w:rPr>
+        <w:t>Published:</w:t>
+      </w:r>
     </w:p>
     <w:p>
       <w:pPr>
@@ -3604,6 +3473,32 @@
         <w:spacing w:after="0" w:line="240" w:lineRule="auto"/>
         <w:rPr>
           <w:rFonts w:ascii="Palatino Linotype" w:hAnsi="Palatino Linotype" w:cs="Palatino Linotype"/>
+          <w:sz w:val="21"/>
+          <w:szCs w:val="21"/>
+        </w:rPr>
+      </w:pPr>
+      <w:r>
+        <w:rPr>
+          <w:rFonts w:ascii="Palatino Linotype" w:hAnsi="Palatino Linotype" w:cs="Palatino Linotype"/>
+          <w:sz w:val="21"/>
+          <w:szCs w:val="21"/>
+        </w:rPr>
+        <w:t>Charlotte Elizabeth Procter Fellowship</w:t>
+      </w:r>
+      <w:r>
+        <w:rPr>
+          <w:rFonts w:ascii="Palatino Linotype" w:hAnsi="Palatino Linotype" w:cs="Palatino Linotype"/>
+          <w:sz w:val="21"/>
+          <w:szCs w:val="21"/>
+        </w:rPr>
+        <w:t>, Princeton University, 2026-2027</w:t>
+      </w:r>
+    </w:p>
+    <w:p>
+      <w:pPr>
+        <w:spacing w:after="0" w:line="240" w:lineRule="auto"/>
+        <w:rPr>
+          <w:rFonts w:ascii="Palatino Linotype" w:hAnsi="Palatino Linotype" w:cs="Palatino Linotype"/>
           <w:b/>
           <w:bCs/>
           <w:sz w:val="21"/>
@@ -3998,6 +3893,16 @@
       <w:pPr>
         <w:spacing w:after="0" w:line="240" w:lineRule="auto"/>
         <w:rPr>
+          <w:rFonts w:ascii="Palatino Linotype" w:hAnsi="Palatino Linotype" w:cs="Palatino Linotype"/>
+          <w:sz w:val="21"/>
+          <w:szCs w:val="21"/>
+        </w:rPr>
+      </w:pPr>
+    </w:p>
+    <w:p>
+      <w:pPr>
+        <w:spacing w:after="0" w:line="240" w:lineRule="auto"/>
+        <w:rPr>
           <w:rFonts w:ascii="Palatino Linotype" w:eastAsia="SimSun" w:hAnsi="Palatino Linotype" w:cs="Palatino Linotype"/>
           <w:b/>
           <w:sz w:val="21"/>
@@ -4022,6 +3927,7 @@
           <w:sz w:val="21"/>
           <w:szCs w:val="21"/>
         </w:rPr>
+        <w:lastRenderedPageBreak/>
         <w:t>SERVICE</w:t>
       </w:r>
     </w:p>

--- a/file/Heng_Quan_CV.docx
+++ b/file/Heng_Quan_CV.docx
@@ -1100,10 +1100,170 @@
       </w:r>
       <w:r>
         <w:rPr>
+          <w:rFonts w:ascii="Palatino Linotype" w:hAnsi="Palatino Linotype" w:cs="Palatino Linotype"/>
+          <w:sz w:val="21"/>
+          <w:szCs w:val="21"/>
+        </w:rPr>
+        <w:t xml:space="preserve"> Yang</w:t>
+      </w:r>
+      <w:r>
+        <w:rPr>
           <w:rFonts w:ascii="Palatino Linotype" w:hAnsi="Palatino Linotype" w:cs="Palatino Linotype" w:hint="eastAsia"/>
           <w:sz w:val="21"/>
           <w:szCs w:val="21"/>
         </w:rPr>
+        <w:t xml:space="preserve">, </w:t>
+      </w:r>
+      <w:r>
+        <w:rPr>
+          <w:rFonts w:ascii="Palatino Linotype" w:hAnsi="Palatino Linotype" w:cs="Palatino Linotype"/>
+          <w:sz w:val="21"/>
+          <w:szCs w:val="21"/>
+        </w:rPr>
+        <w:t>D</w:t>
+      </w:r>
+      <w:r>
+        <w:rPr>
+          <w:rFonts w:ascii="Palatino Linotype" w:hAnsi="Palatino Linotype" w:cs="Palatino Linotype" w:hint="eastAsia"/>
+          <w:sz w:val="21"/>
+          <w:szCs w:val="21"/>
+        </w:rPr>
+        <w:t>.</w:t>
+      </w:r>
+      <w:r>
+        <w:rPr>
+          <w:rFonts w:ascii="Palatino Linotype" w:hAnsi="Palatino Linotype" w:cs="Palatino Linotype"/>
+          <w:sz w:val="21"/>
+          <w:szCs w:val="21"/>
+        </w:rPr>
+        <w:t>,</w:t>
+      </w:r>
+      <w:r>
+        <w:rPr>
+          <w:rFonts w:ascii="Palatino Linotype" w:hAnsi="Palatino Linotype" w:cs="Palatino Linotype"/>
+          <w:sz w:val="21"/>
+          <w:szCs w:val="21"/>
+        </w:rPr>
+        <w:t xml:space="preserve"> Boos, W., Shaw, T.,</w:t>
+      </w:r>
+      <w:r>
+        <w:rPr>
+          <w:rFonts w:ascii="Palatino Linotype" w:hAnsi="Palatino Linotype" w:cs="Palatino Linotype"/>
+          <w:sz w:val="21"/>
+          <w:szCs w:val="21"/>
+        </w:rPr>
+        <w:t xml:space="preserve"> Ge, H., Zeng, Y., &amp; KleinStern, C. Vapor buoyancy </w:t>
+      </w:r>
+      <w:r>
+        <w:rPr>
+          <w:rFonts w:ascii="Palatino Linotype" w:hAnsi="Palatino Linotype" w:cs="Palatino Linotype"/>
+          <w:sz w:val="21"/>
+          <w:szCs w:val="21"/>
+        </w:rPr>
+        <w:t>and</w:t>
+      </w:r>
+      <w:r>
+        <w:rPr>
+          <w:rFonts w:ascii="Palatino Linotype" w:hAnsi="Palatino Linotype" w:cs="Palatino Linotype"/>
+          <w:sz w:val="21"/>
+          <w:szCs w:val="21"/>
+        </w:rPr>
+        <w:t xml:space="preserve"> the African easterly jet. (</w:t>
+      </w:r>
+      <w:r>
+        <w:rPr>
+          <w:rFonts w:ascii="Palatino Linotype" w:hAnsi="Palatino Linotype" w:cs="Palatino Linotype"/>
+          <w:sz w:val="21"/>
+          <w:szCs w:val="21"/>
+        </w:rPr>
+        <w:t>under review</w:t>
+      </w:r>
+      <w:r>
+        <w:rPr>
+          <w:rFonts w:ascii="Palatino Linotype" w:hAnsi="Palatino Linotype" w:cs="Palatino Linotype"/>
+          <w:sz w:val="21"/>
+          <w:szCs w:val="21"/>
+        </w:rPr>
+        <w:t>)</w:t>
+      </w:r>
+    </w:p>
+    <w:p>
+      <w:pPr>
+        <w:spacing w:after="0" w:line="240" w:lineRule="auto"/>
+        <w:rPr>
+          <w:rFonts w:ascii="Palatino Linotype" w:hAnsi="Palatino Linotype" w:cs="Palatino Linotype"/>
+          <w:b/>
+          <w:bCs/>
+          <w:sz w:val="21"/>
+          <w:szCs w:val="21"/>
+        </w:rPr>
+      </w:pPr>
+    </w:p>
+    <w:p>
+      <w:pPr>
+        <w:spacing w:after="0" w:line="240" w:lineRule="auto"/>
+        <w:rPr>
+          <w:rFonts w:ascii="Palatino Linotype" w:hAnsi="Palatino Linotype" w:cs="Palatino Linotype"/>
+          <w:b/>
+          <w:bCs/>
+          <w:sz w:val="21"/>
+          <w:szCs w:val="21"/>
+        </w:rPr>
+      </w:pPr>
+      <w:r>
+        <w:rPr>
+          <w:rFonts w:ascii="Palatino Linotype" w:hAnsi="Palatino Linotype" w:cs="Palatino Linotype"/>
+          <w:b/>
+          <w:bCs/>
+          <w:sz w:val="21"/>
+          <w:szCs w:val="21"/>
+        </w:rPr>
+        <w:t>Refereed publications</w:t>
+      </w:r>
+      <w:r>
+        <w:rPr>
+          <w:rFonts w:ascii="Palatino Linotype" w:hAnsi="Palatino Linotype" w:cs="Palatino Linotype"/>
+          <w:b/>
+          <w:bCs/>
+          <w:sz w:val="21"/>
+          <w:szCs w:val="21"/>
+        </w:rPr>
+        <w:t>:</w:t>
+      </w:r>
+    </w:p>
+    <w:p>
+      <w:pPr>
+        <w:spacing w:after="0" w:line="240" w:lineRule="auto"/>
+        <w:rPr>
+          <w:rFonts w:ascii="Palatino Linotype" w:hAnsi="Palatino Linotype" w:cs="Palatino Linotype"/>
+          <w:sz w:val="21"/>
+          <w:szCs w:val="21"/>
+        </w:rPr>
+      </w:pPr>
+      <w:r>
+        <w:rPr>
+          <w:rFonts w:ascii="Palatino Linotype" w:hAnsi="Palatino Linotype" w:cs="Palatino Linotype"/>
+          <w:b/>
+          <w:bCs/>
+          <w:sz w:val="21"/>
+          <w:szCs w:val="21"/>
+        </w:rPr>
+        <w:t>Quan, H.</w:t>
+      </w:r>
+      <w:r>
+        <w:rPr>
+          <w:rFonts w:ascii="Palatino Linotype" w:hAnsi="Palatino Linotype" w:cs="Palatino Linotype"/>
+          <w:sz w:val="21"/>
+          <w:szCs w:val="21"/>
+        </w:rPr>
+        <w:t>,</w:t>
+      </w:r>
+      <w:r>
+        <w:rPr>
+          <w:rFonts w:ascii="Palatino Linotype" w:hAnsi="Palatino Linotype" w:cs="Palatino Linotype" w:hint="eastAsia"/>
+          <w:sz w:val="21"/>
+          <w:szCs w:val="21"/>
+        </w:rPr>
         <w:t xml:space="preserve"> Zhang, Y.,</w:t>
       </w:r>
       <w:r>
@@ -1128,59 +1288,39 @@
           <w:sz w:val="21"/>
           <w:szCs w:val="21"/>
         </w:rPr>
+        <w:t xml:space="preserve"> Fueglistaler, S.</w:t>
+      </w:r>
+      <w:r>
+        <w:rPr>
+          <w:rFonts w:ascii="Palatino Linotype" w:hAnsi="Palatino Linotype" w:cs="Palatino Linotype"/>
+          <w:sz w:val="21"/>
+          <w:szCs w:val="21"/>
+        </w:rPr>
+        <w:t xml:space="preserve"> (2026). </w:t>
+      </w:r>
+      <w:r>
+        <w:rPr>
+          <w:rFonts w:ascii="Palatino Linotype" w:hAnsi="Palatino Linotype" w:cs="Palatino Linotype"/>
+          <w:sz w:val="21"/>
+          <w:szCs w:val="21"/>
+        </w:rPr>
+        <w:t>Periodic extreme rainfall in a warmer climate due to</w:t>
+      </w:r>
+      <w:r>
+        <w:rPr>
+          <w:rFonts w:ascii="Palatino Linotype" w:hAnsi="Palatino Linotype" w:cs="Palatino Linotype"/>
+          <w:sz w:val="21"/>
+          <w:szCs w:val="21"/>
+        </w:rPr>
         <w:t xml:space="preserve"> </w:t>
       </w:r>
-      <w:proofErr w:type="spellStart"/>
-      <w:r>
-        <w:rPr>
-          <w:rFonts w:ascii="Palatino Linotype" w:hAnsi="Palatino Linotype" w:cs="Palatino Linotype"/>
-          <w:sz w:val="21"/>
-          <w:szCs w:val="21"/>
-        </w:rPr>
-        <w:t>Fueglistaler</w:t>
-      </w:r>
-      <w:proofErr w:type="spellEnd"/>
-      <w:r>
-        <w:rPr>
-          <w:rFonts w:ascii="Palatino Linotype" w:hAnsi="Palatino Linotype" w:cs="Palatino Linotype"/>
-          <w:sz w:val="21"/>
-          <w:szCs w:val="21"/>
-        </w:rPr>
-        <w:t>, S.</w:t>
-      </w:r>
-      <w:r>
-        <w:rPr>
-          <w:rFonts w:ascii="Palatino Linotype" w:hAnsi="Palatino Linotype" w:cs="Palatino Linotype"/>
-          <w:sz w:val="21"/>
-          <w:szCs w:val="21"/>
-        </w:rPr>
-        <w:t xml:space="preserve"> </w:t>
-      </w:r>
-      <w:r>
-        <w:rPr>
-          <w:rFonts w:ascii="Palatino Linotype" w:hAnsi="Palatino Linotype" w:cs="Palatino Linotype"/>
-          <w:sz w:val="21"/>
-          <w:szCs w:val="21"/>
-        </w:rPr>
-        <w:t xml:space="preserve">Transition to periodic precipitation in a warmer climate due to stronger </w:t>
-      </w:r>
-      <w:proofErr w:type="gramStart"/>
-      <w:r>
-        <w:rPr>
-          <w:rFonts w:ascii="Palatino Linotype" w:hAnsi="Palatino Linotype" w:cs="Palatino Linotype"/>
-          <w:sz w:val="21"/>
-          <w:szCs w:val="21"/>
-        </w:rPr>
-        <w:t>convectively-coupled</w:t>
-      </w:r>
-      <w:proofErr w:type="gramEnd"/>
-      <w:r>
-        <w:rPr>
-          <w:rFonts w:ascii="Palatino Linotype" w:hAnsi="Palatino Linotype" w:cs="Palatino Linotype"/>
-          <w:sz w:val="21"/>
-          <w:szCs w:val="21"/>
-        </w:rPr>
-        <w:t xml:space="preserve"> waves</w:t>
+      <w:r>
+        <w:rPr>
+          <w:rFonts w:ascii="Palatino Linotype" w:hAnsi="Palatino Linotype" w:cs="Palatino Linotype"/>
+          <w:sz w:val="21"/>
+          <w:szCs w:val="21"/>
+        </w:rPr>
+        <w:t>stronger convectively-coupled waves</w:t>
       </w:r>
       <w:r>
         <w:rPr>
@@ -1189,22 +1329,6 @@
           <w:szCs w:val="21"/>
         </w:rPr>
         <w:t xml:space="preserve">. </w:t>
-      </w:r>
-      <w:r>
-        <w:rPr>
-          <w:rFonts w:ascii="Palatino Linotype" w:hAnsi="Palatino Linotype" w:cs="Palatino Linotype"/>
-          <w:sz w:val="21"/>
-          <w:szCs w:val="21"/>
-        </w:rPr>
-        <w:t>(</w:t>
-      </w:r>
-      <w:r>
-        <w:rPr>
-          <w:rFonts w:ascii="Palatino Linotype" w:hAnsi="Palatino Linotype" w:cs="Palatino Linotype"/>
-          <w:sz w:val="21"/>
-          <w:szCs w:val="21"/>
-        </w:rPr>
-        <w:t xml:space="preserve">under review in </w:t>
       </w:r>
       <w:r>
         <w:rPr>
@@ -1222,7 +1346,7 @@
           <w:sz w:val="21"/>
           <w:szCs w:val="21"/>
         </w:rPr>
-        <w:t>)</w:t>
+        <w:t>, in press.</w:t>
       </w:r>
     </w:p>
     <w:p>
@@ -1254,178 +1378,10 @@
       </w:r>
       <w:r>
         <w:rPr>
-          <w:rFonts w:ascii="Palatino Linotype" w:hAnsi="Palatino Linotype" w:cs="Palatino Linotype"/>
-          <w:sz w:val="21"/>
-          <w:szCs w:val="21"/>
-        </w:rPr>
-        <w:t xml:space="preserve"> Yang</w:t>
-      </w:r>
-      <w:r>
-        <w:rPr>
           <w:rFonts w:ascii="Palatino Linotype" w:hAnsi="Palatino Linotype" w:cs="Palatino Linotype" w:hint="eastAsia"/>
           <w:sz w:val="21"/>
           <w:szCs w:val="21"/>
         </w:rPr>
-        <w:t xml:space="preserve">, </w:t>
-      </w:r>
-      <w:r>
-        <w:rPr>
-          <w:rFonts w:ascii="Palatino Linotype" w:hAnsi="Palatino Linotype" w:cs="Palatino Linotype"/>
-          <w:sz w:val="21"/>
-          <w:szCs w:val="21"/>
-        </w:rPr>
-        <w:t>D</w:t>
-      </w:r>
-      <w:r>
-        <w:rPr>
-          <w:rFonts w:ascii="Palatino Linotype" w:hAnsi="Palatino Linotype" w:cs="Palatino Linotype" w:hint="eastAsia"/>
-          <w:sz w:val="21"/>
-          <w:szCs w:val="21"/>
-        </w:rPr>
-        <w:t>.</w:t>
-      </w:r>
-      <w:r>
-        <w:rPr>
-          <w:rFonts w:ascii="Palatino Linotype" w:hAnsi="Palatino Linotype" w:cs="Palatino Linotype"/>
-          <w:sz w:val="21"/>
-          <w:szCs w:val="21"/>
-        </w:rPr>
-        <w:t>,</w:t>
-      </w:r>
-      <w:r>
-        <w:rPr>
-          <w:rFonts w:ascii="Palatino Linotype" w:hAnsi="Palatino Linotype" w:cs="Palatino Linotype"/>
-          <w:sz w:val="21"/>
-          <w:szCs w:val="21"/>
-        </w:rPr>
-        <w:t xml:space="preserve"> Boos, W., Shaw, T.,</w:t>
-      </w:r>
-      <w:r>
-        <w:rPr>
-          <w:rFonts w:ascii="Palatino Linotype" w:hAnsi="Palatino Linotype" w:cs="Palatino Linotype"/>
-          <w:sz w:val="21"/>
-          <w:szCs w:val="21"/>
-        </w:rPr>
-        <w:t xml:space="preserve"> Ge, H., Zeng, Y., &amp; </w:t>
-      </w:r>
-      <w:proofErr w:type="spellStart"/>
-      <w:r>
-        <w:rPr>
-          <w:rFonts w:ascii="Palatino Linotype" w:hAnsi="Palatino Linotype" w:cs="Palatino Linotype"/>
-          <w:sz w:val="21"/>
-          <w:szCs w:val="21"/>
-        </w:rPr>
-        <w:t>KleinStern</w:t>
-      </w:r>
-      <w:proofErr w:type="spellEnd"/>
-      <w:r>
-        <w:rPr>
-          <w:rFonts w:ascii="Palatino Linotype" w:hAnsi="Palatino Linotype" w:cs="Palatino Linotype"/>
-          <w:sz w:val="21"/>
-          <w:szCs w:val="21"/>
-        </w:rPr>
-        <w:t xml:space="preserve">, C. Vapor buoyancy </w:t>
-      </w:r>
-      <w:r>
-        <w:rPr>
-          <w:rFonts w:ascii="Palatino Linotype" w:hAnsi="Palatino Linotype" w:cs="Palatino Linotype"/>
-          <w:sz w:val="21"/>
-          <w:szCs w:val="21"/>
-        </w:rPr>
-        <w:t>and</w:t>
-      </w:r>
-      <w:r>
-        <w:rPr>
-          <w:rFonts w:ascii="Palatino Linotype" w:hAnsi="Palatino Linotype" w:cs="Palatino Linotype"/>
-          <w:sz w:val="21"/>
-          <w:szCs w:val="21"/>
-        </w:rPr>
-        <w:t xml:space="preserve"> the African easterly jet. (</w:t>
-      </w:r>
-      <w:r>
-        <w:rPr>
-          <w:rFonts w:ascii="Palatino Linotype" w:hAnsi="Palatino Linotype" w:cs="Palatino Linotype"/>
-          <w:sz w:val="21"/>
-          <w:szCs w:val="21"/>
-        </w:rPr>
-        <w:t>submitted</w:t>
-      </w:r>
-      <w:r>
-        <w:rPr>
-          <w:rFonts w:ascii="Palatino Linotype" w:hAnsi="Palatino Linotype" w:cs="Palatino Linotype"/>
-          <w:sz w:val="21"/>
-          <w:szCs w:val="21"/>
-        </w:rPr>
-        <w:t>)</w:t>
-      </w:r>
-    </w:p>
-    <w:p>
-      <w:pPr>
-        <w:spacing w:after="0" w:line="240" w:lineRule="auto"/>
-        <w:rPr>
-          <w:rFonts w:ascii="Palatino Linotype" w:hAnsi="Palatino Linotype" w:cs="Palatino Linotype"/>
-          <w:b/>
-          <w:bCs/>
-          <w:sz w:val="21"/>
-          <w:szCs w:val="21"/>
-        </w:rPr>
-      </w:pPr>
-    </w:p>
-    <w:p>
-      <w:pPr>
-        <w:spacing w:after="0" w:line="240" w:lineRule="auto"/>
-        <w:rPr>
-          <w:rFonts w:ascii="Palatino Linotype" w:hAnsi="Palatino Linotype" w:cs="Palatino Linotype"/>
-          <w:b/>
-          <w:bCs/>
-          <w:sz w:val="21"/>
-          <w:szCs w:val="21"/>
-        </w:rPr>
-      </w:pPr>
-      <w:r>
-        <w:rPr>
-          <w:rFonts w:ascii="Palatino Linotype" w:hAnsi="Palatino Linotype" w:cs="Palatino Linotype"/>
-          <w:b/>
-          <w:bCs/>
-          <w:sz w:val="21"/>
-          <w:szCs w:val="21"/>
-        </w:rPr>
-        <w:t>Published:</w:t>
-      </w:r>
-    </w:p>
-    <w:p>
-      <w:pPr>
-        <w:spacing w:after="0" w:line="240" w:lineRule="auto"/>
-        <w:rPr>
-          <w:rFonts w:ascii="Palatino Linotype" w:hAnsi="Palatino Linotype" w:cs="Palatino Linotype"/>
-          <w:sz w:val="21"/>
-          <w:szCs w:val="21"/>
-        </w:rPr>
-      </w:pPr>
-      <w:r>
-        <w:rPr>
-          <w:rFonts w:ascii="Palatino Linotype" w:hAnsi="Palatino Linotype" w:cs="Palatino Linotype"/>
-          <w:b/>
-          <w:bCs/>
-          <w:sz w:val="21"/>
-          <w:szCs w:val="21"/>
-        </w:rPr>
-        <w:t>Quan, H.</w:t>
-      </w:r>
-      <w:r>
-        <w:rPr>
-          <w:rFonts w:ascii="Palatino Linotype" w:hAnsi="Palatino Linotype" w:cs="Palatino Linotype"/>
-          <w:sz w:val="21"/>
-          <w:szCs w:val="21"/>
-        </w:rPr>
-        <w:t>,</w:t>
-      </w:r>
-      <w:r>
-        <w:rPr>
-          <w:rFonts w:ascii="Palatino Linotype" w:hAnsi="Palatino Linotype" w:cs="Palatino Linotype" w:hint="eastAsia"/>
-          <w:sz w:val="21"/>
-          <w:szCs w:val="21"/>
-        </w:rPr>
         <w:t xml:space="preserve"> Zhang, Y., &amp;</w:t>
       </w:r>
       <w:r>
@@ -1434,25 +1390,7 @@
           <w:sz w:val="21"/>
           <w:szCs w:val="21"/>
         </w:rPr>
-        <w:t xml:space="preserve"> </w:t>
-      </w:r>
-      <w:proofErr w:type="spellStart"/>
-      <w:r>
-        <w:rPr>
-          <w:rFonts w:ascii="Palatino Linotype" w:hAnsi="Palatino Linotype" w:cs="Palatino Linotype"/>
-          <w:sz w:val="21"/>
-          <w:szCs w:val="21"/>
-        </w:rPr>
-        <w:t>Fueglistaler</w:t>
-      </w:r>
-      <w:proofErr w:type="spellEnd"/>
-      <w:r>
-        <w:rPr>
-          <w:rFonts w:ascii="Palatino Linotype" w:hAnsi="Palatino Linotype" w:cs="Palatino Linotype"/>
-          <w:sz w:val="21"/>
-          <w:szCs w:val="21"/>
-        </w:rPr>
-        <w:t>, S.</w:t>
+        <w:t xml:space="preserve"> Fueglistaler, S.</w:t>
       </w:r>
       <w:r>
         <w:rPr>
@@ -1580,25 +1518,7 @@
           <w:sz w:val="21"/>
           <w:szCs w:val="21"/>
         </w:rPr>
-        <w:t xml:space="preserve">, </w:t>
-      </w:r>
-      <w:proofErr w:type="spellStart"/>
-      <w:r>
-        <w:rPr>
-          <w:rFonts w:ascii="Palatino Linotype" w:hAnsi="Palatino Linotype" w:cs="Palatino Linotype"/>
-          <w:sz w:val="21"/>
-          <w:szCs w:val="21"/>
-        </w:rPr>
-        <w:t>Fueglistaler</w:t>
-      </w:r>
-      <w:proofErr w:type="spellEnd"/>
-      <w:r>
-        <w:rPr>
-          <w:rFonts w:ascii="Palatino Linotype" w:hAnsi="Palatino Linotype" w:cs="Palatino Linotype"/>
-          <w:sz w:val="21"/>
-          <w:szCs w:val="21"/>
-        </w:rPr>
-        <w:t>, S., Zhang, B., &amp; Wang, C.</w:t>
+        <w:t>, Fueglistaler, S., Zhang, B., &amp; Wang, C.</w:t>
       </w:r>
       <w:r>
         <w:rPr>
@@ -1794,25 +1714,7 @@
           <w:sz w:val="21"/>
           <w:szCs w:val="21"/>
         </w:rPr>
-        <w:t xml:space="preserve">, </w:t>
-      </w:r>
-      <w:proofErr w:type="spellStart"/>
-      <w:r>
-        <w:rPr>
-          <w:rFonts w:ascii="Palatino Linotype" w:hAnsi="Palatino Linotype" w:cs="Palatino Linotype"/>
-          <w:sz w:val="21"/>
-          <w:szCs w:val="21"/>
-        </w:rPr>
-        <w:t>Fueglistaler</w:t>
-      </w:r>
-      <w:proofErr w:type="spellEnd"/>
-      <w:r>
-        <w:rPr>
-          <w:rFonts w:ascii="Palatino Linotype" w:hAnsi="Palatino Linotype" w:cs="Palatino Linotype"/>
-          <w:sz w:val="21"/>
-          <w:szCs w:val="21"/>
-        </w:rPr>
-        <w:t>, S., Zhang, B., &amp; Wang, C.</w:t>
+        <w:t>, Fueglistaler, S., Zhang, B., &amp; Wang, C.</w:t>
       </w:r>
       <w:r>
         <w:rPr>
@@ -2201,25 +2103,7 @@
           <w:sz w:val="21"/>
           <w:szCs w:val="21"/>
         </w:rPr>
-        <w:t xml:space="preserve">Periodic extreme rainfall in a warmer climate due to stronger </w:t>
-      </w:r>
-      <w:proofErr w:type="gramStart"/>
-      <w:r>
-        <w:rPr>
-          <w:rFonts w:ascii="Palatino Linotype" w:hAnsi="Palatino Linotype" w:cs="Palatino Linotype"/>
-          <w:sz w:val="21"/>
-          <w:szCs w:val="21"/>
-        </w:rPr>
-        <w:t>convectively-coupled</w:t>
-      </w:r>
-      <w:proofErr w:type="gramEnd"/>
-      <w:r>
-        <w:rPr>
-          <w:rFonts w:ascii="Palatino Linotype" w:hAnsi="Palatino Linotype" w:cs="Palatino Linotype"/>
-          <w:sz w:val="21"/>
-          <w:szCs w:val="21"/>
-        </w:rPr>
-        <w:t xml:space="preserve"> waves</w:t>
+        <w:t>Periodic extreme rainfall in a warmer climate due to stronger convectively-coupled waves</w:t>
       </w:r>
       <w:r>
         <w:rPr>
@@ -2408,25 +2292,7 @@
           <w:sz w:val="21"/>
           <w:szCs w:val="21"/>
         </w:rPr>
-        <w:t xml:space="preserve">Periodic extreme rainfall in a warmer climate due to stronger </w:t>
-      </w:r>
-      <w:proofErr w:type="gramStart"/>
-      <w:r>
-        <w:rPr>
-          <w:rFonts w:ascii="Palatino Linotype" w:hAnsi="Palatino Linotype" w:cs="Palatino Linotype"/>
-          <w:sz w:val="21"/>
-          <w:szCs w:val="21"/>
-        </w:rPr>
-        <w:t>convectively-coupled</w:t>
-      </w:r>
-      <w:proofErr w:type="gramEnd"/>
-      <w:r>
-        <w:rPr>
-          <w:rFonts w:ascii="Palatino Linotype" w:hAnsi="Palatino Linotype" w:cs="Palatino Linotype"/>
-          <w:sz w:val="21"/>
-          <w:szCs w:val="21"/>
-        </w:rPr>
-        <w:t xml:space="preserve"> waves</w:t>
+        <w:t>Periodic extreme rainfall in a warmer climate due to stronger convectively-coupled waves</w:t>
       </w:r>
       <w:r>
         <w:rPr>
@@ -3579,16 +3445,7 @@
           <w:sz w:val="21"/>
           <w:szCs w:val="21"/>
         </w:rPr>
-        <w:t xml:space="preserve"> </w:t>
-      </w:r>
-      <w:proofErr w:type="spellStart"/>
-      <w:r>
-        <w:rPr>
-          <w:rFonts w:ascii="Palatino Linotype" w:hAnsi="Palatino Linotype" w:cs="Palatino Linotype"/>
-          <w:sz w:val="21"/>
-          <w:szCs w:val="21"/>
-        </w:rPr>
-        <w:t>Rossby</w:t>
+        <w:t xml:space="preserve"> Rossby</w:t>
       </w:r>
       <w:r>
         <w:rPr>
@@ -3606,7 +3463,6 @@
         </w:rPr>
         <w:t>alooza</w:t>
       </w:r>
-      <w:proofErr w:type="spellEnd"/>
       <w:r>
         <w:rPr>
           <w:rFonts w:ascii="Palatino Linotype" w:hAnsi="Palatino Linotype" w:cs="Palatino Linotype"/>
@@ -3977,25 +3833,7 @@
           <w:sz w:val="21"/>
           <w:szCs w:val="21"/>
         </w:rPr>
-        <w:t xml:space="preserve">Organizer of the 2025-2026 “climate </w:t>
-      </w:r>
-      <w:proofErr w:type="spellStart"/>
-      <w:r>
-        <w:rPr>
-          <w:rFonts w:ascii="Palatino Linotype" w:hAnsi="Palatino Linotype" w:cs="Palatino Linotype"/>
-          <w:sz w:val="21"/>
-          <w:szCs w:val="21"/>
-        </w:rPr>
-        <w:t>chedann</w:t>
-      </w:r>
-      <w:proofErr w:type="spellEnd"/>
-      <w:r>
-        <w:rPr>
-          <w:rFonts w:ascii="Palatino Linotype" w:hAnsi="Palatino Linotype" w:cs="Palatino Linotype"/>
-          <w:sz w:val="21"/>
-          <w:szCs w:val="21"/>
-        </w:rPr>
-        <w:t xml:space="preserve">” weekly climate dynamics seminar among ~500 Chinese scholars </w:t>
+        <w:t xml:space="preserve">Organizer of the 2025-2026 “climate chedann” weekly climate dynamics seminar among ~500 Chinese scholars </w:t>
       </w:r>
     </w:p>
     <w:p>

--- a/file/Heng_Quan_CV.docx
+++ b/file/Heng_Quan_CV.docx
@@ -1,6 +1,6 @@
 
 <file path=word/document.xml><?xml version="1.0" encoding="utf-8"?>
-<w:document xmlns:wpc="http://schemas.microsoft.com/office/word/2010/wordprocessingCanvas" xmlns:cx="http://schemas.microsoft.com/office/drawing/2014/chartex" xmlns:cx1="http://schemas.microsoft.com/office/drawing/2015/9/8/chartex" xmlns:cx2="http://schemas.microsoft.com/office/drawing/2015/10/21/chartex" xmlns:cx3="http://schemas.microsoft.com/office/drawing/2016/5/9/chartex" xmlns:cx4="http://schemas.microsoft.com/office/drawing/2016/5/10/chartex" xmlns:cx5="http://schemas.microsoft.com/office/drawing/2016/5/11/chartex" xmlns:cx6="http://schemas.microsoft.com/office/drawing/2016/5/12/chartex" xmlns:cx7="http://schemas.microsoft.com/office/drawing/2016/5/13/chartex" xmlns:cx8="http://schemas.microsoft.com/office/drawing/2016/5/14/chartex" xmlns:mc="http://schemas.openxmlformats.org/markup-compatibility/2006" xmlns:aink="http://schemas.microsoft.com/office/drawing/2016/ink" xmlns:am3d="http://schemas.microsoft.com/office/drawing/2017/model3d" xmlns:o="urn:schemas-microsoft-com:office:office" xmlns:oel="http://schemas.microsoft.com/office/2019/extlst" xmlns:r="http://schemas.openxmlformats.org/officeDocument/2006/relationships" xmlns:m="http://schemas.openxmlformats.org/officeDocument/2006/math" xmlns:v="urn:schemas-microsoft-com:vml" xmlns:wp14="http://schemas.microsoft.com/office/word/2010/wordprocessingDrawing" xmlns:wp="http://schemas.openxmlformats.org/drawingml/2006/wordprocessingDrawing" xmlns:w10="urn:schemas-microsoft-com:office:word" xmlns:w="http://schemas.openxmlformats.org/wordprocessingml/2006/main" xmlns:w14="http://schemas.microsoft.com/office/word/2010/wordml" xmlns:w15="http://schemas.microsoft.com/office/word/2012/wordml" xmlns:w16cex="http://schemas.microsoft.com/office/word/2018/wordml/cex" xmlns:w16cid="http://schemas.microsoft.com/office/word/2016/wordml/cid" xmlns:w16="http://schemas.microsoft.com/office/word/2018/wordml" xmlns:w16du="http://schemas.microsoft.com/office/word/2023/wordml/word16du" xmlns:w16sdtdh="http://schemas.microsoft.com/office/word/2020/wordml/sdtdatahash" xmlns:w16sdtfl="http://schemas.microsoft.com/office/word/2024/wordml/sdtformatlock" xmlns:w16se="http://schemas.microsoft.com/office/word/2015/wordml/symex" xmlns:wpg="http://schemas.microsoft.com/office/word/2010/wordprocessingGroup" xmlns:wpi="http://schemas.microsoft.com/office/word/2010/wordprocessingInk" xmlns:wne="http://schemas.microsoft.com/office/word/2006/wordml" xmlns:wps="http://schemas.microsoft.com/office/word/2010/wordprocessingShape" mc:Ignorable="w14 w15 w16se w16cid w16 w16cex w16sdtdh w16sdtfl w16du wp14">
+<w:document xmlns:wpc="http://schemas.microsoft.com/office/word/2010/wordprocessingCanvas" xmlns:cx="http://schemas.microsoft.com/office/drawing/2014/chartex" xmlns:cx1="http://schemas.microsoft.com/office/drawing/2015/9/8/chartex" xmlns:cx2="http://schemas.microsoft.com/office/drawing/2015/10/21/chartex" xmlns:cx3="http://schemas.microsoft.com/office/drawing/2016/5/9/chartex" xmlns:cx4="http://schemas.microsoft.com/office/drawing/2016/5/10/chartex" xmlns:cx5="http://schemas.microsoft.com/office/drawing/2016/5/11/chartex" xmlns:cx6="http://schemas.microsoft.com/office/drawing/2016/5/12/chartex" xmlns:cx7="http://schemas.microsoft.com/office/drawing/2016/5/13/chartex" xmlns:cx8="http://schemas.microsoft.com/office/drawing/2016/5/14/chartex" xmlns:mc="http://schemas.openxmlformats.org/markup-compatibility/2006" xmlns:aink="http://schemas.microsoft.com/office/drawing/2016/ink" xmlns:am3d="http://schemas.microsoft.com/office/drawing/2017/model3d" xmlns:o="urn:schemas-microsoft-com:office:office" xmlns:oel="http://schemas.microsoft.com/office/2019/extlst" xmlns:r="http://schemas.openxmlformats.org/officeDocument/2006/relationships" xmlns:m="http://schemas.openxmlformats.org/officeDocument/2006/math" xmlns:v="urn:schemas-microsoft-com:vml" xmlns:wp14="http://schemas.microsoft.com/office/word/2010/wordprocessingDrawing" xmlns:wp="http://schemas.openxmlformats.org/drawingml/2006/wordprocessingDrawing" xmlns:w10="urn:schemas-microsoft-com:office:word" xmlns:w="http://schemas.openxmlformats.org/wordprocessingml/2006/main" xmlns:w14="http://schemas.microsoft.com/office/word/2010/wordml" xmlns:w15="http://schemas.microsoft.com/office/word/2012/wordml" xmlns:w16cei="http://schemas.microsoft.com/office/word/2026/wordml/cei" xmlns:w16cex="http://schemas.microsoft.com/office/word/2018/wordml/cex" xmlns:w16cid="http://schemas.microsoft.com/office/word/2016/wordml/cid" xmlns:w16="http://schemas.microsoft.com/office/word/2018/wordml" xmlns:w16du="http://schemas.microsoft.com/office/word/2023/wordml/word16du" xmlns:w16sdtdh="http://schemas.microsoft.com/office/word/2020/wordml/sdtdatahash" xmlns:w16sdtfl="http://schemas.microsoft.com/office/word/2024/wordml/sdtformatlock" xmlns:w16se="http://schemas.microsoft.com/office/word/2015/wordml/symex" xmlns:wpg="http://schemas.microsoft.com/office/word/2010/wordprocessingGroup" xmlns:wpi="http://schemas.microsoft.com/office/word/2010/wordprocessingInk" xmlns:wne="http://schemas.microsoft.com/office/word/2006/wordml" xmlns:wps="http://schemas.microsoft.com/office/word/2010/wordprocessingShape" mc:Ignorable="w14 w15 w16se w16cid w16 w16cex w16sdtdh w16sdtfl w16du wp14">
   <w:body>
     <w:p>
       <w:pPr>
@@ -1075,6 +1075,92 @@
       <w:pPr>
         <w:spacing w:after="0" w:line="240" w:lineRule="auto"/>
         <w:rPr>
+          <w:rFonts w:ascii="Palatino Linotype" w:hAnsi="Palatino Linotype" w:cs="Palatino Linotype" w:hint="eastAsia"/>
+          <w:b/>
+          <w:bCs/>
+          <w:sz w:val="21"/>
+          <w:szCs w:val="21"/>
+        </w:rPr>
+      </w:pPr>
+      <w:r>
+        <w:rPr>
+          <w:rFonts w:ascii="Palatino Linotype" w:hAnsi="Palatino Linotype" w:cs="Palatino Linotype"/>
+          <w:b/>
+          <w:bCs/>
+          <w:sz w:val="21"/>
+          <w:szCs w:val="21"/>
+        </w:rPr>
+        <w:t>Quan, H.</w:t>
+      </w:r>
+      <w:r>
+        <w:rPr>
+          <w:rFonts w:ascii="Palatino Linotype" w:hAnsi="Palatino Linotype" w:cs="Palatino Linotype"/>
+          <w:sz w:val="21"/>
+          <w:szCs w:val="21"/>
+        </w:rPr>
+        <w:t>,</w:t>
+      </w:r>
+      <w:r>
+        <w:rPr>
+          <w:rFonts w:ascii="Palatino Linotype" w:hAnsi="Palatino Linotype" w:cs="Palatino Linotype" w:hint="eastAsia"/>
+          <w:sz w:val="21"/>
+          <w:szCs w:val="21"/>
+        </w:rPr>
+        <w:t xml:space="preserve"> Zhang, Y.,</w:t>
+      </w:r>
+      <w:r>
+        <w:rPr>
+          <w:rFonts w:ascii="Palatino Linotype" w:hAnsi="Palatino Linotype" w:cs="Palatino Linotype"/>
+          <w:sz w:val="21"/>
+          <w:szCs w:val="21"/>
+        </w:rPr>
+        <w:t xml:space="preserve"> Dagan, G.,</w:t>
+      </w:r>
+      <w:r>
+        <w:rPr>
+          <w:rFonts w:ascii="Palatino Linotype" w:hAnsi="Palatino Linotype" w:cs="Palatino Linotype" w:hint="eastAsia"/>
+          <w:sz w:val="21"/>
+          <w:szCs w:val="21"/>
+        </w:rPr>
+        <w:t xml:space="preserve"> &amp;</w:t>
+      </w:r>
+      <w:r>
+        <w:rPr>
+          <w:rFonts w:ascii="Palatino Linotype" w:hAnsi="Palatino Linotype" w:cs="Palatino Linotype"/>
+          <w:sz w:val="21"/>
+          <w:szCs w:val="21"/>
+        </w:rPr>
+        <w:t xml:space="preserve"> Fueglistaler, S.</w:t>
+      </w:r>
+      <w:r>
+        <w:rPr>
+          <w:rFonts w:ascii="Palatino Linotype" w:hAnsi="Palatino Linotype" w:cs="Palatino Linotype" w:hint="eastAsia"/>
+          <w:sz w:val="21"/>
+          <w:szCs w:val="21"/>
+        </w:rPr>
+        <w:t xml:space="preserve"> </w:t>
+      </w:r>
+      <w:r>
+        <w:rPr>
+          <w:rFonts w:ascii="Palatino Linotype" w:hAnsi="Palatino Linotype" w:cs="Palatino Linotype"/>
+          <w:sz w:val="21"/>
+          <w:szCs w:val="21"/>
+        </w:rPr>
+        <w:t>Transition to double-cell mock Walker circulations with surface warming explained by periodic convection</w:t>
+      </w:r>
+      <w:r>
+        <w:rPr>
+          <w:rFonts w:ascii="Palatino Linotype" w:hAnsi="Palatino Linotype" w:cs="Palatino Linotype" w:hint="eastAsia"/>
+          <w:sz w:val="21"/>
+          <w:szCs w:val="21"/>
+        </w:rPr>
+        <w:t>. (under review)</w:t>
+      </w:r>
+    </w:p>
+    <w:p>
+      <w:pPr>
+        <w:spacing w:after="0" w:line="240" w:lineRule="auto"/>
+        <w:rPr>
           <w:rFonts w:ascii="Palatino Linotype" w:hAnsi="Palatino Linotype" w:cs="Palatino Linotype"/>
           <w:sz w:val="21"/>
           <w:szCs w:val="21"/>
@@ -1346,7 +1432,23 @@
           <w:sz w:val="21"/>
           <w:szCs w:val="21"/>
         </w:rPr>
-        <w:t>, in press.</w:t>
+        <w:t xml:space="preserve">, </w:t>
+      </w:r>
+      <w:r>
+        <w:rPr>
+          <w:rFonts w:ascii="Palatino Linotype" w:hAnsi="Palatino Linotype" w:cs="Palatino Linotype"/>
+          <w:sz w:val="21"/>
+          <w:szCs w:val="21"/>
+        </w:rPr>
+        <w:t>12(32)</w:t>
+      </w:r>
+      <w:r>
+        <w:rPr>
+          <w:rFonts w:ascii="Palatino Linotype" w:hAnsi="Palatino Linotype" w:cs="Palatino Linotype"/>
+          <w:sz w:val="21"/>
+          <w:szCs w:val="21"/>
+        </w:rPr>
+        <w:t>.</w:t>
       </w:r>
     </w:p>
     <w:p>
@@ -2215,6 +2317,7 @@
           <w:sz w:val="21"/>
           <w:szCs w:val="21"/>
         </w:rPr>
+        <w:lastRenderedPageBreak/>
         <w:t>The equatorial jet direction depends on the damping process</w:t>
       </w:r>
     </w:p>
@@ -2245,7 +2348,6 @@
           <w:sz w:val="21"/>
           <w:szCs w:val="21"/>
         </w:rPr>
-        <w:lastRenderedPageBreak/>
         <w:t>AGU 202</w:t>
       </w:r>
       <w:r>
@@ -3783,7 +3885,6 @@
           <w:sz w:val="21"/>
           <w:szCs w:val="21"/>
         </w:rPr>
-        <w:lastRenderedPageBreak/>
         <w:t>SERVICE</w:t>
       </w:r>
     </w:p>
@@ -3816,6 +3917,24 @@
           <w:szCs w:val="21"/>
         </w:rPr>
         <w:t xml:space="preserve">   </w:t>
+      </w:r>
+    </w:p>
+    <w:p>
+      <w:pPr>
+        <w:spacing w:after="0" w:line="240" w:lineRule="auto"/>
+        <w:rPr>
+          <w:rFonts w:ascii="Palatino Linotype" w:hAnsi="Palatino Linotype" w:cs="Palatino Linotype" w:hint="eastAsia"/>
+          <w:sz w:val="21"/>
+          <w:szCs w:val="21"/>
+        </w:rPr>
+      </w:pPr>
+      <w:r>
+        <w:rPr>
+          <w:rFonts w:ascii="Palatino Linotype" w:hAnsi="Palatino Linotype" w:cs="Palatino Linotype" w:hint="eastAsia"/>
+          <w:sz w:val="21"/>
+          <w:szCs w:val="21"/>
+        </w:rPr>
+        <w:t>Session convener in AGU 2026 meeting</w:t>
       </w:r>
     </w:p>
     <w:p>
@@ -4224,7 +4343,7 @@
 </file>
 
 <file path=word/numbering.xml><?xml version="1.0" encoding="utf-8"?>
-<w:numbering xmlns:wpc="http://schemas.microsoft.com/office/word/2010/wordprocessingCanvas" xmlns:cx="http://schemas.microsoft.com/office/drawing/2014/chartex" xmlns:cx1="http://schemas.microsoft.com/office/drawing/2015/9/8/chartex" xmlns:cx2="http://schemas.microsoft.com/office/drawing/2015/10/21/chartex" xmlns:cx3="http://schemas.microsoft.com/office/drawing/2016/5/9/chartex" xmlns:cx4="http://schemas.microsoft.com/office/drawing/2016/5/10/chartex" xmlns:cx5="http://schemas.microsoft.com/office/drawing/2016/5/11/chartex" xmlns:cx6="http://schemas.microsoft.com/office/drawing/2016/5/12/chartex" xmlns:cx7="http://schemas.microsoft.com/office/drawing/2016/5/13/chartex" xmlns:cx8="http://schemas.microsoft.com/office/drawing/2016/5/14/chartex" xmlns:mc="http://schemas.openxmlformats.org/markup-compatibility/2006" xmlns:aink="http://schemas.microsoft.com/office/drawing/2016/ink" xmlns:am3d="http://schemas.microsoft.com/office/drawing/2017/model3d" xmlns:o="urn:schemas-microsoft-com:office:office" xmlns:oel="http://schemas.microsoft.com/office/2019/extlst" xmlns:r="http://schemas.openxmlformats.org/officeDocument/2006/relationships" xmlns:m="http://schemas.openxmlformats.org/officeDocument/2006/math" xmlns:v="urn:schemas-microsoft-com:vml" xmlns:wp14="http://schemas.microsoft.com/office/word/2010/wordprocessingDrawing" xmlns:wp="http://schemas.openxmlformats.org/drawingml/2006/wordprocessingDrawing" xmlns:w10="urn:schemas-microsoft-com:office:word" xmlns:w="http://schemas.openxmlformats.org/wordprocessingml/2006/main" xmlns:w14="http://schemas.microsoft.com/office/word/2010/wordml" xmlns:w15="http://schemas.microsoft.com/office/word/2012/wordml" xmlns:w16cex="http://schemas.microsoft.com/office/word/2018/wordml/cex" xmlns:w16cid="http://schemas.microsoft.com/office/word/2016/wordml/cid" xmlns:w16="http://schemas.microsoft.com/office/word/2018/wordml" xmlns:w16du="http://schemas.microsoft.com/office/word/2023/wordml/word16du" xmlns:w16sdtdh="http://schemas.microsoft.com/office/word/2020/wordml/sdtdatahash" xmlns:w16sdtfl="http://schemas.microsoft.com/office/word/2024/wordml/sdtformatlock" xmlns:w16se="http://schemas.microsoft.com/office/word/2015/wordml/symex" xmlns:wpg="http://schemas.microsoft.com/office/word/2010/wordprocessingGroup" xmlns:wpi="http://schemas.microsoft.com/office/word/2010/wordprocessingInk" xmlns:wne="http://schemas.microsoft.com/office/word/2006/wordml" xmlns:wps="http://schemas.microsoft.com/office/word/2010/wordprocessingShape" mc:Ignorable="w14 w15 w16se w16cid w16 w16cex w16sdtdh w16sdtfl w16du wp14">
+<w:numbering xmlns:wpc="http://schemas.microsoft.com/office/word/2010/wordprocessingCanvas" xmlns:cx="http://schemas.microsoft.com/office/drawing/2014/chartex" xmlns:cx1="http://schemas.microsoft.com/office/drawing/2015/9/8/chartex" xmlns:cx2="http://schemas.microsoft.com/office/drawing/2015/10/21/chartex" xmlns:cx3="http://schemas.microsoft.com/office/drawing/2016/5/9/chartex" xmlns:cx4="http://schemas.microsoft.com/office/drawing/2016/5/10/chartex" xmlns:cx5="http://schemas.microsoft.com/office/drawing/2016/5/11/chartex" xmlns:cx6="http://schemas.microsoft.com/office/drawing/2016/5/12/chartex" xmlns:cx7="http://schemas.microsoft.com/office/drawing/2016/5/13/chartex" xmlns:cx8="http://schemas.microsoft.com/office/drawing/2016/5/14/chartex" xmlns:mc="http://schemas.openxmlformats.org/markup-compatibility/2006" xmlns:aink="http://schemas.microsoft.com/office/drawing/2016/ink" xmlns:am3d="http://schemas.microsoft.com/office/drawing/2017/model3d" xmlns:o="urn:schemas-microsoft-com:office:office" xmlns:oel="http://schemas.microsoft.com/office/2019/extlst" xmlns:r="http://schemas.openxmlformats.org/officeDocument/2006/relationships" xmlns:m="http://schemas.openxmlformats.org/officeDocument/2006/math" xmlns:v="urn:schemas-microsoft-com:vml" xmlns:wp14="http://schemas.microsoft.com/office/word/2010/wordprocessingDrawing" xmlns:wp="http://schemas.openxmlformats.org/drawingml/2006/wordprocessingDrawing" xmlns:w10="urn:schemas-microsoft-com:office:word" xmlns:w="http://schemas.openxmlformats.org/wordprocessingml/2006/main" xmlns:w14="http://schemas.microsoft.com/office/word/2010/wordml" xmlns:w15="http://schemas.microsoft.com/office/word/2012/wordml" xmlns:w16cei="http://schemas.microsoft.com/office/word/2026/wordml/cei" xmlns:w16cex="http://schemas.microsoft.com/office/word/2018/wordml/cex" xmlns:w16cid="http://schemas.microsoft.com/office/word/2016/wordml/cid" xmlns:w16="http://schemas.microsoft.com/office/word/2018/wordml" xmlns:w16du="http://schemas.microsoft.com/office/word/2023/wordml/word16du" xmlns:w16sdtdh="http://schemas.microsoft.com/office/word/2020/wordml/sdtdatahash" xmlns:w16sdtfl="http://schemas.microsoft.com/office/word/2024/wordml/sdtformatlock" xmlns:w16se="http://schemas.microsoft.com/office/word/2015/wordml/symex" xmlns:wpg="http://schemas.microsoft.com/office/word/2010/wordprocessingGroup" xmlns:wpi="http://schemas.microsoft.com/office/word/2010/wordprocessingInk" xmlns:wne="http://schemas.microsoft.com/office/word/2006/wordml" xmlns:wps="http://schemas.microsoft.com/office/word/2010/wordprocessingShape" mc:Ignorable="w14 w15 w16se w16cid w16 w16cex w16sdtdh w16sdtfl w16du wp14">
   <w:abstractNum w:abstractNumId="0" w15:restartNumberingAfterBreak="0">
     <w:nsid w:val="41410E6C"/>
     <w:multiLevelType w:val="multilevel"/>

--- a/file/Heng_Quan_CV.docx
+++ b/file/Heng_Quan_CV.docx
@@ -1,6 +1,6 @@
 
 <file path=word/document.xml><?xml version="1.0" encoding="utf-8"?>
-<w:document xmlns:wpc="http://schemas.microsoft.com/office/word/2010/wordprocessingCanvas" xmlns:cx="http://schemas.microsoft.com/office/drawing/2014/chartex" xmlns:cx1="http://schemas.microsoft.com/office/drawing/2015/9/8/chartex" xmlns:cx2="http://schemas.microsoft.com/office/drawing/2015/10/21/chartex" xmlns:cx3="http://schemas.microsoft.com/office/drawing/2016/5/9/chartex" xmlns:cx4="http://schemas.microsoft.com/office/drawing/2016/5/10/chartex" xmlns:cx5="http://schemas.microsoft.com/office/drawing/2016/5/11/chartex" xmlns:cx6="http://schemas.microsoft.com/office/drawing/2016/5/12/chartex" xmlns:cx7="http://schemas.microsoft.com/office/drawing/2016/5/13/chartex" xmlns:cx8="http://schemas.microsoft.com/office/drawing/2016/5/14/chartex" xmlns:mc="http://schemas.openxmlformats.org/markup-compatibility/2006" xmlns:aink="http://schemas.microsoft.com/office/drawing/2016/ink" xmlns:am3d="http://schemas.microsoft.com/office/drawing/2017/model3d" xmlns:o="urn:schemas-microsoft-com:office:office" xmlns:oel="http://schemas.microsoft.com/office/2019/extlst" xmlns:r="http://schemas.openxmlformats.org/officeDocument/2006/relationships" xmlns:m="http://schemas.openxmlformats.org/officeDocument/2006/math" xmlns:v="urn:schemas-microsoft-com:vml" xmlns:wp14="http://schemas.microsoft.com/office/word/2010/wordprocessingDrawing" xmlns:wp="http://schemas.openxmlformats.org/drawingml/2006/wordprocessingDrawing" xmlns:w10="urn:schemas-microsoft-com:office:word" xmlns:w="http://schemas.openxmlformats.org/wordprocessingml/2006/main" xmlns:w14="http://schemas.microsoft.com/office/word/2010/wordml" xmlns:w15="http://schemas.microsoft.com/office/word/2012/wordml" xmlns:w16cei="http://schemas.microsoft.com/office/word/2026/wordml/cei" xmlns:w16cex="http://schemas.microsoft.com/office/word/2018/wordml/cex" xmlns:w16cid="http://schemas.microsoft.com/office/word/2016/wordml/cid" xmlns:w16="http://schemas.microsoft.com/office/word/2018/wordml" xmlns:w16du="http://schemas.microsoft.com/office/word/2023/wordml/word16du" xmlns:w16sdtdh="http://schemas.microsoft.com/office/word/2020/wordml/sdtdatahash" xmlns:w16sdtfl="http://schemas.microsoft.com/office/word/2024/wordml/sdtformatlock" xmlns:w16se="http://schemas.microsoft.com/office/word/2015/wordml/symex" xmlns:wpg="http://schemas.microsoft.com/office/word/2010/wordprocessingGroup" xmlns:wpi="http://schemas.microsoft.com/office/word/2010/wordprocessingInk" xmlns:wne="http://schemas.microsoft.com/office/word/2006/wordml" xmlns:wps="http://schemas.microsoft.com/office/word/2010/wordprocessingShape" mc:Ignorable="w14 w15 w16se w16cid w16 w16cex w16sdtdh w16sdtfl w16du wp14">
+<w:document xmlns:wpc="http://schemas.microsoft.com/office/word/2010/wordprocessingCanvas" xmlns:cx="http://schemas.microsoft.com/office/drawing/2014/chartex" xmlns:cx1="http://schemas.microsoft.com/office/drawing/2015/9/8/chartex" xmlns:cx2="http://schemas.microsoft.com/office/drawing/2015/10/21/chartex" xmlns:cx3="http://schemas.microsoft.com/office/drawing/2016/5/9/chartex" xmlns:cx4="http://schemas.microsoft.com/office/drawing/2016/5/10/chartex" xmlns:cx5="http://schemas.microsoft.com/office/drawing/2016/5/11/chartex" xmlns:cx6="http://schemas.microsoft.com/office/drawing/2016/5/12/chartex" xmlns:cx7="http://schemas.microsoft.com/office/drawing/2016/5/13/chartex" xmlns:cx8="http://schemas.microsoft.com/office/drawing/2016/5/14/chartex" xmlns:mc="http://schemas.openxmlformats.org/markup-compatibility/2006" xmlns:aink="http://schemas.microsoft.com/office/drawing/2016/ink" xmlns:am3d="http://schemas.microsoft.com/office/drawing/2017/model3d" xmlns:o="urn:schemas-microsoft-com:office:office" xmlns:oel="http://schemas.microsoft.com/office/2019/extlst" xmlns:r="http://schemas.openxmlformats.org/officeDocument/2006/relationships" xmlns:m="http://schemas.openxmlformats.org/officeDocument/2006/math" xmlns:v="urn:schemas-microsoft-com:vml" xmlns:wp14="http://schemas.microsoft.com/office/word/2010/wordprocessingDrawing" xmlns:wp="http://schemas.openxmlformats.org/drawingml/2006/wordprocessingDrawing" xmlns:w10="urn:schemas-microsoft-com:office:word" xmlns:w="http://schemas.openxmlformats.org/wordprocessingml/2006/main" xmlns:w14="http://schemas.microsoft.com/office/word/2010/wordml" xmlns:w15="http://schemas.microsoft.com/office/word/2012/wordml" xmlns:w16cex="http://schemas.microsoft.com/office/word/2018/wordml/cex" xmlns:w16cid="http://schemas.microsoft.com/office/word/2016/wordml/cid" xmlns:w16="http://schemas.microsoft.com/office/word/2018/wordml" xmlns:w16du="http://schemas.microsoft.com/office/word/2023/wordml/word16du" xmlns:w16sdtdh="http://schemas.microsoft.com/office/word/2020/wordml/sdtdatahash" xmlns:w16sdtfl="http://schemas.microsoft.com/office/word/2024/wordml/sdtformatlock" xmlns:w16se="http://schemas.microsoft.com/office/word/2015/wordml/symex" xmlns:wpg="http://schemas.microsoft.com/office/word/2010/wordprocessingGroup" xmlns:wpi="http://schemas.microsoft.com/office/word/2010/wordprocessingInk" xmlns:wne="http://schemas.microsoft.com/office/word/2006/wordml" xmlns:wps="http://schemas.microsoft.com/office/word/2010/wordprocessingShape" mc:Ignorable="w14 w15 w16se w16cid w16 w16cex w16sdtdh w16sdtfl w16du wp14">
   <w:body>
     <w:p>
       <w:pPr>
@@ -1075,7 +1075,7 @@
       <w:pPr>
         <w:spacing w:after="0" w:line="240" w:lineRule="auto"/>
         <w:rPr>
-          <w:rFonts w:ascii="Palatino Linotype" w:hAnsi="Palatino Linotype" w:cs="Palatino Linotype" w:hint="eastAsia"/>
+          <w:rFonts w:ascii="Palatino Linotype" w:hAnsi="Palatino Linotype" w:cs="Palatino Linotype"/>
           <w:b/>
           <w:bCs/>
           <w:sz w:val="21"/>
@@ -2055,6 +2055,35 @@
       <w:pPr>
         <w:spacing w:after="0" w:line="240" w:lineRule="auto"/>
         <w:rPr>
+          <w:rFonts w:ascii="Palatino Linotype" w:eastAsia="SimSun" w:hAnsi="Palatino Linotype" w:cs="Palatino Linotype"/>
+          <w:b/>
+          <w:sz w:val="21"/>
+          <w:szCs w:val="21"/>
+        </w:rPr>
+      </w:pPr>
+      <w:r>
+        <w:rPr>
+          <w:rFonts w:ascii="Palatino Linotype" w:eastAsia="SimSun" w:hAnsi="Palatino Linotype" w:cs="Palatino Linotype"/>
+          <w:b/>
+          <w:sz w:val="21"/>
+          <w:szCs w:val="21"/>
+        </w:rPr>
+        <w:t xml:space="preserve">INVITED </w:t>
+      </w:r>
+      <w:r>
+        <w:rPr>
+          <w:rFonts w:ascii="Palatino Linotype" w:eastAsia="SimSun" w:hAnsi="Palatino Linotype" w:cs="Palatino Linotype"/>
+          <w:b/>
+          <w:sz w:val="21"/>
+          <w:szCs w:val="21"/>
+        </w:rPr>
+        <w:t>TALKS</w:t>
+      </w:r>
+    </w:p>
+    <w:p>
+      <w:pPr>
+        <w:spacing w:after="0" w:line="60" w:lineRule="exact"/>
+        <w:rPr>
           <w:rFonts w:ascii="Palatino Linotype" w:hAnsi="Palatino Linotype" w:cs="Palatino Linotype"/>
           <w:b/>
           <w:sz w:val="21"/>
@@ -2062,6 +2091,186 @@
           <w:u w:val="single"/>
         </w:rPr>
       </w:pPr>
+      <w:r>
+        <w:rPr>
+          <w:rFonts w:ascii="Palatino Linotype" w:eastAsia="SimSun" w:hAnsi="Palatino Linotype" w:cs="Palatino Linotype" w:hint="eastAsia"/>
+          <w:b/>
+          <w:sz w:val="21"/>
+          <w:szCs w:val="21"/>
+          <w:u w:val="single"/>
+        </w:rPr>
+        <w:t>________________________________________________________________________________________________</w:t>
+      </w:r>
+      <w:r>
+        <w:rPr>
+          <w:rFonts w:ascii="Palatino Linotype" w:eastAsia="SimSun" w:hAnsi="Palatino Linotype" w:cs="Palatino Linotype" w:hint="eastAsia"/>
+          <w:b/>
+          <w:sz w:val="21"/>
+          <w:szCs w:val="21"/>
+        </w:rPr>
+        <w:t xml:space="preserve"> </w:t>
+      </w:r>
+      <w:r>
+        <w:rPr>
+          <w:rFonts w:ascii="Palatino Linotype" w:eastAsia="SimSun" w:hAnsi="Palatino Linotype" w:cs="Palatino Linotype" w:hint="eastAsia"/>
+          <w:b/>
+          <w:sz w:val="21"/>
+          <w:szCs w:val="21"/>
+          <w:u w:val="single"/>
+        </w:rPr>
+        <w:t xml:space="preserve">                         </w:t>
+      </w:r>
+    </w:p>
+    <w:p>
+      <w:pPr>
+        <w:pStyle w:val="ListParagraph"/>
+        <w:numPr>
+          <w:ilvl w:val="0"/>
+          <w:numId w:val="6"/>
+        </w:numPr>
+        <w:spacing w:after="0" w:line="240" w:lineRule="auto"/>
+        <w:rPr>
+          <w:rFonts w:ascii="Palatino Linotype" w:hAnsi="Palatino Linotype" w:cs="Palatino Linotype"/>
+          <w:bCs/>
+          <w:sz w:val="21"/>
+          <w:szCs w:val="21"/>
+        </w:rPr>
+      </w:pPr>
+      <w:r>
+        <w:rPr>
+          <w:rFonts w:ascii="Palatino Linotype" w:hAnsi="Palatino Linotype" w:cs="Palatino Linotype"/>
+          <w:bCs/>
+          <w:sz w:val="21"/>
+          <w:szCs w:val="21"/>
+        </w:rPr>
+        <w:t xml:space="preserve">Departmental seminar, Department of Atmospheric and Oceanic Sciences, Peking University, </w:t>
+      </w:r>
+      <w:r>
+        <w:rPr>
+          <w:rFonts w:ascii="Palatino Linotype" w:hAnsi="Palatino Linotype" w:cs="Palatino Linotype"/>
+          <w:bCs/>
+          <w:sz w:val="21"/>
+          <w:szCs w:val="21"/>
+        </w:rPr>
+        <w:t>Nov</w:t>
+      </w:r>
+      <w:r>
+        <w:rPr>
+          <w:rFonts w:ascii="Palatino Linotype" w:hAnsi="Palatino Linotype" w:cs="Palatino Linotype"/>
+          <w:bCs/>
+          <w:sz w:val="21"/>
+          <w:szCs w:val="21"/>
+        </w:rPr>
+        <w:t xml:space="preserve"> </w:t>
+      </w:r>
+      <w:r>
+        <w:rPr>
+          <w:rFonts w:ascii="Palatino Linotype" w:hAnsi="Palatino Linotype" w:cs="Palatino Linotype"/>
+          <w:bCs/>
+          <w:sz w:val="21"/>
+          <w:szCs w:val="21"/>
+        </w:rPr>
+        <w:t>2026</w:t>
+      </w:r>
+    </w:p>
+    <w:p>
+      <w:pPr>
+        <w:pStyle w:val="ListParagraph"/>
+        <w:numPr>
+          <w:ilvl w:val="0"/>
+          <w:numId w:val="6"/>
+        </w:numPr>
+        <w:spacing w:after="0" w:line="240" w:lineRule="auto"/>
+        <w:rPr>
+          <w:rFonts w:ascii="Palatino Linotype" w:hAnsi="Palatino Linotype" w:cs="Palatino Linotype"/>
+          <w:bCs/>
+          <w:sz w:val="21"/>
+          <w:szCs w:val="21"/>
+        </w:rPr>
+      </w:pPr>
+      <w:r>
+        <w:rPr>
+          <w:rFonts w:ascii="Palatino Linotype" w:hAnsi="Palatino Linotype" w:cs="Palatino Linotype"/>
+          <w:bCs/>
+          <w:sz w:val="21"/>
+          <w:szCs w:val="21"/>
+        </w:rPr>
+        <w:t>Climate, Atmosphere, and Ocean Seminar</w:t>
+      </w:r>
+      <w:r>
+        <w:rPr>
+          <w:rFonts w:ascii="Palatino Linotype" w:hAnsi="Palatino Linotype" w:cs="Palatino Linotype"/>
+          <w:bCs/>
+          <w:sz w:val="21"/>
+          <w:szCs w:val="21"/>
+        </w:rPr>
+        <w:t xml:space="preserve">, </w:t>
+      </w:r>
+      <w:r>
+        <w:rPr>
+          <w:rFonts w:ascii="Palatino Linotype" w:hAnsi="Palatino Linotype" w:cs="Palatino Linotype"/>
+          <w:bCs/>
+          <w:sz w:val="21"/>
+          <w:szCs w:val="21"/>
+        </w:rPr>
+        <w:t>The Hebrew University of Jerusalem</w:t>
+      </w:r>
+      <w:r>
+        <w:rPr>
+          <w:rFonts w:ascii="Palatino Linotype" w:hAnsi="Palatino Linotype" w:cs="Palatino Linotype"/>
+          <w:bCs/>
+          <w:sz w:val="21"/>
+          <w:szCs w:val="21"/>
+        </w:rPr>
+        <w:t>, June 2026</w:t>
+      </w:r>
+    </w:p>
+    <w:p>
+      <w:pPr>
+        <w:pStyle w:val="ListParagraph"/>
+        <w:numPr>
+          <w:ilvl w:val="0"/>
+          <w:numId w:val="6"/>
+        </w:numPr>
+        <w:spacing w:after="0" w:line="240" w:lineRule="auto"/>
+        <w:rPr>
+          <w:rFonts w:ascii="Palatino Linotype" w:hAnsi="Palatino Linotype" w:cs="Palatino Linotype"/>
+          <w:bCs/>
+          <w:sz w:val="21"/>
+          <w:szCs w:val="21"/>
+        </w:rPr>
+      </w:pPr>
+      <w:r>
+        <w:rPr>
+          <w:rFonts w:ascii="Palatino Linotype" w:hAnsi="Palatino Linotype" w:cs="Palatino Linotype"/>
+          <w:bCs/>
+          <w:sz w:val="21"/>
+          <w:szCs w:val="21"/>
+        </w:rPr>
+        <w:t>Departmental seminar, Department of Atmospheric and Oceanic Sciences, Peking University, Oct 2024</w:t>
+      </w:r>
+    </w:p>
+    <w:p>
+      <w:pPr>
+        <w:spacing w:after="0" w:line="240" w:lineRule="auto"/>
+        <w:rPr>
+          <w:rFonts w:ascii="Palatino Linotype" w:hAnsi="Palatino Linotype" w:cs="Palatino Linotype"/>
+          <w:sz w:val="21"/>
+          <w:szCs w:val="21"/>
+        </w:rPr>
+      </w:pPr>
+    </w:p>
+    <w:p>
+      <w:pPr>
+        <w:spacing w:after="0" w:line="240" w:lineRule="auto"/>
+        <w:rPr>
+          <w:rFonts w:ascii="Palatino Linotype" w:hAnsi="Palatino Linotype" w:cs="Palatino Linotype"/>
+          <w:b/>
+          <w:sz w:val="21"/>
+          <w:szCs w:val="21"/>
+          <w:u w:val="single"/>
+        </w:rPr>
+      </w:pPr>
     </w:p>
     <w:p>
       <w:pPr>
@@ -2080,6 +2289,16 @@
           <w:sz w:val="21"/>
           <w:szCs w:val="21"/>
         </w:rPr>
+        <w:lastRenderedPageBreak/>
+        <w:t xml:space="preserve">CONFERENCE </w:t>
+      </w:r>
+      <w:r>
+        <w:rPr>
+          <w:rFonts w:ascii="Palatino Linotype" w:eastAsia="SimSun" w:hAnsi="Palatino Linotype" w:cs="Palatino Linotype"/>
+          <w:b/>
+          <w:sz w:val="21"/>
+          <w:szCs w:val="21"/>
+        </w:rPr>
         <w:t>TALKS</w:t>
       </w:r>
     </w:p>
@@ -2129,6 +2348,63 @@
         <w:spacing w:after="0" w:line="240" w:lineRule="auto"/>
         <w:rPr>
           <w:rFonts w:ascii="Palatino Linotype" w:hAnsi="Palatino Linotype" w:cs="Palatino Linotype"/>
+          <w:b/>
+          <w:sz w:val="21"/>
+          <w:szCs w:val="21"/>
+        </w:rPr>
+      </w:pPr>
+      <w:r>
+        <w:rPr>
+          <w:rFonts w:ascii="Palatino Linotype" w:hAnsi="Palatino Linotype" w:cs="Palatino Linotype"/>
+          <w:b/>
+          <w:sz w:val="21"/>
+          <w:szCs w:val="21"/>
+        </w:rPr>
+        <w:t>25</w:t>
+      </w:r>
+      <w:r>
+        <w:rPr>
+          <w:rFonts w:ascii="Palatino Linotype" w:hAnsi="Palatino Linotype" w:cs="Palatino Linotype"/>
+          <w:b/>
+          <w:sz w:val="21"/>
+          <w:szCs w:val="21"/>
+          <w:vertAlign w:val="superscript"/>
+        </w:rPr>
+        <w:t>th</w:t>
+      </w:r>
+      <w:r>
+        <w:rPr>
+          <w:rFonts w:ascii="Palatino Linotype" w:hAnsi="Palatino Linotype" w:cs="Palatino Linotype"/>
+          <w:b/>
+          <w:sz w:val="21"/>
+          <w:szCs w:val="21"/>
+        </w:rPr>
+        <w:t xml:space="preserve"> </w:t>
+      </w:r>
+      <w:r>
+        <w:rPr>
+          <w:rFonts w:ascii="Palatino Linotype" w:hAnsi="Palatino Linotype" w:cs="Palatino Linotype"/>
+          <w:b/>
+          <w:sz w:val="21"/>
+          <w:szCs w:val="21"/>
+        </w:rPr>
+        <w:t>Atmospheric and Oceanic Fluid Dynamics Conference</w:t>
+      </w:r>
+      <w:r>
+        <w:rPr>
+          <w:rFonts w:ascii="Palatino Linotype" w:hAnsi="Palatino Linotype" w:cs="Palatino Linotype"/>
+          <w:b/>
+          <w:sz w:val="21"/>
+          <w:szCs w:val="21"/>
+        </w:rPr>
+        <w:t>, Houston, TX, Jan 2026</w:t>
+      </w:r>
+    </w:p>
+    <w:p>
+      <w:pPr>
+        <w:spacing w:after="0" w:line="240" w:lineRule="auto"/>
+        <w:rPr>
+          <w:rFonts w:ascii="Palatino Linotype" w:hAnsi="Palatino Linotype" w:cs="Palatino Linotype"/>
           <w:bCs/>
           <w:sz w:val="21"/>
           <w:szCs w:val="21"/>
@@ -2141,6 +2417,484 @@
           <w:sz w:val="21"/>
           <w:szCs w:val="21"/>
         </w:rPr>
+        <w:t>AGU</w:t>
+      </w:r>
+      <w:r>
+        <w:rPr>
+          <w:rFonts w:ascii="Palatino Linotype" w:hAnsi="Palatino Linotype" w:cs="Palatino Linotype"/>
+          <w:b/>
+          <w:sz w:val="21"/>
+          <w:szCs w:val="21"/>
+        </w:rPr>
+        <w:t xml:space="preserve"> Fall Meeting</w:t>
+      </w:r>
+      <w:r>
+        <w:rPr>
+          <w:rFonts w:ascii="Palatino Linotype" w:hAnsi="Palatino Linotype" w:cs="Palatino Linotype" w:hint="eastAsia"/>
+          <w:b/>
+          <w:sz w:val="21"/>
+          <w:szCs w:val="21"/>
+        </w:rPr>
+        <w:t xml:space="preserve"> 202</w:t>
+      </w:r>
+      <w:r>
+        <w:rPr>
+          <w:rFonts w:ascii="Palatino Linotype" w:hAnsi="Palatino Linotype" w:cs="Palatino Linotype"/>
+          <w:b/>
+          <w:sz w:val="21"/>
+          <w:szCs w:val="21"/>
+        </w:rPr>
+        <w:t>5</w:t>
+      </w:r>
+      <w:r>
+        <w:rPr>
+          <w:rFonts w:ascii="Palatino Linotype" w:hAnsi="Palatino Linotype" w:cs="Palatino Linotype" w:hint="eastAsia"/>
+          <w:b/>
+          <w:sz w:val="21"/>
+          <w:szCs w:val="21"/>
+        </w:rPr>
+        <w:t xml:space="preserve">, </w:t>
+      </w:r>
+      <w:r>
+        <w:rPr>
+          <w:rFonts w:ascii="Palatino Linotype" w:hAnsi="Palatino Linotype" w:cs="Palatino Linotype"/>
+          <w:b/>
+          <w:sz w:val="21"/>
+          <w:szCs w:val="21"/>
+        </w:rPr>
+        <w:t>New Orleans</w:t>
+      </w:r>
+    </w:p>
+    <w:p>
+      <w:pPr>
+        <w:spacing w:after="0" w:line="240" w:lineRule="auto"/>
+        <w:rPr>
+          <w:rFonts w:ascii="Palatino Linotype" w:hAnsi="Palatino Linotype" w:cs="Palatino Linotype"/>
+          <w:bCs/>
+          <w:sz w:val="21"/>
+          <w:szCs w:val="21"/>
+        </w:rPr>
+      </w:pPr>
+      <w:r>
+        <w:rPr>
+          <w:rFonts w:ascii="Palatino Linotype" w:hAnsi="Palatino Linotype" w:cs="Palatino Linotype" w:hint="eastAsia"/>
+          <w:b/>
+          <w:sz w:val="21"/>
+          <w:szCs w:val="21"/>
+        </w:rPr>
+        <w:t xml:space="preserve">AGU </w:t>
+      </w:r>
+      <w:r>
+        <w:rPr>
+          <w:rFonts w:ascii="Palatino Linotype" w:hAnsi="Palatino Linotype" w:cs="Palatino Linotype"/>
+          <w:b/>
+          <w:sz w:val="21"/>
+          <w:szCs w:val="21"/>
+        </w:rPr>
+        <w:t xml:space="preserve">Fall Meeting </w:t>
+      </w:r>
+      <w:r>
+        <w:rPr>
+          <w:rFonts w:ascii="Palatino Linotype" w:hAnsi="Palatino Linotype" w:cs="Palatino Linotype" w:hint="eastAsia"/>
+          <w:b/>
+          <w:sz w:val="21"/>
+          <w:szCs w:val="21"/>
+        </w:rPr>
+        <w:t>202</w:t>
+      </w:r>
+      <w:r>
+        <w:rPr>
+          <w:rFonts w:ascii="Palatino Linotype" w:hAnsi="Palatino Linotype" w:cs="Palatino Linotype"/>
+          <w:b/>
+          <w:sz w:val="21"/>
+          <w:szCs w:val="21"/>
+        </w:rPr>
+        <w:t>5</w:t>
+      </w:r>
+      <w:r>
+        <w:rPr>
+          <w:rFonts w:ascii="Palatino Linotype" w:hAnsi="Palatino Linotype" w:cs="Palatino Linotype" w:hint="eastAsia"/>
+          <w:b/>
+          <w:sz w:val="21"/>
+          <w:szCs w:val="21"/>
+        </w:rPr>
+        <w:t xml:space="preserve">, </w:t>
+      </w:r>
+      <w:r>
+        <w:rPr>
+          <w:rFonts w:ascii="Palatino Linotype" w:hAnsi="Palatino Linotype" w:cs="Palatino Linotype"/>
+          <w:b/>
+          <w:sz w:val="21"/>
+          <w:szCs w:val="21"/>
+        </w:rPr>
+        <w:t>New Orleans</w:t>
+      </w:r>
+    </w:p>
+    <w:p>
+      <w:pPr>
+        <w:spacing w:after="0" w:line="240" w:lineRule="auto"/>
+        <w:rPr>
+          <w:rFonts w:ascii="Palatino Linotype" w:hAnsi="Palatino Linotype" w:cs="Palatino Linotype"/>
+          <w:bCs/>
+          <w:sz w:val="21"/>
+          <w:szCs w:val="21"/>
+        </w:rPr>
+      </w:pPr>
+      <w:r>
+        <w:rPr>
+          <w:rFonts w:ascii="Palatino Linotype" w:hAnsi="Palatino Linotype" w:cs="Palatino Linotype" w:hint="eastAsia"/>
+          <w:b/>
+          <w:sz w:val="21"/>
+          <w:szCs w:val="21"/>
+        </w:rPr>
+        <w:t xml:space="preserve">AGU </w:t>
+      </w:r>
+      <w:r>
+        <w:rPr>
+          <w:rFonts w:ascii="Palatino Linotype" w:hAnsi="Palatino Linotype" w:cs="Palatino Linotype"/>
+          <w:b/>
+          <w:sz w:val="21"/>
+          <w:szCs w:val="21"/>
+        </w:rPr>
+        <w:t xml:space="preserve">Fall Meeting </w:t>
+      </w:r>
+      <w:r>
+        <w:rPr>
+          <w:rFonts w:ascii="Palatino Linotype" w:hAnsi="Palatino Linotype" w:cs="Palatino Linotype" w:hint="eastAsia"/>
+          <w:b/>
+          <w:sz w:val="21"/>
+          <w:szCs w:val="21"/>
+        </w:rPr>
+        <w:t>202</w:t>
+      </w:r>
+      <w:r>
+        <w:rPr>
+          <w:rFonts w:ascii="Palatino Linotype" w:hAnsi="Palatino Linotype" w:cs="Palatino Linotype"/>
+          <w:b/>
+          <w:sz w:val="21"/>
+          <w:szCs w:val="21"/>
+        </w:rPr>
+        <w:t>4</w:t>
+      </w:r>
+      <w:r>
+        <w:rPr>
+          <w:rFonts w:ascii="Palatino Linotype" w:hAnsi="Palatino Linotype" w:cs="Palatino Linotype" w:hint="eastAsia"/>
+          <w:b/>
+          <w:sz w:val="21"/>
+          <w:szCs w:val="21"/>
+        </w:rPr>
+        <w:t xml:space="preserve">, </w:t>
+      </w:r>
+      <w:r>
+        <w:rPr>
+          <w:rFonts w:ascii="Palatino Linotype" w:hAnsi="Palatino Linotype" w:cs="Palatino Linotype"/>
+          <w:b/>
+          <w:sz w:val="21"/>
+          <w:szCs w:val="21"/>
+        </w:rPr>
+        <w:t>Washington D.C.</w:t>
+      </w:r>
+    </w:p>
+    <w:p>
+      <w:pPr>
+        <w:spacing w:after="0" w:line="240" w:lineRule="auto"/>
+        <w:rPr>
+          <w:rFonts w:ascii="Palatino Linotype" w:hAnsi="Palatino Linotype" w:cs="Palatino Linotype"/>
+          <w:bCs/>
+          <w:sz w:val="21"/>
+          <w:szCs w:val="21"/>
+        </w:rPr>
+      </w:pPr>
+      <w:r>
+        <w:rPr>
+          <w:rFonts w:ascii="Palatino Linotype" w:hAnsi="Palatino Linotype" w:cs="Palatino Linotype"/>
+          <w:b/>
+          <w:sz w:val="21"/>
+          <w:szCs w:val="21"/>
+        </w:rPr>
+        <w:t>ICDM Workshop 2024, Nanjing</w:t>
+      </w:r>
+      <w:r>
+        <w:rPr>
+          <w:rFonts w:ascii="Palatino Linotype" w:hAnsi="Palatino Linotype" w:cs="Palatino Linotype" w:hint="eastAsia"/>
+          <w:bCs/>
+          <w:sz w:val="21"/>
+          <w:szCs w:val="21"/>
+        </w:rPr>
+        <w:t xml:space="preserve"> </w:t>
+      </w:r>
+    </w:p>
+    <w:p>
+      <w:pPr>
+        <w:spacing w:after="0" w:line="240" w:lineRule="auto"/>
+        <w:rPr>
+          <w:rFonts w:ascii="Palatino Linotype" w:hAnsi="Palatino Linotype" w:cs="Palatino Linotype"/>
+          <w:bCs/>
+          <w:sz w:val="21"/>
+          <w:szCs w:val="21"/>
+        </w:rPr>
+      </w:pPr>
+      <w:r>
+        <w:rPr>
+          <w:rFonts w:ascii="Palatino Linotype" w:hAnsi="Palatino Linotype" w:cs="Palatino Linotype"/>
+          <w:b/>
+          <w:sz w:val="21"/>
+          <w:szCs w:val="21"/>
+        </w:rPr>
+        <w:t>2</w:t>
+      </w:r>
+      <w:r>
+        <w:rPr>
+          <w:rFonts w:ascii="Palatino Linotype" w:hAnsi="Palatino Linotype" w:cs="Palatino Linotype"/>
+          <w:b/>
+          <w:sz w:val="21"/>
+          <w:szCs w:val="21"/>
+        </w:rPr>
+        <w:t>4</w:t>
+      </w:r>
+      <w:r>
+        <w:rPr>
+          <w:rFonts w:ascii="Palatino Linotype" w:hAnsi="Palatino Linotype" w:cs="Palatino Linotype"/>
+          <w:b/>
+          <w:sz w:val="21"/>
+          <w:szCs w:val="21"/>
+          <w:vertAlign w:val="superscript"/>
+        </w:rPr>
+        <w:t>th</w:t>
+      </w:r>
+      <w:r>
+        <w:rPr>
+          <w:rFonts w:ascii="Palatino Linotype" w:hAnsi="Palatino Linotype" w:cs="Palatino Linotype"/>
+          <w:b/>
+          <w:sz w:val="21"/>
+          <w:szCs w:val="21"/>
+        </w:rPr>
+        <w:t xml:space="preserve"> </w:t>
+      </w:r>
+      <w:r>
+        <w:rPr>
+          <w:rFonts w:ascii="Palatino Linotype" w:hAnsi="Palatino Linotype" w:cs="Palatino Linotype"/>
+          <w:b/>
+          <w:sz w:val="21"/>
+          <w:szCs w:val="21"/>
+        </w:rPr>
+        <w:t>Atmospheric and Oceanic Fluid Dynamics Conference</w:t>
+      </w:r>
+      <w:r>
+        <w:rPr>
+          <w:rFonts w:ascii="Palatino Linotype" w:hAnsi="Palatino Linotype" w:cs="Palatino Linotype" w:hint="eastAsia"/>
+          <w:b/>
+          <w:sz w:val="21"/>
+          <w:szCs w:val="21"/>
+        </w:rPr>
+        <w:t>, Burlington</w:t>
+      </w:r>
+      <w:r>
+        <w:rPr>
+          <w:rFonts w:ascii="Palatino Linotype" w:hAnsi="Palatino Linotype" w:cs="Palatino Linotype"/>
+          <w:b/>
+          <w:sz w:val="21"/>
+          <w:szCs w:val="21"/>
+        </w:rPr>
+        <w:t>, June 2024</w:t>
+      </w:r>
+      <w:r>
+        <w:rPr>
+          <w:rFonts w:ascii="Palatino Linotype" w:hAnsi="Palatino Linotype" w:cs="Palatino Linotype" w:hint="eastAsia"/>
+          <w:b/>
+          <w:sz w:val="21"/>
+          <w:szCs w:val="21"/>
+        </w:rPr>
+        <w:t xml:space="preserve">                                                                                                                </w:t>
+      </w:r>
+      <w:r>
+        <w:rPr>
+          <w:rFonts w:ascii="Palatino Linotype" w:hAnsi="Palatino Linotype" w:cs="Palatino Linotype" w:hint="eastAsia"/>
+          <w:b/>
+          <w:sz w:val="21"/>
+          <w:szCs w:val="21"/>
+        </w:rPr>
+        <w:t xml:space="preserve">                    </w:t>
+      </w:r>
+    </w:p>
+    <w:p>
+      <w:pPr>
+        <w:spacing w:after="0" w:line="240" w:lineRule="auto"/>
+        <w:rPr>
+          <w:rFonts w:ascii="Palatino Linotype" w:eastAsia="SimSun" w:hAnsi="Palatino Linotype" w:cs="Palatino Linotype"/>
+          <w:bCs/>
+          <w:sz w:val="21"/>
+          <w:szCs w:val="21"/>
+        </w:rPr>
+      </w:pPr>
+      <w:r>
+        <w:rPr>
+          <w:rFonts w:ascii="Palatino Linotype" w:hAnsi="Palatino Linotype" w:cs="Palatino Linotype" w:hint="eastAsia"/>
+          <w:b/>
+          <w:sz w:val="21"/>
+          <w:szCs w:val="21"/>
+        </w:rPr>
+        <w:t xml:space="preserve">CFMIP 2024, Boston                                                                                                                      </w:t>
+      </w:r>
+      <w:r>
+        <w:rPr>
+          <w:rFonts w:ascii="Palatino Linotype" w:hAnsi="Palatino Linotype" w:cs="Palatino Linotype" w:hint="eastAsia"/>
+          <w:b/>
+          <w:sz w:val="21"/>
+          <w:szCs w:val="21"/>
+        </w:rPr>
+        <w:t xml:space="preserve">                    </w:t>
+      </w:r>
+      <w:r>
+        <w:rPr>
+          <w:rFonts w:ascii="Palatino Linotype" w:hAnsi="Palatino Linotype" w:cs="Palatino Linotype" w:hint="eastAsia"/>
+          <w:bCs/>
+          <w:sz w:val="21"/>
+          <w:szCs w:val="21"/>
+        </w:rPr>
+        <w:t xml:space="preserve">                                                        </w:t>
+      </w:r>
+    </w:p>
+    <w:p>
+      <w:pPr>
+        <w:spacing w:after="0" w:line="240" w:lineRule="auto"/>
+        <w:rPr>
+          <w:rFonts w:ascii="Palatino Linotype" w:hAnsi="Palatino Linotype" w:cs="Palatino Linotype"/>
+          <w:bCs/>
+          <w:sz w:val="21"/>
+          <w:szCs w:val="21"/>
+        </w:rPr>
+      </w:pPr>
+      <w:bookmarkStart w:id="0" w:name="OLE_LINK1"/>
+      <w:r>
+        <w:rPr>
+          <w:rFonts w:ascii="Palatino Linotype" w:hAnsi="Palatino Linotype" w:cs="Palatino Linotype" w:hint="eastAsia"/>
+          <w:b/>
+          <w:sz w:val="21"/>
+          <w:szCs w:val="21"/>
+        </w:rPr>
+        <w:t>AGU 2023, San Francisco</w:t>
+      </w:r>
+      <w:r>
+        <w:rPr>
+          <w:rFonts w:ascii="Palatino Linotype" w:hAnsi="Palatino Linotype" w:cs="Palatino Linotype" w:hint="eastAsia"/>
+          <w:bCs/>
+          <w:sz w:val="21"/>
+          <w:szCs w:val="21"/>
+        </w:rPr>
+        <w:t xml:space="preserve">                                                                                                                       </w:t>
+      </w:r>
+      <w:r>
+        <w:rPr>
+          <w:rFonts w:ascii="Palatino Linotype" w:hAnsi="Palatino Linotype" w:cs="Palatino Linotype"/>
+          <w:bCs/>
+          <w:sz w:val="21"/>
+          <w:szCs w:val="21"/>
+        </w:rPr>
+        <w:t xml:space="preserve"> </w:t>
+      </w:r>
+    </w:p>
+    <w:bookmarkEnd w:id="0"/>
+    <w:p>
+      <w:pPr>
+        <w:spacing w:after="0" w:line="240" w:lineRule="auto"/>
+        <w:rPr>
+          <w:rFonts w:ascii="Palatino Linotype" w:hAnsi="Palatino Linotype" w:cs="Palatino Linotype"/>
+          <w:bCs/>
+          <w:sz w:val="21"/>
+          <w:szCs w:val="21"/>
+        </w:rPr>
+      </w:pPr>
+    </w:p>
+    <w:p>
+      <w:pPr>
+        <w:spacing w:afterLines="50" w:after="120" w:line="240" w:lineRule="auto"/>
+        <w:rPr>
+          <w:rFonts w:ascii="Palatino Linotype" w:hAnsi="Palatino Linotype" w:cs="Palatino Linotype"/>
+          <w:bCs/>
+          <w:sz w:val="21"/>
+          <w:szCs w:val="21"/>
+        </w:rPr>
+      </w:pPr>
+    </w:p>
+    <w:p>
+      <w:pPr>
+        <w:spacing w:after="0" w:line="240" w:lineRule="auto"/>
+        <w:rPr>
+          <w:rFonts w:ascii="Palatino Linotype" w:eastAsia="SimSun" w:hAnsi="Palatino Linotype" w:cs="Palatino Linotype"/>
+          <w:b/>
+          <w:sz w:val="21"/>
+          <w:szCs w:val="21"/>
+        </w:rPr>
+      </w:pPr>
+      <w:r>
+        <w:rPr>
+          <w:rFonts w:ascii="Palatino Linotype" w:eastAsia="SimSun" w:hAnsi="Palatino Linotype" w:cs="Palatino Linotype"/>
+          <w:b/>
+          <w:sz w:val="21"/>
+          <w:szCs w:val="21"/>
+        </w:rPr>
+        <w:t>POSTERS</w:t>
+      </w:r>
+    </w:p>
+    <w:p>
+      <w:pPr>
+        <w:spacing w:after="0" w:line="60" w:lineRule="exact"/>
+        <w:rPr>
+          <w:rFonts w:ascii="Palatino Linotype" w:hAnsi="Palatino Linotype" w:cs="Palatino Linotype"/>
+          <w:b/>
+          <w:sz w:val="21"/>
+          <w:szCs w:val="21"/>
+          <w:u w:val="single"/>
+        </w:rPr>
+      </w:pPr>
+      <w:r>
+        <w:rPr>
+          <w:rFonts w:ascii="Palatino Linotype" w:eastAsia="SimSun" w:hAnsi="Palatino Linotype" w:cs="Palatino Linotype" w:hint="eastAsia"/>
+          <w:b/>
+          <w:sz w:val="21"/>
+          <w:szCs w:val="21"/>
+          <w:u w:val="single"/>
+        </w:rPr>
+        <w:t>________________________________________________________________________________________________</w:t>
+      </w:r>
+      <w:r>
+        <w:rPr>
+          <w:rFonts w:ascii="Palatino Linotype" w:eastAsia="SimSun" w:hAnsi="Palatino Linotype" w:cs="Palatino Linotype" w:hint="eastAsia"/>
+          <w:b/>
+          <w:sz w:val="21"/>
+          <w:szCs w:val="21"/>
+        </w:rPr>
+        <w:t xml:space="preserve"> </w:t>
+      </w:r>
+      <w:r>
+        <w:rPr>
+          <w:rFonts w:ascii="Palatino Linotype" w:eastAsia="SimSun" w:hAnsi="Palatino Linotype" w:cs="Palatino Linotype" w:hint="eastAsia"/>
+          <w:b/>
+          <w:sz w:val="21"/>
+          <w:szCs w:val="21"/>
+          <w:u w:val="single"/>
+        </w:rPr>
+        <w:t xml:space="preserve">                         </w:t>
+      </w:r>
+    </w:p>
+    <w:p>
+      <w:pPr>
+        <w:spacing w:after="0" w:line="240" w:lineRule="auto"/>
+        <w:rPr>
+          <w:rFonts w:ascii="Palatino Linotype" w:hAnsi="Palatino Linotype" w:cs="Palatino Linotype"/>
+          <w:bCs/>
+          <w:sz w:val="21"/>
+          <w:szCs w:val="21"/>
+        </w:rPr>
+      </w:pPr>
+      <w:r>
+        <w:rPr>
+          <w:rFonts w:ascii="Palatino Linotype" w:hAnsi="Palatino Linotype" w:cs="Palatino Linotype" w:hint="eastAsia"/>
+          <w:b/>
+          <w:sz w:val="21"/>
+          <w:szCs w:val="21"/>
+        </w:rPr>
         <w:t>A</w:t>
       </w:r>
       <w:r>
@@ -2194,18 +2948,94 @@
         <w:spacing w:after="0" w:line="240" w:lineRule="auto"/>
         <w:rPr>
           <w:rFonts w:ascii="Palatino Linotype" w:hAnsi="Palatino Linotype" w:cs="Palatino Linotype"/>
-          <w:bCs/>
-          <w:sz w:val="21"/>
-          <w:szCs w:val="21"/>
-        </w:rPr>
-      </w:pPr>
-      <w:r>
-        <w:rPr>
-          <w:rFonts w:ascii="Palatino Linotype" w:hAnsi="Palatino Linotype" w:cs="Palatino Linotype"/>
-          <w:sz w:val="21"/>
-          <w:szCs w:val="21"/>
-        </w:rPr>
-        <w:t>Periodic extreme rainfall in a warmer climate due to stronger convectively-coupled waves</w:t>
+          <w:sz w:val="21"/>
+          <w:szCs w:val="21"/>
+        </w:rPr>
+      </w:pPr>
+      <w:r>
+        <w:rPr>
+          <w:rFonts w:ascii="Palatino Linotype" w:hAnsi="Palatino Linotype" w:cs="Palatino Linotype"/>
+          <w:sz w:val="21"/>
+          <w:szCs w:val="21"/>
+        </w:rPr>
+        <w:t>The equatorial jet direction depends on the damping process</w:t>
+      </w:r>
+    </w:p>
+    <w:p>
+      <w:pPr>
+        <w:spacing w:after="0" w:line="240" w:lineRule="auto"/>
+        <w:rPr>
+          <w:rFonts w:ascii="Palatino Linotype" w:hAnsi="Palatino Linotype" w:cs="Palatino Linotype"/>
+          <w:b/>
+          <w:sz w:val="21"/>
+          <w:szCs w:val="21"/>
+        </w:rPr>
+      </w:pPr>
+    </w:p>
+    <w:p>
+      <w:pPr>
+        <w:spacing w:after="0" w:line="240" w:lineRule="auto"/>
+        <w:rPr>
+          <w:rFonts w:ascii="Palatino Linotype" w:hAnsi="Palatino Linotype" w:cs="Palatino Linotype"/>
+          <w:bCs/>
+          <w:sz w:val="21"/>
+          <w:szCs w:val="21"/>
+        </w:rPr>
+      </w:pPr>
+      <w:r>
+        <w:rPr>
+          <w:rFonts w:ascii="Palatino Linotype" w:hAnsi="Palatino Linotype" w:cs="Palatino Linotype" w:hint="eastAsia"/>
+          <w:b/>
+          <w:sz w:val="21"/>
+          <w:szCs w:val="21"/>
+        </w:rPr>
+        <w:t>AGU 202</w:t>
+      </w:r>
+      <w:r>
+        <w:rPr>
+          <w:rFonts w:ascii="Palatino Linotype" w:hAnsi="Palatino Linotype" w:cs="Palatino Linotype"/>
+          <w:b/>
+          <w:sz w:val="21"/>
+          <w:szCs w:val="21"/>
+        </w:rPr>
+        <w:t>4</w:t>
+      </w:r>
+      <w:r>
+        <w:rPr>
+          <w:rFonts w:ascii="Palatino Linotype" w:hAnsi="Palatino Linotype" w:cs="Palatino Linotype" w:hint="eastAsia"/>
+          <w:b/>
+          <w:sz w:val="21"/>
+          <w:szCs w:val="21"/>
+        </w:rPr>
+        <w:t xml:space="preserve">, </w:t>
+      </w:r>
+      <w:r>
+        <w:rPr>
+          <w:rFonts w:ascii="Palatino Linotype" w:hAnsi="Palatino Linotype" w:cs="Palatino Linotype"/>
+          <w:b/>
+          <w:sz w:val="21"/>
+          <w:szCs w:val="21"/>
+        </w:rPr>
+        <w:t>Washington D.C.</w:t>
+      </w:r>
+    </w:p>
+    <w:p>
+      <w:pPr>
+        <w:spacing w:after="0" w:line="240" w:lineRule="auto"/>
+        <w:rPr>
+          <w:rFonts w:ascii="Palatino Linotype" w:hAnsi="Palatino Linotype" w:cs="Palatino Linotype"/>
+          <w:bCs/>
+          <w:sz w:val="21"/>
+          <w:szCs w:val="21"/>
+        </w:rPr>
+      </w:pPr>
+      <w:r>
+        <w:rPr>
+          <w:rFonts w:ascii="Palatino Linotype" w:hAnsi="Palatino Linotype" w:cs="Palatino Linotype"/>
+          <w:sz w:val="21"/>
+          <w:szCs w:val="21"/>
+        </w:rPr>
+        <w:t>Weakening of tropical free tropospheric temperature gradients with global warming</w:t>
       </w:r>
       <w:r>
         <w:rPr>
@@ -2225,18 +3055,172 @@
         </w:rPr>
         <w:t xml:space="preserve">                     </w:t>
       </w:r>
-      <w:r>
-        <w:rPr>
-          <w:rFonts w:ascii="Palatino Linotype" w:hAnsi="Palatino Linotype" w:cs="Palatino Linotype"/>
+    </w:p>
+    <w:p>
+      <w:pPr>
+        <w:spacing w:after="0" w:line="240" w:lineRule="auto"/>
+        <w:rPr>
+          <w:rFonts w:ascii="Palatino Linotype" w:hAnsi="Palatino Linotype" w:cs="Palatino Linotype"/>
+          <w:b/>
+          <w:sz w:val="21"/>
+          <w:szCs w:val="21"/>
+        </w:rPr>
+      </w:pPr>
+    </w:p>
+    <w:p>
+      <w:pPr>
+        <w:spacing w:after="0" w:line="240" w:lineRule="auto"/>
+        <w:rPr>
+          <w:rFonts w:ascii="Palatino Linotype" w:hAnsi="Palatino Linotype" w:cs="Palatino Linotype"/>
+          <w:bCs/>
+          <w:sz w:val="21"/>
+          <w:szCs w:val="21"/>
+        </w:rPr>
+      </w:pPr>
+      <w:r>
+        <w:rPr>
+          <w:rFonts w:ascii="Palatino Linotype" w:hAnsi="Palatino Linotype" w:cs="Palatino Linotype"/>
+          <w:b/>
+          <w:sz w:val="21"/>
+          <w:szCs w:val="21"/>
+        </w:rPr>
+        <w:t>Gordon Research Conference on Radiation and Climate</w:t>
+      </w:r>
+      <w:r>
+        <w:rPr>
+          <w:rFonts w:ascii="Palatino Linotype" w:hAnsi="Palatino Linotype" w:cs="Palatino Linotype" w:hint="eastAsia"/>
+          <w:b/>
+          <w:sz w:val="21"/>
+          <w:szCs w:val="21"/>
+        </w:rPr>
+        <w:t xml:space="preserve"> 2023</w:t>
+      </w:r>
+      <w:r>
+        <w:rPr>
+          <w:rFonts w:ascii="Palatino Linotype" w:hAnsi="Palatino Linotype" w:cs="Palatino Linotype"/>
+          <w:b/>
+          <w:sz w:val="21"/>
+          <w:szCs w:val="21"/>
+        </w:rPr>
+        <w:t>, Maine</w:t>
+      </w:r>
+      <w:r>
+        <w:rPr>
+          <w:rFonts w:ascii="Palatino Linotype" w:hAnsi="Palatino Linotype" w:cs="Palatino Linotype" w:hint="eastAsia"/>
+          <w:bCs/>
+          <w:sz w:val="21"/>
+          <w:szCs w:val="21"/>
+        </w:rPr>
+        <w:t xml:space="preserve">                                      </w:t>
+      </w:r>
+      <w:r>
+        <w:rPr>
+          <w:rFonts w:ascii="Palatino Linotype" w:hAnsi="Palatino Linotype" w:cs="Palatino Linotype"/>
+          <w:bCs/>
+          <w:sz w:val="21"/>
+          <w:szCs w:val="21"/>
+        </w:rPr>
+        <w:t xml:space="preserve">              </w:t>
+      </w:r>
+    </w:p>
+    <w:p>
+      <w:pPr>
+        <w:spacing w:after="0" w:line="240" w:lineRule="auto"/>
+        <w:rPr>
+          <w:rFonts w:ascii="Palatino Linotype" w:hAnsi="Palatino Linotype" w:cs="Palatino Linotype"/>
+          <w:bCs/>
+          <w:sz w:val="21"/>
+          <w:szCs w:val="21"/>
+        </w:rPr>
+      </w:pPr>
+      <w:r>
+        <w:rPr>
+          <w:rFonts w:ascii="Palatino Linotype" w:hAnsi="Palatino Linotype" w:cs="Palatino Linotype"/>
+          <w:bCs/>
+          <w:sz w:val="21"/>
+          <w:szCs w:val="21"/>
+        </w:rPr>
+        <w:t>Non-linear radiative response to patterned global warming due to convection aggregation</w:t>
+      </w:r>
+      <w:r>
+        <w:rPr>
+          <w:rFonts w:ascii="Palatino Linotype" w:hAnsi="Palatino Linotype" w:cs="Palatino Linotype"/>
+          <w:bCs/>
+          <w:sz w:val="21"/>
+          <w:szCs w:val="21"/>
+        </w:rPr>
+        <w:t xml:space="preserve">                 </w:t>
+      </w:r>
+      <w:r>
+        <w:rPr>
+          <w:rFonts w:ascii="Palatino Linotype" w:hAnsi="Palatino Linotype" w:cs="Palatino Linotype" w:hint="eastAsia"/>
           <w:bCs/>
           <w:sz w:val="21"/>
           <w:szCs w:val="21"/>
         </w:rPr>
         <w:t xml:space="preserve">  </w:t>
       </w:r>
+    </w:p>
+    <w:p>
+      <w:pPr>
+        <w:spacing w:after="0" w:line="240" w:lineRule="auto"/>
+        <w:rPr>
+          <w:rFonts w:ascii="Palatino Linotype" w:hAnsi="Palatino Linotype" w:cs="Palatino Linotype"/>
+          <w:b/>
+          <w:sz w:val="21"/>
+          <w:szCs w:val="21"/>
+        </w:rPr>
+      </w:pPr>
+    </w:p>
+    <w:p>
+      <w:pPr>
+        <w:spacing w:after="0" w:line="240" w:lineRule="auto"/>
+        <w:rPr>
+          <w:rFonts w:ascii="Palatino Linotype" w:hAnsi="Palatino Linotype" w:cs="Palatino Linotype"/>
+          <w:bCs/>
+          <w:sz w:val="21"/>
+          <w:szCs w:val="21"/>
+        </w:rPr>
+      </w:pPr>
+      <w:r>
+        <w:rPr>
+          <w:rFonts w:ascii="Palatino Linotype" w:hAnsi="Palatino Linotype" w:cs="Palatino Linotype"/>
+          <w:b/>
+          <w:sz w:val="21"/>
+          <w:szCs w:val="21"/>
+        </w:rPr>
+        <w:t>CFMIP-GASS</w:t>
+      </w:r>
       <w:r>
         <w:rPr>
           <w:rFonts w:ascii="Palatino Linotype" w:hAnsi="Palatino Linotype" w:cs="Palatino Linotype" w:hint="eastAsia"/>
+          <w:b/>
+          <w:sz w:val="21"/>
+          <w:szCs w:val="21"/>
+        </w:rPr>
+        <w:t xml:space="preserve"> 2023</w:t>
+      </w:r>
+      <w:r>
+        <w:rPr>
+          <w:rFonts w:ascii="Palatino Linotype" w:hAnsi="Palatino Linotype" w:cs="Palatino Linotype"/>
+          <w:b/>
+          <w:sz w:val="21"/>
+          <w:szCs w:val="21"/>
+        </w:rPr>
+        <w:t>, Paris</w:t>
+      </w:r>
+      <w:r>
+        <w:rPr>
+          <w:rFonts w:ascii="Palatino Linotype" w:hAnsi="Palatino Linotype" w:cs="Palatino Linotype"/>
+          <w:bCs/>
+          <w:sz w:val="21"/>
+          <w:szCs w:val="21"/>
+        </w:rPr>
+        <w:t xml:space="preserve">                                                                                                             </w:t>
+      </w:r>
+      <w:r>
+        <w:rPr>
+          <w:rFonts w:ascii="Palatino Linotype" w:hAnsi="Palatino Linotype" w:cs="Palatino Linotype" w:hint="eastAsia"/>
           <w:bCs/>
           <w:sz w:val="21"/>
           <w:szCs w:val="21"/>
@@ -2254,52 +3238,727 @@
           <w:szCs w:val="21"/>
         </w:rPr>
       </w:pPr>
-    </w:p>
-    <w:p>
-      <w:pPr>
-        <w:spacing w:after="0" w:line="240" w:lineRule="auto"/>
-        <w:rPr>
-          <w:rFonts w:ascii="Palatino Linotype" w:hAnsi="Palatino Linotype" w:cs="Palatino Linotype"/>
-          <w:bCs/>
-          <w:sz w:val="21"/>
-          <w:szCs w:val="21"/>
-        </w:rPr>
-      </w:pPr>
+      <w:r>
+        <w:rPr>
+          <w:rFonts w:ascii="Palatino Linotype" w:hAnsi="Palatino Linotype" w:cs="Palatino Linotype"/>
+          <w:bCs/>
+          <w:sz w:val="21"/>
+          <w:szCs w:val="21"/>
+        </w:rPr>
+        <w:t>Non-linear radiative response to patterned global warming due to convection aggregation</w:t>
+      </w:r>
+      <w:r>
+        <w:rPr>
+          <w:rFonts w:ascii="Palatino Linotype" w:hAnsi="Palatino Linotype" w:cs="Palatino Linotype"/>
+          <w:bCs/>
+          <w:sz w:val="21"/>
+          <w:szCs w:val="21"/>
+        </w:rPr>
+        <w:t xml:space="preserve">      </w:t>
+      </w:r>
+    </w:p>
+    <w:p>
+      <w:pPr>
+        <w:spacing w:after="0" w:line="240" w:lineRule="auto"/>
+        <w:rPr>
+          <w:rFonts w:ascii="Palatino Linotype" w:hAnsi="Palatino Linotype" w:cs="Palatino Linotype"/>
+          <w:bCs/>
+          <w:sz w:val="21"/>
+          <w:szCs w:val="21"/>
+        </w:rPr>
+      </w:pPr>
+      <w:r>
+        <w:rPr>
+          <w:rFonts w:ascii="Palatino Linotype" w:hAnsi="Palatino Linotype" w:cs="Palatino Linotype"/>
+          <w:bCs/>
+          <w:sz w:val="21"/>
+          <w:szCs w:val="21"/>
+        </w:rPr>
+        <w:t xml:space="preserve">           </w:t>
+      </w:r>
+    </w:p>
+    <w:p>
+      <w:pPr>
+        <w:spacing w:afterLines="50" w:after="120" w:line="240" w:lineRule="auto"/>
+        <w:rPr>
+          <w:rFonts w:ascii="Palatino Linotype" w:hAnsi="Palatino Linotype" w:cs="Palatino Linotype"/>
+          <w:bCs/>
+          <w:sz w:val="21"/>
+          <w:szCs w:val="21"/>
+        </w:rPr>
+      </w:pPr>
+    </w:p>
+    <w:p>
+      <w:pPr>
+        <w:spacing w:after="0" w:line="240" w:lineRule="auto"/>
+        <w:rPr>
+          <w:rFonts w:ascii="Palatino Linotype" w:eastAsia="SimSun" w:hAnsi="Palatino Linotype" w:cs="Palatino Linotype"/>
+          <w:b/>
+          <w:sz w:val="21"/>
+          <w:szCs w:val="21"/>
+        </w:rPr>
+      </w:pPr>
+      <w:r>
+        <w:rPr>
+          <w:rFonts w:ascii="Palatino Linotype" w:eastAsia="SimSun" w:hAnsi="Palatino Linotype" w:cs="Palatino Linotype"/>
+          <w:b/>
+          <w:sz w:val="21"/>
+          <w:szCs w:val="21"/>
+        </w:rPr>
+        <w:t>AWARDS &amp; HONORS</w:t>
+      </w:r>
+    </w:p>
+    <w:p>
+      <w:pPr>
+        <w:spacing w:after="0" w:line="60" w:lineRule="exact"/>
+        <w:rPr>
+          <w:rFonts w:ascii="Palatino Linotype" w:eastAsia="SimSun" w:hAnsi="Palatino Linotype" w:cs="Palatino Linotype"/>
+          <w:b/>
+          <w:sz w:val="21"/>
+          <w:szCs w:val="21"/>
+          <w:u w:val="single"/>
+        </w:rPr>
+      </w:pPr>
+      <w:r>
+        <w:rPr>
+          <w:rFonts w:ascii="Palatino Linotype" w:eastAsia="SimSun" w:hAnsi="Palatino Linotype" w:cs="Palatino Linotype" w:hint="eastAsia"/>
+          <w:b/>
+          <w:sz w:val="21"/>
+          <w:szCs w:val="21"/>
+          <w:u w:val="single"/>
+        </w:rPr>
+        <w:t>________________________________________________________________________________________________</w:t>
+      </w:r>
+      <w:r>
+        <w:rPr>
+          <w:rFonts w:ascii="Palatino Linotype" w:eastAsia="SimSun" w:hAnsi="Palatino Linotype" w:cs="Palatino Linotype" w:hint="eastAsia"/>
+          <w:b/>
+          <w:sz w:val="21"/>
+          <w:szCs w:val="21"/>
+        </w:rPr>
+        <w:t xml:space="preserve">   </w:t>
+      </w:r>
+    </w:p>
+    <w:p>
+      <w:pPr>
+        <w:spacing w:after="0" w:line="240" w:lineRule="auto"/>
+        <w:rPr>
+          <w:rFonts w:ascii="Palatino Linotype" w:hAnsi="Palatino Linotype" w:cs="Palatino Linotype"/>
+          <w:b/>
+          <w:bCs/>
+          <w:sz w:val="21"/>
+          <w:szCs w:val="21"/>
+        </w:rPr>
+      </w:pPr>
+      <w:r>
+        <w:rPr>
+          <w:rFonts w:ascii="Palatino Linotype" w:hAnsi="Palatino Linotype" w:cs="Palatino Linotype"/>
+          <w:b/>
+          <w:bCs/>
+          <w:sz w:val="21"/>
+          <w:szCs w:val="21"/>
+        </w:rPr>
+        <w:t>PhD (2022-now)</w:t>
+      </w:r>
+      <w:r>
+        <w:rPr>
+          <w:rFonts w:ascii="Palatino Linotype" w:hAnsi="Palatino Linotype" w:cs="Palatino Linotype"/>
+          <w:b/>
+          <w:bCs/>
+          <w:sz w:val="21"/>
+          <w:szCs w:val="21"/>
+        </w:rPr>
+        <w:t>:</w:t>
+      </w:r>
+    </w:p>
+    <w:p>
+      <w:pPr>
+        <w:spacing w:after="0" w:line="240" w:lineRule="auto"/>
+        <w:rPr>
+          <w:rFonts w:ascii="Palatino Linotype" w:hAnsi="Palatino Linotype" w:cs="Palatino Linotype"/>
+          <w:sz w:val="21"/>
+          <w:szCs w:val="21"/>
+        </w:rPr>
+      </w:pPr>
+      <w:r>
+        <w:rPr>
+          <w:rFonts w:ascii="Palatino Linotype" w:hAnsi="Palatino Linotype" w:cs="Palatino Linotype"/>
+          <w:sz w:val="21"/>
+          <w:szCs w:val="21"/>
+        </w:rPr>
+        <w:t>Charlotte Elizabeth Procter Fellowship</w:t>
+      </w:r>
+      <w:r>
+        <w:rPr>
+          <w:rFonts w:ascii="Palatino Linotype" w:hAnsi="Palatino Linotype" w:cs="Palatino Linotype"/>
+          <w:sz w:val="21"/>
+          <w:szCs w:val="21"/>
+        </w:rPr>
+        <w:t>, Princeton University, 2026-2027</w:t>
+      </w:r>
+    </w:p>
+    <w:p>
+      <w:pPr>
+        <w:spacing w:after="0" w:line="240" w:lineRule="auto"/>
+        <w:rPr>
+          <w:rFonts w:ascii="Palatino Linotype" w:hAnsi="Palatino Linotype" w:cs="Palatino Linotype"/>
+          <w:b/>
+          <w:bCs/>
+          <w:sz w:val="21"/>
+          <w:szCs w:val="21"/>
+        </w:rPr>
+      </w:pPr>
+      <w:r>
+        <w:rPr>
+          <w:rFonts w:ascii="Palatino Linotype" w:hAnsi="Palatino Linotype" w:cs="Palatino Linotype"/>
+          <w:sz w:val="21"/>
+          <w:szCs w:val="21"/>
+        </w:rPr>
+        <w:t>Geophysical Fluid Dynamics Fellow, Woods Hole Oceanographic Institution, 2025</w:t>
+      </w:r>
+    </w:p>
+    <w:p>
+      <w:pPr>
+        <w:spacing w:after="0" w:line="240" w:lineRule="auto"/>
+        <w:rPr>
+          <w:rFonts w:ascii="Palatino Linotype" w:hAnsi="Palatino Linotype" w:cs="Palatino Linotype"/>
+          <w:sz w:val="21"/>
+          <w:szCs w:val="21"/>
+        </w:rPr>
+      </w:pPr>
+      <w:r>
+        <w:rPr>
+          <w:rFonts w:ascii="Palatino Linotype" w:hAnsi="Palatino Linotype" w:cs="Palatino Linotype"/>
+          <w:sz w:val="21"/>
+          <w:szCs w:val="21"/>
+        </w:rPr>
+        <w:t>Best Student Oral Presentation Award</w:t>
+      </w:r>
       <w:r>
         <w:rPr>
           <w:rFonts w:ascii="Palatino Linotype" w:hAnsi="Palatino Linotype" w:cs="Palatino Linotype" w:hint="eastAsia"/>
-          <w:b/>
-          <w:sz w:val="21"/>
-          <w:szCs w:val="21"/>
-        </w:rPr>
-        <w:t>AGU 202</w:t>
-      </w:r>
-      <w:r>
-        <w:rPr>
-          <w:rFonts w:ascii="Palatino Linotype" w:hAnsi="Palatino Linotype" w:cs="Palatino Linotype"/>
-          <w:b/>
-          <w:sz w:val="21"/>
-          <w:szCs w:val="21"/>
-        </w:rPr>
-        <w:t>5</w:t>
-      </w:r>
+          <w:sz w:val="21"/>
+          <w:szCs w:val="21"/>
+        </w:rPr>
+        <w:t xml:space="preserve"> in </w:t>
+      </w:r>
+      <w:r>
+        <w:rPr>
+          <w:rFonts w:ascii="Palatino Linotype" w:hAnsi="Palatino Linotype" w:cs="Palatino Linotype"/>
+          <w:sz w:val="21"/>
+          <w:szCs w:val="21"/>
+        </w:rPr>
+        <w:t>the 2024 ICDM workshop</w:t>
+      </w:r>
+    </w:p>
+    <w:p>
+      <w:pPr>
+        <w:spacing w:after="0" w:line="240" w:lineRule="auto"/>
+        <w:rPr>
+          <w:rFonts w:ascii="Palatino Linotype" w:hAnsi="Palatino Linotype" w:cs="Palatino Linotype"/>
+          <w:sz w:val="21"/>
+          <w:szCs w:val="21"/>
+        </w:rPr>
+      </w:pPr>
+      <w:r>
+        <w:rPr>
+          <w:rFonts w:ascii="Palatino Linotype" w:hAnsi="Palatino Linotype" w:cs="Palatino Linotype"/>
+          <w:sz w:val="21"/>
+          <w:szCs w:val="21"/>
+        </w:rPr>
+        <w:t>Accepted by the</w:t>
+      </w:r>
+      <w:r>
+        <w:rPr>
+          <w:rFonts w:ascii="Palatino Linotype" w:hAnsi="Palatino Linotype" w:cs="Palatino Linotype"/>
+          <w:sz w:val="21"/>
+          <w:szCs w:val="21"/>
+        </w:rPr>
+        <w:t xml:space="preserve"> 2024</w:t>
+      </w:r>
+      <w:r>
+        <w:rPr>
+          <w:rFonts w:ascii="Palatino Linotype" w:hAnsi="Palatino Linotype" w:cs="Palatino Linotype"/>
+          <w:sz w:val="21"/>
+          <w:szCs w:val="21"/>
+        </w:rPr>
+        <w:t xml:space="preserve"> Rossby</w:t>
+      </w:r>
+      <w:r>
+        <w:rPr>
+          <w:rFonts w:ascii="Palatino Linotype" w:hAnsi="Palatino Linotype" w:cs="Palatino Linotype"/>
+          <w:sz w:val="21"/>
+          <w:szCs w:val="21"/>
+        </w:rPr>
+        <w:t>p</w:t>
+      </w:r>
+      <w:r>
+        <w:rPr>
+          <w:rFonts w:ascii="Palatino Linotype" w:hAnsi="Palatino Linotype" w:cs="Palatino Linotype"/>
+          <w:sz w:val="21"/>
+          <w:szCs w:val="21"/>
+        </w:rPr>
+        <w:t>alooza</w:t>
+      </w:r>
+      <w:r>
+        <w:rPr>
+          <w:rFonts w:ascii="Palatino Linotype" w:hAnsi="Palatino Linotype" w:cs="Palatino Linotype"/>
+          <w:sz w:val="21"/>
+          <w:szCs w:val="21"/>
+        </w:rPr>
+        <w:t xml:space="preserve"> summer school at University of Chicago</w:t>
+      </w:r>
+    </w:p>
+    <w:p>
+      <w:pPr>
+        <w:spacing w:after="0" w:line="240" w:lineRule="auto"/>
+        <w:rPr>
+          <w:rFonts w:ascii="Palatino Linotype" w:hAnsi="Palatino Linotype" w:cs="Palatino Linotype"/>
+          <w:sz w:val="21"/>
+          <w:szCs w:val="21"/>
+        </w:rPr>
+      </w:pPr>
+    </w:p>
+    <w:p>
+      <w:pPr>
+        <w:spacing w:after="0" w:line="240" w:lineRule="auto"/>
+        <w:rPr>
+          <w:rFonts w:ascii="Palatino Linotype" w:hAnsi="Palatino Linotype" w:cs="Palatino Linotype"/>
+          <w:b/>
+          <w:bCs/>
+          <w:sz w:val="21"/>
+          <w:szCs w:val="21"/>
+        </w:rPr>
+      </w:pPr>
+      <w:r>
+        <w:rPr>
+          <w:rFonts w:ascii="Palatino Linotype" w:hAnsi="Palatino Linotype" w:cs="Palatino Linotype"/>
+          <w:b/>
+          <w:bCs/>
+          <w:sz w:val="21"/>
+          <w:szCs w:val="21"/>
+        </w:rPr>
+        <w:t>Undergraduate (2018-2022):</w:t>
+      </w:r>
+    </w:p>
+    <w:p>
+      <w:pPr>
+        <w:spacing w:after="0" w:line="240" w:lineRule="auto"/>
+        <w:rPr>
+          <w:rFonts w:ascii="Palatino Linotype" w:hAnsi="Palatino Linotype" w:cs="Palatino Linotype"/>
+          <w:sz w:val="21"/>
+          <w:szCs w:val="21"/>
+        </w:rPr>
+      </w:pPr>
+      <w:r>
+        <w:rPr>
+          <w:rFonts w:ascii="Palatino Linotype" w:hAnsi="Palatino Linotype" w:cs="Palatino Linotype"/>
+          <w:sz w:val="21"/>
+          <w:szCs w:val="21"/>
+        </w:rPr>
+        <w:t>National Scholarship (</w:t>
+      </w:r>
+      <w:r>
+        <w:rPr>
+          <w:rFonts w:ascii="Palatino Linotype" w:hAnsi="Palatino Linotype" w:cs="Palatino Linotype"/>
+          <w:b/>
+          <w:bCs/>
+          <w:sz w:val="21"/>
+          <w:szCs w:val="21"/>
+        </w:rPr>
+        <w:t>top 1%</w:t>
+      </w:r>
+      <w:r>
+        <w:rPr>
+          <w:rFonts w:ascii="Palatino Linotype" w:hAnsi="Palatino Linotype" w:cs="Palatino Linotype"/>
+          <w:color w:val="FF0000"/>
+          <w:sz w:val="21"/>
+          <w:szCs w:val="21"/>
+        </w:rPr>
+        <w:t xml:space="preserve"> </w:t>
+      </w:r>
+      <w:r>
+        <w:rPr>
+          <w:rFonts w:ascii="Palatino Linotype" w:hAnsi="Palatino Linotype" w:cs="Palatino Linotype"/>
+          <w:sz w:val="21"/>
+          <w:szCs w:val="21"/>
+        </w:rPr>
+        <w:t>among 176 students, 2021)</w:t>
+      </w:r>
+    </w:p>
+    <w:p>
+      <w:pPr>
+        <w:spacing w:after="0" w:line="240" w:lineRule="auto"/>
+        <w:rPr>
+          <w:rFonts w:ascii="Palatino Linotype" w:hAnsi="Palatino Linotype" w:cs="Palatino Linotype"/>
+          <w:sz w:val="21"/>
+          <w:szCs w:val="21"/>
+        </w:rPr>
+      </w:pPr>
+      <w:r>
+        <w:rPr>
+          <w:rFonts w:ascii="Palatino Linotype" w:hAnsi="Palatino Linotype" w:cs="Palatino Linotype"/>
+          <w:sz w:val="21"/>
+          <w:szCs w:val="21"/>
+        </w:rPr>
+        <w:t>Merit Student Pacesetter (2021)</w:t>
+      </w:r>
+    </w:p>
+    <w:p>
+      <w:pPr>
+        <w:spacing w:after="0" w:line="240" w:lineRule="auto"/>
+        <w:rPr>
+          <w:rFonts w:ascii="Palatino Linotype" w:hAnsi="Palatino Linotype" w:cs="Palatino Linotype"/>
+          <w:sz w:val="21"/>
+          <w:szCs w:val="21"/>
+        </w:rPr>
+      </w:pPr>
+      <w:r>
+        <w:rPr>
+          <w:rFonts w:ascii="Palatino Linotype" w:hAnsi="Palatino Linotype" w:cs="Palatino Linotype"/>
+          <w:sz w:val="21"/>
+          <w:szCs w:val="21"/>
+        </w:rPr>
+        <w:t>POSCO Asia Scholarship (</w:t>
+      </w:r>
+      <w:r>
+        <w:rPr>
+          <w:rFonts w:ascii="Palatino Linotype" w:hAnsi="Palatino Linotype" w:cs="Palatino Linotype"/>
+          <w:b/>
+          <w:bCs/>
+          <w:sz w:val="21"/>
+          <w:szCs w:val="21"/>
+        </w:rPr>
+        <w:t>top 3%</w:t>
+      </w:r>
+      <w:r>
+        <w:rPr>
+          <w:rFonts w:ascii="Palatino Linotype" w:hAnsi="Palatino Linotype" w:cs="Palatino Linotype"/>
+          <w:color w:val="FF0000"/>
+          <w:sz w:val="21"/>
+          <w:szCs w:val="21"/>
+        </w:rPr>
+        <w:t xml:space="preserve"> </w:t>
+      </w:r>
+      <w:r>
+        <w:rPr>
+          <w:rFonts w:ascii="Palatino Linotype" w:hAnsi="Palatino Linotype" w:cs="Palatino Linotype"/>
+          <w:sz w:val="21"/>
+          <w:szCs w:val="21"/>
+        </w:rPr>
+        <w:t>among ~180 students,</w:t>
+      </w:r>
+      <w:r>
+        <w:rPr>
+          <w:rFonts w:ascii="Palatino Linotype" w:hAnsi="Palatino Linotype" w:cs="Palatino Linotype"/>
+          <w:color w:val="FF0000"/>
+          <w:sz w:val="21"/>
+          <w:szCs w:val="21"/>
+        </w:rPr>
+        <w:t xml:space="preserve"> </w:t>
+      </w:r>
+      <w:r>
+        <w:rPr>
+          <w:rFonts w:ascii="Palatino Linotype" w:hAnsi="Palatino Linotype" w:cs="Palatino Linotype"/>
+          <w:b/>
+          <w:bCs/>
+          <w:sz w:val="21"/>
+          <w:szCs w:val="21"/>
+        </w:rPr>
+        <w:t>awarded three times</w:t>
+      </w:r>
+      <w:r>
+        <w:rPr>
+          <w:rFonts w:ascii="Palatino Linotype" w:hAnsi="Palatino Linotype" w:cs="Palatino Linotype"/>
+          <w:sz w:val="21"/>
+          <w:szCs w:val="21"/>
+        </w:rPr>
+        <w:t xml:space="preserve"> in 2019,2020</w:t>
+      </w:r>
+      <w:r>
+        <w:rPr>
+          <w:rFonts w:ascii="Palatino Linotype" w:hAnsi="Palatino Linotype" w:cs="Palatino Linotype"/>
+          <w:sz w:val="21"/>
+          <w:szCs w:val="21"/>
+        </w:rPr>
+        <w:t xml:space="preserve"> and </w:t>
+      </w:r>
+      <w:r>
+        <w:rPr>
+          <w:rFonts w:ascii="Palatino Linotype" w:hAnsi="Palatino Linotype" w:cs="Palatino Linotype"/>
+          <w:sz w:val="21"/>
+          <w:szCs w:val="21"/>
+        </w:rPr>
+        <w:t>2021)</w:t>
+      </w:r>
+    </w:p>
+    <w:p>
+      <w:pPr>
+        <w:spacing w:after="0" w:line="240" w:lineRule="auto"/>
+        <w:rPr>
+          <w:rFonts w:ascii="Palatino Linotype" w:hAnsi="Palatino Linotype" w:cs="Palatino Linotype"/>
+          <w:sz w:val="21"/>
+          <w:szCs w:val="21"/>
+        </w:rPr>
+      </w:pPr>
+      <w:r>
+        <w:rPr>
+          <w:rFonts w:ascii="Palatino Linotype" w:hAnsi="Palatino Linotype" w:cs="Palatino Linotype"/>
+          <w:sz w:val="21"/>
+          <w:szCs w:val="21"/>
+        </w:rPr>
+        <w:t>Outstanding bachelor student in Beijing (</w:t>
+      </w:r>
+      <w:r>
+        <w:rPr>
+          <w:rFonts w:ascii="Palatino Linotype" w:hAnsi="Palatino Linotype" w:cs="Palatino Linotype"/>
+          <w:b/>
+          <w:bCs/>
+          <w:sz w:val="21"/>
+          <w:szCs w:val="21"/>
+        </w:rPr>
+        <w:t>10</w:t>
+      </w:r>
+      <w:r>
+        <w:rPr>
+          <w:rFonts w:ascii="Palatino Linotype" w:hAnsi="Palatino Linotype" w:cs="Palatino Linotype"/>
+          <w:sz w:val="21"/>
+          <w:szCs w:val="21"/>
+        </w:rPr>
+        <w:t xml:space="preserve"> among 176 students, 2022)</w:t>
+      </w:r>
+    </w:p>
+    <w:p>
+      <w:pPr>
+        <w:spacing w:after="0" w:line="240" w:lineRule="auto"/>
+        <w:rPr>
+          <w:rFonts w:ascii="Palatino Linotype" w:hAnsi="Palatino Linotype" w:cs="Palatino Linotype"/>
+          <w:sz w:val="21"/>
+          <w:szCs w:val="21"/>
+        </w:rPr>
+      </w:pPr>
       <w:r>
         <w:rPr>
           <w:rFonts w:ascii="Palatino Linotype" w:hAnsi="Palatino Linotype" w:cs="Palatino Linotype" w:hint="eastAsia"/>
-          <w:b/>
-          <w:sz w:val="21"/>
-          <w:szCs w:val="21"/>
-        </w:rPr>
-        <w:t xml:space="preserve">, </w:t>
-      </w:r>
-      <w:r>
-        <w:rPr>
-          <w:rFonts w:ascii="Palatino Linotype" w:hAnsi="Palatino Linotype" w:cs="Palatino Linotype"/>
-          <w:b/>
-          <w:sz w:val="21"/>
-          <w:szCs w:val="21"/>
-        </w:rPr>
-        <w:t>New Orleans</w:t>
+          <w:sz w:val="21"/>
+          <w:szCs w:val="21"/>
+        </w:rPr>
+        <w:t>W</w:t>
+      </w:r>
+      <w:r>
+        <w:rPr>
+          <w:rFonts w:ascii="Palatino Linotype" w:hAnsi="Palatino Linotype" w:cs="Palatino Linotype"/>
+          <w:sz w:val="21"/>
+          <w:szCs w:val="21"/>
+        </w:rPr>
+        <w:t>eiming bachelor student (</w:t>
+      </w:r>
+      <w:r>
+        <w:rPr>
+          <w:rFonts w:ascii="Palatino Linotype" w:hAnsi="Palatino Linotype" w:cs="Palatino Linotype"/>
+          <w:b/>
+          <w:bCs/>
+          <w:sz w:val="21"/>
+          <w:szCs w:val="21"/>
+        </w:rPr>
+        <w:t>7</w:t>
+      </w:r>
+      <w:r>
+        <w:rPr>
+          <w:rFonts w:ascii="Palatino Linotype" w:hAnsi="Palatino Linotype" w:cs="Palatino Linotype"/>
+          <w:sz w:val="21"/>
+          <w:szCs w:val="21"/>
+        </w:rPr>
+        <w:t xml:space="preserve"> among 176 students, 2022)</w:t>
+      </w:r>
+    </w:p>
+    <w:p>
+      <w:pPr>
+        <w:spacing w:after="0" w:line="240" w:lineRule="auto"/>
+        <w:rPr>
+          <w:rFonts w:ascii="Palatino Linotype" w:hAnsi="Palatino Linotype" w:cs="Palatino Linotype"/>
+          <w:sz w:val="21"/>
+          <w:szCs w:val="21"/>
+        </w:rPr>
+      </w:pPr>
+    </w:p>
+    <w:p>
+      <w:pPr>
+        <w:spacing w:after="0" w:line="240" w:lineRule="auto"/>
+        <w:rPr>
+          <w:rFonts w:ascii="Palatino Linotype" w:hAnsi="Palatino Linotype" w:cs="Palatino Linotype"/>
+          <w:sz w:val="21"/>
+          <w:szCs w:val="21"/>
+        </w:rPr>
+      </w:pPr>
+    </w:p>
+    <w:p>
+      <w:pPr>
+        <w:spacing w:after="0" w:line="240" w:lineRule="auto"/>
+        <w:rPr>
+          <w:rFonts w:ascii="Palatino Linotype" w:eastAsia="SimSun" w:hAnsi="Palatino Linotype" w:cs="Palatino Linotype"/>
+          <w:b/>
+          <w:sz w:val="21"/>
+          <w:szCs w:val="21"/>
+        </w:rPr>
+      </w:pPr>
+    </w:p>
+    <w:p>
+      <w:pPr>
+        <w:spacing w:after="0" w:line="240" w:lineRule="auto"/>
+        <w:rPr>
+          <w:rFonts w:ascii="Palatino Linotype" w:eastAsia="SimSun" w:hAnsi="Palatino Linotype" w:cs="Palatino Linotype"/>
+          <w:b/>
+          <w:sz w:val="21"/>
+          <w:szCs w:val="21"/>
+        </w:rPr>
+      </w:pPr>
+      <w:r>
+        <w:rPr>
+          <w:rFonts w:ascii="Palatino Linotype" w:eastAsia="SimSun" w:hAnsi="Palatino Linotype" w:cs="Palatino Linotype"/>
+          <w:b/>
+          <w:sz w:val="21"/>
+          <w:szCs w:val="21"/>
+        </w:rPr>
+        <w:t>SERVICE</w:t>
+      </w:r>
+    </w:p>
+    <w:p>
+      <w:pPr>
+        <w:spacing w:after="0" w:line="60" w:lineRule="exact"/>
+        <w:rPr>
+          <w:rFonts w:ascii="Palatino Linotype" w:eastAsia="SimSun" w:hAnsi="Palatino Linotype" w:cs="Palatino Linotype"/>
+          <w:b/>
+          <w:sz w:val="21"/>
+          <w:szCs w:val="21"/>
+          <w:u w:val="single"/>
+        </w:rPr>
+      </w:pPr>
+      <w:r>
+        <w:rPr>
+          <w:rFonts w:ascii="Palatino Linotype" w:eastAsia="SimSun" w:hAnsi="Palatino Linotype" w:cs="Palatino Linotype" w:hint="eastAsia"/>
+          <w:b/>
+          <w:sz w:val="21"/>
+          <w:szCs w:val="21"/>
+          <w:u w:val="single"/>
+        </w:rPr>
+        <w:t>________________________________________________________________________________________________</w:t>
+      </w:r>
+      <w:r>
+        <w:rPr>
+          <w:rFonts w:ascii="Palatino Linotype" w:eastAsia="SimSun" w:hAnsi="Palatino Linotype" w:cs="Palatino Linotype" w:hint="eastAsia"/>
+          <w:b/>
+          <w:sz w:val="21"/>
+          <w:szCs w:val="21"/>
+        </w:rPr>
+        <w:t xml:space="preserve">   </w:t>
+      </w:r>
+    </w:p>
+    <w:p>
+      <w:pPr>
+        <w:spacing w:after="0" w:line="240" w:lineRule="auto"/>
+        <w:rPr>
+          <w:rFonts w:ascii="Palatino Linotype" w:hAnsi="Palatino Linotype" w:cs="Palatino Linotype"/>
+          <w:sz w:val="21"/>
+          <w:szCs w:val="21"/>
+        </w:rPr>
+      </w:pPr>
+      <w:r>
+        <w:rPr>
+          <w:rFonts w:ascii="Palatino Linotype" w:hAnsi="Palatino Linotype" w:cs="Palatino Linotype" w:hint="eastAsia"/>
+          <w:sz w:val="21"/>
+          <w:szCs w:val="21"/>
+        </w:rPr>
+        <w:t>Session convener in AGU 2026 meeting</w:t>
+      </w:r>
+    </w:p>
+    <w:p>
+      <w:pPr>
+        <w:spacing w:after="0" w:line="240" w:lineRule="auto"/>
+        <w:rPr>
+          <w:rFonts w:ascii="Palatino Linotype" w:hAnsi="Palatino Linotype" w:cs="Palatino Linotype"/>
+          <w:sz w:val="21"/>
+          <w:szCs w:val="21"/>
+        </w:rPr>
+      </w:pPr>
+      <w:r>
+        <w:rPr>
+          <w:rFonts w:ascii="Palatino Linotype" w:hAnsi="Palatino Linotype" w:cs="Palatino Linotype"/>
+          <w:sz w:val="21"/>
+          <w:szCs w:val="21"/>
+        </w:rPr>
+        <w:t xml:space="preserve">Organizer of the 2025-2026 “climate chedann” weekly climate dynamics seminar among ~500 Chinese scholars </w:t>
+      </w:r>
+    </w:p>
+    <w:p>
+      <w:pPr>
+        <w:spacing w:after="0" w:line="240" w:lineRule="auto"/>
+        <w:rPr>
+          <w:rFonts w:ascii="Palatino Linotype" w:hAnsi="Palatino Linotype" w:cs="Palatino Linotype"/>
+          <w:sz w:val="21"/>
+          <w:szCs w:val="21"/>
+        </w:rPr>
+      </w:pPr>
+    </w:p>
+    <w:p>
+      <w:pPr>
+        <w:spacing w:after="0" w:line="240" w:lineRule="auto"/>
+        <w:rPr>
+          <w:rFonts w:ascii="Palatino Linotype" w:hAnsi="Palatino Linotype" w:cs="Palatino Linotype"/>
+          <w:sz w:val="21"/>
+          <w:szCs w:val="21"/>
+        </w:rPr>
+      </w:pPr>
+    </w:p>
+    <w:p>
+      <w:pPr>
+        <w:spacing w:after="0" w:line="240" w:lineRule="auto"/>
+        <w:rPr>
+          <w:rFonts w:ascii="Palatino Linotype" w:eastAsia="SimSun" w:hAnsi="Palatino Linotype" w:cs="Palatino Linotype"/>
+          <w:b/>
+          <w:sz w:val="21"/>
+          <w:szCs w:val="21"/>
+        </w:rPr>
+      </w:pPr>
+      <w:r>
+        <w:rPr>
+          <w:rFonts w:ascii="Palatino Linotype" w:eastAsia="SimSun" w:hAnsi="Palatino Linotype" w:cs="Palatino Linotype"/>
+          <w:b/>
+          <w:sz w:val="21"/>
+          <w:szCs w:val="21"/>
+        </w:rPr>
+        <w:t>EXTRACURRICULAR ACTIVITIES</w:t>
+      </w:r>
+    </w:p>
+    <w:p>
+      <w:pPr>
+        <w:spacing w:after="0" w:line="60" w:lineRule="exact"/>
+        <w:rPr>
+          <w:rFonts w:ascii="Palatino Linotype" w:eastAsia="SimSun" w:hAnsi="Palatino Linotype" w:cs="Palatino Linotype"/>
+          <w:b/>
+          <w:sz w:val="21"/>
+          <w:szCs w:val="21"/>
+          <w:u w:val="single"/>
+        </w:rPr>
+      </w:pPr>
+      <w:r>
+        <w:rPr>
+          <w:rFonts w:ascii="Palatino Linotype" w:eastAsia="SimSun" w:hAnsi="Palatino Linotype" w:cs="Palatino Linotype" w:hint="eastAsia"/>
+          <w:b/>
+          <w:sz w:val="21"/>
+          <w:szCs w:val="21"/>
+          <w:u w:val="single"/>
+        </w:rPr>
+        <w:t>________________________________________________________________________________________________</w:t>
+      </w:r>
+      <w:r>
+        <w:rPr>
+          <w:rFonts w:ascii="Palatino Linotype" w:eastAsia="SimSun" w:hAnsi="Palatino Linotype" w:cs="Palatino Linotype" w:hint="eastAsia"/>
+          <w:b/>
+          <w:sz w:val="21"/>
+          <w:szCs w:val="21"/>
+        </w:rPr>
+        <w:t xml:space="preserve">   </w:t>
       </w:r>
     </w:p>
     <w:p>
@@ -2318,1729 +3977,6 @@
           <w:szCs w:val="21"/>
         </w:rPr>
         <w:lastRenderedPageBreak/>
-        <w:t>The equatorial jet direction depends on the damping process</w:t>
-      </w:r>
-    </w:p>
-    <w:p>
-      <w:pPr>
-        <w:spacing w:after="0" w:line="240" w:lineRule="auto"/>
-        <w:rPr>
-          <w:rFonts w:ascii="Palatino Linotype" w:hAnsi="Palatino Linotype" w:cs="Palatino Linotype"/>
-          <w:sz w:val="21"/>
-          <w:szCs w:val="21"/>
-        </w:rPr>
-      </w:pPr>
-    </w:p>
-    <w:p>
-      <w:pPr>
-        <w:spacing w:after="0" w:line="240" w:lineRule="auto"/>
-        <w:rPr>
-          <w:rFonts w:ascii="Palatino Linotype" w:hAnsi="Palatino Linotype" w:cs="Palatino Linotype"/>
-          <w:bCs/>
-          <w:sz w:val="21"/>
-          <w:szCs w:val="21"/>
-        </w:rPr>
-      </w:pPr>
-      <w:r>
-        <w:rPr>
-          <w:rFonts w:ascii="Palatino Linotype" w:hAnsi="Palatino Linotype" w:cs="Palatino Linotype" w:hint="eastAsia"/>
-          <w:b/>
-          <w:sz w:val="21"/>
-          <w:szCs w:val="21"/>
-        </w:rPr>
-        <w:t>AGU 202</w:t>
-      </w:r>
-      <w:r>
-        <w:rPr>
-          <w:rFonts w:ascii="Palatino Linotype" w:hAnsi="Palatino Linotype" w:cs="Palatino Linotype"/>
-          <w:b/>
-          <w:sz w:val="21"/>
-          <w:szCs w:val="21"/>
-        </w:rPr>
-        <w:t>5</w:t>
-      </w:r>
-      <w:r>
-        <w:rPr>
-          <w:rFonts w:ascii="Palatino Linotype" w:hAnsi="Palatino Linotype" w:cs="Palatino Linotype" w:hint="eastAsia"/>
-          <w:b/>
-          <w:sz w:val="21"/>
-          <w:szCs w:val="21"/>
-        </w:rPr>
-        <w:t xml:space="preserve">, </w:t>
-      </w:r>
-      <w:r>
-        <w:rPr>
-          <w:rFonts w:ascii="Palatino Linotype" w:hAnsi="Palatino Linotype" w:cs="Palatino Linotype"/>
-          <w:b/>
-          <w:sz w:val="21"/>
-          <w:szCs w:val="21"/>
-        </w:rPr>
-        <w:t>New Orleans</w:t>
-      </w:r>
-    </w:p>
-    <w:p>
-      <w:pPr>
-        <w:spacing w:after="0" w:line="240" w:lineRule="auto"/>
-        <w:rPr>
-          <w:rFonts w:ascii="Palatino Linotype" w:hAnsi="Palatino Linotype" w:cs="Palatino Linotype"/>
-          <w:bCs/>
-          <w:sz w:val="21"/>
-          <w:szCs w:val="21"/>
-        </w:rPr>
-      </w:pPr>
-      <w:r>
-        <w:rPr>
-          <w:rFonts w:ascii="Palatino Linotype" w:hAnsi="Palatino Linotype" w:cs="Palatino Linotype"/>
-          <w:sz w:val="21"/>
-          <w:szCs w:val="21"/>
-        </w:rPr>
-        <w:t>Periodic extreme rainfall in a warmer climate due to stronger convectively-coupled waves</w:t>
-      </w:r>
-      <w:r>
-        <w:rPr>
-          <w:rFonts w:ascii="Palatino Linotype" w:hAnsi="Palatino Linotype" w:cs="Palatino Linotype"/>
-          <w:bCs/>
-          <w:sz w:val="21"/>
-          <w:szCs w:val="21"/>
-        </w:rPr>
-        <w:t xml:space="preserve">  </w:t>
-      </w:r>
-      <w:r>
-        <w:rPr>
-          <w:rFonts w:ascii="Palatino Linotype" w:hAnsi="Palatino Linotype" w:cs="Palatino Linotype" w:hint="eastAsia"/>
-          <w:bCs/>
-          <w:sz w:val="21"/>
-          <w:szCs w:val="21"/>
-        </w:rPr>
-        <w:t xml:space="preserve">                     </w:t>
-      </w:r>
-      <w:r>
-        <w:rPr>
-          <w:rFonts w:ascii="Palatino Linotype" w:hAnsi="Palatino Linotype" w:cs="Palatino Linotype"/>
-          <w:bCs/>
-          <w:sz w:val="21"/>
-          <w:szCs w:val="21"/>
-        </w:rPr>
-        <w:t xml:space="preserve">  </w:t>
-      </w:r>
-      <w:r>
-        <w:rPr>
-          <w:rFonts w:ascii="Palatino Linotype" w:hAnsi="Palatino Linotype" w:cs="Palatino Linotype" w:hint="eastAsia"/>
-          <w:bCs/>
-          <w:sz w:val="21"/>
-          <w:szCs w:val="21"/>
-        </w:rPr>
-        <w:t xml:space="preserve">                     </w:t>
-      </w:r>
-    </w:p>
-    <w:p>
-      <w:pPr>
-        <w:spacing w:after="0" w:line="240" w:lineRule="auto"/>
-        <w:rPr>
-          <w:rFonts w:ascii="Palatino Linotype" w:hAnsi="Palatino Linotype" w:cs="Palatino Linotype"/>
-          <w:b/>
-          <w:sz w:val="21"/>
-          <w:szCs w:val="21"/>
-        </w:rPr>
-      </w:pPr>
-    </w:p>
-    <w:p>
-      <w:pPr>
-        <w:spacing w:after="0" w:line="240" w:lineRule="auto"/>
-        <w:rPr>
-          <w:rFonts w:ascii="Palatino Linotype" w:hAnsi="Palatino Linotype" w:cs="Palatino Linotype"/>
-          <w:bCs/>
-          <w:sz w:val="21"/>
-          <w:szCs w:val="21"/>
-        </w:rPr>
-      </w:pPr>
-      <w:r>
-        <w:rPr>
-          <w:rFonts w:ascii="Palatino Linotype" w:hAnsi="Palatino Linotype" w:cs="Palatino Linotype" w:hint="eastAsia"/>
-          <w:b/>
-          <w:sz w:val="21"/>
-          <w:szCs w:val="21"/>
-        </w:rPr>
-        <w:t>AGU 202</w:t>
-      </w:r>
-      <w:r>
-        <w:rPr>
-          <w:rFonts w:ascii="Palatino Linotype" w:hAnsi="Palatino Linotype" w:cs="Palatino Linotype"/>
-          <w:b/>
-          <w:sz w:val="21"/>
-          <w:szCs w:val="21"/>
-        </w:rPr>
-        <w:t>4</w:t>
-      </w:r>
-      <w:r>
-        <w:rPr>
-          <w:rFonts w:ascii="Palatino Linotype" w:hAnsi="Palatino Linotype" w:cs="Palatino Linotype" w:hint="eastAsia"/>
-          <w:b/>
-          <w:sz w:val="21"/>
-          <w:szCs w:val="21"/>
-        </w:rPr>
-        <w:t xml:space="preserve">, </w:t>
-      </w:r>
-      <w:r>
-        <w:rPr>
-          <w:rFonts w:ascii="Palatino Linotype" w:hAnsi="Palatino Linotype" w:cs="Palatino Linotype"/>
-          <w:b/>
-          <w:sz w:val="21"/>
-          <w:szCs w:val="21"/>
-        </w:rPr>
-        <w:t>Washington D.C.</w:t>
-      </w:r>
-    </w:p>
-    <w:p>
-      <w:pPr>
-        <w:spacing w:after="0" w:line="240" w:lineRule="auto"/>
-        <w:rPr>
-          <w:rFonts w:ascii="Palatino Linotype" w:hAnsi="Palatino Linotype" w:cs="Palatino Linotype"/>
-          <w:bCs/>
-          <w:sz w:val="21"/>
-          <w:szCs w:val="21"/>
-        </w:rPr>
-      </w:pPr>
-      <w:r>
-        <w:rPr>
-          <w:rFonts w:ascii="Palatino Linotype" w:hAnsi="Palatino Linotype" w:cs="Palatino Linotype"/>
-          <w:sz w:val="21"/>
-          <w:szCs w:val="21"/>
-        </w:rPr>
-        <w:t>Weakening of tropical free tropospheric temperature gradients with global warming</w:t>
-      </w:r>
-      <w:r>
-        <w:rPr>
-          <w:rFonts w:ascii="Palatino Linotype" w:hAnsi="Palatino Linotype" w:cs="Palatino Linotype"/>
-          <w:bCs/>
-          <w:sz w:val="21"/>
-          <w:szCs w:val="21"/>
-        </w:rPr>
-        <w:t xml:space="preserve">  </w:t>
-      </w:r>
-      <w:r>
-        <w:rPr>
-          <w:rFonts w:ascii="Palatino Linotype" w:hAnsi="Palatino Linotype" w:cs="Palatino Linotype" w:hint="eastAsia"/>
-          <w:bCs/>
-          <w:sz w:val="21"/>
-          <w:szCs w:val="21"/>
-        </w:rPr>
-        <w:t xml:space="preserve">                     </w:t>
-      </w:r>
-    </w:p>
-    <w:p>
-      <w:pPr>
-        <w:spacing w:after="0" w:line="240" w:lineRule="auto"/>
-        <w:rPr>
-          <w:rFonts w:ascii="Palatino Linotype" w:hAnsi="Palatino Linotype" w:cs="Palatino Linotype"/>
-          <w:b/>
-          <w:sz w:val="21"/>
-          <w:szCs w:val="21"/>
-        </w:rPr>
-      </w:pPr>
-    </w:p>
-    <w:p>
-      <w:pPr>
-        <w:spacing w:after="0" w:line="240" w:lineRule="auto"/>
-        <w:rPr>
-          <w:rFonts w:ascii="Palatino Linotype" w:hAnsi="Palatino Linotype" w:cs="Palatino Linotype"/>
-          <w:bCs/>
-          <w:sz w:val="21"/>
-          <w:szCs w:val="21"/>
-        </w:rPr>
-      </w:pPr>
-      <w:r>
-        <w:rPr>
-          <w:rFonts w:ascii="Palatino Linotype" w:hAnsi="Palatino Linotype" w:cs="Palatino Linotype"/>
-          <w:b/>
-          <w:sz w:val="21"/>
-          <w:szCs w:val="21"/>
-        </w:rPr>
-        <w:t>ICDM Workshop 2024, Nanjing</w:t>
-      </w:r>
-      <w:r>
-        <w:rPr>
-          <w:rFonts w:ascii="Palatino Linotype" w:hAnsi="Palatino Linotype" w:cs="Palatino Linotype" w:hint="eastAsia"/>
-          <w:bCs/>
-          <w:sz w:val="21"/>
-          <w:szCs w:val="21"/>
-        </w:rPr>
-        <w:t xml:space="preserve"> </w:t>
-      </w:r>
-    </w:p>
-    <w:p>
-      <w:pPr>
-        <w:spacing w:after="0" w:line="240" w:lineRule="auto"/>
-        <w:rPr>
-          <w:rFonts w:ascii="Palatino Linotype" w:hAnsi="Palatino Linotype" w:cs="Palatino Linotype"/>
-          <w:bCs/>
-          <w:sz w:val="21"/>
-          <w:szCs w:val="21"/>
-        </w:rPr>
-      </w:pPr>
-      <w:r>
-        <w:rPr>
-          <w:rFonts w:ascii="Palatino Linotype" w:hAnsi="Palatino Linotype" w:cs="Palatino Linotype" w:hint="eastAsia"/>
-          <w:bCs/>
-          <w:sz w:val="21"/>
-          <w:szCs w:val="21"/>
-        </w:rPr>
-        <w:t>Weaker temperature gradient in a warmer climate</w:t>
-      </w:r>
-      <w:r>
-        <w:rPr>
-          <w:rFonts w:ascii="Palatino Linotype" w:hAnsi="Palatino Linotype" w:cs="Palatino Linotype"/>
-          <w:bCs/>
-          <w:sz w:val="21"/>
-          <w:szCs w:val="21"/>
-        </w:rPr>
-        <w:t xml:space="preserve">  </w:t>
-      </w:r>
-      <w:r>
-        <w:rPr>
-          <w:rFonts w:ascii="Palatino Linotype" w:hAnsi="Palatino Linotype" w:cs="Palatino Linotype" w:hint="eastAsia"/>
-          <w:bCs/>
-          <w:sz w:val="21"/>
-          <w:szCs w:val="21"/>
-        </w:rPr>
-        <w:t xml:space="preserve">                     </w:t>
-      </w:r>
-      <w:r>
-        <w:rPr>
-          <w:rFonts w:ascii="Palatino Linotype" w:hAnsi="Palatino Linotype" w:cs="Palatino Linotype"/>
-          <w:bCs/>
-          <w:sz w:val="21"/>
-          <w:szCs w:val="21"/>
-        </w:rPr>
-        <w:t xml:space="preserve">                                                                       </w:t>
-      </w:r>
-    </w:p>
-    <w:p>
-      <w:pPr>
-        <w:spacing w:after="0" w:line="240" w:lineRule="auto"/>
-        <w:rPr>
-          <w:rFonts w:ascii="Palatino Linotype" w:hAnsi="Palatino Linotype" w:cs="Palatino Linotype"/>
-          <w:b/>
-          <w:sz w:val="21"/>
-          <w:szCs w:val="21"/>
-        </w:rPr>
-      </w:pPr>
-    </w:p>
-    <w:p>
-      <w:pPr>
-        <w:spacing w:after="0" w:line="240" w:lineRule="auto"/>
-        <w:rPr>
-          <w:rFonts w:ascii="Palatino Linotype" w:eastAsia="SimSun" w:hAnsi="Palatino Linotype" w:cs="Palatino Linotype"/>
-          <w:bCs/>
-          <w:sz w:val="21"/>
-          <w:szCs w:val="21"/>
-        </w:rPr>
-      </w:pPr>
-      <w:r>
-        <w:rPr>
-          <w:rFonts w:ascii="Palatino Linotype" w:hAnsi="Palatino Linotype" w:cs="Palatino Linotype" w:hint="eastAsia"/>
-          <w:b/>
-          <w:sz w:val="21"/>
-          <w:szCs w:val="21"/>
-        </w:rPr>
-        <w:t xml:space="preserve">AOFD 2024, Burlington                                                                                                                </w:t>
-      </w:r>
-      <w:r>
-        <w:rPr>
-          <w:rFonts w:ascii="Palatino Linotype" w:hAnsi="Palatino Linotype" w:cs="Palatino Linotype" w:hint="eastAsia"/>
-          <w:b/>
-          <w:sz w:val="21"/>
-          <w:szCs w:val="21"/>
-        </w:rPr>
-        <w:t xml:space="preserve">                    </w:t>
-      </w:r>
-    </w:p>
-    <w:p>
-      <w:pPr>
-        <w:spacing w:after="0" w:line="240" w:lineRule="auto"/>
-        <w:rPr>
-          <w:rFonts w:ascii="Palatino Linotype" w:hAnsi="Palatino Linotype" w:cs="Palatino Linotype"/>
-          <w:b/>
-          <w:sz w:val="21"/>
-          <w:szCs w:val="21"/>
-        </w:rPr>
-      </w:pPr>
-      <w:r>
-        <w:rPr>
-          <w:rFonts w:ascii="Palatino Linotype" w:hAnsi="Palatino Linotype" w:cs="Palatino Linotype" w:hint="eastAsia"/>
-          <w:bCs/>
-          <w:sz w:val="21"/>
-          <w:szCs w:val="21"/>
-        </w:rPr>
-        <w:t>Weaker temperature gradient in a warmer climate</w:t>
-      </w:r>
-      <w:r>
-        <w:rPr>
-          <w:rFonts w:ascii="Palatino Linotype" w:hAnsi="Palatino Linotype" w:cs="Palatino Linotype" w:hint="eastAsia"/>
-          <w:bCs/>
-          <w:sz w:val="21"/>
-          <w:szCs w:val="21"/>
-        </w:rPr>
-        <w:t xml:space="preserve">                                                                         </w:t>
-      </w:r>
-      <w:r>
-        <w:rPr>
-          <w:rFonts w:ascii="Palatino Linotype" w:hAnsi="Palatino Linotype" w:cs="Palatino Linotype" w:hint="eastAsia"/>
-          <w:bCs/>
-          <w:sz w:val="21"/>
-          <w:szCs w:val="21"/>
-        </w:rPr>
-        <w:t xml:space="preserve">                     </w:t>
-      </w:r>
-    </w:p>
-    <w:p>
-      <w:pPr>
-        <w:spacing w:after="0" w:line="240" w:lineRule="auto"/>
-        <w:rPr>
-          <w:rFonts w:ascii="Palatino Linotype" w:hAnsi="Palatino Linotype" w:cs="Palatino Linotype"/>
-          <w:b/>
-          <w:sz w:val="21"/>
-          <w:szCs w:val="21"/>
-        </w:rPr>
-      </w:pPr>
-    </w:p>
-    <w:p>
-      <w:pPr>
-        <w:spacing w:after="0" w:line="240" w:lineRule="auto"/>
-        <w:rPr>
-          <w:rFonts w:ascii="Palatino Linotype" w:eastAsia="SimSun" w:hAnsi="Palatino Linotype" w:cs="Palatino Linotype"/>
-          <w:bCs/>
-          <w:sz w:val="21"/>
-          <w:szCs w:val="21"/>
-        </w:rPr>
-      </w:pPr>
-      <w:r>
-        <w:rPr>
-          <w:rFonts w:ascii="Palatino Linotype" w:hAnsi="Palatino Linotype" w:cs="Palatino Linotype" w:hint="eastAsia"/>
-          <w:b/>
-          <w:sz w:val="21"/>
-          <w:szCs w:val="21"/>
-        </w:rPr>
-        <w:t xml:space="preserve">CFMIP 2024, Boston                                                                                                                      </w:t>
-      </w:r>
-      <w:r>
-        <w:rPr>
-          <w:rFonts w:ascii="Palatino Linotype" w:hAnsi="Palatino Linotype" w:cs="Palatino Linotype" w:hint="eastAsia"/>
-          <w:b/>
-          <w:sz w:val="21"/>
-          <w:szCs w:val="21"/>
-        </w:rPr>
-        <w:t xml:space="preserve">                    </w:t>
-      </w:r>
-    </w:p>
-    <w:p>
-      <w:pPr>
-        <w:spacing w:after="0" w:line="240" w:lineRule="auto"/>
-        <w:rPr>
-          <w:rFonts w:ascii="Palatino Linotype" w:hAnsi="Palatino Linotype" w:cs="Palatino Linotype"/>
-          <w:b/>
-          <w:sz w:val="21"/>
-          <w:szCs w:val="21"/>
-        </w:rPr>
-      </w:pPr>
-      <w:r>
-        <w:rPr>
-          <w:rFonts w:ascii="Palatino Linotype" w:hAnsi="Palatino Linotype" w:cs="Palatino Linotype" w:hint="eastAsia"/>
-          <w:bCs/>
-          <w:sz w:val="21"/>
-          <w:szCs w:val="21"/>
-        </w:rPr>
-        <w:t>SST pattern effect on OLR: The role of convection aggregation</w:t>
-      </w:r>
-      <w:r>
-        <w:rPr>
-          <w:rFonts w:ascii="Palatino Linotype" w:hAnsi="Palatino Linotype" w:cs="Palatino Linotype" w:hint="eastAsia"/>
-          <w:bCs/>
-          <w:sz w:val="21"/>
-          <w:szCs w:val="21"/>
-        </w:rPr>
-        <w:t xml:space="preserve">                                                                         </w:t>
-      </w:r>
-    </w:p>
-    <w:p>
-      <w:pPr>
-        <w:spacing w:after="0" w:line="240" w:lineRule="auto"/>
-        <w:rPr>
-          <w:rFonts w:ascii="Palatino Linotype" w:hAnsi="Palatino Linotype" w:cs="Palatino Linotype"/>
-          <w:b/>
-          <w:sz w:val="21"/>
-          <w:szCs w:val="21"/>
-        </w:rPr>
-      </w:pPr>
-    </w:p>
-    <w:p>
-      <w:pPr>
-        <w:spacing w:after="0" w:line="240" w:lineRule="auto"/>
-        <w:rPr>
-          <w:rFonts w:ascii="Palatino Linotype" w:hAnsi="Palatino Linotype" w:cs="Palatino Linotype"/>
-          <w:bCs/>
-          <w:sz w:val="21"/>
-          <w:szCs w:val="21"/>
-        </w:rPr>
-      </w:pPr>
-      <w:bookmarkStart w:id="0" w:name="OLE_LINK1"/>
-      <w:r>
-        <w:rPr>
-          <w:rFonts w:ascii="Palatino Linotype" w:hAnsi="Palatino Linotype" w:cs="Palatino Linotype" w:hint="eastAsia"/>
-          <w:b/>
-          <w:sz w:val="21"/>
-          <w:szCs w:val="21"/>
-        </w:rPr>
-        <w:t>AGU 2023, San Francisco</w:t>
-      </w:r>
-      <w:r>
-        <w:rPr>
-          <w:rFonts w:ascii="Palatino Linotype" w:hAnsi="Palatino Linotype" w:cs="Palatino Linotype" w:hint="eastAsia"/>
-          <w:bCs/>
-          <w:sz w:val="21"/>
-          <w:szCs w:val="21"/>
-        </w:rPr>
-        <w:t xml:space="preserve">                                                                                                                       </w:t>
-      </w:r>
-      <w:r>
-        <w:rPr>
-          <w:rFonts w:ascii="Palatino Linotype" w:hAnsi="Palatino Linotype" w:cs="Palatino Linotype"/>
-          <w:bCs/>
-          <w:sz w:val="21"/>
-          <w:szCs w:val="21"/>
-        </w:rPr>
-        <w:t xml:space="preserve"> </w:t>
-      </w:r>
-    </w:p>
-    <w:p>
-      <w:pPr>
-        <w:spacing w:after="0" w:line="240" w:lineRule="auto"/>
-        <w:rPr>
-          <w:rFonts w:ascii="Palatino Linotype" w:hAnsi="Palatino Linotype" w:cs="Palatino Linotype"/>
-          <w:bCs/>
-          <w:sz w:val="21"/>
-          <w:szCs w:val="21"/>
-        </w:rPr>
-      </w:pPr>
-      <w:r>
-        <w:rPr>
-          <w:rFonts w:ascii="Palatino Linotype" w:hAnsi="Palatino Linotype" w:cs="Palatino Linotype"/>
-          <w:bCs/>
-          <w:sz w:val="21"/>
-          <w:szCs w:val="21"/>
-        </w:rPr>
-        <w:t>Non-linear radiative response to patterned global warming due to convection aggregation</w:t>
-      </w:r>
-      <w:r>
-        <w:rPr>
-          <w:rFonts w:ascii="Palatino Linotype" w:hAnsi="Palatino Linotype" w:cs="Palatino Linotype"/>
-          <w:bCs/>
-          <w:sz w:val="21"/>
-          <w:szCs w:val="21"/>
-        </w:rPr>
-        <w:t xml:space="preserve">  </w:t>
-      </w:r>
-      <w:r>
-        <w:rPr>
-          <w:rFonts w:ascii="Palatino Linotype" w:hAnsi="Palatino Linotype" w:cs="Palatino Linotype" w:hint="eastAsia"/>
-          <w:bCs/>
-          <w:sz w:val="21"/>
-          <w:szCs w:val="21"/>
-        </w:rPr>
-        <w:t xml:space="preserve">                   </w:t>
-      </w:r>
-      <w:r>
-        <w:rPr>
-          <w:rFonts w:ascii="Palatino Linotype" w:hAnsi="Palatino Linotype" w:cs="Palatino Linotype" w:hint="eastAsia"/>
-          <w:bCs/>
-          <w:sz w:val="21"/>
-          <w:szCs w:val="21"/>
-        </w:rPr>
-        <w:t xml:space="preserve">  </w:t>
-      </w:r>
-    </w:p>
-    <w:bookmarkEnd w:id="0"/>
-    <w:p>
-      <w:pPr>
-        <w:spacing w:after="0" w:line="240" w:lineRule="auto"/>
-        <w:rPr>
-          <w:rFonts w:ascii="Palatino Linotype" w:hAnsi="Palatino Linotype" w:cs="Palatino Linotype"/>
-          <w:bCs/>
-          <w:sz w:val="21"/>
-          <w:szCs w:val="21"/>
-        </w:rPr>
-      </w:pPr>
-    </w:p>
-    <w:p>
-      <w:pPr>
-        <w:spacing w:afterLines="50" w:after="120" w:line="240" w:lineRule="auto"/>
-        <w:rPr>
-          <w:rFonts w:ascii="Palatino Linotype" w:hAnsi="Palatino Linotype" w:cs="Palatino Linotype"/>
-          <w:bCs/>
-          <w:sz w:val="21"/>
-          <w:szCs w:val="21"/>
-        </w:rPr>
-      </w:pPr>
-    </w:p>
-    <w:p>
-      <w:pPr>
-        <w:spacing w:after="0" w:line="240" w:lineRule="auto"/>
-        <w:rPr>
-          <w:rFonts w:ascii="Palatino Linotype" w:eastAsia="SimSun" w:hAnsi="Palatino Linotype" w:cs="Palatino Linotype"/>
-          <w:b/>
-          <w:sz w:val="21"/>
-          <w:szCs w:val="21"/>
-        </w:rPr>
-      </w:pPr>
-      <w:r>
-        <w:rPr>
-          <w:rFonts w:ascii="Palatino Linotype" w:eastAsia="SimSun" w:hAnsi="Palatino Linotype" w:cs="Palatino Linotype"/>
-          <w:b/>
-          <w:sz w:val="21"/>
-          <w:szCs w:val="21"/>
-        </w:rPr>
-        <w:t>POSTERS</w:t>
-      </w:r>
-    </w:p>
-    <w:p>
-      <w:pPr>
-        <w:spacing w:after="0" w:line="60" w:lineRule="exact"/>
-        <w:rPr>
-          <w:rFonts w:ascii="Palatino Linotype" w:hAnsi="Palatino Linotype" w:cs="Palatino Linotype"/>
-          <w:b/>
-          <w:sz w:val="21"/>
-          <w:szCs w:val="21"/>
-          <w:u w:val="single"/>
-        </w:rPr>
-      </w:pPr>
-      <w:r>
-        <w:rPr>
-          <w:rFonts w:ascii="Palatino Linotype" w:eastAsia="SimSun" w:hAnsi="Palatino Linotype" w:cs="Palatino Linotype" w:hint="eastAsia"/>
-          <w:b/>
-          <w:sz w:val="21"/>
-          <w:szCs w:val="21"/>
-          <w:u w:val="single"/>
-        </w:rPr>
-        <w:t>________________________________________________________________________________________________</w:t>
-      </w:r>
-      <w:r>
-        <w:rPr>
-          <w:rFonts w:ascii="Palatino Linotype" w:eastAsia="SimSun" w:hAnsi="Palatino Linotype" w:cs="Palatino Linotype" w:hint="eastAsia"/>
-          <w:b/>
-          <w:sz w:val="21"/>
-          <w:szCs w:val="21"/>
-        </w:rPr>
-        <w:t xml:space="preserve"> </w:t>
-      </w:r>
-      <w:r>
-        <w:rPr>
-          <w:rFonts w:ascii="Palatino Linotype" w:eastAsia="SimSun" w:hAnsi="Palatino Linotype" w:cs="Palatino Linotype" w:hint="eastAsia"/>
-          <w:b/>
-          <w:sz w:val="21"/>
-          <w:szCs w:val="21"/>
-          <w:u w:val="single"/>
-        </w:rPr>
-        <w:t xml:space="preserve">                         </w:t>
-      </w:r>
-    </w:p>
-    <w:p>
-      <w:pPr>
-        <w:spacing w:after="0" w:line="240" w:lineRule="auto"/>
-        <w:rPr>
-          <w:rFonts w:ascii="Palatino Linotype" w:hAnsi="Palatino Linotype" w:cs="Palatino Linotype"/>
-          <w:bCs/>
-          <w:sz w:val="21"/>
-          <w:szCs w:val="21"/>
-        </w:rPr>
-      </w:pPr>
-      <w:r>
-        <w:rPr>
-          <w:rFonts w:ascii="Palatino Linotype" w:hAnsi="Palatino Linotype" w:cs="Palatino Linotype" w:hint="eastAsia"/>
-          <w:b/>
-          <w:sz w:val="21"/>
-          <w:szCs w:val="21"/>
-        </w:rPr>
-        <w:t>A</w:t>
-      </w:r>
-      <w:r>
-        <w:rPr>
-          <w:rFonts w:ascii="Palatino Linotype" w:hAnsi="Palatino Linotype" w:cs="Palatino Linotype"/>
-          <w:b/>
-          <w:sz w:val="21"/>
-          <w:szCs w:val="21"/>
-        </w:rPr>
-        <w:t>OFD</w:t>
-      </w:r>
-      <w:r>
-        <w:rPr>
-          <w:rFonts w:ascii="Palatino Linotype" w:hAnsi="Palatino Linotype" w:cs="Palatino Linotype" w:hint="eastAsia"/>
-          <w:b/>
-          <w:sz w:val="21"/>
-          <w:szCs w:val="21"/>
-        </w:rPr>
-        <w:t xml:space="preserve"> 202</w:t>
-      </w:r>
-      <w:r>
-        <w:rPr>
-          <w:rFonts w:ascii="Palatino Linotype" w:hAnsi="Palatino Linotype" w:cs="Palatino Linotype"/>
-          <w:b/>
-          <w:sz w:val="21"/>
-          <w:szCs w:val="21"/>
-        </w:rPr>
-        <w:t>6</w:t>
-      </w:r>
-      <w:r>
-        <w:rPr>
-          <w:rFonts w:ascii="Palatino Linotype" w:hAnsi="Palatino Linotype" w:cs="Palatino Linotype" w:hint="eastAsia"/>
-          <w:b/>
-          <w:sz w:val="21"/>
-          <w:szCs w:val="21"/>
-        </w:rPr>
-        <w:t xml:space="preserve">, </w:t>
-      </w:r>
-      <w:r>
-        <w:rPr>
-          <w:rFonts w:ascii="Palatino Linotype" w:hAnsi="Palatino Linotype" w:cs="Palatino Linotype"/>
-          <w:b/>
-          <w:sz w:val="21"/>
-          <w:szCs w:val="21"/>
-        </w:rPr>
-        <w:t>Houston</w:t>
-      </w:r>
-    </w:p>
-    <w:p>
-      <w:pPr>
-        <w:spacing w:after="0" w:line="240" w:lineRule="auto"/>
-        <w:rPr>
-          <w:rFonts w:ascii="Palatino Linotype" w:hAnsi="Palatino Linotype" w:cs="Palatino Linotype"/>
-          <w:sz w:val="21"/>
-          <w:szCs w:val="21"/>
-        </w:rPr>
-      </w:pPr>
-      <w:r>
-        <w:rPr>
-          <w:rFonts w:ascii="Palatino Linotype" w:hAnsi="Palatino Linotype" w:cs="Palatino Linotype"/>
-          <w:sz w:val="21"/>
-          <w:szCs w:val="21"/>
-        </w:rPr>
-        <w:t>The equatorial jet direction depends on the damping process</w:t>
-      </w:r>
-    </w:p>
-    <w:p>
-      <w:pPr>
-        <w:spacing w:after="0" w:line="240" w:lineRule="auto"/>
-        <w:rPr>
-          <w:rFonts w:ascii="Palatino Linotype" w:hAnsi="Palatino Linotype" w:cs="Palatino Linotype"/>
-          <w:b/>
-          <w:sz w:val="21"/>
-          <w:szCs w:val="21"/>
-        </w:rPr>
-      </w:pPr>
-    </w:p>
-    <w:p>
-      <w:pPr>
-        <w:spacing w:after="0" w:line="240" w:lineRule="auto"/>
-        <w:rPr>
-          <w:rFonts w:ascii="Palatino Linotype" w:hAnsi="Palatino Linotype" w:cs="Palatino Linotype"/>
-          <w:bCs/>
-          <w:sz w:val="21"/>
-          <w:szCs w:val="21"/>
-        </w:rPr>
-      </w:pPr>
-      <w:r>
-        <w:rPr>
-          <w:rFonts w:ascii="Palatino Linotype" w:hAnsi="Palatino Linotype" w:cs="Palatino Linotype" w:hint="eastAsia"/>
-          <w:b/>
-          <w:sz w:val="21"/>
-          <w:szCs w:val="21"/>
-        </w:rPr>
-        <w:t>AGU 202</w:t>
-      </w:r>
-      <w:r>
-        <w:rPr>
-          <w:rFonts w:ascii="Palatino Linotype" w:hAnsi="Palatino Linotype" w:cs="Palatino Linotype"/>
-          <w:b/>
-          <w:sz w:val="21"/>
-          <w:szCs w:val="21"/>
-        </w:rPr>
-        <w:t>4</w:t>
-      </w:r>
-      <w:r>
-        <w:rPr>
-          <w:rFonts w:ascii="Palatino Linotype" w:hAnsi="Palatino Linotype" w:cs="Palatino Linotype" w:hint="eastAsia"/>
-          <w:b/>
-          <w:sz w:val="21"/>
-          <w:szCs w:val="21"/>
-        </w:rPr>
-        <w:t xml:space="preserve">, </w:t>
-      </w:r>
-      <w:r>
-        <w:rPr>
-          <w:rFonts w:ascii="Palatino Linotype" w:hAnsi="Palatino Linotype" w:cs="Palatino Linotype"/>
-          <w:b/>
-          <w:sz w:val="21"/>
-          <w:szCs w:val="21"/>
-        </w:rPr>
-        <w:t>Washington D.C.</w:t>
-      </w:r>
-    </w:p>
-    <w:p>
-      <w:pPr>
-        <w:spacing w:after="0" w:line="240" w:lineRule="auto"/>
-        <w:rPr>
-          <w:rFonts w:ascii="Palatino Linotype" w:hAnsi="Palatino Linotype" w:cs="Palatino Linotype"/>
-          <w:bCs/>
-          <w:sz w:val="21"/>
-          <w:szCs w:val="21"/>
-        </w:rPr>
-      </w:pPr>
-      <w:r>
-        <w:rPr>
-          <w:rFonts w:ascii="Palatino Linotype" w:hAnsi="Palatino Linotype" w:cs="Palatino Linotype"/>
-          <w:sz w:val="21"/>
-          <w:szCs w:val="21"/>
-        </w:rPr>
-        <w:t>Weakening of tropical free tropospheric temperature gradients with global warming</w:t>
-      </w:r>
-      <w:r>
-        <w:rPr>
-          <w:rFonts w:ascii="Palatino Linotype" w:hAnsi="Palatino Linotype" w:cs="Palatino Linotype"/>
-          <w:bCs/>
-          <w:sz w:val="21"/>
-          <w:szCs w:val="21"/>
-        </w:rPr>
-        <w:t xml:space="preserve">  </w:t>
-      </w:r>
-      <w:r>
-        <w:rPr>
-          <w:rFonts w:ascii="Palatino Linotype" w:hAnsi="Palatino Linotype" w:cs="Palatino Linotype" w:hint="eastAsia"/>
-          <w:bCs/>
-          <w:sz w:val="21"/>
-          <w:szCs w:val="21"/>
-        </w:rPr>
-        <w:t xml:space="preserve">                     </w:t>
-      </w:r>
-    </w:p>
-    <w:p>
-      <w:pPr>
-        <w:spacing w:after="0" w:line="240" w:lineRule="auto"/>
-        <w:rPr>
-          <w:rFonts w:ascii="Palatino Linotype" w:hAnsi="Palatino Linotype" w:cs="Palatino Linotype"/>
-          <w:b/>
-          <w:sz w:val="21"/>
-          <w:szCs w:val="21"/>
-        </w:rPr>
-      </w:pPr>
-    </w:p>
-    <w:p>
-      <w:pPr>
-        <w:spacing w:after="0" w:line="240" w:lineRule="auto"/>
-        <w:rPr>
-          <w:rFonts w:ascii="Palatino Linotype" w:hAnsi="Palatino Linotype" w:cs="Palatino Linotype"/>
-          <w:bCs/>
-          <w:sz w:val="21"/>
-          <w:szCs w:val="21"/>
-        </w:rPr>
-      </w:pPr>
-      <w:r>
-        <w:rPr>
-          <w:rFonts w:ascii="Palatino Linotype" w:hAnsi="Palatino Linotype" w:cs="Palatino Linotype"/>
-          <w:b/>
-          <w:sz w:val="21"/>
-          <w:szCs w:val="21"/>
-        </w:rPr>
-        <w:t>Gordon Research Conference on Radiation and Climate</w:t>
-      </w:r>
-      <w:r>
-        <w:rPr>
-          <w:rFonts w:ascii="Palatino Linotype" w:hAnsi="Palatino Linotype" w:cs="Palatino Linotype" w:hint="eastAsia"/>
-          <w:b/>
-          <w:sz w:val="21"/>
-          <w:szCs w:val="21"/>
-        </w:rPr>
-        <w:t xml:space="preserve"> 2023</w:t>
-      </w:r>
-      <w:r>
-        <w:rPr>
-          <w:rFonts w:ascii="Palatino Linotype" w:hAnsi="Palatino Linotype" w:cs="Palatino Linotype"/>
-          <w:b/>
-          <w:sz w:val="21"/>
-          <w:szCs w:val="21"/>
-        </w:rPr>
-        <w:t>, Maine</w:t>
-      </w:r>
-      <w:r>
-        <w:rPr>
-          <w:rFonts w:ascii="Palatino Linotype" w:hAnsi="Palatino Linotype" w:cs="Palatino Linotype" w:hint="eastAsia"/>
-          <w:bCs/>
-          <w:sz w:val="21"/>
-          <w:szCs w:val="21"/>
-        </w:rPr>
-        <w:t xml:space="preserve">                                      </w:t>
-      </w:r>
-      <w:r>
-        <w:rPr>
-          <w:rFonts w:ascii="Palatino Linotype" w:hAnsi="Palatino Linotype" w:cs="Palatino Linotype"/>
-          <w:bCs/>
-          <w:sz w:val="21"/>
-          <w:szCs w:val="21"/>
-        </w:rPr>
-        <w:t xml:space="preserve">              </w:t>
-      </w:r>
-    </w:p>
-    <w:p>
-      <w:pPr>
-        <w:spacing w:after="0" w:line="240" w:lineRule="auto"/>
-        <w:rPr>
-          <w:rFonts w:ascii="Palatino Linotype" w:hAnsi="Palatino Linotype" w:cs="Palatino Linotype"/>
-          <w:bCs/>
-          <w:sz w:val="21"/>
-          <w:szCs w:val="21"/>
-        </w:rPr>
-      </w:pPr>
-      <w:r>
-        <w:rPr>
-          <w:rFonts w:ascii="Palatino Linotype" w:hAnsi="Palatino Linotype" w:cs="Palatino Linotype"/>
-          <w:bCs/>
-          <w:sz w:val="21"/>
-          <w:szCs w:val="21"/>
-        </w:rPr>
-        <w:t>Non-linear radiative response to patterned global warming due to convection aggregation</w:t>
-      </w:r>
-      <w:r>
-        <w:rPr>
-          <w:rFonts w:ascii="Palatino Linotype" w:hAnsi="Palatino Linotype" w:cs="Palatino Linotype"/>
-          <w:bCs/>
-          <w:sz w:val="21"/>
-          <w:szCs w:val="21"/>
-        </w:rPr>
-        <w:t xml:space="preserve">                 </w:t>
-      </w:r>
-      <w:r>
-        <w:rPr>
-          <w:rFonts w:ascii="Palatino Linotype" w:hAnsi="Palatino Linotype" w:cs="Palatino Linotype" w:hint="eastAsia"/>
-          <w:bCs/>
-          <w:sz w:val="21"/>
-          <w:szCs w:val="21"/>
-        </w:rPr>
-        <w:t xml:space="preserve">  </w:t>
-      </w:r>
-    </w:p>
-    <w:p>
-      <w:pPr>
-        <w:spacing w:after="0" w:line="240" w:lineRule="auto"/>
-        <w:rPr>
-          <w:rFonts w:ascii="Palatino Linotype" w:hAnsi="Palatino Linotype" w:cs="Palatino Linotype"/>
-          <w:b/>
-          <w:sz w:val="21"/>
-          <w:szCs w:val="21"/>
-        </w:rPr>
-      </w:pPr>
-    </w:p>
-    <w:p>
-      <w:pPr>
-        <w:spacing w:after="0" w:line="240" w:lineRule="auto"/>
-        <w:rPr>
-          <w:rFonts w:ascii="Palatino Linotype" w:hAnsi="Palatino Linotype" w:cs="Palatino Linotype"/>
-          <w:bCs/>
-          <w:sz w:val="21"/>
-          <w:szCs w:val="21"/>
-        </w:rPr>
-      </w:pPr>
-      <w:r>
-        <w:rPr>
-          <w:rFonts w:ascii="Palatino Linotype" w:hAnsi="Palatino Linotype" w:cs="Palatino Linotype"/>
-          <w:b/>
-          <w:sz w:val="21"/>
-          <w:szCs w:val="21"/>
-        </w:rPr>
-        <w:t>CFMIP-GASS</w:t>
-      </w:r>
-      <w:r>
-        <w:rPr>
-          <w:rFonts w:ascii="Palatino Linotype" w:hAnsi="Palatino Linotype" w:cs="Palatino Linotype" w:hint="eastAsia"/>
-          <w:b/>
-          <w:sz w:val="21"/>
-          <w:szCs w:val="21"/>
-        </w:rPr>
-        <w:t xml:space="preserve"> 2023</w:t>
-      </w:r>
-      <w:r>
-        <w:rPr>
-          <w:rFonts w:ascii="Palatino Linotype" w:hAnsi="Palatino Linotype" w:cs="Palatino Linotype"/>
-          <w:b/>
-          <w:sz w:val="21"/>
-          <w:szCs w:val="21"/>
-        </w:rPr>
-        <w:t>, Paris</w:t>
-      </w:r>
-      <w:r>
-        <w:rPr>
-          <w:rFonts w:ascii="Palatino Linotype" w:hAnsi="Palatino Linotype" w:cs="Palatino Linotype"/>
-          <w:bCs/>
-          <w:sz w:val="21"/>
-          <w:szCs w:val="21"/>
-        </w:rPr>
-        <w:t xml:space="preserve">                                                                                                             </w:t>
-      </w:r>
-      <w:r>
-        <w:rPr>
-          <w:rFonts w:ascii="Palatino Linotype" w:hAnsi="Palatino Linotype" w:cs="Palatino Linotype" w:hint="eastAsia"/>
-          <w:bCs/>
-          <w:sz w:val="21"/>
-          <w:szCs w:val="21"/>
-        </w:rPr>
-        <w:t xml:space="preserve">                     </w:t>
-      </w:r>
-    </w:p>
-    <w:p>
-      <w:pPr>
-        <w:spacing w:after="0" w:line="240" w:lineRule="auto"/>
-        <w:rPr>
-          <w:rFonts w:ascii="Palatino Linotype" w:hAnsi="Palatino Linotype" w:cs="Palatino Linotype"/>
-          <w:bCs/>
-          <w:sz w:val="21"/>
-          <w:szCs w:val="21"/>
-        </w:rPr>
-      </w:pPr>
-      <w:r>
-        <w:rPr>
-          <w:rFonts w:ascii="Palatino Linotype" w:hAnsi="Palatino Linotype" w:cs="Palatino Linotype"/>
-          <w:bCs/>
-          <w:sz w:val="21"/>
-          <w:szCs w:val="21"/>
-        </w:rPr>
-        <w:t>Non-linear radiative response to patterned global warming due to convection aggregation</w:t>
-      </w:r>
-      <w:r>
-        <w:rPr>
-          <w:rFonts w:ascii="Palatino Linotype" w:hAnsi="Palatino Linotype" w:cs="Palatino Linotype"/>
-          <w:bCs/>
-          <w:sz w:val="21"/>
-          <w:szCs w:val="21"/>
-        </w:rPr>
-        <w:t xml:space="preserve">      </w:t>
-      </w:r>
-    </w:p>
-    <w:p>
-      <w:pPr>
-        <w:spacing w:after="0" w:line="240" w:lineRule="auto"/>
-        <w:rPr>
-          <w:rFonts w:ascii="Palatino Linotype" w:hAnsi="Palatino Linotype" w:cs="Palatino Linotype"/>
-          <w:bCs/>
-          <w:sz w:val="21"/>
-          <w:szCs w:val="21"/>
-        </w:rPr>
-      </w:pPr>
-      <w:r>
-        <w:rPr>
-          <w:rFonts w:ascii="Palatino Linotype" w:hAnsi="Palatino Linotype" w:cs="Palatino Linotype"/>
-          <w:bCs/>
-          <w:sz w:val="21"/>
-          <w:szCs w:val="21"/>
-        </w:rPr>
-        <w:t xml:space="preserve">           </w:t>
-      </w:r>
-    </w:p>
-    <w:p>
-      <w:pPr>
-        <w:spacing w:afterLines="50" w:after="120" w:line="240" w:lineRule="auto"/>
-        <w:rPr>
-          <w:rFonts w:ascii="Palatino Linotype" w:hAnsi="Palatino Linotype" w:cs="Palatino Linotype"/>
-          <w:bCs/>
-          <w:sz w:val="21"/>
-          <w:szCs w:val="21"/>
-        </w:rPr>
-      </w:pPr>
-    </w:p>
-    <w:p>
-      <w:pPr>
-        <w:spacing w:after="0" w:line="240" w:lineRule="auto"/>
-        <w:rPr>
-          <w:rFonts w:ascii="Palatino Linotype" w:eastAsia="SimSun" w:hAnsi="Palatino Linotype" w:cs="Palatino Linotype"/>
-          <w:b/>
-          <w:sz w:val="21"/>
-          <w:szCs w:val="21"/>
-        </w:rPr>
-      </w:pPr>
-      <w:r>
-        <w:rPr>
-          <w:rFonts w:ascii="Palatino Linotype" w:eastAsia="SimSun" w:hAnsi="Palatino Linotype" w:cs="Palatino Linotype"/>
-          <w:b/>
-          <w:sz w:val="21"/>
-          <w:szCs w:val="21"/>
-        </w:rPr>
-        <w:t>AWARDS &amp; HONORS</w:t>
-      </w:r>
-    </w:p>
-    <w:p>
-      <w:pPr>
-        <w:spacing w:after="0" w:line="60" w:lineRule="exact"/>
-        <w:rPr>
-          <w:rFonts w:ascii="Palatino Linotype" w:eastAsia="SimSun" w:hAnsi="Palatino Linotype" w:cs="Palatino Linotype"/>
-          <w:b/>
-          <w:sz w:val="21"/>
-          <w:szCs w:val="21"/>
-          <w:u w:val="single"/>
-        </w:rPr>
-      </w:pPr>
-      <w:r>
-        <w:rPr>
-          <w:rFonts w:ascii="Palatino Linotype" w:eastAsia="SimSun" w:hAnsi="Palatino Linotype" w:cs="Palatino Linotype" w:hint="eastAsia"/>
-          <w:b/>
-          <w:sz w:val="21"/>
-          <w:szCs w:val="21"/>
-          <w:u w:val="single"/>
-        </w:rPr>
-        <w:t>________________________________________________________________________________________________</w:t>
-      </w:r>
-      <w:r>
-        <w:rPr>
-          <w:rFonts w:ascii="Palatino Linotype" w:eastAsia="SimSun" w:hAnsi="Palatino Linotype" w:cs="Palatino Linotype" w:hint="eastAsia"/>
-          <w:b/>
-          <w:sz w:val="21"/>
-          <w:szCs w:val="21"/>
-        </w:rPr>
-        <w:t xml:space="preserve">   </w:t>
-      </w:r>
-    </w:p>
-    <w:p>
-      <w:pPr>
-        <w:spacing w:after="0" w:line="240" w:lineRule="auto"/>
-        <w:rPr>
-          <w:rFonts w:ascii="Palatino Linotype" w:hAnsi="Palatino Linotype" w:cs="Palatino Linotype"/>
-          <w:b/>
-          <w:bCs/>
-          <w:sz w:val="21"/>
-          <w:szCs w:val="21"/>
-        </w:rPr>
-      </w:pPr>
-      <w:r>
-        <w:rPr>
-          <w:rFonts w:ascii="Palatino Linotype" w:hAnsi="Palatino Linotype" w:cs="Palatino Linotype"/>
-          <w:b/>
-          <w:bCs/>
-          <w:sz w:val="21"/>
-          <w:szCs w:val="21"/>
-        </w:rPr>
-        <w:t>PhD (2022-now)</w:t>
-      </w:r>
-      <w:r>
-        <w:rPr>
-          <w:rFonts w:ascii="Palatino Linotype" w:hAnsi="Palatino Linotype" w:cs="Palatino Linotype"/>
-          <w:b/>
-          <w:bCs/>
-          <w:sz w:val="21"/>
-          <w:szCs w:val="21"/>
-        </w:rPr>
-        <w:t>:</w:t>
-      </w:r>
-    </w:p>
-    <w:p>
-      <w:pPr>
-        <w:spacing w:after="0" w:line="240" w:lineRule="auto"/>
-        <w:rPr>
-          <w:rFonts w:ascii="Palatino Linotype" w:hAnsi="Palatino Linotype" w:cs="Palatino Linotype"/>
-          <w:sz w:val="21"/>
-          <w:szCs w:val="21"/>
-        </w:rPr>
-      </w:pPr>
-      <w:r>
-        <w:rPr>
-          <w:rFonts w:ascii="Palatino Linotype" w:hAnsi="Palatino Linotype" w:cs="Palatino Linotype"/>
-          <w:sz w:val="21"/>
-          <w:szCs w:val="21"/>
-        </w:rPr>
-        <w:t>Charlotte Elizabeth Procter Fellowship</w:t>
-      </w:r>
-      <w:r>
-        <w:rPr>
-          <w:rFonts w:ascii="Palatino Linotype" w:hAnsi="Palatino Linotype" w:cs="Palatino Linotype"/>
-          <w:sz w:val="21"/>
-          <w:szCs w:val="21"/>
-        </w:rPr>
-        <w:t>, Princeton University, 2026-2027</w:t>
-      </w:r>
-    </w:p>
-    <w:p>
-      <w:pPr>
-        <w:spacing w:after="0" w:line="240" w:lineRule="auto"/>
-        <w:rPr>
-          <w:rFonts w:ascii="Palatino Linotype" w:hAnsi="Palatino Linotype" w:cs="Palatino Linotype"/>
-          <w:b/>
-          <w:bCs/>
-          <w:sz w:val="21"/>
-          <w:szCs w:val="21"/>
-        </w:rPr>
-      </w:pPr>
-      <w:r>
-        <w:rPr>
-          <w:rFonts w:ascii="Palatino Linotype" w:hAnsi="Palatino Linotype" w:cs="Palatino Linotype"/>
-          <w:sz w:val="21"/>
-          <w:szCs w:val="21"/>
-        </w:rPr>
-        <w:t>Geophysical Fluid Dynamics Fellow, Woods Hole Oceanographic Institution, 2025</w:t>
-      </w:r>
-    </w:p>
-    <w:p>
-      <w:pPr>
-        <w:spacing w:after="0" w:line="240" w:lineRule="auto"/>
-        <w:rPr>
-          <w:rFonts w:ascii="Palatino Linotype" w:hAnsi="Palatino Linotype" w:cs="Palatino Linotype"/>
-          <w:sz w:val="21"/>
-          <w:szCs w:val="21"/>
-        </w:rPr>
-      </w:pPr>
-      <w:r>
-        <w:rPr>
-          <w:rFonts w:ascii="Palatino Linotype" w:hAnsi="Palatino Linotype" w:cs="Palatino Linotype"/>
-          <w:sz w:val="21"/>
-          <w:szCs w:val="21"/>
-        </w:rPr>
-        <w:t>Best Student Oral Presentation Award</w:t>
-      </w:r>
-      <w:r>
-        <w:rPr>
-          <w:rFonts w:ascii="Palatino Linotype" w:hAnsi="Palatino Linotype" w:cs="Palatino Linotype" w:hint="eastAsia"/>
-          <w:sz w:val="21"/>
-          <w:szCs w:val="21"/>
-        </w:rPr>
-        <w:t xml:space="preserve"> in </w:t>
-      </w:r>
-      <w:r>
-        <w:rPr>
-          <w:rFonts w:ascii="Palatino Linotype" w:hAnsi="Palatino Linotype" w:cs="Palatino Linotype"/>
-          <w:sz w:val="21"/>
-          <w:szCs w:val="21"/>
-        </w:rPr>
-        <w:t>the 2024 ICDM workshop</w:t>
-      </w:r>
-    </w:p>
-    <w:p>
-      <w:pPr>
-        <w:spacing w:after="0" w:line="240" w:lineRule="auto"/>
-        <w:rPr>
-          <w:rFonts w:ascii="Palatino Linotype" w:hAnsi="Palatino Linotype" w:cs="Palatino Linotype"/>
-          <w:sz w:val="21"/>
-          <w:szCs w:val="21"/>
-        </w:rPr>
-      </w:pPr>
-      <w:r>
-        <w:rPr>
-          <w:rFonts w:ascii="Palatino Linotype" w:hAnsi="Palatino Linotype" w:cs="Palatino Linotype"/>
-          <w:sz w:val="21"/>
-          <w:szCs w:val="21"/>
-        </w:rPr>
-        <w:t>Accepted by the</w:t>
-      </w:r>
-      <w:r>
-        <w:rPr>
-          <w:rFonts w:ascii="Palatino Linotype" w:hAnsi="Palatino Linotype" w:cs="Palatino Linotype"/>
-          <w:sz w:val="21"/>
-          <w:szCs w:val="21"/>
-        </w:rPr>
-        <w:t xml:space="preserve"> 2024</w:t>
-      </w:r>
-      <w:r>
-        <w:rPr>
-          <w:rFonts w:ascii="Palatino Linotype" w:hAnsi="Palatino Linotype" w:cs="Palatino Linotype"/>
-          <w:sz w:val="21"/>
-          <w:szCs w:val="21"/>
-        </w:rPr>
-        <w:t xml:space="preserve"> Rossby</w:t>
-      </w:r>
-      <w:r>
-        <w:rPr>
-          <w:rFonts w:ascii="Palatino Linotype" w:hAnsi="Palatino Linotype" w:cs="Palatino Linotype"/>
-          <w:sz w:val="21"/>
-          <w:szCs w:val="21"/>
-        </w:rPr>
-        <w:t>p</w:t>
-      </w:r>
-      <w:r>
-        <w:rPr>
-          <w:rFonts w:ascii="Palatino Linotype" w:hAnsi="Palatino Linotype" w:cs="Palatino Linotype"/>
-          <w:sz w:val="21"/>
-          <w:szCs w:val="21"/>
-        </w:rPr>
-        <w:t>alooza</w:t>
-      </w:r>
-      <w:r>
-        <w:rPr>
-          <w:rFonts w:ascii="Palatino Linotype" w:hAnsi="Palatino Linotype" w:cs="Palatino Linotype"/>
-          <w:sz w:val="21"/>
-          <w:szCs w:val="21"/>
-        </w:rPr>
-        <w:t xml:space="preserve"> summer school at University of Chicago</w:t>
-      </w:r>
-    </w:p>
-    <w:p>
-      <w:pPr>
-        <w:spacing w:after="0" w:line="240" w:lineRule="auto"/>
-        <w:rPr>
-          <w:rFonts w:ascii="Palatino Linotype" w:hAnsi="Palatino Linotype" w:cs="Palatino Linotype"/>
-          <w:sz w:val="21"/>
-          <w:szCs w:val="21"/>
-        </w:rPr>
-      </w:pPr>
-    </w:p>
-    <w:p>
-      <w:pPr>
-        <w:spacing w:after="0" w:line="240" w:lineRule="auto"/>
-        <w:rPr>
-          <w:rFonts w:ascii="Palatino Linotype" w:hAnsi="Palatino Linotype" w:cs="Palatino Linotype"/>
-          <w:b/>
-          <w:bCs/>
-          <w:sz w:val="21"/>
-          <w:szCs w:val="21"/>
-        </w:rPr>
-      </w:pPr>
-      <w:r>
-        <w:rPr>
-          <w:rFonts w:ascii="Palatino Linotype" w:hAnsi="Palatino Linotype" w:cs="Palatino Linotype"/>
-          <w:b/>
-          <w:bCs/>
-          <w:sz w:val="21"/>
-          <w:szCs w:val="21"/>
-        </w:rPr>
-        <w:t>Undergraduate (2018-2022):</w:t>
-      </w:r>
-    </w:p>
-    <w:p>
-      <w:pPr>
-        <w:spacing w:after="0" w:line="240" w:lineRule="auto"/>
-        <w:rPr>
-          <w:rFonts w:ascii="Palatino Linotype" w:hAnsi="Palatino Linotype" w:cs="Palatino Linotype"/>
-          <w:sz w:val="21"/>
-          <w:szCs w:val="21"/>
-        </w:rPr>
-      </w:pPr>
-      <w:r>
-        <w:rPr>
-          <w:rFonts w:ascii="Palatino Linotype" w:hAnsi="Palatino Linotype" w:cs="Palatino Linotype"/>
-          <w:sz w:val="21"/>
-          <w:szCs w:val="21"/>
-        </w:rPr>
-        <w:t>National Scholarship (</w:t>
-      </w:r>
-      <w:r>
-        <w:rPr>
-          <w:rFonts w:ascii="Palatino Linotype" w:hAnsi="Palatino Linotype" w:cs="Palatino Linotype"/>
-          <w:b/>
-          <w:bCs/>
-          <w:sz w:val="21"/>
-          <w:szCs w:val="21"/>
-        </w:rPr>
-        <w:t>top 1%</w:t>
-      </w:r>
-      <w:r>
-        <w:rPr>
-          <w:rFonts w:ascii="Palatino Linotype" w:hAnsi="Palatino Linotype" w:cs="Palatino Linotype"/>
-          <w:color w:val="FF0000"/>
-          <w:sz w:val="21"/>
-          <w:szCs w:val="21"/>
-        </w:rPr>
-        <w:t xml:space="preserve"> </w:t>
-      </w:r>
-      <w:r>
-        <w:rPr>
-          <w:rFonts w:ascii="Palatino Linotype" w:hAnsi="Palatino Linotype" w:cs="Palatino Linotype"/>
-          <w:sz w:val="21"/>
-          <w:szCs w:val="21"/>
-        </w:rPr>
-        <w:t>among 176 students, 2021)</w:t>
-      </w:r>
-    </w:p>
-    <w:p>
-      <w:pPr>
-        <w:spacing w:after="0" w:line="240" w:lineRule="auto"/>
-        <w:rPr>
-          <w:rFonts w:ascii="Palatino Linotype" w:hAnsi="Palatino Linotype" w:cs="Palatino Linotype"/>
-          <w:sz w:val="21"/>
-          <w:szCs w:val="21"/>
-        </w:rPr>
-      </w:pPr>
-      <w:r>
-        <w:rPr>
-          <w:rFonts w:ascii="Palatino Linotype" w:hAnsi="Palatino Linotype" w:cs="Palatino Linotype"/>
-          <w:sz w:val="21"/>
-          <w:szCs w:val="21"/>
-        </w:rPr>
-        <w:t>Merit Student Pacesetter (2021)</w:t>
-      </w:r>
-    </w:p>
-    <w:p>
-      <w:pPr>
-        <w:spacing w:after="0" w:line="240" w:lineRule="auto"/>
-        <w:rPr>
-          <w:rFonts w:ascii="Palatino Linotype" w:hAnsi="Palatino Linotype" w:cs="Palatino Linotype"/>
-          <w:sz w:val="21"/>
-          <w:szCs w:val="21"/>
-        </w:rPr>
-      </w:pPr>
-      <w:r>
-        <w:rPr>
-          <w:rFonts w:ascii="Palatino Linotype" w:hAnsi="Palatino Linotype" w:cs="Palatino Linotype"/>
-          <w:sz w:val="21"/>
-          <w:szCs w:val="21"/>
-        </w:rPr>
-        <w:t>POSCO Asia Scholarship (</w:t>
-      </w:r>
-      <w:r>
-        <w:rPr>
-          <w:rFonts w:ascii="Palatino Linotype" w:hAnsi="Palatino Linotype" w:cs="Palatino Linotype"/>
-          <w:b/>
-          <w:bCs/>
-          <w:sz w:val="21"/>
-          <w:szCs w:val="21"/>
-        </w:rPr>
-        <w:t>top 3%</w:t>
-      </w:r>
-      <w:r>
-        <w:rPr>
-          <w:rFonts w:ascii="Palatino Linotype" w:hAnsi="Palatino Linotype" w:cs="Palatino Linotype"/>
-          <w:color w:val="FF0000"/>
-          <w:sz w:val="21"/>
-          <w:szCs w:val="21"/>
-        </w:rPr>
-        <w:t xml:space="preserve"> </w:t>
-      </w:r>
-      <w:r>
-        <w:rPr>
-          <w:rFonts w:ascii="Palatino Linotype" w:hAnsi="Palatino Linotype" w:cs="Palatino Linotype"/>
-          <w:sz w:val="21"/>
-          <w:szCs w:val="21"/>
-        </w:rPr>
-        <w:t>among ~180 students,</w:t>
-      </w:r>
-      <w:r>
-        <w:rPr>
-          <w:rFonts w:ascii="Palatino Linotype" w:hAnsi="Palatino Linotype" w:cs="Palatino Linotype"/>
-          <w:color w:val="FF0000"/>
-          <w:sz w:val="21"/>
-          <w:szCs w:val="21"/>
-        </w:rPr>
-        <w:t xml:space="preserve"> </w:t>
-      </w:r>
-      <w:r>
-        <w:rPr>
-          <w:rFonts w:ascii="Palatino Linotype" w:hAnsi="Palatino Linotype" w:cs="Palatino Linotype"/>
-          <w:b/>
-          <w:bCs/>
-          <w:sz w:val="21"/>
-          <w:szCs w:val="21"/>
-        </w:rPr>
-        <w:t>awarded three times</w:t>
-      </w:r>
-      <w:r>
-        <w:rPr>
-          <w:rFonts w:ascii="Palatino Linotype" w:hAnsi="Palatino Linotype" w:cs="Palatino Linotype"/>
-          <w:sz w:val="21"/>
-          <w:szCs w:val="21"/>
-        </w:rPr>
-        <w:t xml:space="preserve"> in 2019,2020</w:t>
-      </w:r>
-      <w:r>
-        <w:rPr>
-          <w:rFonts w:ascii="Palatino Linotype" w:hAnsi="Palatino Linotype" w:cs="Palatino Linotype"/>
-          <w:sz w:val="21"/>
-          <w:szCs w:val="21"/>
-        </w:rPr>
-        <w:t xml:space="preserve"> and </w:t>
-      </w:r>
-      <w:r>
-        <w:rPr>
-          <w:rFonts w:ascii="Palatino Linotype" w:hAnsi="Palatino Linotype" w:cs="Palatino Linotype"/>
-          <w:sz w:val="21"/>
-          <w:szCs w:val="21"/>
-        </w:rPr>
-        <w:t>2021)</w:t>
-      </w:r>
-    </w:p>
-    <w:p>
-      <w:pPr>
-        <w:spacing w:after="0" w:line="240" w:lineRule="auto"/>
-        <w:rPr>
-          <w:rFonts w:ascii="Palatino Linotype" w:hAnsi="Palatino Linotype" w:cs="Palatino Linotype"/>
-          <w:sz w:val="21"/>
-          <w:szCs w:val="21"/>
-        </w:rPr>
-      </w:pPr>
-      <w:r>
-        <w:rPr>
-          <w:rFonts w:ascii="Palatino Linotype" w:hAnsi="Palatino Linotype" w:cs="Palatino Linotype"/>
-          <w:sz w:val="21"/>
-          <w:szCs w:val="21"/>
-        </w:rPr>
-        <w:t>Outstanding bachelor student in Beijing (</w:t>
-      </w:r>
-      <w:r>
-        <w:rPr>
-          <w:rFonts w:ascii="Palatino Linotype" w:hAnsi="Palatino Linotype" w:cs="Palatino Linotype"/>
-          <w:b/>
-          <w:bCs/>
-          <w:sz w:val="21"/>
-          <w:szCs w:val="21"/>
-        </w:rPr>
-        <w:t>10</w:t>
-      </w:r>
-      <w:r>
-        <w:rPr>
-          <w:rFonts w:ascii="Palatino Linotype" w:hAnsi="Palatino Linotype" w:cs="Palatino Linotype"/>
-          <w:sz w:val="21"/>
-          <w:szCs w:val="21"/>
-        </w:rPr>
-        <w:t xml:space="preserve"> among 176 students, 2022)</w:t>
-      </w:r>
-    </w:p>
-    <w:p>
-      <w:pPr>
-        <w:spacing w:after="0" w:line="240" w:lineRule="auto"/>
-        <w:rPr>
-          <w:rFonts w:ascii="Palatino Linotype" w:hAnsi="Palatino Linotype" w:cs="Palatino Linotype"/>
-          <w:sz w:val="21"/>
-          <w:szCs w:val="21"/>
-        </w:rPr>
-      </w:pPr>
-      <w:r>
-        <w:rPr>
-          <w:rFonts w:ascii="Palatino Linotype" w:hAnsi="Palatino Linotype" w:cs="Palatino Linotype" w:hint="eastAsia"/>
-          <w:sz w:val="21"/>
-          <w:szCs w:val="21"/>
-        </w:rPr>
-        <w:t>W</w:t>
-      </w:r>
-      <w:r>
-        <w:rPr>
-          <w:rFonts w:ascii="Palatino Linotype" w:hAnsi="Palatino Linotype" w:cs="Palatino Linotype"/>
-          <w:sz w:val="21"/>
-          <w:szCs w:val="21"/>
-        </w:rPr>
-        <w:t>eiming bachelor student (</w:t>
-      </w:r>
-      <w:r>
-        <w:rPr>
-          <w:rFonts w:ascii="Palatino Linotype" w:hAnsi="Palatino Linotype" w:cs="Palatino Linotype"/>
-          <w:b/>
-          <w:bCs/>
-          <w:sz w:val="21"/>
-          <w:szCs w:val="21"/>
-        </w:rPr>
-        <w:t>7</w:t>
-      </w:r>
-      <w:r>
-        <w:rPr>
-          <w:rFonts w:ascii="Palatino Linotype" w:hAnsi="Palatino Linotype" w:cs="Palatino Linotype"/>
-          <w:sz w:val="21"/>
-          <w:szCs w:val="21"/>
-        </w:rPr>
-        <w:t xml:space="preserve"> among 176 students, 2022)</w:t>
-      </w:r>
-    </w:p>
-    <w:p>
-      <w:pPr>
-        <w:spacing w:after="0" w:line="240" w:lineRule="auto"/>
-        <w:rPr>
-          <w:rFonts w:ascii="Palatino Linotype" w:hAnsi="Palatino Linotype" w:cs="Palatino Linotype"/>
-          <w:sz w:val="21"/>
-          <w:szCs w:val="21"/>
-        </w:rPr>
-      </w:pPr>
-    </w:p>
-    <w:p>
-      <w:pPr>
-        <w:spacing w:after="0" w:line="240" w:lineRule="auto"/>
-        <w:rPr>
-          <w:rFonts w:ascii="Palatino Linotype" w:hAnsi="Palatino Linotype" w:cs="Palatino Linotype"/>
-          <w:sz w:val="21"/>
-          <w:szCs w:val="21"/>
-        </w:rPr>
-      </w:pPr>
-    </w:p>
-    <w:p>
-      <w:pPr>
-        <w:spacing w:after="0" w:line="240" w:lineRule="auto"/>
-        <w:rPr>
-          <w:rFonts w:ascii="Palatino Linotype" w:eastAsia="SimSun" w:hAnsi="Palatino Linotype" w:cs="Palatino Linotype"/>
-          <w:b/>
-          <w:sz w:val="21"/>
-          <w:szCs w:val="21"/>
-        </w:rPr>
-      </w:pPr>
-    </w:p>
-    <w:p>
-      <w:pPr>
-        <w:spacing w:after="0" w:line="240" w:lineRule="auto"/>
-        <w:rPr>
-          <w:rFonts w:ascii="Palatino Linotype" w:eastAsia="SimSun" w:hAnsi="Palatino Linotype" w:cs="Palatino Linotype"/>
-          <w:b/>
-          <w:sz w:val="21"/>
-          <w:szCs w:val="21"/>
-        </w:rPr>
-      </w:pPr>
-      <w:r>
-        <w:rPr>
-          <w:rFonts w:ascii="Palatino Linotype" w:eastAsia="SimSun" w:hAnsi="Palatino Linotype" w:cs="Palatino Linotype"/>
-          <w:b/>
-          <w:sz w:val="21"/>
-          <w:szCs w:val="21"/>
-        </w:rPr>
-        <w:t>SERVICE</w:t>
-      </w:r>
-    </w:p>
-    <w:p>
-      <w:pPr>
-        <w:spacing w:after="0" w:line="60" w:lineRule="exact"/>
-        <w:rPr>
-          <w:rFonts w:ascii="Palatino Linotype" w:eastAsia="SimSun" w:hAnsi="Palatino Linotype" w:cs="Palatino Linotype"/>
-          <w:b/>
-          <w:sz w:val="21"/>
-          <w:szCs w:val="21"/>
-          <w:u w:val="single"/>
-        </w:rPr>
-      </w:pPr>
-      <w:r>
-        <w:rPr>
-          <w:rFonts w:ascii="Palatino Linotype" w:eastAsia="SimSun" w:hAnsi="Palatino Linotype" w:cs="Palatino Linotype" w:hint="eastAsia"/>
-          <w:b/>
-          <w:sz w:val="21"/>
-          <w:szCs w:val="21"/>
-          <w:u w:val="single"/>
-        </w:rPr>
-        <w:t>________________________________________________________________________________________________</w:t>
-      </w:r>
-      <w:r>
-        <w:rPr>
-          <w:rFonts w:ascii="Palatino Linotype" w:eastAsia="SimSun" w:hAnsi="Palatino Linotype" w:cs="Palatino Linotype" w:hint="eastAsia"/>
-          <w:b/>
-          <w:sz w:val="21"/>
-          <w:szCs w:val="21"/>
-        </w:rPr>
-        <w:t xml:space="preserve">   </w:t>
-      </w:r>
-    </w:p>
-    <w:p>
-      <w:pPr>
-        <w:spacing w:after="0" w:line="240" w:lineRule="auto"/>
-        <w:rPr>
-          <w:rFonts w:ascii="Palatino Linotype" w:hAnsi="Palatino Linotype" w:cs="Palatino Linotype" w:hint="eastAsia"/>
-          <w:sz w:val="21"/>
-          <w:szCs w:val="21"/>
-        </w:rPr>
-      </w:pPr>
-      <w:r>
-        <w:rPr>
-          <w:rFonts w:ascii="Palatino Linotype" w:hAnsi="Palatino Linotype" w:cs="Palatino Linotype" w:hint="eastAsia"/>
-          <w:sz w:val="21"/>
-          <w:szCs w:val="21"/>
-        </w:rPr>
-        <w:t>Session convener in AGU 2026 meeting</w:t>
-      </w:r>
-    </w:p>
-    <w:p>
-      <w:pPr>
-        <w:spacing w:after="0" w:line="240" w:lineRule="auto"/>
-        <w:rPr>
-          <w:rFonts w:ascii="Palatino Linotype" w:hAnsi="Palatino Linotype" w:cs="Palatino Linotype"/>
-          <w:sz w:val="21"/>
-          <w:szCs w:val="21"/>
-        </w:rPr>
-      </w:pPr>
-      <w:r>
-        <w:rPr>
-          <w:rFonts w:ascii="Palatino Linotype" w:hAnsi="Palatino Linotype" w:cs="Palatino Linotype"/>
-          <w:sz w:val="21"/>
-          <w:szCs w:val="21"/>
-        </w:rPr>
-        <w:t xml:space="preserve">Organizer of the 2025-2026 “climate chedann” weekly climate dynamics seminar among ~500 Chinese scholars </w:t>
-      </w:r>
-    </w:p>
-    <w:p>
-      <w:pPr>
-        <w:spacing w:after="0" w:line="240" w:lineRule="auto"/>
-        <w:rPr>
-          <w:rFonts w:ascii="Palatino Linotype" w:hAnsi="Palatino Linotype" w:cs="Palatino Linotype"/>
-          <w:sz w:val="21"/>
-          <w:szCs w:val="21"/>
-        </w:rPr>
-      </w:pPr>
-    </w:p>
-    <w:p>
-      <w:pPr>
-        <w:spacing w:after="0" w:line="240" w:lineRule="auto"/>
-        <w:rPr>
-          <w:rFonts w:ascii="Palatino Linotype" w:hAnsi="Palatino Linotype" w:cs="Palatino Linotype"/>
-          <w:sz w:val="21"/>
-          <w:szCs w:val="21"/>
-        </w:rPr>
-      </w:pPr>
-    </w:p>
-    <w:p>
-      <w:pPr>
-        <w:spacing w:after="0" w:line="240" w:lineRule="auto"/>
-        <w:rPr>
-          <w:rFonts w:ascii="Palatino Linotype" w:eastAsia="SimSun" w:hAnsi="Palatino Linotype" w:cs="Palatino Linotype"/>
-          <w:b/>
-          <w:sz w:val="21"/>
-          <w:szCs w:val="21"/>
-        </w:rPr>
-      </w:pPr>
-      <w:r>
-        <w:rPr>
-          <w:rFonts w:ascii="Palatino Linotype" w:eastAsia="SimSun" w:hAnsi="Palatino Linotype" w:cs="Palatino Linotype"/>
-          <w:b/>
-          <w:sz w:val="21"/>
-          <w:szCs w:val="21"/>
-        </w:rPr>
-        <w:t>EXTRACURRICULAR ACTIVITIES</w:t>
-      </w:r>
-    </w:p>
-    <w:p>
-      <w:pPr>
-        <w:spacing w:after="0" w:line="60" w:lineRule="exact"/>
-        <w:rPr>
-          <w:rFonts w:ascii="Palatino Linotype" w:eastAsia="SimSun" w:hAnsi="Palatino Linotype" w:cs="Palatino Linotype"/>
-          <w:b/>
-          <w:sz w:val="21"/>
-          <w:szCs w:val="21"/>
-          <w:u w:val="single"/>
-        </w:rPr>
-      </w:pPr>
-      <w:r>
-        <w:rPr>
-          <w:rFonts w:ascii="Palatino Linotype" w:eastAsia="SimSun" w:hAnsi="Palatino Linotype" w:cs="Palatino Linotype" w:hint="eastAsia"/>
-          <w:b/>
-          <w:sz w:val="21"/>
-          <w:szCs w:val="21"/>
-          <w:u w:val="single"/>
-        </w:rPr>
-        <w:t>________________________________________________________________________________________________</w:t>
-      </w:r>
-      <w:r>
-        <w:rPr>
-          <w:rFonts w:ascii="Palatino Linotype" w:eastAsia="SimSun" w:hAnsi="Palatino Linotype" w:cs="Palatino Linotype" w:hint="eastAsia"/>
-          <w:b/>
-          <w:sz w:val="21"/>
-          <w:szCs w:val="21"/>
-        </w:rPr>
-        <w:t xml:space="preserve">   </w:t>
-      </w:r>
-    </w:p>
-    <w:p>
-      <w:pPr>
-        <w:spacing w:after="0" w:line="240" w:lineRule="auto"/>
-        <w:rPr>
-          <w:rFonts w:ascii="Palatino Linotype" w:hAnsi="Palatino Linotype" w:cs="Palatino Linotype"/>
-          <w:sz w:val="21"/>
-          <w:szCs w:val="21"/>
-        </w:rPr>
-      </w:pPr>
-      <w:r>
-        <w:rPr>
-          <w:rFonts w:ascii="Palatino Linotype" w:hAnsi="Palatino Linotype" w:cs="Palatino Linotype"/>
-          <w:sz w:val="21"/>
-          <w:szCs w:val="21"/>
-        </w:rPr>
         <w:t>Was</w:t>
       </w:r>
       <w:r>
@@ -4343,7 +4279,7 @@
 </file>
 
 <file path=word/numbering.xml><?xml version="1.0" encoding="utf-8"?>
-<w:numbering xmlns:wpc="http://schemas.microsoft.com/office/word/2010/wordprocessingCanvas" xmlns:cx="http://schemas.microsoft.com/office/drawing/2014/chartex" xmlns:cx1="http://schemas.microsoft.com/office/drawing/2015/9/8/chartex" xmlns:cx2="http://schemas.microsoft.com/office/drawing/2015/10/21/chartex" xmlns:cx3="http://schemas.microsoft.com/office/drawing/2016/5/9/chartex" xmlns:cx4="http://schemas.microsoft.com/office/drawing/2016/5/10/chartex" xmlns:cx5="http://schemas.microsoft.com/office/drawing/2016/5/11/chartex" xmlns:cx6="http://schemas.microsoft.com/office/drawing/2016/5/12/chartex" xmlns:cx7="http://schemas.microsoft.com/office/drawing/2016/5/13/chartex" xmlns:cx8="http://schemas.microsoft.com/office/drawing/2016/5/14/chartex" xmlns:mc="http://schemas.openxmlformats.org/markup-compatibility/2006" xmlns:aink="http://schemas.microsoft.com/office/drawing/2016/ink" xmlns:am3d="http://schemas.microsoft.com/office/drawing/2017/model3d" xmlns:o="urn:schemas-microsoft-com:office:office" xmlns:oel="http://schemas.microsoft.com/office/2019/extlst" xmlns:r="http://schemas.openxmlformats.org/officeDocument/2006/relationships" xmlns:m="http://schemas.openxmlformats.org/officeDocument/2006/math" xmlns:v="urn:schemas-microsoft-com:vml" xmlns:wp14="http://schemas.microsoft.com/office/word/2010/wordprocessingDrawing" xmlns:wp="http://schemas.openxmlformats.org/drawingml/2006/wordprocessingDrawing" xmlns:w10="urn:schemas-microsoft-com:office:word" xmlns:w="http://schemas.openxmlformats.org/wordprocessingml/2006/main" xmlns:w14="http://schemas.microsoft.com/office/word/2010/wordml" xmlns:w15="http://schemas.microsoft.com/office/word/2012/wordml" xmlns:w16cei="http://schemas.microsoft.com/office/word/2026/wordml/cei" xmlns:w16cex="http://schemas.microsoft.com/office/word/2018/wordml/cex" xmlns:w16cid="http://schemas.microsoft.com/office/word/2016/wordml/cid" xmlns:w16="http://schemas.microsoft.com/office/word/2018/wordml" xmlns:w16du="http://schemas.microsoft.com/office/word/2023/wordml/word16du" xmlns:w16sdtdh="http://schemas.microsoft.com/office/word/2020/wordml/sdtdatahash" xmlns:w16sdtfl="http://schemas.microsoft.com/office/word/2024/wordml/sdtformatlock" xmlns:w16se="http://schemas.microsoft.com/office/word/2015/wordml/symex" xmlns:wpg="http://schemas.microsoft.com/office/word/2010/wordprocessingGroup" xmlns:wpi="http://schemas.microsoft.com/office/word/2010/wordprocessingInk" xmlns:wne="http://schemas.microsoft.com/office/word/2006/wordml" xmlns:wps="http://schemas.microsoft.com/office/word/2010/wordprocessingShape" mc:Ignorable="w14 w15 w16se w16cid w16 w16cex w16sdtdh w16sdtfl w16du wp14">
+<w:numbering xmlns:wpc="http://schemas.microsoft.com/office/word/2010/wordprocessingCanvas" xmlns:cx="http://schemas.microsoft.com/office/drawing/2014/chartex" xmlns:cx1="http://schemas.microsoft.com/office/drawing/2015/9/8/chartex" xmlns:cx2="http://schemas.microsoft.com/office/drawing/2015/10/21/chartex" xmlns:cx3="http://schemas.microsoft.com/office/drawing/2016/5/9/chartex" xmlns:cx4="http://schemas.microsoft.com/office/drawing/2016/5/10/chartex" xmlns:cx5="http://schemas.microsoft.com/office/drawing/2016/5/11/chartex" xmlns:cx6="http://schemas.microsoft.com/office/drawing/2016/5/12/chartex" xmlns:cx7="http://schemas.microsoft.com/office/drawing/2016/5/13/chartex" xmlns:cx8="http://schemas.microsoft.com/office/drawing/2016/5/14/chartex" xmlns:mc="http://schemas.openxmlformats.org/markup-compatibility/2006" xmlns:aink="http://schemas.microsoft.com/office/drawing/2016/ink" xmlns:am3d="http://schemas.microsoft.com/office/drawing/2017/model3d" xmlns:o="urn:schemas-microsoft-com:office:office" xmlns:oel="http://schemas.microsoft.com/office/2019/extlst" xmlns:r="http://schemas.openxmlformats.org/officeDocument/2006/relationships" xmlns:m="http://schemas.openxmlformats.org/officeDocument/2006/math" xmlns:v="urn:schemas-microsoft-com:vml" xmlns:wp14="http://schemas.microsoft.com/office/word/2010/wordprocessingDrawing" xmlns:wp="http://schemas.openxmlformats.org/drawingml/2006/wordprocessingDrawing" xmlns:w10="urn:schemas-microsoft-com:office:word" xmlns:w="http://schemas.openxmlformats.org/wordprocessingml/2006/main" xmlns:w14="http://schemas.microsoft.com/office/word/2010/wordml" xmlns:w15="http://schemas.microsoft.com/office/word/2012/wordml" xmlns:w16cex="http://schemas.microsoft.com/office/word/2018/wordml/cex" xmlns:w16cid="http://schemas.microsoft.com/office/word/2016/wordml/cid" xmlns:w16="http://schemas.microsoft.com/office/word/2018/wordml" xmlns:w16du="http://schemas.microsoft.com/office/word/2023/wordml/word16du" xmlns:w16sdtdh="http://schemas.microsoft.com/office/word/2020/wordml/sdtdatahash" xmlns:w16sdtfl="http://schemas.microsoft.com/office/word/2024/wordml/sdtformatlock" xmlns:w16se="http://schemas.microsoft.com/office/word/2015/wordml/symex" xmlns:wpg="http://schemas.microsoft.com/office/word/2010/wordprocessingGroup" xmlns:wpi="http://schemas.microsoft.com/office/word/2010/wordprocessingInk" xmlns:wne="http://schemas.microsoft.com/office/word/2006/wordml" xmlns:wps="http://schemas.microsoft.com/office/word/2010/wordprocessingShape" mc:Ignorable="w14 w15 w16se w16cid w16 w16cex w16sdtdh w16sdtfl w16du wp14">
   <w:abstractNum w:abstractNumId="0" w15:restartNumberingAfterBreak="0">
     <w:nsid w:val="41410E6C"/>
     <w:multiLevelType w:val="multilevel"/>
@@ -4903,6 +4839,119 @@
       <w:lvlJc w:val="left"/>
       <w:pPr>
         <w:ind w:left="6480" w:hanging="360"/>
+      </w:pPr>
+      <w:rPr>
+        <w:rFonts w:ascii="Wingdings" w:hAnsi="Wingdings" w:hint="default"/>
+      </w:rPr>
+    </w:lvl>
+  </w:abstractNum>
+  <w:abstractNum w:abstractNumId="5" w15:restartNumberingAfterBreak="0">
+    <w:nsid w:val="76F034AD"/>
+    <w:multiLevelType w:val="hybridMultilevel"/>
+    <w:tmpl w:val="662AF19C"/>
+    <w:lvl w:ilvl="0" w:tplc="04090001">
+      <w:start w:val="1"/>
+      <w:numFmt w:val="bullet"/>
+      <w:lvlText w:val=""/>
+      <w:lvlJc w:val="left"/>
+      <w:pPr>
+        <w:ind w:left="360" w:hanging="360"/>
+      </w:pPr>
+      <w:rPr>
+        <w:rFonts w:ascii="Symbol" w:hAnsi="Symbol" w:hint="default"/>
+      </w:rPr>
+    </w:lvl>
+    <w:lvl w:ilvl="1" w:tplc="04090003" w:tentative="1">
+      <w:start w:val="1"/>
+      <w:numFmt w:val="bullet"/>
+      <w:lvlText w:val="o"/>
+      <w:lvlJc w:val="left"/>
+      <w:pPr>
+        <w:ind w:left="1080" w:hanging="360"/>
+      </w:pPr>
+      <w:rPr>
+        <w:rFonts w:ascii="Courier New" w:hAnsi="Courier New" w:cs="Courier New" w:hint="default"/>
+      </w:rPr>
+    </w:lvl>
+    <w:lvl w:ilvl="2" w:tplc="04090005" w:tentative="1">
+      <w:start w:val="1"/>
+      <w:numFmt w:val="bullet"/>
+      <w:lvlText w:val=""/>
+      <w:lvlJc w:val="left"/>
+      <w:pPr>
+        <w:ind w:left="1800" w:hanging="360"/>
+      </w:pPr>
+      <w:rPr>
+        <w:rFonts w:ascii="Wingdings" w:hAnsi="Wingdings" w:hint="default"/>
+      </w:rPr>
+    </w:lvl>
+    <w:lvl w:ilvl="3" w:tplc="04090001" w:tentative="1">
+      <w:start w:val="1"/>
+      <w:numFmt w:val="bullet"/>
+      <w:lvlText w:val=""/>
+      <w:lvlJc w:val="left"/>
+      <w:pPr>
+        <w:ind w:left="2520" w:hanging="360"/>
+      </w:pPr>
+      <w:rPr>
+        <w:rFonts w:ascii="Symbol" w:hAnsi="Symbol" w:hint="default"/>
+      </w:rPr>
+    </w:lvl>
+    <w:lvl w:ilvl="4" w:tplc="04090003" w:tentative="1">
+      <w:start w:val="1"/>
+      <w:numFmt w:val="bullet"/>
+      <w:lvlText w:val="o"/>
+      <w:lvlJc w:val="left"/>
+      <w:pPr>
+        <w:ind w:left="3240" w:hanging="360"/>
+      </w:pPr>
+      <w:rPr>
+        <w:rFonts w:ascii="Courier New" w:hAnsi="Courier New" w:cs="Courier New" w:hint="default"/>
+      </w:rPr>
+    </w:lvl>
+    <w:lvl w:ilvl="5" w:tplc="04090005" w:tentative="1">
+      <w:start w:val="1"/>
+      <w:numFmt w:val="bullet"/>
+      <w:lvlText w:val=""/>
+      <w:lvlJc w:val="left"/>
+      <w:pPr>
+        <w:ind w:left="3960" w:hanging="360"/>
+      </w:pPr>
+      <w:rPr>
+        <w:rFonts w:ascii="Wingdings" w:hAnsi="Wingdings" w:hint="default"/>
+      </w:rPr>
+    </w:lvl>
+    <w:lvl w:ilvl="6" w:tplc="04090001" w:tentative="1">
+      <w:start w:val="1"/>
+      <w:numFmt w:val="bullet"/>
+      <w:lvlText w:val=""/>
+      <w:lvlJc w:val="left"/>
+      <w:pPr>
+        <w:ind w:left="4680" w:hanging="360"/>
+      </w:pPr>
+      <w:rPr>
+        <w:rFonts w:ascii="Symbol" w:hAnsi="Symbol" w:hint="default"/>
+      </w:rPr>
+    </w:lvl>
+    <w:lvl w:ilvl="7" w:tplc="04090003" w:tentative="1">
+      <w:start w:val="1"/>
+      <w:numFmt w:val="bullet"/>
+      <w:lvlText w:val="o"/>
+      <w:lvlJc w:val="left"/>
+      <w:pPr>
+        <w:ind w:left="5400" w:hanging="360"/>
+      </w:pPr>
+      <w:rPr>
+        <w:rFonts w:ascii="Courier New" w:hAnsi="Courier New" w:cs="Courier New" w:hint="default"/>
+      </w:rPr>
+    </w:lvl>
+    <w:lvl w:ilvl="8" w:tplc="04090005" w:tentative="1">
+      <w:start w:val="1"/>
+      <w:numFmt w:val="bullet"/>
+      <w:lvlText w:val=""/>
+      <w:lvlJc w:val="left"/>
+      <w:pPr>
+        <w:ind w:left="6120" w:hanging="360"/>
       </w:pPr>
       <w:rPr>
         <w:rFonts w:ascii="Wingdings" w:hAnsi="Wingdings" w:hint="default"/>
@@ -4923,6 +4972,9 @@
   </w:num>
   <w:num w:numId="5" w16cid:durableId="499588689">
     <w:abstractNumId w:val="1"/>
+  </w:num>
+  <w:num w:numId="6" w16cid:durableId="1047144353">
+    <w:abstractNumId w:val="5"/>
   </w:num>
 </w:numbering>
 </file>
@@ -5316,7 +5368,7 @@
   <w:style w:type="paragraph" w:default="1" w:styleId="Normal">
     <w:name w:val="Normal"/>
     <w:qFormat/>
-    <w:rsid w:val="0054167C"/>
+    <w:rsid w:val="00E216BB"/>
     <w:pPr>
       <w:spacing w:after="160" w:line="259" w:lineRule="auto"/>
     </w:pPr>

--- a/file/Heng_Quan_CV.docx
+++ b/file/Heng_Quan_CV.docx
@@ -1,6 +1,6 @@
 
 <file path=word/document.xml><?xml version="1.0" encoding="utf-8"?>
-<w:document xmlns:wpc="http://schemas.microsoft.com/office/word/2010/wordprocessingCanvas" xmlns:cx="http://schemas.microsoft.com/office/drawing/2014/chartex" xmlns:cx1="http://schemas.microsoft.com/office/drawing/2015/9/8/chartex" xmlns:cx2="http://schemas.microsoft.com/office/drawing/2015/10/21/chartex" xmlns:cx3="http://schemas.microsoft.com/office/drawing/2016/5/9/chartex" xmlns:cx4="http://schemas.microsoft.com/office/drawing/2016/5/10/chartex" xmlns:cx5="http://schemas.microsoft.com/office/drawing/2016/5/11/chartex" xmlns:cx6="http://schemas.microsoft.com/office/drawing/2016/5/12/chartex" xmlns:cx7="http://schemas.microsoft.com/office/drawing/2016/5/13/chartex" xmlns:cx8="http://schemas.microsoft.com/office/drawing/2016/5/14/chartex" xmlns:mc="http://schemas.openxmlformats.org/markup-compatibility/2006" xmlns:aink="http://schemas.microsoft.com/office/drawing/2016/ink" xmlns:am3d="http://schemas.microsoft.com/office/drawing/2017/model3d" xmlns:o="urn:schemas-microsoft-com:office:office" xmlns:oel="http://schemas.microsoft.com/office/2019/extlst" xmlns:r="http://schemas.openxmlformats.org/officeDocument/2006/relationships" xmlns:m="http://schemas.openxmlformats.org/officeDocument/2006/math" xmlns:v="urn:schemas-microsoft-com:vml" xmlns:wp14="http://schemas.microsoft.com/office/word/2010/wordprocessingDrawing" xmlns:wp="http://schemas.openxmlformats.org/drawingml/2006/wordprocessingDrawing" xmlns:w10="urn:schemas-microsoft-com:office:word" xmlns:w="http://schemas.openxmlformats.org/wordprocessingml/2006/main" xmlns:w14="http://schemas.microsoft.com/office/word/2010/wordml" xmlns:w15="http://schemas.microsoft.com/office/word/2012/wordml" xmlns:w16cex="http://schemas.microsoft.com/office/word/2018/wordml/cex" xmlns:w16cid="http://schemas.microsoft.com/office/word/2016/wordml/cid" xmlns:w16="http://schemas.microsoft.com/office/word/2018/wordml" xmlns:w16du="http://schemas.microsoft.com/office/word/2023/wordml/word16du" xmlns:w16sdtdh="http://schemas.microsoft.com/office/word/2020/wordml/sdtdatahash" xmlns:w16sdtfl="http://schemas.microsoft.com/office/word/2024/wordml/sdtformatlock" xmlns:w16se="http://schemas.microsoft.com/office/word/2015/wordml/symex" xmlns:wpg="http://schemas.microsoft.com/office/word/2010/wordprocessingGroup" xmlns:wpi="http://schemas.microsoft.com/office/word/2010/wordprocessingInk" xmlns:wne="http://schemas.microsoft.com/office/word/2006/wordml" xmlns:wps="http://schemas.microsoft.com/office/word/2010/wordprocessingShape" mc:Ignorable="w14 w15 w16se w16cid w16 w16cex w16sdtdh w16sdtfl w16du wp14">
+<w:document xmlns:wpc="http://schemas.microsoft.com/office/word/2010/wordprocessingCanvas" xmlns:cx="http://schemas.microsoft.com/office/drawing/2014/chartex" xmlns:cx1="http://schemas.microsoft.com/office/drawing/2015/9/8/chartex" xmlns:cx2="http://schemas.microsoft.com/office/drawing/2015/10/21/chartex" xmlns:cx3="http://schemas.microsoft.com/office/drawing/2016/5/9/chartex" xmlns:cx4="http://schemas.microsoft.com/office/drawing/2016/5/10/chartex" xmlns:cx5="http://schemas.microsoft.com/office/drawing/2016/5/11/chartex" xmlns:cx6="http://schemas.microsoft.com/office/drawing/2016/5/12/chartex" xmlns:cx7="http://schemas.microsoft.com/office/drawing/2016/5/13/chartex" xmlns:cx8="http://schemas.microsoft.com/office/drawing/2016/5/14/chartex" xmlns:mc="http://schemas.openxmlformats.org/markup-compatibility/2006" xmlns:m="http://schemas.openxmlformats.org/officeDocument/2006/math" xmlns:aink="http://schemas.microsoft.com/office/drawing/2016/ink" xmlns:am3d="http://schemas.microsoft.com/office/drawing/2017/model3d" xmlns:oel="http://schemas.microsoft.com/office/2019/extlst" xmlns:r="http://schemas.openxmlformats.org/officeDocument/2006/relationships" xmlns:wp14="http://schemas.microsoft.com/office/word/2010/wordprocessingDrawing" xmlns:wp="http://schemas.openxmlformats.org/drawingml/2006/wordprocessingDrawing" xmlns:wpg="http://schemas.microsoft.com/office/word/2010/wordprocessingGroup" xmlns:wpi="http://schemas.microsoft.com/office/word/2010/wordprocessingInk" xmlns:wps="http://schemas.microsoft.com/office/word/2010/wordprocessingShape" xmlns:o="urn:schemas-microsoft-com:office:office" xmlns:v="urn:schemas-microsoft-com:vml" xmlns:w10="urn:schemas-microsoft-com:office:word" xmlns:w="http://schemas.openxmlformats.org/wordprocessingml/2006/main" xmlns:w14="http://schemas.microsoft.com/office/word/2010/wordml" xmlns:w15="http://schemas.microsoft.com/office/word/2012/wordml" xmlns:w16cex="http://schemas.microsoft.com/office/word/2018/wordml/cex" xmlns:w16cid="http://schemas.microsoft.com/office/word/2016/wordml/cid" xmlns:w16="http://schemas.microsoft.com/office/word/2018/wordml" xmlns:w16sdtdh="http://schemas.microsoft.com/office/word/2020/wordml/sdtdatahash" xmlns:w16sdtfl="http://schemas.microsoft.com/office/word/2024/wordml/sdtformatlock" xmlns:w16se="http://schemas.microsoft.com/office/word/2015/wordml/symex" xmlns:w16du="http://schemas.microsoft.com/office/word/2023/wordml/word16du" xmlns:wne="http://schemas.microsoft.com/office/word/2006/wordml" mc:Ignorable="w14 w15 w16se w16cid w16 w16cex w16sdtdh w16sdtfl w16du wp14">
   <w:body>
     <w:p>
       <w:pPr>
@@ -1073,6 +1073,11 @@
     </w:p>
     <w:p>
       <w:pPr>
+        <w:pStyle w:val="ListParagraph"/>
+        <w:numPr>
+          <w:ilvl w:val="0"/>
+          <w:numId w:val="13"/>
+        </w:numPr>
         <w:spacing w:after="0" w:line="240" w:lineRule="auto"/>
         <w:rPr>
           <w:rFonts w:ascii="Palatino Linotype" w:hAnsi="Palatino Linotype" w:cs="Palatino Linotype"/>
@@ -1130,7 +1135,25 @@
           <w:sz w:val="21"/>
           <w:szCs w:val="21"/>
         </w:rPr>
-        <w:t xml:space="preserve"> Fueglistaler, S.</w:t>
+        <w:t xml:space="preserve"> </w:t>
+      </w:r>
+      <w:proofErr w:type="spellStart"/>
+      <w:r>
+        <w:rPr>
+          <w:rFonts w:ascii="Palatino Linotype" w:hAnsi="Palatino Linotype" w:cs="Palatino Linotype"/>
+          <w:sz w:val="21"/>
+          <w:szCs w:val="21"/>
+        </w:rPr>
+        <w:t>Fueglistaler</w:t>
+      </w:r>
+      <w:proofErr w:type="spellEnd"/>
+      <w:r>
+        <w:rPr>
+          <w:rFonts w:ascii="Palatino Linotype" w:hAnsi="Palatino Linotype" w:cs="Palatino Linotype"/>
+          <w:sz w:val="21"/>
+          <w:szCs w:val="21"/>
+        </w:rPr>
+        <w:t>, S.</w:t>
       </w:r>
       <w:r>
         <w:rPr>
@@ -1159,6 +1182,11 @@
     </w:p>
     <w:p>
       <w:pPr>
+        <w:pStyle w:val="ListParagraph"/>
+        <w:numPr>
+          <w:ilvl w:val="0"/>
+          <w:numId w:val="13"/>
+        </w:numPr>
         <w:spacing w:after="0" w:line="240" w:lineRule="auto"/>
         <w:rPr>
           <w:rFonts w:ascii="Palatino Linotype" w:hAnsi="Palatino Linotype" w:cs="Palatino Linotype"/>
@@ -1182,6 +1210,38 @@
           <w:sz w:val="21"/>
           <w:szCs w:val="21"/>
         </w:rPr>
+        <w:t>, Yang</w:t>
+      </w:r>
+      <w:r>
+        <w:rPr>
+          <w:rFonts w:ascii="Palatino Linotype" w:hAnsi="Palatino Linotype" w:cs="Palatino Linotype" w:hint="eastAsia"/>
+          <w:sz w:val="21"/>
+          <w:szCs w:val="21"/>
+        </w:rPr>
+        <w:t xml:space="preserve">, </w:t>
+      </w:r>
+      <w:r>
+        <w:rPr>
+          <w:rFonts w:ascii="Palatino Linotype" w:hAnsi="Palatino Linotype" w:cs="Palatino Linotype"/>
+          <w:sz w:val="21"/>
+          <w:szCs w:val="21"/>
+        </w:rPr>
+        <w:t>D</w:t>
+      </w:r>
+      <w:r>
+        <w:rPr>
+          <w:rFonts w:ascii="Palatino Linotype" w:hAnsi="Palatino Linotype" w:cs="Palatino Linotype" w:hint="eastAsia"/>
+          <w:sz w:val="21"/>
+          <w:szCs w:val="21"/>
+        </w:rPr>
+        <w:t>.</w:t>
+      </w:r>
+      <w:r>
+        <w:rPr>
+          <w:rFonts w:ascii="Palatino Linotype" w:hAnsi="Palatino Linotype" w:cs="Palatino Linotype"/>
+          <w:sz w:val="21"/>
+          <w:szCs w:val="21"/>
+        </w:rPr>
         <w:t>,</w:t>
       </w:r>
       <w:r>
@@ -1190,7 +1250,142 @@
           <w:sz w:val="21"/>
           <w:szCs w:val="21"/>
         </w:rPr>
-        <w:t xml:space="preserve"> Yang</w:t>
+        <w:t xml:space="preserve"> Boos, W., Shaw, T.,</w:t>
+      </w:r>
+      <w:r>
+        <w:rPr>
+          <w:rFonts w:ascii="Palatino Linotype" w:hAnsi="Palatino Linotype" w:cs="Palatino Linotype"/>
+          <w:sz w:val="21"/>
+          <w:szCs w:val="21"/>
+        </w:rPr>
+        <w:t xml:space="preserve"> Ge, H., Zeng, Y., &amp; </w:t>
+      </w:r>
+      <w:proofErr w:type="spellStart"/>
+      <w:r>
+        <w:rPr>
+          <w:rFonts w:ascii="Palatino Linotype" w:hAnsi="Palatino Linotype" w:cs="Palatino Linotype"/>
+          <w:sz w:val="21"/>
+          <w:szCs w:val="21"/>
+        </w:rPr>
+        <w:t>KleinStern</w:t>
+      </w:r>
+      <w:proofErr w:type="spellEnd"/>
+      <w:r>
+        <w:rPr>
+          <w:rFonts w:ascii="Palatino Linotype" w:hAnsi="Palatino Linotype" w:cs="Palatino Linotype"/>
+          <w:sz w:val="21"/>
+          <w:szCs w:val="21"/>
+        </w:rPr>
+        <w:t xml:space="preserve">, C. Vapor buoyancy </w:t>
+      </w:r>
+      <w:r>
+        <w:rPr>
+          <w:rFonts w:ascii="Palatino Linotype" w:hAnsi="Palatino Linotype" w:cs="Palatino Linotype"/>
+          <w:sz w:val="21"/>
+          <w:szCs w:val="21"/>
+        </w:rPr>
+        <w:t>and</w:t>
+      </w:r>
+      <w:r>
+        <w:rPr>
+          <w:rFonts w:ascii="Palatino Linotype" w:hAnsi="Palatino Linotype" w:cs="Palatino Linotype"/>
+          <w:sz w:val="21"/>
+          <w:szCs w:val="21"/>
+        </w:rPr>
+        <w:t xml:space="preserve"> the African easterly jet. (</w:t>
+      </w:r>
+      <w:r>
+        <w:rPr>
+          <w:rFonts w:ascii="Palatino Linotype" w:hAnsi="Palatino Linotype" w:cs="Palatino Linotype"/>
+          <w:sz w:val="21"/>
+          <w:szCs w:val="21"/>
+        </w:rPr>
+        <w:t>under review</w:t>
+      </w:r>
+      <w:r>
+        <w:rPr>
+          <w:rFonts w:ascii="Palatino Linotype" w:hAnsi="Palatino Linotype" w:cs="Palatino Linotype"/>
+          <w:sz w:val="21"/>
+          <w:szCs w:val="21"/>
+        </w:rPr>
+        <w:t>)</w:t>
+      </w:r>
+    </w:p>
+    <w:p>
+      <w:pPr>
+        <w:spacing w:after="0" w:line="240" w:lineRule="auto"/>
+        <w:rPr>
+          <w:rFonts w:ascii="Palatino Linotype" w:hAnsi="Palatino Linotype" w:cs="Palatino Linotype"/>
+          <w:b/>
+          <w:bCs/>
+          <w:sz w:val="21"/>
+          <w:szCs w:val="21"/>
+        </w:rPr>
+      </w:pPr>
+    </w:p>
+    <w:p>
+      <w:pPr>
+        <w:spacing w:after="0" w:line="240" w:lineRule="auto"/>
+        <w:rPr>
+          <w:rFonts w:ascii="Palatino Linotype" w:hAnsi="Palatino Linotype" w:cs="Palatino Linotype"/>
+          <w:b/>
+          <w:bCs/>
+          <w:sz w:val="21"/>
+          <w:szCs w:val="21"/>
+        </w:rPr>
+      </w:pPr>
+      <w:r>
+        <w:rPr>
+          <w:rFonts w:ascii="Palatino Linotype" w:hAnsi="Palatino Linotype" w:cs="Palatino Linotype"/>
+          <w:b/>
+          <w:bCs/>
+          <w:sz w:val="21"/>
+          <w:szCs w:val="21"/>
+        </w:rPr>
+        <w:t>Refereed publications</w:t>
+      </w:r>
+      <w:r>
+        <w:rPr>
+          <w:rFonts w:ascii="Palatino Linotype" w:hAnsi="Palatino Linotype" w:cs="Palatino Linotype"/>
+          <w:b/>
+          <w:bCs/>
+          <w:sz w:val="21"/>
+          <w:szCs w:val="21"/>
+        </w:rPr>
+        <w:t>:</w:t>
+      </w:r>
+    </w:p>
+    <w:p>
+      <w:pPr>
+        <w:pStyle w:val="ListParagraph"/>
+        <w:numPr>
+          <w:ilvl w:val="0"/>
+          <w:numId w:val="12"/>
+        </w:numPr>
+        <w:spacing w:after="0" w:line="240" w:lineRule="auto"/>
+        <w:rPr>
+          <w:rFonts w:ascii="Palatino Linotype" w:hAnsi="Palatino Linotype" w:cs="Palatino Linotype"/>
+          <w:sz w:val="21"/>
+          <w:szCs w:val="21"/>
+        </w:rPr>
+      </w:pPr>
+      <w:r>
+        <w:rPr>
+          <w:rFonts w:ascii="Palatino Linotype" w:hAnsi="Palatino Linotype" w:cs="Palatino Linotype"/>
+          <w:b/>
+          <w:bCs/>
+          <w:sz w:val="21"/>
+          <w:szCs w:val="21"/>
+        </w:rPr>
+        <w:t>Quan, H.</w:t>
+      </w:r>
+      <w:r>
+        <w:rPr>
+          <w:rFonts w:ascii="Palatino Linotype" w:hAnsi="Palatino Linotype" w:cs="Palatino Linotype"/>
+          <w:sz w:val="21"/>
+          <w:szCs w:val="21"/>
+        </w:rPr>
+        <w:t>,</w:t>
       </w:r>
       <w:r>
         <w:rPr>
@@ -1198,15 +1393,15 @@
           <w:sz w:val="21"/>
           <w:szCs w:val="21"/>
         </w:rPr>
-        <w:t xml:space="preserve">, </w:t>
-      </w:r>
-      <w:r>
-        <w:rPr>
-          <w:rFonts w:ascii="Palatino Linotype" w:hAnsi="Palatino Linotype" w:cs="Palatino Linotype"/>
-          <w:sz w:val="21"/>
-          <w:szCs w:val="21"/>
-        </w:rPr>
-        <w:t>D</w:t>
+        <w:t xml:space="preserve"> Zhang, Y.,</w:t>
+      </w:r>
+      <w:r>
+        <w:rPr>
+          <w:rFonts w:ascii="Palatino Linotype" w:hAnsi="Palatino Linotype" w:cs="Palatino Linotype"/>
+          <w:sz w:val="21"/>
+          <w:szCs w:val="21"/>
+        </w:rPr>
+        <w:t xml:space="preserve"> Dagan, G.,</w:t>
       </w:r>
       <w:r>
         <w:rPr>
@@ -1214,158 +1409,6 @@
           <w:sz w:val="21"/>
           <w:szCs w:val="21"/>
         </w:rPr>
-        <w:t>.</w:t>
-      </w:r>
-      <w:r>
-        <w:rPr>
-          <w:rFonts w:ascii="Palatino Linotype" w:hAnsi="Palatino Linotype" w:cs="Palatino Linotype"/>
-          <w:sz w:val="21"/>
-          <w:szCs w:val="21"/>
-        </w:rPr>
-        <w:t>,</w:t>
-      </w:r>
-      <w:r>
-        <w:rPr>
-          <w:rFonts w:ascii="Palatino Linotype" w:hAnsi="Palatino Linotype" w:cs="Palatino Linotype"/>
-          <w:sz w:val="21"/>
-          <w:szCs w:val="21"/>
-        </w:rPr>
-        <w:t xml:space="preserve"> Boos, W., Shaw, T.,</w:t>
-      </w:r>
-      <w:r>
-        <w:rPr>
-          <w:rFonts w:ascii="Palatino Linotype" w:hAnsi="Palatino Linotype" w:cs="Palatino Linotype"/>
-          <w:sz w:val="21"/>
-          <w:szCs w:val="21"/>
-        </w:rPr>
-        <w:t xml:space="preserve"> Ge, H., Zeng, Y., &amp; KleinStern, C. Vapor buoyancy </w:t>
-      </w:r>
-      <w:r>
-        <w:rPr>
-          <w:rFonts w:ascii="Palatino Linotype" w:hAnsi="Palatino Linotype" w:cs="Palatino Linotype"/>
-          <w:sz w:val="21"/>
-          <w:szCs w:val="21"/>
-        </w:rPr>
-        <w:t>and</w:t>
-      </w:r>
-      <w:r>
-        <w:rPr>
-          <w:rFonts w:ascii="Palatino Linotype" w:hAnsi="Palatino Linotype" w:cs="Palatino Linotype"/>
-          <w:sz w:val="21"/>
-          <w:szCs w:val="21"/>
-        </w:rPr>
-        <w:t xml:space="preserve"> the African easterly jet. (</w:t>
-      </w:r>
-      <w:r>
-        <w:rPr>
-          <w:rFonts w:ascii="Palatino Linotype" w:hAnsi="Palatino Linotype" w:cs="Palatino Linotype"/>
-          <w:sz w:val="21"/>
-          <w:szCs w:val="21"/>
-        </w:rPr>
-        <w:t>under review</w:t>
-      </w:r>
-      <w:r>
-        <w:rPr>
-          <w:rFonts w:ascii="Palatino Linotype" w:hAnsi="Palatino Linotype" w:cs="Palatino Linotype"/>
-          <w:sz w:val="21"/>
-          <w:szCs w:val="21"/>
-        </w:rPr>
-        <w:t>)</w:t>
-      </w:r>
-    </w:p>
-    <w:p>
-      <w:pPr>
-        <w:spacing w:after="0" w:line="240" w:lineRule="auto"/>
-        <w:rPr>
-          <w:rFonts w:ascii="Palatino Linotype" w:hAnsi="Palatino Linotype" w:cs="Palatino Linotype"/>
-          <w:b/>
-          <w:bCs/>
-          <w:sz w:val="21"/>
-          <w:szCs w:val="21"/>
-        </w:rPr>
-      </w:pPr>
-    </w:p>
-    <w:p>
-      <w:pPr>
-        <w:spacing w:after="0" w:line="240" w:lineRule="auto"/>
-        <w:rPr>
-          <w:rFonts w:ascii="Palatino Linotype" w:hAnsi="Palatino Linotype" w:cs="Palatino Linotype"/>
-          <w:b/>
-          <w:bCs/>
-          <w:sz w:val="21"/>
-          <w:szCs w:val="21"/>
-        </w:rPr>
-      </w:pPr>
-      <w:r>
-        <w:rPr>
-          <w:rFonts w:ascii="Palatino Linotype" w:hAnsi="Palatino Linotype" w:cs="Palatino Linotype"/>
-          <w:b/>
-          <w:bCs/>
-          <w:sz w:val="21"/>
-          <w:szCs w:val="21"/>
-        </w:rPr>
-        <w:t>Refereed publications</w:t>
-      </w:r>
-      <w:r>
-        <w:rPr>
-          <w:rFonts w:ascii="Palatino Linotype" w:hAnsi="Palatino Linotype" w:cs="Palatino Linotype"/>
-          <w:b/>
-          <w:bCs/>
-          <w:sz w:val="21"/>
-          <w:szCs w:val="21"/>
-        </w:rPr>
-        <w:t>:</w:t>
-      </w:r>
-    </w:p>
-    <w:p>
-      <w:pPr>
-        <w:spacing w:after="0" w:line="240" w:lineRule="auto"/>
-        <w:rPr>
-          <w:rFonts w:ascii="Palatino Linotype" w:hAnsi="Palatino Linotype" w:cs="Palatino Linotype"/>
-          <w:sz w:val="21"/>
-          <w:szCs w:val="21"/>
-        </w:rPr>
-      </w:pPr>
-      <w:r>
-        <w:rPr>
-          <w:rFonts w:ascii="Palatino Linotype" w:hAnsi="Palatino Linotype" w:cs="Palatino Linotype"/>
-          <w:b/>
-          <w:bCs/>
-          <w:sz w:val="21"/>
-          <w:szCs w:val="21"/>
-        </w:rPr>
-        <w:t>Quan, H.</w:t>
-      </w:r>
-      <w:r>
-        <w:rPr>
-          <w:rFonts w:ascii="Palatino Linotype" w:hAnsi="Palatino Linotype" w:cs="Palatino Linotype"/>
-          <w:sz w:val="21"/>
-          <w:szCs w:val="21"/>
-        </w:rPr>
-        <w:t>,</w:t>
-      </w:r>
-      <w:r>
-        <w:rPr>
-          <w:rFonts w:ascii="Palatino Linotype" w:hAnsi="Palatino Linotype" w:cs="Palatino Linotype" w:hint="eastAsia"/>
-          <w:sz w:val="21"/>
-          <w:szCs w:val="21"/>
-        </w:rPr>
-        <w:t xml:space="preserve"> Zhang, Y.,</w:t>
-      </w:r>
-      <w:r>
-        <w:rPr>
-          <w:rFonts w:ascii="Palatino Linotype" w:hAnsi="Palatino Linotype" w:cs="Palatino Linotype"/>
-          <w:sz w:val="21"/>
-          <w:szCs w:val="21"/>
-        </w:rPr>
-        <w:t xml:space="preserve"> Dagan, G.,</w:t>
-      </w:r>
-      <w:r>
-        <w:rPr>
-          <w:rFonts w:ascii="Palatino Linotype" w:hAnsi="Palatino Linotype" w:cs="Palatino Linotype" w:hint="eastAsia"/>
-          <w:sz w:val="21"/>
-          <w:szCs w:val="21"/>
-        </w:rPr>
         <w:t xml:space="preserve"> &amp;</w:t>
       </w:r>
       <w:r>
@@ -1374,47 +1417,59 @@
           <w:sz w:val="21"/>
           <w:szCs w:val="21"/>
         </w:rPr>
-        <w:t xml:space="preserve"> Fueglistaler, S.</w:t>
-      </w:r>
-      <w:r>
-        <w:rPr>
-          <w:rFonts w:ascii="Palatino Linotype" w:hAnsi="Palatino Linotype" w:cs="Palatino Linotype"/>
-          <w:sz w:val="21"/>
-          <w:szCs w:val="21"/>
-        </w:rPr>
-        <w:t xml:space="preserve"> (2026). </w:t>
-      </w:r>
-      <w:r>
-        <w:rPr>
-          <w:rFonts w:ascii="Palatino Linotype" w:hAnsi="Palatino Linotype" w:cs="Palatino Linotype"/>
-          <w:sz w:val="21"/>
-          <w:szCs w:val="21"/>
-        </w:rPr>
-        <w:t>Periodic extreme rainfall in a warmer climate due to</w:t>
-      </w:r>
-      <w:r>
-        <w:rPr>
-          <w:rFonts w:ascii="Palatino Linotype" w:hAnsi="Palatino Linotype" w:cs="Palatino Linotype"/>
-          <w:sz w:val="21"/>
-          <w:szCs w:val="21"/>
-        </w:rPr>
         <w:t xml:space="preserve"> </w:t>
       </w:r>
-      <w:r>
-        <w:rPr>
-          <w:rFonts w:ascii="Palatino Linotype" w:hAnsi="Palatino Linotype" w:cs="Palatino Linotype"/>
-          <w:sz w:val="21"/>
-          <w:szCs w:val="21"/>
-        </w:rPr>
-        <w:t>stronger convectively-coupled waves</w:t>
-      </w:r>
-      <w:r>
-        <w:rPr>
-          <w:rFonts w:ascii="Palatino Linotype" w:hAnsi="Palatino Linotype" w:cs="Palatino Linotype"/>
-          <w:sz w:val="21"/>
-          <w:szCs w:val="21"/>
-        </w:rPr>
-        <w:t xml:space="preserve">. </w:t>
+      <w:proofErr w:type="spellStart"/>
+      <w:r>
+        <w:rPr>
+          <w:rFonts w:ascii="Palatino Linotype" w:hAnsi="Palatino Linotype" w:cs="Palatino Linotype"/>
+          <w:sz w:val="21"/>
+          <w:szCs w:val="21"/>
+        </w:rPr>
+        <w:t>Fueglistaler</w:t>
+      </w:r>
+      <w:proofErr w:type="spellEnd"/>
+      <w:r>
+        <w:rPr>
+          <w:rFonts w:ascii="Palatino Linotype" w:hAnsi="Palatino Linotype" w:cs="Palatino Linotype"/>
+          <w:sz w:val="21"/>
+          <w:szCs w:val="21"/>
+        </w:rPr>
+        <w:t>, S. (2026). Periodic extreme rainfall in a warmer climate due to</w:t>
+      </w:r>
+      <w:r>
+        <w:rPr>
+          <w:rFonts w:ascii="Palatino Linotype" w:hAnsi="Palatino Linotype" w:cs="Palatino Linotype"/>
+          <w:sz w:val="21"/>
+          <w:szCs w:val="21"/>
+        </w:rPr>
+        <w:t xml:space="preserve"> </w:t>
+      </w:r>
+      <w:r>
+        <w:rPr>
+          <w:rFonts w:ascii="Palatino Linotype" w:hAnsi="Palatino Linotype" w:cs="Palatino Linotype"/>
+          <w:sz w:val="21"/>
+          <w:szCs w:val="21"/>
+        </w:rPr>
+        <w:t xml:space="preserve">stronger </w:t>
+      </w:r>
+      <w:proofErr w:type="gramStart"/>
+      <w:r>
+        <w:rPr>
+          <w:rFonts w:ascii="Palatino Linotype" w:hAnsi="Palatino Linotype" w:cs="Palatino Linotype"/>
+          <w:sz w:val="21"/>
+          <w:szCs w:val="21"/>
+        </w:rPr>
+        <w:t>convectively-coupled</w:t>
+      </w:r>
+      <w:proofErr w:type="gramEnd"/>
+      <w:r>
+        <w:rPr>
+          <w:rFonts w:ascii="Palatino Linotype" w:hAnsi="Palatino Linotype" w:cs="Palatino Linotype"/>
+          <w:sz w:val="21"/>
+          <w:szCs w:val="21"/>
+        </w:rPr>
+        <w:t xml:space="preserve"> waves. </w:t>
       </w:r>
       <w:r>
         <w:rPr>
@@ -1453,6 +1508,11 @@
     </w:p>
     <w:p>
       <w:pPr>
+        <w:pStyle w:val="ListParagraph"/>
+        <w:numPr>
+          <w:ilvl w:val="0"/>
+          <w:numId w:val="12"/>
+        </w:numPr>
         <w:spacing w:after="0" w:line="240" w:lineRule="auto"/>
         <w:rPr>
           <w:rFonts w:ascii="Palatino Linotype" w:hAnsi="Palatino Linotype" w:cs="Palatino Linotype"/>
@@ -1492,7 +1552,25 @@
           <w:sz w:val="21"/>
           <w:szCs w:val="21"/>
         </w:rPr>
-        <w:t xml:space="preserve"> Fueglistaler, S.</w:t>
+        <w:t xml:space="preserve"> </w:t>
+      </w:r>
+      <w:proofErr w:type="spellStart"/>
+      <w:r>
+        <w:rPr>
+          <w:rFonts w:ascii="Palatino Linotype" w:hAnsi="Palatino Linotype" w:cs="Palatino Linotype"/>
+          <w:sz w:val="21"/>
+          <w:szCs w:val="21"/>
+        </w:rPr>
+        <w:t>Fueglistaler</w:t>
+      </w:r>
+      <w:proofErr w:type="spellEnd"/>
+      <w:r>
+        <w:rPr>
+          <w:rFonts w:ascii="Palatino Linotype" w:hAnsi="Palatino Linotype" w:cs="Palatino Linotype"/>
+          <w:sz w:val="21"/>
+          <w:szCs w:val="21"/>
+        </w:rPr>
+        <w:t>, S.</w:t>
       </w:r>
       <w:r>
         <w:rPr>
@@ -1597,6 +1675,11 @@
     </w:p>
     <w:p>
       <w:pPr>
+        <w:pStyle w:val="ListParagraph"/>
+        <w:numPr>
+          <w:ilvl w:val="0"/>
+          <w:numId w:val="12"/>
+        </w:numPr>
         <w:spacing w:after="0" w:line="240" w:lineRule="auto"/>
         <w:rPr>
           <w:rFonts w:ascii="Palatino Linotype" w:hAnsi="Palatino Linotype" w:cs="Palatino Linotype"/>
@@ -1620,7 +1703,25 @@
           <w:sz w:val="21"/>
           <w:szCs w:val="21"/>
         </w:rPr>
-        <w:t>, Fueglistaler, S., Zhang, B., &amp; Wang, C.</w:t>
+        <w:t xml:space="preserve">, </w:t>
+      </w:r>
+      <w:proofErr w:type="spellStart"/>
+      <w:r>
+        <w:rPr>
+          <w:rFonts w:ascii="Palatino Linotype" w:hAnsi="Palatino Linotype" w:cs="Palatino Linotype"/>
+          <w:sz w:val="21"/>
+          <w:szCs w:val="21"/>
+        </w:rPr>
+        <w:t>Fueglistaler</w:t>
+      </w:r>
+      <w:proofErr w:type="spellEnd"/>
+      <w:r>
+        <w:rPr>
+          <w:rFonts w:ascii="Palatino Linotype" w:hAnsi="Palatino Linotype" w:cs="Palatino Linotype"/>
+          <w:sz w:val="21"/>
+          <w:szCs w:val="21"/>
+        </w:rPr>
+        <w:t>, S., Zhang, B., &amp; Wang, C.</w:t>
       </w:r>
       <w:r>
         <w:rPr>
@@ -1644,15 +1745,7 @@
           <w:sz w:val="21"/>
           <w:szCs w:val="21"/>
         </w:rPr>
-        <w:t xml:space="preserve"> </w:t>
-      </w:r>
-      <w:r>
-        <w:rPr>
-          <w:rFonts w:ascii="Palatino Linotype" w:hAnsi="Palatino Linotype" w:cs="Palatino Linotype"/>
-          <w:sz w:val="21"/>
-          <w:szCs w:val="21"/>
-        </w:rPr>
-        <w:t xml:space="preserve">The Sea Surface Temperature Pattern Effect on Outgoing Longwave Radiation: </w:t>
+        <w:t xml:space="preserve"> The Sea Surface Temperature Pattern Effect on Outgoing Longwave Radiation: </w:t>
       </w:r>
       <w:r>
         <w:rPr>
@@ -1668,23 +1761,7 @@
           <w:sz w:val="21"/>
           <w:szCs w:val="21"/>
         </w:rPr>
-        <w:t>he Role of Large-scale Convective Aggregation</w:t>
-      </w:r>
-      <w:r>
-        <w:rPr>
-          <w:rFonts w:ascii="Palatino Linotype" w:hAnsi="Palatino Linotype" w:cs="Palatino Linotype"/>
-          <w:sz w:val="21"/>
-          <w:szCs w:val="21"/>
-        </w:rPr>
-        <w:t>.</w:t>
-      </w:r>
-      <w:r>
-        <w:rPr>
-          <w:rFonts w:ascii="Palatino Linotype" w:hAnsi="Palatino Linotype" w:cs="Palatino Linotype"/>
-          <w:sz w:val="21"/>
-          <w:szCs w:val="21"/>
-        </w:rPr>
-        <w:t xml:space="preserve"> </w:t>
+        <w:t xml:space="preserve">he Role of Large-scale Convective Aggregation. </w:t>
       </w:r>
       <w:r>
         <w:rPr>
@@ -1715,6 +1792,11 @@
     </w:p>
     <w:p>
       <w:pPr>
+        <w:pStyle w:val="ListParagraph"/>
+        <w:numPr>
+          <w:ilvl w:val="0"/>
+          <w:numId w:val="12"/>
+        </w:numPr>
         <w:spacing w:after="0" w:line="240" w:lineRule="auto"/>
         <w:rPr>
           <w:rFonts w:ascii="Palatino Linotype" w:hAnsi="Palatino Linotype" w:cs="Palatino Linotype"/>
@@ -1793,6 +1875,11 @@
     </w:p>
     <w:p>
       <w:pPr>
+        <w:pStyle w:val="ListParagraph"/>
+        <w:numPr>
+          <w:ilvl w:val="0"/>
+          <w:numId w:val="12"/>
+        </w:numPr>
         <w:spacing w:after="0" w:line="240" w:lineRule="auto"/>
         <w:rPr>
           <w:rFonts w:ascii="Palatino Linotype" w:hAnsi="Palatino Linotype" w:cs="Palatino Linotype"/>
@@ -1816,7 +1903,25 @@
           <w:sz w:val="21"/>
           <w:szCs w:val="21"/>
         </w:rPr>
-        <w:t>, Fueglistaler, S., Zhang, B., &amp; Wang, C.</w:t>
+        <w:t xml:space="preserve">, </w:t>
+      </w:r>
+      <w:proofErr w:type="spellStart"/>
+      <w:r>
+        <w:rPr>
+          <w:rFonts w:ascii="Palatino Linotype" w:hAnsi="Palatino Linotype" w:cs="Palatino Linotype"/>
+          <w:sz w:val="21"/>
+          <w:szCs w:val="21"/>
+        </w:rPr>
+        <w:t>Fueglistaler</w:t>
+      </w:r>
+      <w:proofErr w:type="spellEnd"/>
+      <w:r>
+        <w:rPr>
+          <w:rFonts w:ascii="Palatino Linotype" w:hAnsi="Palatino Linotype" w:cs="Palatino Linotype"/>
+          <w:sz w:val="21"/>
+          <w:szCs w:val="21"/>
+        </w:rPr>
+        <w:t>, S., Zhang, B., &amp; Wang, C.</w:t>
       </w:r>
       <w:r>
         <w:rPr>
@@ -1881,6 +1986,11 @@
     </w:p>
     <w:p>
       <w:pPr>
+        <w:pStyle w:val="ListParagraph"/>
+        <w:numPr>
+          <w:ilvl w:val="0"/>
+          <w:numId w:val="12"/>
+        </w:numPr>
         <w:spacing w:after="0" w:line="240" w:lineRule="auto"/>
         <w:rPr>
           <w:rFonts w:ascii="Palatino Linotype" w:hAnsi="Palatino Linotype" w:cs="Palatino Linotype"/>
@@ -1943,6 +2053,11 @@
     </w:p>
     <w:p>
       <w:pPr>
+        <w:pStyle w:val="ListParagraph"/>
+        <w:numPr>
+          <w:ilvl w:val="0"/>
+          <w:numId w:val="12"/>
+        </w:numPr>
         <w:spacing w:after="0" w:line="240" w:lineRule="auto"/>
         <w:rPr>
           <w:rFonts w:ascii="Palatino Linotype" w:hAnsi="Palatino Linotype" w:cs="Palatino Linotype"/>
@@ -1989,6 +2104,11 @@
     </w:p>
     <w:p>
       <w:pPr>
+        <w:pStyle w:val="ListParagraph"/>
+        <w:numPr>
+          <w:ilvl w:val="0"/>
+          <w:numId w:val="12"/>
+        </w:numPr>
         <w:spacing w:after="0" w:line="240" w:lineRule="auto"/>
         <w:rPr>
           <w:rFonts w:ascii="Palatino Linotype" w:hAnsi="Palatino Linotype" w:cs="Palatino Linotype"/>
@@ -2068,16 +2188,7 @@
           <w:sz w:val="21"/>
           <w:szCs w:val="21"/>
         </w:rPr>
-        <w:t xml:space="preserve">INVITED </w:t>
-      </w:r>
-      <w:r>
-        <w:rPr>
-          <w:rFonts w:ascii="Palatino Linotype" w:eastAsia="SimSun" w:hAnsi="Palatino Linotype" w:cs="Palatino Linotype"/>
-          <w:b/>
-          <w:sz w:val="21"/>
-          <w:szCs w:val="21"/>
-        </w:rPr>
-        <w:t>TALKS</w:t>
+        <w:t>INVITED TALKS</w:t>
       </w:r>
     </w:p>
     <w:p>
@@ -2252,13 +2363,46 @@
     </w:p>
     <w:p>
       <w:pPr>
-        <w:spacing w:after="0" w:line="240" w:lineRule="auto"/>
-        <w:rPr>
-          <w:rFonts w:ascii="Palatino Linotype" w:hAnsi="Palatino Linotype" w:cs="Palatino Linotype"/>
-          <w:sz w:val="21"/>
-          <w:szCs w:val="21"/>
-        </w:rPr>
-      </w:pPr>
+        <w:pStyle w:val="ListParagraph"/>
+        <w:numPr>
+          <w:ilvl w:val="0"/>
+          <w:numId w:val="6"/>
+        </w:numPr>
+        <w:spacing w:after="0" w:line="240" w:lineRule="auto"/>
+        <w:rPr>
+          <w:rFonts w:ascii="Palatino Linotype" w:hAnsi="Palatino Linotype" w:cs="Palatino Linotype"/>
+          <w:bCs/>
+          <w:sz w:val="21"/>
+          <w:szCs w:val="21"/>
+        </w:rPr>
+      </w:pPr>
+      <w:r>
+        <w:rPr>
+          <w:rFonts w:ascii="Palatino Linotype" w:hAnsi="Palatino Linotype" w:cs="Palatino Linotype"/>
+          <w:bCs/>
+          <w:sz w:val="21"/>
+          <w:szCs w:val="21"/>
+        </w:rPr>
+        <w:t xml:space="preserve">Departmental seminar, NYU Courant Institute, </w:t>
+      </w:r>
+      <w:r>
+        <w:rPr>
+          <w:rFonts w:ascii="Palatino Linotype" w:hAnsi="Palatino Linotype" w:cs="Palatino Linotype"/>
+          <w:bCs/>
+          <w:sz w:val="21"/>
+          <w:szCs w:val="21"/>
+        </w:rPr>
+        <w:t>Center for Atmosphere Ocean Science</w:t>
+      </w:r>
+      <w:r>
+        <w:rPr>
+          <w:rFonts w:ascii="Palatino Linotype" w:hAnsi="Palatino Linotype" w:cs="Palatino Linotype"/>
+          <w:bCs/>
+          <w:sz w:val="21"/>
+          <w:szCs w:val="21"/>
+        </w:rPr>
+        <w:t>, Sep 2024</w:t>
+      </w:r>
     </w:p>
     <w:p>
       <w:pPr>
@@ -2289,7 +2433,6 @@
           <w:sz w:val="21"/>
           <w:szCs w:val="21"/>
         </w:rPr>
-        <w:lastRenderedPageBreak/>
         <w:t xml:space="preserve">CONFERENCE </w:t>
       </w:r>
       <w:r>
@@ -2345,18 +2488,23 @@
     </w:p>
     <w:p>
       <w:pPr>
-        <w:spacing w:after="0" w:line="240" w:lineRule="auto"/>
-        <w:rPr>
-          <w:rFonts w:ascii="Palatino Linotype" w:hAnsi="Palatino Linotype" w:cs="Palatino Linotype"/>
-          <w:b/>
-          <w:sz w:val="21"/>
-          <w:szCs w:val="21"/>
-        </w:rPr>
-      </w:pPr>
-      <w:r>
-        <w:rPr>
-          <w:rFonts w:ascii="Palatino Linotype" w:hAnsi="Palatino Linotype" w:cs="Palatino Linotype"/>
-          <w:b/>
+        <w:pStyle w:val="ListParagraph"/>
+        <w:numPr>
+          <w:ilvl w:val="0"/>
+          <w:numId w:val="7"/>
+        </w:numPr>
+        <w:spacing w:after="0" w:line="240" w:lineRule="auto"/>
+        <w:rPr>
+          <w:rFonts w:ascii="Palatino Linotype" w:hAnsi="Palatino Linotype" w:cs="Palatino Linotype"/>
+          <w:bCs/>
+          <w:sz w:val="21"/>
+          <w:szCs w:val="21"/>
+        </w:rPr>
+      </w:pPr>
+      <w:r>
+        <w:rPr>
+          <w:rFonts w:ascii="Palatino Linotype" w:hAnsi="Palatino Linotype" w:cs="Palatino Linotype"/>
+          <w:bCs/>
           <w:sz w:val="21"/>
           <w:szCs w:val="21"/>
         </w:rPr>
@@ -2365,7 +2513,7 @@
       <w:r>
         <w:rPr>
           <w:rFonts w:ascii="Palatino Linotype" w:hAnsi="Palatino Linotype" w:cs="Palatino Linotype"/>
-          <w:b/>
+          <w:bCs/>
           <w:sz w:val="21"/>
           <w:szCs w:val="21"/>
           <w:vertAlign w:val="superscript"/>
@@ -2375,45 +2523,420 @@
       <w:r>
         <w:rPr>
           <w:rFonts w:ascii="Palatino Linotype" w:hAnsi="Palatino Linotype" w:cs="Palatino Linotype"/>
-          <w:b/>
+          <w:bCs/>
+          <w:sz w:val="21"/>
+          <w:szCs w:val="21"/>
+        </w:rPr>
+        <w:t xml:space="preserve"> Atmospheric and Oceanic Fluid Dynamics Conference, Houston, TX, Jan 2026</w:t>
+      </w:r>
+    </w:p>
+    <w:p>
+      <w:pPr>
+        <w:pStyle w:val="ListParagraph"/>
+        <w:numPr>
+          <w:ilvl w:val="0"/>
+          <w:numId w:val="7"/>
+        </w:numPr>
+        <w:spacing w:after="0" w:line="240" w:lineRule="auto"/>
+        <w:rPr>
+          <w:rFonts w:ascii="Palatino Linotype" w:hAnsi="Palatino Linotype" w:cs="Palatino Linotype"/>
+          <w:bCs/>
+          <w:sz w:val="21"/>
+          <w:szCs w:val="21"/>
+        </w:rPr>
+      </w:pPr>
+      <w:r>
+        <w:rPr>
+          <w:rFonts w:ascii="Palatino Linotype" w:hAnsi="Palatino Linotype" w:cs="Palatino Linotype" w:hint="eastAsia"/>
+          <w:bCs/>
+          <w:sz w:val="21"/>
+          <w:szCs w:val="21"/>
+        </w:rPr>
+        <w:t>AGU</w:t>
+      </w:r>
+      <w:r>
+        <w:rPr>
+          <w:rFonts w:ascii="Palatino Linotype" w:hAnsi="Palatino Linotype" w:cs="Palatino Linotype"/>
+          <w:bCs/>
+          <w:sz w:val="21"/>
+          <w:szCs w:val="21"/>
+        </w:rPr>
+        <w:t xml:space="preserve"> Fall Meeting</w:t>
+      </w:r>
+      <w:r>
+        <w:rPr>
+          <w:rFonts w:ascii="Palatino Linotype" w:hAnsi="Palatino Linotype" w:cs="Palatino Linotype" w:hint="eastAsia"/>
+          <w:bCs/>
+          <w:sz w:val="21"/>
+          <w:szCs w:val="21"/>
+        </w:rPr>
+        <w:t xml:space="preserve"> 202</w:t>
+      </w:r>
+      <w:r>
+        <w:rPr>
+          <w:rFonts w:ascii="Palatino Linotype" w:hAnsi="Palatino Linotype" w:cs="Palatino Linotype"/>
+          <w:bCs/>
+          <w:sz w:val="21"/>
+          <w:szCs w:val="21"/>
+        </w:rPr>
+        <w:t>5</w:t>
+      </w:r>
+      <w:r>
+        <w:rPr>
+          <w:rFonts w:ascii="Palatino Linotype" w:hAnsi="Palatino Linotype" w:cs="Palatino Linotype" w:hint="eastAsia"/>
+          <w:bCs/>
+          <w:sz w:val="21"/>
+          <w:szCs w:val="21"/>
+        </w:rPr>
+        <w:t xml:space="preserve">, </w:t>
+      </w:r>
+      <w:r>
+        <w:rPr>
+          <w:rFonts w:ascii="Palatino Linotype" w:hAnsi="Palatino Linotype" w:cs="Palatino Linotype"/>
+          <w:bCs/>
+          <w:sz w:val="21"/>
+          <w:szCs w:val="21"/>
+        </w:rPr>
+        <w:t>New Orleans</w:t>
+      </w:r>
+      <w:r>
+        <w:rPr>
+          <w:rFonts w:ascii="Palatino Linotype" w:hAnsi="Palatino Linotype" w:cs="Palatino Linotype"/>
+          <w:bCs/>
+          <w:sz w:val="21"/>
+          <w:szCs w:val="21"/>
+        </w:rPr>
+        <w:t xml:space="preserve">, </w:t>
+      </w:r>
+      <w:r>
+        <w:rPr>
+          <w:rFonts w:ascii="Palatino Linotype" w:hAnsi="Palatino Linotype" w:cs="Palatino Linotype"/>
+          <w:bCs/>
+          <w:sz w:val="21"/>
+          <w:szCs w:val="21"/>
+        </w:rPr>
+        <w:t>LA, Dec 2025</w:t>
+      </w:r>
+    </w:p>
+    <w:p>
+      <w:pPr>
+        <w:pStyle w:val="ListParagraph"/>
+        <w:numPr>
+          <w:ilvl w:val="0"/>
+          <w:numId w:val="7"/>
+        </w:numPr>
+        <w:spacing w:after="0" w:line="240" w:lineRule="auto"/>
+        <w:rPr>
+          <w:rFonts w:ascii="Palatino Linotype" w:hAnsi="Palatino Linotype" w:cs="Palatino Linotype"/>
+          <w:bCs/>
+          <w:sz w:val="21"/>
+          <w:szCs w:val="21"/>
+        </w:rPr>
+      </w:pPr>
+      <w:r>
+        <w:rPr>
+          <w:rFonts w:ascii="Palatino Linotype" w:hAnsi="Palatino Linotype" w:cs="Palatino Linotype" w:hint="eastAsia"/>
+          <w:bCs/>
+          <w:sz w:val="21"/>
+          <w:szCs w:val="21"/>
+        </w:rPr>
+        <w:t xml:space="preserve">AGU </w:t>
+      </w:r>
+      <w:r>
+        <w:rPr>
+          <w:rFonts w:ascii="Palatino Linotype" w:hAnsi="Palatino Linotype" w:cs="Palatino Linotype"/>
+          <w:bCs/>
+          <w:sz w:val="21"/>
+          <w:szCs w:val="21"/>
+        </w:rPr>
+        <w:t xml:space="preserve">Fall Meeting </w:t>
+      </w:r>
+      <w:r>
+        <w:rPr>
+          <w:rFonts w:ascii="Palatino Linotype" w:hAnsi="Palatino Linotype" w:cs="Palatino Linotype" w:hint="eastAsia"/>
+          <w:bCs/>
+          <w:sz w:val="21"/>
+          <w:szCs w:val="21"/>
+        </w:rPr>
+        <w:t>202</w:t>
+      </w:r>
+      <w:r>
+        <w:rPr>
+          <w:rFonts w:ascii="Palatino Linotype" w:hAnsi="Palatino Linotype" w:cs="Palatino Linotype"/>
+          <w:bCs/>
+          <w:sz w:val="21"/>
+          <w:szCs w:val="21"/>
+        </w:rPr>
+        <w:t>4</w:t>
+      </w:r>
+      <w:r>
+        <w:rPr>
+          <w:rFonts w:ascii="Palatino Linotype" w:hAnsi="Palatino Linotype" w:cs="Palatino Linotype" w:hint="eastAsia"/>
+          <w:bCs/>
+          <w:sz w:val="21"/>
+          <w:szCs w:val="21"/>
+        </w:rPr>
+        <w:t xml:space="preserve">, </w:t>
+      </w:r>
+      <w:r>
+        <w:rPr>
+          <w:rFonts w:ascii="Palatino Linotype" w:hAnsi="Palatino Linotype" w:cs="Palatino Linotype"/>
+          <w:bCs/>
+          <w:sz w:val="21"/>
+          <w:szCs w:val="21"/>
+        </w:rPr>
+        <w:t>Washington D.C.</w:t>
+      </w:r>
+      <w:r>
+        <w:rPr>
+          <w:rFonts w:ascii="Palatino Linotype" w:hAnsi="Palatino Linotype" w:cs="Palatino Linotype"/>
+          <w:bCs/>
+          <w:sz w:val="21"/>
+          <w:szCs w:val="21"/>
+        </w:rPr>
+        <w:t>, Dec 2024</w:t>
+      </w:r>
+    </w:p>
+    <w:p>
+      <w:pPr>
+        <w:pStyle w:val="ListParagraph"/>
+        <w:numPr>
+          <w:ilvl w:val="0"/>
+          <w:numId w:val="7"/>
+        </w:numPr>
+        <w:spacing w:after="0" w:line="240" w:lineRule="auto"/>
+        <w:rPr>
+          <w:rFonts w:ascii="Palatino Linotype" w:hAnsi="Palatino Linotype" w:cs="Palatino Linotype"/>
+          <w:bCs/>
+          <w:sz w:val="21"/>
+          <w:szCs w:val="21"/>
+        </w:rPr>
+      </w:pPr>
+      <w:r>
+        <w:rPr>
+          <w:rFonts w:ascii="Palatino Linotype" w:hAnsi="Palatino Linotype" w:cs="Palatino Linotype"/>
+          <w:bCs/>
+          <w:sz w:val="21"/>
+          <w:szCs w:val="21"/>
+        </w:rPr>
+        <w:t>ICDM Workshop 2024, Nanjing</w:t>
+      </w:r>
+      <w:r>
+        <w:rPr>
+          <w:rFonts w:ascii="Palatino Linotype" w:hAnsi="Palatino Linotype" w:cs="Palatino Linotype"/>
+          <w:bCs/>
+          <w:sz w:val="21"/>
+          <w:szCs w:val="21"/>
+        </w:rPr>
+        <w:t>, Oct 2024</w:t>
+      </w:r>
+      <w:r>
+        <w:rPr>
+          <w:rFonts w:ascii="Palatino Linotype" w:hAnsi="Palatino Linotype" w:cs="Palatino Linotype" w:hint="eastAsia"/>
+          <w:bCs/>
           <w:sz w:val="21"/>
           <w:szCs w:val="21"/>
         </w:rPr>
         <w:t xml:space="preserve"> </w:t>
       </w:r>
-      <w:r>
-        <w:rPr>
-          <w:rFonts w:ascii="Palatino Linotype" w:hAnsi="Palatino Linotype" w:cs="Palatino Linotype"/>
-          <w:b/>
-          <w:sz w:val="21"/>
-          <w:szCs w:val="21"/>
-        </w:rPr>
-        <w:t>Atmospheric and Oceanic Fluid Dynamics Conference</w:t>
-      </w:r>
-      <w:r>
-        <w:rPr>
-          <w:rFonts w:ascii="Palatino Linotype" w:hAnsi="Palatino Linotype" w:cs="Palatino Linotype"/>
-          <w:b/>
-          <w:sz w:val="21"/>
-          <w:szCs w:val="21"/>
-        </w:rPr>
-        <w:t>, Houston, TX, Jan 2026</w:t>
-      </w:r>
-    </w:p>
-    <w:p>
-      <w:pPr>
-        <w:spacing w:after="0" w:line="240" w:lineRule="auto"/>
-        <w:rPr>
-          <w:rFonts w:ascii="Palatino Linotype" w:hAnsi="Palatino Linotype" w:cs="Palatino Linotype"/>
-          <w:bCs/>
-          <w:sz w:val="21"/>
-          <w:szCs w:val="21"/>
-        </w:rPr>
-      </w:pPr>
+    </w:p>
+    <w:p>
+      <w:pPr>
+        <w:pStyle w:val="ListParagraph"/>
+        <w:numPr>
+          <w:ilvl w:val="0"/>
+          <w:numId w:val="7"/>
+        </w:numPr>
+        <w:spacing w:after="0" w:line="240" w:lineRule="auto"/>
+        <w:rPr>
+          <w:rFonts w:ascii="Palatino Linotype" w:hAnsi="Palatino Linotype" w:cs="Palatino Linotype"/>
+          <w:bCs/>
+          <w:sz w:val="21"/>
+          <w:szCs w:val="21"/>
+        </w:rPr>
+      </w:pPr>
+      <w:r>
+        <w:rPr>
+          <w:rFonts w:ascii="Palatino Linotype" w:hAnsi="Palatino Linotype" w:cs="Palatino Linotype"/>
+          <w:bCs/>
+          <w:sz w:val="21"/>
+          <w:szCs w:val="21"/>
+        </w:rPr>
+        <w:t>24</w:t>
+      </w:r>
+      <w:r>
+        <w:rPr>
+          <w:rFonts w:ascii="Palatino Linotype" w:hAnsi="Palatino Linotype" w:cs="Palatino Linotype"/>
+          <w:bCs/>
+          <w:sz w:val="21"/>
+          <w:szCs w:val="21"/>
+          <w:vertAlign w:val="superscript"/>
+        </w:rPr>
+        <w:t>th</w:t>
+      </w:r>
+      <w:r>
+        <w:rPr>
+          <w:rFonts w:ascii="Palatino Linotype" w:hAnsi="Palatino Linotype" w:cs="Palatino Linotype"/>
+          <w:bCs/>
+          <w:sz w:val="21"/>
+          <w:szCs w:val="21"/>
+        </w:rPr>
+        <w:t xml:space="preserve"> Atmospheric and Oceanic Fluid Dynamics Conference</w:t>
+      </w:r>
       <w:r>
         <w:rPr>
           <w:rFonts w:ascii="Palatino Linotype" w:hAnsi="Palatino Linotype" w:cs="Palatino Linotype" w:hint="eastAsia"/>
-          <w:b/>
+          <w:bCs/>
+          <w:sz w:val="21"/>
+          <w:szCs w:val="21"/>
+        </w:rPr>
+        <w:t>, Burlington</w:t>
+      </w:r>
+      <w:r>
+        <w:rPr>
+          <w:rFonts w:ascii="Palatino Linotype" w:hAnsi="Palatino Linotype" w:cs="Palatino Linotype"/>
+          <w:bCs/>
+          <w:sz w:val="21"/>
+          <w:szCs w:val="21"/>
+        </w:rPr>
+        <w:t>,</w:t>
+      </w:r>
+      <w:r>
+        <w:rPr>
+          <w:rFonts w:ascii="Palatino Linotype" w:hAnsi="Palatino Linotype" w:cs="Palatino Linotype"/>
+          <w:bCs/>
+          <w:sz w:val="21"/>
+          <w:szCs w:val="21"/>
+        </w:rPr>
+        <w:t xml:space="preserve"> VT,</w:t>
+      </w:r>
+      <w:r>
+        <w:rPr>
+          <w:rFonts w:ascii="Palatino Linotype" w:hAnsi="Palatino Linotype" w:cs="Palatino Linotype"/>
+          <w:bCs/>
+          <w:sz w:val="21"/>
+          <w:szCs w:val="21"/>
+        </w:rPr>
+        <w:t xml:space="preserve"> June 2024</w:t>
+      </w:r>
+      <w:r>
+        <w:rPr>
+          <w:rFonts w:ascii="Palatino Linotype" w:hAnsi="Palatino Linotype" w:cs="Palatino Linotype" w:hint="eastAsia"/>
+          <w:bCs/>
+          <w:sz w:val="21"/>
+          <w:szCs w:val="21"/>
+        </w:rPr>
+        <w:t xml:space="preserve">                                                                                                                </w:t>
+      </w:r>
+      <w:r>
+        <w:rPr>
+          <w:rFonts w:ascii="Palatino Linotype" w:hAnsi="Palatino Linotype" w:cs="Palatino Linotype" w:hint="eastAsia"/>
+          <w:bCs/>
+          <w:sz w:val="21"/>
+          <w:szCs w:val="21"/>
+        </w:rPr>
+        <w:t xml:space="preserve">                    </w:t>
+      </w:r>
+    </w:p>
+    <w:p>
+      <w:pPr>
+        <w:pStyle w:val="ListParagraph"/>
+        <w:numPr>
+          <w:ilvl w:val="0"/>
+          <w:numId w:val="7"/>
+        </w:numPr>
+        <w:spacing w:after="0" w:line="240" w:lineRule="auto"/>
+        <w:rPr>
+          <w:rFonts w:ascii="Palatino Linotype" w:eastAsia="SimSun" w:hAnsi="Palatino Linotype" w:cs="Palatino Linotype"/>
+          <w:bCs/>
+          <w:sz w:val="21"/>
+          <w:szCs w:val="21"/>
+        </w:rPr>
+      </w:pPr>
+      <w:r>
+        <w:rPr>
+          <w:rFonts w:ascii="Palatino Linotype" w:hAnsi="Palatino Linotype" w:cs="Palatino Linotype" w:hint="eastAsia"/>
+          <w:bCs/>
+          <w:sz w:val="21"/>
+          <w:szCs w:val="21"/>
+        </w:rPr>
+        <w:t>CFMIP</w:t>
+      </w:r>
+      <w:r>
+        <w:rPr>
+          <w:rFonts w:ascii="Palatino Linotype" w:hAnsi="Palatino Linotype" w:cs="Palatino Linotype"/>
+          <w:bCs/>
+          <w:sz w:val="21"/>
+          <w:szCs w:val="21"/>
+        </w:rPr>
+        <w:t xml:space="preserve"> Meeting</w:t>
+      </w:r>
+      <w:r>
+        <w:rPr>
+          <w:rFonts w:ascii="Palatino Linotype" w:hAnsi="Palatino Linotype" w:cs="Palatino Linotype" w:hint="eastAsia"/>
+          <w:bCs/>
+          <w:sz w:val="21"/>
+          <w:szCs w:val="21"/>
+        </w:rPr>
+        <w:t xml:space="preserve"> 2024, Boston</w:t>
+      </w:r>
+      <w:r>
+        <w:rPr>
+          <w:rFonts w:ascii="Palatino Linotype" w:hAnsi="Palatino Linotype" w:cs="Palatino Linotype"/>
+          <w:bCs/>
+          <w:sz w:val="21"/>
+          <w:szCs w:val="21"/>
+        </w:rPr>
+        <w:t>, MA, June 2024</w:t>
+      </w:r>
+      <w:r>
+        <w:rPr>
+          <w:rFonts w:ascii="Palatino Linotype" w:hAnsi="Palatino Linotype" w:cs="Palatino Linotype" w:hint="eastAsia"/>
+          <w:bCs/>
+          <w:sz w:val="21"/>
+          <w:szCs w:val="21"/>
+        </w:rPr>
+        <w:t xml:space="preserve">                                                                                                                      </w:t>
+      </w:r>
+      <w:r>
+        <w:rPr>
+          <w:rFonts w:ascii="Palatino Linotype" w:hAnsi="Palatino Linotype" w:cs="Palatino Linotype" w:hint="eastAsia"/>
+          <w:bCs/>
+          <w:sz w:val="21"/>
+          <w:szCs w:val="21"/>
+        </w:rPr>
+        <w:t xml:space="preserve">                    </w:t>
+      </w:r>
+      <w:r>
+        <w:rPr>
+          <w:rFonts w:ascii="Palatino Linotype" w:hAnsi="Palatino Linotype" w:cs="Palatino Linotype" w:hint="eastAsia"/>
+          <w:bCs/>
+          <w:sz w:val="21"/>
+          <w:szCs w:val="21"/>
+        </w:rPr>
+        <w:t xml:space="preserve">                                                        </w:t>
+      </w:r>
+    </w:p>
+    <w:p>
+      <w:pPr>
+        <w:pStyle w:val="ListParagraph"/>
+        <w:numPr>
+          <w:ilvl w:val="0"/>
+          <w:numId w:val="7"/>
+        </w:numPr>
+        <w:spacing w:after="0" w:line="240" w:lineRule="auto"/>
+        <w:rPr>
+          <w:rFonts w:ascii="Palatino Linotype" w:hAnsi="Palatino Linotype" w:cs="Palatino Linotype"/>
+          <w:bCs/>
+          <w:sz w:val="21"/>
+          <w:szCs w:val="21"/>
+        </w:rPr>
+      </w:pPr>
+      <w:bookmarkStart w:id="0" w:name="OLE_LINK1"/>
+      <w:r>
+        <w:rPr>
+          <w:rFonts w:ascii="Palatino Linotype" w:hAnsi="Palatino Linotype" w:cs="Palatino Linotype" w:hint="eastAsia"/>
+          <w:bCs/>
           <w:sz w:val="21"/>
           <w:szCs w:val="21"/>
         </w:rPr>
@@ -2422,7 +2945,7 @@
       <w:r>
         <w:rPr>
           <w:rFonts w:ascii="Palatino Linotype" w:hAnsi="Palatino Linotype" w:cs="Palatino Linotype"/>
-          <w:b/>
+          <w:bCs/>
           <w:sz w:val="21"/>
           <w:szCs w:val="21"/>
         </w:rPr>
@@ -2431,7 +2954,334 @@
       <w:r>
         <w:rPr>
           <w:rFonts w:ascii="Palatino Linotype" w:hAnsi="Palatino Linotype" w:cs="Palatino Linotype" w:hint="eastAsia"/>
-          <w:b/>
+          <w:bCs/>
+          <w:sz w:val="21"/>
+          <w:szCs w:val="21"/>
+        </w:rPr>
+        <w:t xml:space="preserve"> 2023, San Francisco</w:t>
+      </w:r>
+      <w:r>
+        <w:rPr>
+          <w:rFonts w:ascii="Palatino Linotype" w:hAnsi="Palatino Linotype" w:cs="Palatino Linotype"/>
+          <w:bCs/>
+          <w:sz w:val="21"/>
+          <w:szCs w:val="21"/>
+        </w:rPr>
+        <w:t>, CA, Dec 2023</w:t>
+      </w:r>
+      <w:r>
+        <w:rPr>
+          <w:rFonts w:ascii="Palatino Linotype" w:hAnsi="Palatino Linotype" w:cs="Palatino Linotype" w:hint="eastAsia"/>
+          <w:bCs/>
+          <w:sz w:val="21"/>
+          <w:szCs w:val="21"/>
+        </w:rPr>
+        <w:t xml:space="preserve">                                                                                                                       </w:t>
+      </w:r>
+      <w:r>
+        <w:rPr>
+          <w:rFonts w:ascii="Palatino Linotype" w:hAnsi="Palatino Linotype" w:cs="Palatino Linotype"/>
+          <w:bCs/>
+          <w:sz w:val="21"/>
+          <w:szCs w:val="21"/>
+        </w:rPr>
+        <w:t xml:space="preserve"> </w:t>
+      </w:r>
+      <w:bookmarkEnd w:id="0"/>
+    </w:p>
+    <w:p>
+      <w:pPr>
+        <w:spacing w:afterLines="50" w:after="120" w:line="240" w:lineRule="auto"/>
+        <w:rPr>
+          <w:rFonts w:ascii="Palatino Linotype" w:hAnsi="Palatino Linotype" w:cs="Palatino Linotype"/>
+          <w:bCs/>
+          <w:sz w:val="21"/>
+          <w:szCs w:val="21"/>
+        </w:rPr>
+      </w:pPr>
+    </w:p>
+    <w:p>
+      <w:pPr>
+        <w:spacing w:after="0" w:line="240" w:lineRule="auto"/>
+        <w:rPr>
+          <w:rFonts w:ascii="Palatino Linotype" w:eastAsia="SimSun" w:hAnsi="Palatino Linotype" w:cs="Palatino Linotype"/>
+          <w:b/>
+          <w:sz w:val="21"/>
+          <w:szCs w:val="21"/>
+        </w:rPr>
+      </w:pPr>
+      <w:r>
+        <w:rPr>
+          <w:rFonts w:ascii="Palatino Linotype" w:eastAsia="SimSun" w:hAnsi="Palatino Linotype" w:cs="Palatino Linotype"/>
+          <w:b/>
+          <w:sz w:val="21"/>
+          <w:szCs w:val="21"/>
+        </w:rPr>
+        <w:t>POSTERS</w:t>
+      </w:r>
+    </w:p>
+    <w:p>
+      <w:pPr>
+        <w:spacing w:after="0" w:line="60" w:lineRule="exact"/>
+        <w:rPr>
+          <w:rFonts w:ascii="Palatino Linotype" w:hAnsi="Palatino Linotype" w:cs="Palatino Linotype"/>
+          <w:b/>
+          <w:sz w:val="21"/>
+          <w:szCs w:val="21"/>
+          <w:u w:val="single"/>
+        </w:rPr>
+      </w:pPr>
+      <w:r>
+        <w:rPr>
+          <w:rFonts w:ascii="Palatino Linotype" w:eastAsia="SimSun" w:hAnsi="Palatino Linotype" w:cs="Palatino Linotype" w:hint="eastAsia"/>
+          <w:b/>
+          <w:sz w:val="21"/>
+          <w:szCs w:val="21"/>
+          <w:u w:val="single"/>
+        </w:rPr>
+        <w:t>________________________________________________________________________________________________</w:t>
+      </w:r>
+      <w:r>
+        <w:rPr>
+          <w:rFonts w:ascii="Palatino Linotype" w:eastAsia="SimSun" w:hAnsi="Palatino Linotype" w:cs="Palatino Linotype" w:hint="eastAsia"/>
+          <w:b/>
+          <w:sz w:val="21"/>
+          <w:szCs w:val="21"/>
+        </w:rPr>
+        <w:t xml:space="preserve"> </w:t>
+      </w:r>
+      <w:r>
+        <w:rPr>
+          <w:rFonts w:ascii="Palatino Linotype" w:eastAsia="SimSun" w:hAnsi="Palatino Linotype" w:cs="Palatino Linotype" w:hint="eastAsia"/>
+          <w:b/>
+          <w:sz w:val="21"/>
+          <w:szCs w:val="21"/>
+          <w:u w:val="single"/>
+        </w:rPr>
+        <w:t xml:space="preserve">                         </w:t>
+      </w:r>
+    </w:p>
+    <w:p>
+      <w:pPr>
+        <w:pStyle w:val="ListParagraph"/>
+        <w:numPr>
+          <w:ilvl w:val="0"/>
+          <w:numId w:val="8"/>
+        </w:numPr>
+        <w:spacing w:after="0" w:line="240" w:lineRule="auto"/>
+        <w:rPr>
+          <w:rFonts w:ascii="Palatino Linotype" w:hAnsi="Palatino Linotype" w:cs="Palatino Linotype"/>
+          <w:bCs/>
+          <w:sz w:val="21"/>
+          <w:szCs w:val="21"/>
+        </w:rPr>
+      </w:pPr>
+      <w:r>
+        <w:rPr>
+          <w:rFonts w:ascii="Palatino Linotype" w:hAnsi="Palatino Linotype" w:cs="Palatino Linotype"/>
+          <w:bCs/>
+          <w:sz w:val="21"/>
+          <w:szCs w:val="21"/>
+        </w:rPr>
+        <w:t>25</w:t>
+      </w:r>
+      <w:r>
+        <w:rPr>
+          <w:rFonts w:ascii="Palatino Linotype" w:hAnsi="Palatino Linotype" w:cs="Palatino Linotype"/>
+          <w:bCs/>
+          <w:sz w:val="21"/>
+          <w:szCs w:val="21"/>
+          <w:vertAlign w:val="superscript"/>
+        </w:rPr>
+        <w:t>th</w:t>
+      </w:r>
+      <w:r>
+        <w:rPr>
+          <w:rFonts w:ascii="Palatino Linotype" w:hAnsi="Palatino Linotype" w:cs="Palatino Linotype"/>
+          <w:bCs/>
+          <w:sz w:val="21"/>
+          <w:szCs w:val="21"/>
+        </w:rPr>
+        <w:t xml:space="preserve"> Atmospheric and Oceanic Fluid Dynamics Conference, Houston, TX, Jan 2026</w:t>
+      </w:r>
+    </w:p>
+    <w:p>
+      <w:pPr>
+        <w:pStyle w:val="ListParagraph"/>
+        <w:numPr>
+          <w:ilvl w:val="0"/>
+          <w:numId w:val="8"/>
+        </w:numPr>
+        <w:spacing w:after="0" w:line="240" w:lineRule="auto"/>
+        <w:rPr>
+          <w:rFonts w:ascii="Palatino Linotype" w:hAnsi="Palatino Linotype" w:cs="Palatino Linotype"/>
+          <w:bCs/>
+          <w:sz w:val="21"/>
+          <w:szCs w:val="21"/>
+        </w:rPr>
+      </w:pPr>
+      <w:r>
+        <w:rPr>
+          <w:rFonts w:ascii="Palatino Linotype" w:hAnsi="Palatino Linotype" w:cs="Palatino Linotype" w:hint="eastAsia"/>
+          <w:bCs/>
+          <w:sz w:val="21"/>
+          <w:szCs w:val="21"/>
+        </w:rPr>
+        <w:t xml:space="preserve">AGU </w:t>
+      </w:r>
+      <w:r>
+        <w:rPr>
+          <w:rFonts w:ascii="Palatino Linotype" w:hAnsi="Palatino Linotype" w:cs="Palatino Linotype"/>
+          <w:bCs/>
+          <w:sz w:val="21"/>
+          <w:szCs w:val="21"/>
+        </w:rPr>
+        <w:t xml:space="preserve">Fall Meeting </w:t>
+      </w:r>
+      <w:r>
+        <w:rPr>
+          <w:rFonts w:ascii="Palatino Linotype" w:hAnsi="Palatino Linotype" w:cs="Palatino Linotype" w:hint="eastAsia"/>
+          <w:bCs/>
+          <w:sz w:val="21"/>
+          <w:szCs w:val="21"/>
+        </w:rPr>
+        <w:t>202</w:t>
+      </w:r>
+      <w:r>
+        <w:rPr>
+          <w:rFonts w:ascii="Palatino Linotype" w:hAnsi="Palatino Linotype" w:cs="Palatino Linotype"/>
+          <w:bCs/>
+          <w:sz w:val="21"/>
+          <w:szCs w:val="21"/>
+        </w:rPr>
+        <w:t>4</w:t>
+      </w:r>
+      <w:r>
+        <w:rPr>
+          <w:rFonts w:ascii="Palatino Linotype" w:hAnsi="Palatino Linotype" w:cs="Palatino Linotype" w:hint="eastAsia"/>
+          <w:bCs/>
+          <w:sz w:val="21"/>
+          <w:szCs w:val="21"/>
+        </w:rPr>
+        <w:t xml:space="preserve">, </w:t>
+      </w:r>
+      <w:r>
+        <w:rPr>
+          <w:rFonts w:ascii="Palatino Linotype" w:hAnsi="Palatino Linotype" w:cs="Palatino Linotype"/>
+          <w:bCs/>
+          <w:sz w:val="21"/>
+          <w:szCs w:val="21"/>
+        </w:rPr>
+        <w:t>Washington D.C., Dec 2024</w:t>
+      </w:r>
+    </w:p>
+    <w:p>
+      <w:pPr>
+        <w:pStyle w:val="ListParagraph"/>
+        <w:numPr>
+          <w:ilvl w:val="0"/>
+          <w:numId w:val="8"/>
+        </w:numPr>
+        <w:spacing w:after="0" w:line="240" w:lineRule="auto"/>
+        <w:rPr>
+          <w:rFonts w:ascii="Palatino Linotype" w:hAnsi="Palatino Linotype" w:cs="Palatino Linotype"/>
+          <w:bCs/>
+          <w:sz w:val="21"/>
+          <w:szCs w:val="21"/>
+        </w:rPr>
+      </w:pPr>
+      <w:r>
+        <w:rPr>
+          <w:rFonts w:ascii="Palatino Linotype" w:hAnsi="Palatino Linotype" w:cs="Palatino Linotype"/>
+          <w:bCs/>
+          <w:sz w:val="21"/>
+          <w:szCs w:val="21"/>
+        </w:rPr>
+        <w:t xml:space="preserve">Gordon Research Conference on Radiation and Climate, </w:t>
+      </w:r>
+      <w:r>
+        <w:rPr>
+          <w:rFonts w:ascii="Palatino Linotype" w:hAnsi="Palatino Linotype" w:cs="Palatino Linotype"/>
+          <w:bCs/>
+          <w:sz w:val="21"/>
+          <w:szCs w:val="21"/>
+        </w:rPr>
+        <w:t xml:space="preserve">Leviston, </w:t>
+      </w:r>
+      <w:r>
+        <w:rPr>
+          <w:rFonts w:ascii="Palatino Linotype" w:hAnsi="Palatino Linotype" w:cs="Palatino Linotype"/>
+          <w:bCs/>
+          <w:sz w:val="21"/>
+          <w:szCs w:val="21"/>
+        </w:rPr>
+        <w:t>Main</w:t>
+      </w:r>
+      <w:r>
+        <w:rPr>
+          <w:rFonts w:ascii="Palatino Linotype" w:hAnsi="Palatino Linotype" w:cs="Palatino Linotype"/>
+          <w:bCs/>
+          <w:sz w:val="21"/>
+          <w:szCs w:val="21"/>
+        </w:rPr>
+        <w:t>e, July 2023</w:t>
+      </w:r>
+      <w:r>
+        <w:rPr>
+          <w:rFonts w:ascii="Palatino Linotype" w:hAnsi="Palatino Linotype" w:cs="Palatino Linotype" w:hint="eastAsia"/>
+          <w:bCs/>
+          <w:sz w:val="21"/>
+          <w:szCs w:val="21"/>
+        </w:rPr>
+        <w:t xml:space="preserve">                                      </w:t>
+      </w:r>
+      <w:r>
+        <w:rPr>
+          <w:rFonts w:ascii="Palatino Linotype" w:hAnsi="Palatino Linotype" w:cs="Palatino Linotype"/>
+          <w:bCs/>
+          <w:sz w:val="21"/>
+          <w:szCs w:val="21"/>
+        </w:rPr>
+        <w:t xml:space="preserve">              </w:t>
+      </w:r>
+    </w:p>
+    <w:p>
+      <w:pPr>
+        <w:pStyle w:val="ListParagraph"/>
+        <w:numPr>
+          <w:ilvl w:val="0"/>
+          <w:numId w:val="8"/>
+        </w:numPr>
+        <w:spacing w:after="0" w:line="240" w:lineRule="auto"/>
+        <w:rPr>
+          <w:rFonts w:ascii="Palatino Linotype" w:eastAsia="SimSun" w:hAnsi="Palatino Linotype" w:cs="Palatino Linotype"/>
+          <w:bCs/>
+          <w:sz w:val="21"/>
+          <w:szCs w:val="21"/>
+        </w:rPr>
+      </w:pPr>
+      <w:r>
+        <w:rPr>
+          <w:rFonts w:ascii="Palatino Linotype" w:hAnsi="Palatino Linotype" w:cs="Palatino Linotype" w:hint="eastAsia"/>
+          <w:bCs/>
+          <w:sz w:val="21"/>
+          <w:szCs w:val="21"/>
+        </w:rPr>
+        <w:t>CFMIP</w:t>
+      </w:r>
+      <w:r>
+        <w:rPr>
+          <w:rFonts w:ascii="Palatino Linotype" w:hAnsi="Palatino Linotype" w:cs="Palatino Linotype"/>
+          <w:bCs/>
+          <w:sz w:val="21"/>
+          <w:szCs w:val="21"/>
+        </w:rPr>
+        <w:t xml:space="preserve"> Meeting</w:t>
+      </w:r>
+      <w:r>
+        <w:rPr>
+          <w:rFonts w:ascii="Palatino Linotype" w:hAnsi="Palatino Linotype" w:cs="Palatino Linotype" w:hint="eastAsia"/>
+          <w:bCs/>
           <w:sz w:val="21"/>
           <w:szCs w:val="21"/>
         </w:rPr>
@@ -2440,16 +3290,16 @@
       <w:r>
         <w:rPr>
           <w:rFonts w:ascii="Palatino Linotype" w:hAnsi="Palatino Linotype" w:cs="Palatino Linotype"/>
-          <w:b/>
-          <w:sz w:val="21"/>
-          <w:szCs w:val="21"/>
-        </w:rPr>
-        <w:t>5</w:t>
+          <w:bCs/>
+          <w:sz w:val="21"/>
+          <w:szCs w:val="21"/>
+        </w:rPr>
+        <w:t>3</w:t>
       </w:r>
       <w:r>
         <w:rPr>
           <w:rFonts w:ascii="Palatino Linotype" w:hAnsi="Palatino Linotype" w:cs="Palatino Linotype" w:hint="eastAsia"/>
-          <w:b/>
+          <w:bCs/>
           <w:sz w:val="21"/>
           <w:szCs w:val="21"/>
         </w:rPr>
@@ -2458,84 +3308,644 @@
       <w:r>
         <w:rPr>
           <w:rFonts w:ascii="Palatino Linotype" w:hAnsi="Palatino Linotype" w:cs="Palatino Linotype"/>
-          <w:b/>
-          <w:sz w:val="21"/>
-          <w:szCs w:val="21"/>
-        </w:rPr>
-        <w:t>New Orleans</w:t>
-      </w:r>
-    </w:p>
-    <w:p>
-      <w:pPr>
-        <w:spacing w:after="0" w:line="240" w:lineRule="auto"/>
-        <w:rPr>
-          <w:rFonts w:ascii="Palatino Linotype" w:hAnsi="Palatino Linotype" w:cs="Palatino Linotype"/>
-          <w:bCs/>
-          <w:sz w:val="21"/>
-          <w:szCs w:val="21"/>
-        </w:rPr>
-      </w:pPr>
+          <w:bCs/>
+          <w:sz w:val="21"/>
+          <w:szCs w:val="21"/>
+        </w:rPr>
+        <w:t>Paris</w:t>
+      </w:r>
+      <w:r>
+        <w:rPr>
+          <w:rFonts w:ascii="Palatino Linotype" w:hAnsi="Palatino Linotype" w:cs="Palatino Linotype"/>
+          <w:bCs/>
+          <w:sz w:val="21"/>
+          <w:szCs w:val="21"/>
+        </w:rPr>
+        <w:t xml:space="preserve">, </w:t>
+      </w:r>
+      <w:r>
+        <w:rPr>
+          <w:rFonts w:ascii="Palatino Linotype" w:hAnsi="Palatino Linotype" w:cs="Palatino Linotype"/>
+          <w:bCs/>
+          <w:sz w:val="21"/>
+          <w:szCs w:val="21"/>
+        </w:rPr>
+        <w:t>July</w:t>
+      </w:r>
+      <w:r>
+        <w:rPr>
+          <w:rFonts w:ascii="Palatino Linotype" w:hAnsi="Palatino Linotype" w:cs="Palatino Linotype"/>
+          <w:bCs/>
+          <w:sz w:val="21"/>
+          <w:szCs w:val="21"/>
+        </w:rPr>
+        <w:t xml:space="preserve"> 202</w:t>
+      </w:r>
+      <w:r>
+        <w:rPr>
+          <w:rFonts w:ascii="Palatino Linotype" w:hAnsi="Palatino Linotype" w:cs="Palatino Linotype"/>
+          <w:bCs/>
+          <w:sz w:val="21"/>
+          <w:szCs w:val="21"/>
+        </w:rPr>
+        <w:t>3</w:t>
+      </w:r>
       <w:r>
         <w:rPr>
           <w:rFonts w:ascii="Palatino Linotype" w:hAnsi="Palatino Linotype" w:cs="Palatino Linotype" w:hint="eastAsia"/>
-          <w:b/>
-          <w:sz w:val="21"/>
-          <w:szCs w:val="21"/>
-        </w:rPr>
-        <w:t xml:space="preserve">AGU </w:t>
-      </w:r>
-      <w:r>
-        <w:rPr>
-          <w:rFonts w:ascii="Palatino Linotype" w:hAnsi="Palatino Linotype" w:cs="Palatino Linotype"/>
-          <w:b/>
-          <w:sz w:val="21"/>
-          <w:szCs w:val="21"/>
-        </w:rPr>
-        <w:t xml:space="preserve">Fall Meeting </w:t>
+          <w:bCs/>
+          <w:sz w:val="21"/>
+          <w:szCs w:val="21"/>
+        </w:rPr>
+        <w:t xml:space="preserve">                                                                                                                                                                                                  </w:t>
+      </w:r>
+    </w:p>
+    <w:p>
+      <w:pPr>
+        <w:spacing w:afterLines="50" w:after="120" w:line="240" w:lineRule="auto"/>
+        <w:rPr>
+          <w:rFonts w:ascii="Palatino Linotype" w:hAnsi="Palatino Linotype" w:cs="Palatino Linotype"/>
+          <w:bCs/>
+          <w:sz w:val="21"/>
+          <w:szCs w:val="21"/>
+        </w:rPr>
+      </w:pPr>
+    </w:p>
+    <w:p>
+      <w:pPr>
+        <w:spacing w:after="0" w:line="240" w:lineRule="auto"/>
+        <w:rPr>
+          <w:rFonts w:ascii="Palatino Linotype" w:eastAsia="SimSun" w:hAnsi="Palatino Linotype" w:cs="Palatino Linotype"/>
+          <w:b/>
+          <w:sz w:val="21"/>
+          <w:szCs w:val="21"/>
+        </w:rPr>
+      </w:pPr>
+      <w:r>
+        <w:rPr>
+          <w:rFonts w:ascii="Palatino Linotype" w:eastAsia="SimSun" w:hAnsi="Palatino Linotype" w:cs="Palatino Linotype"/>
+          <w:b/>
+          <w:sz w:val="21"/>
+          <w:szCs w:val="21"/>
+        </w:rPr>
+        <w:t>AWARDS &amp; HONORS</w:t>
+      </w:r>
+    </w:p>
+    <w:p>
+      <w:pPr>
+        <w:spacing w:after="0" w:line="60" w:lineRule="exact"/>
+        <w:rPr>
+          <w:rFonts w:ascii="Palatino Linotype" w:eastAsia="SimSun" w:hAnsi="Palatino Linotype" w:cs="Palatino Linotype"/>
+          <w:b/>
+          <w:sz w:val="21"/>
+          <w:szCs w:val="21"/>
+          <w:u w:val="single"/>
+        </w:rPr>
+      </w:pPr>
+      <w:r>
+        <w:rPr>
+          <w:rFonts w:ascii="Palatino Linotype" w:eastAsia="SimSun" w:hAnsi="Palatino Linotype" w:cs="Palatino Linotype" w:hint="eastAsia"/>
+          <w:b/>
+          <w:sz w:val="21"/>
+          <w:szCs w:val="21"/>
+          <w:u w:val="single"/>
+        </w:rPr>
+        <w:t>________________________________________________________________________________________________</w:t>
+      </w:r>
+      <w:r>
+        <w:rPr>
+          <w:rFonts w:ascii="Palatino Linotype" w:eastAsia="SimSun" w:hAnsi="Palatino Linotype" w:cs="Palatino Linotype" w:hint="eastAsia"/>
+          <w:b/>
+          <w:sz w:val="21"/>
+          <w:szCs w:val="21"/>
+        </w:rPr>
+        <w:t xml:space="preserve">   </w:t>
+      </w:r>
+    </w:p>
+    <w:p>
+      <w:pPr>
+        <w:spacing w:after="0" w:line="240" w:lineRule="auto"/>
+        <w:rPr>
+          <w:rFonts w:ascii="Palatino Linotype" w:hAnsi="Palatino Linotype" w:cs="Palatino Linotype"/>
+          <w:sz w:val="21"/>
+          <w:szCs w:val="21"/>
+        </w:rPr>
+      </w:pPr>
+      <w:r>
+        <w:rPr>
+          <w:rFonts w:ascii="Palatino Linotype" w:hAnsi="Palatino Linotype" w:cs="Palatino Linotype"/>
+          <w:sz w:val="21"/>
+          <w:szCs w:val="21"/>
+        </w:rPr>
+        <w:t>PhD (2022-now):</w:t>
+      </w:r>
+    </w:p>
+    <w:p>
+      <w:pPr>
+        <w:pStyle w:val="ListParagraph"/>
+        <w:numPr>
+          <w:ilvl w:val="0"/>
+          <w:numId w:val="9"/>
+        </w:numPr>
+        <w:spacing w:after="0" w:line="240" w:lineRule="auto"/>
+        <w:rPr>
+          <w:rFonts w:ascii="Palatino Linotype" w:hAnsi="Palatino Linotype" w:cs="Palatino Linotype"/>
+          <w:sz w:val="21"/>
+          <w:szCs w:val="21"/>
+        </w:rPr>
+      </w:pPr>
+      <w:r>
+        <w:rPr>
+          <w:rFonts w:ascii="Palatino Linotype" w:hAnsi="Palatino Linotype" w:cs="Palatino Linotype"/>
+          <w:sz w:val="21"/>
+          <w:szCs w:val="21"/>
+        </w:rPr>
+        <w:t>Charlotte Elizabeth Procter Fellowship, Princeton University, 2026-2027</w:t>
+      </w:r>
+    </w:p>
+    <w:p>
+      <w:pPr>
+        <w:pStyle w:val="ListParagraph"/>
+        <w:numPr>
+          <w:ilvl w:val="0"/>
+          <w:numId w:val="9"/>
+        </w:numPr>
+        <w:spacing w:after="0" w:line="240" w:lineRule="auto"/>
+        <w:rPr>
+          <w:rFonts w:ascii="Palatino Linotype" w:hAnsi="Palatino Linotype" w:cs="Palatino Linotype"/>
+          <w:b/>
+          <w:bCs/>
+          <w:sz w:val="21"/>
+          <w:szCs w:val="21"/>
+        </w:rPr>
+      </w:pPr>
+      <w:r>
+        <w:rPr>
+          <w:rFonts w:ascii="Palatino Linotype" w:hAnsi="Palatino Linotype" w:cs="Palatino Linotype"/>
+          <w:sz w:val="21"/>
+          <w:szCs w:val="21"/>
+        </w:rPr>
+        <w:t>Geophysical Fluid Dynamics Fellow, Woods Hole Oceanographic Institution, 2025</w:t>
+      </w:r>
+    </w:p>
+    <w:p>
+      <w:pPr>
+        <w:pStyle w:val="ListParagraph"/>
+        <w:numPr>
+          <w:ilvl w:val="0"/>
+          <w:numId w:val="9"/>
+        </w:numPr>
+        <w:spacing w:after="0" w:line="240" w:lineRule="auto"/>
+        <w:rPr>
+          <w:rFonts w:ascii="Palatino Linotype" w:hAnsi="Palatino Linotype" w:cs="Palatino Linotype"/>
+          <w:sz w:val="21"/>
+          <w:szCs w:val="21"/>
+        </w:rPr>
+      </w:pPr>
+      <w:r>
+        <w:rPr>
+          <w:rFonts w:ascii="Palatino Linotype" w:hAnsi="Palatino Linotype" w:cs="Palatino Linotype"/>
+          <w:sz w:val="21"/>
+          <w:szCs w:val="21"/>
+        </w:rPr>
+        <w:t>Best Student Oral Presentation Award</w:t>
       </w:r>
       <w:r>
         <w:rPr>
           <w:rFonts w:ascii="Palatino Linotype" w:hAnsi="Palatino Linotype" w:cs="Palatino Linotype" w:hint="eastAsia"/>
-          <w:b/>
-          <w:sz w:val="21"/>
-          <w:szCs w:val="21"/>
-        </w:rPr>
-        <w:t>202</w:t>
-      </w:r>
-      <w:r>
-        <w:rPr>
-          <w:rFonts w:ascii="Palatino Linotype" w:hAnsi="Palatino Linotype" w:cs="Palatino Linotype"/>
-          <w:b/>
-          <w:sz w:val="21"/>
-          <w:szCs w:val="21"/>
-        </w:rPr>
-        <w:t>5</w:t>
-      </w:r>
+          <w:sz w:val="21"/>
+          <w:szCs w:val="21"/>
+        </w:rPr>
+        <w:t xml:space="preserve"> in </w:t>
+      </w:r>
+      <w:r>
+        <w:rPr>
+          <w:rFonts w:ascii="Palatino Linotype" w:hAnsi="Palatino Linotype" w:cs="Palatino Linotype"/>
+          <w:sz w:val="21"/>
+          <w:szCs w:val="21"/>
+        </w:rPr>
+        <w:t>the 2024 ICDM workshop</w:t>
+      </w:r>
+    </w:p>
+    <w:p>
+      <w:pPr>
+        <w:pStyle w:val="ListParagraph"/>
+        <w:numPr>
+          <w:ilvl w:val="0"/>
+          <w:numId w:val="9"/>
+        </w:numPr>
+        <w:spacing w:after="0" w:line="240" w:lineRule="auto"/>
+        <w:rPr>
+          <w:rFonts w:ascii="Palatino Linotype" w:hAnsi="Palatino Linotype" w:cs="Palatino Linotype"/>
+          <w:sz w:val="21"/>
+          <w:szCs w:val="21"/>
+        </w:rPr>
+      </w:pPr>
+      <w:r>
+        <w:rPr>
+          <w:rFonts w:ascii="Palatino Linotype" w:hAnsi="Palatino Linotype" w:cs="Palatino Linotype"/>
+          <w:sz w:val="21"/>
+          <w:szCs w:val="21"/>
+        </w:rPr>
+        <w:t>Accepted by the</w:t>
+      </w:r>
+      <w:r>
+        <w:rPr>
+          <w:rFonts w:ascii="Palatino Linotype" w:hAnsi="Palatino Linotype" w:cs="Palatino Linotype"/>
+          <w:sz w:val="21"/>
+          <w:szCs w:val="21"/>
+        </w:rPr>
+        <w:t xml:space="preserve"> 2024</w:t>
+      </w:r>
+      <w:r>
+        <w:rPr>
+          <w:rFonts w:ascii="Palatino Linotype" w:hAnsi="Palatino Linotype" w:cs="Palatino Linotype"/>
+          <w:sz w:val="21"/>
+          <w:szCs w:val="21"/>
+        </w:rPr>
+        <w:t xml:space="preserve"> </w:t>
+      </w:r>
+      <w:proofErr w:type="spellStart"/>
+      <w:r>
+        <w:rPr>
+          <w:rFonts w:ascii="Palatino Linotype" w:hAnsi="Palatino Linotype" w:cs="Palatino Linotype"/>
+          <w:sz w:val="21"/>
+          <w:szCs w:val="21"/>
+        </w:rPr>
+        <w:t>Rossby</w:t>
+      </w:r>
+      <w:r>
+        <w:rPr>
+          <w:rFonts w:ascii="Palatino Linotype" w:hAnsi="Palatino Linotype" w:cs="Palatino Linotype"/>
+          <w:sz w:val="21"/>
+          <w:szCs w:val="21"/>
+        </w:rPr>
+        <w:t>p</w:t>
+      </w:r>
+      <w:r>
+        <w:rPr>
+          <w:rFonts w:ascii="Palatino Linotype" w:hAnsi="Palatino Linotype" w:cs="Palatino Linotype"/>
+          <w:sz w:val="21"/>
+          <w:szCs w:val="21"/>
+        </w:rPr>
+        <w:t>alooza</w:t>
+      </w:r>
+      <w:proofErr w:type="spellEnd"/>
+      <w:r>
+        <w:rPr>
+          <w:rFonts w:ascii="Palatino Linotype" w:hAnsi="Palatino Linotype" w:cs="Palatino Linotype"/>
+          <w:sz w:val="21"/>
+          <w:szCs w:val="21"/>
+        </w:rPr>
+        <w:t xml:space="preserve"> summer school at University of Chicago</w:t>
+      </w:r>
+    </w:p>
+    <w:p>
+      <w:pPr>
+        <w:spacing w:after="0" w:line="240" w:lineRule="auto"/>
+        <w:rPr>
+          <w:rFonts w:ascii="Palatino Linotype" w:hAnsi="Palatino Linotype" w:cs="Palatino Linotype"/>
+          <w:sz w:val="21"/>
+          <w:szCs w:val="21"/>
+        </w:rPr>
+      </w:pPr>
+      <w:r>
+        <w:rPr>
+          <w:rFonts w:ascii="Palatino Linotype" w:hAnsi="Palatino Linotype" w:cs="Palatino Linotype"/>
+          <w:sz w:val="21"/>
+          <w:szCs w:val="21"/>
+        </w:rPr>
+        <w:t>Undergraduate (2018-2022):</w:t>
+      </w:r>
+    </w:p>
+    <w:p>
+      <w:pPr>
+        <w:pStyle w:val="ListParagraph"/>
+        <w:numPr>
+          <w:ilvl w:val="0"/>
+          <w:numId w:val="10"/>
+        </w:numPr>
+        <w:spacing w:after="0" w:line="240" w:lineRule="auto"/>
+        <w:rPr>
+          <w:rFonts w:ascii="Palatino Linotype" w:hAnsi="Palatino Linotype" w:cs="Palatino Linotype"/>
+          <w:sz w:val="21"/>
+          <w:szCs w:val="21"/>
+        </w:rPr>
+      </w:pPr>
+      <w:r>
+        <w:rPr>
+          <w:rFonts w:ascii="Palatino Linotype" w:hAnsi="Palatino Linotype" w:cs="Palatino Linotype"/>
+          <w:sz w:val="21"/>
+          <w:szCs w:val="21"/>
+        </w:rPr>
+        <w:t>National Scholarship (</w:t>
+      </w:r>
+      <w:r>
+        <w:rPr>
+          <w:rFonts w:ascii="Palatino Linotype" w:hAnsi="Palatino Linotype" w:cs="Palatino Linotype"/>
+          <w:b/>
+          <w:bCs/>
+          <w:sz w:val="21"/>
+          <w:szCs w:val="21"/>
+        </w:rPr>
+        <w:t>top 1%</w:t>
+      </w:r>
+      <w:r>
+        <w:rPr>
+          <w:rFonts w:ascii="Palatino Linotype" w:hAnsi="Palatino Linotype" w:cs="Palatino Linotype"/>
+          <w:color w:val="FF0000"/>
+          <w:sz w:val="21"/>
+          <w:szCs w:val="21"/>
+        </w:rPr>
+        <w:t xml:space="preserve"> </w:t>
+      </w:r>
+      <w:r>
+        <w:rPr>
+          <w:rFonts w:ascii="Palatino Linotype" w:hAnsi="Palatino Linotype" w:cs="Palatino Linotype"/>
+          <w:sz w:val="21"/>
+          <w:szCs w:val="21"/>
+        </w:rPr>
+        <w:t>among 176 students, 2021)</w:t>
+      </w:r>
+    </w:p>
+    <w:p>
+      <w:pPr>
+        <w:pStyle w:val="ListParagraph"/>
+        <w:numPr>
+          <w:ilvl w:val="0"/>
+          <w:numId w:val="10"/>
+        </w:numPr>
+        <w:spacing w:after="0" w:line="240" w:lineRule="auto"/>
+        <w:rPr>
+          <w:rFonts w:ascii="Palatino Linotype" w:hAnsi="Palatino Linotype" w:cs="Palatino Linotype"/>
+          <w:sz w:val="21"/>
+          <w:szCs w:val="21"/>
+        </w:rPr>
+      </w:pPr>
+      <w:r>
+        <w:rPr>
+          <w:rFonts w:ascii="Palatino Linotype" w:hAnsi="Palatino Linotype" w:cs="Palatino Linotype"/>
+          <w:sz w:val="21"/>
+          <w:szCs w:val="21"/>
+        </w:rPr>
+        <w:t>Merit Student Pacesetter (2021)</w:t>
+      </w:r>
+    </w:p>
+    <w:p>
+      <w:pPr>
+        <w:pStyle w:val="ListParagraph"/>
+        <w:numPr>
+          <w:ilvl w:val="0"/>
+          <w:numId w:val="10"/>
+        </w:numPr>
+        <w:spacing w:after="0" w:line="240" w:lineRule="auto"/>
+        <w:rPr>
+          <w:rFonts w:ascii="Palatino Linotype" w:hAnsi="Palatino Linotype" w:cs="Palatino Linotype"/>
+          <w:sz w:val="21"/>
+          <w:szCs w:val="21"/>
+        </w:rPr>
+      </w:pPr>
+      <w:r>
+        <w:rPr>
+          <w:rFonts w:ascii="Palatino Linotype" w:hAnsi="Palatino Linotype" w:cs="Palatino Linotype"/>
+          <w:sz w:val="21"/>
+          <w:szCs w:val="21"/>
+        </w:rPr>
+        <w:t>POSCO Asia Scholarship (</w:t>
+      </w:r>
+      <w:r>
+        <w:rPr>
+          <w:rFonts w:ascii="Palatino Linotype" w:hAnsi="Palatino Linotype" w:cs="Palatino Linotype"/>
+          <w:b/>
+          <w:bCs/>
+          <w:sz w:val="21"/>
+          <w:szCs w:val="21"/>
+        </w:rPr>
+        <w:t>top 3%</w:t>
+      </w:r>
+      <w:r>
+        <w:rPr>
+          <w:rFonts w:ascii="Palatino Linotype" w:hAnsi="Palatino Linotype" w:cs="Palatino Linotype"/>
+          <w:color w:val="FF0000"/>
+          <w:sz w:val="21"/>
+          <w:szCs w:val="21"/>
+        </w:rPr>
+        <w:t xml:space="preserve"> </w:t>
+      </w:r>
+      <w:r>
+        <w:rPr>
+          <w:rFonts w:ascii="Palatino Linotype" w:hAnsi="Palatino Linotype" w:cs="Palatino Linotype"/>
+          <w:sz w:val="21"/>
+          <w:szCs w:val="21"/>
+        </w:rPr>
+        <w:t>among ~180 students,</w:t>
+      </w:r>
+      <w:r>
+        <w:rPr>
+          <w:rFonts w:ascii="Palatino Linotype" w:hAnsi="Palatino Linotype" w:cs="Palatino Linotype"/>
+          <w:color w:val="FF0000"/>
+          <w:sz w:val="21"/>
+          <w:szCs w:val="21"/>
+        </w:rPr>
+        <w:t xml:space="preserve"> </w:t>
+      </w:r>
+      <w:r>
+        <w:rPr>
+          <w:rFonts w:ascii="Palatino Linotype" w:hAnsi="Palatino Linotype" w:cs="Palatino Linotype"/>
+          <w:b/>
+          <w:bCs/>
+          <w:sz w:val="21"/>
+          <w:szCs w:val="21"/>
+        </w:rPr>
+        <w:t>awarded three times</w:t>
+      </w:r>
+      <w:r>
+        <w:rPr>
+          <w:rFonts w:ascii="Palatino Linotype" w:hAnsi="Palatino Linotype" w:cs="Palatino Linotype"/>
+          <w:sz w:val="21"/>
+          <w:szCs w:val="21"/>
+        </w:rPr>
+        <w:t xml:space="preserve"> in 2019,2020</w:t>
+      </w:r>
+      <w:r>
+        <w:rPr>
+          <w:rFonts w:ascii="Palatino Linotype" w:hAnsi="Palatino Linotype" w:cs="Palatino Linotype"/>
+          <w:sz w:val="21"/>
+          <w:szCs w:val="21"/>
+        </w:rPr>
+        <w:t xml:space="preserve"> and </w:t>
+      </w:r>
+      <w:r>
+        <w:rPr>
+          <w:rFonts w:ascii="Palatino Linotype" w:hAnsi="Palatino Linotype" w:cs="Palatino Linotype"/>
+          <w:sz w:val="21"/>
+          <w:szCs w:val="21"/>
+        </w:rPr>
+        <w:t>2021)</w:t>
+      </w:r>
+    </w:p>
+    <w:p>
+      <w:pPr>
+        <w:pStyle w:val="ListParagraph"/>
+        <w:numPr>
+          <w:ilvl w:val="0"/>
+          <w:numId w:val="10"/>
+        </w:numPr>
+        <w:spacing w:after="0" w:line="240" w:lineRule="auto"/>
+        <w:rPr>
+          <w:rFonts w:ascii="Palatino Linotype" w:hAnsi="Palatino Linotype" w:cs="Palatino Linotype"/>
+          <w:sz w:val="21"/>
+          <w:szCs w:val="21"/>
+        </w:rPr>
+      </w:pPr>
+      <w:r>
+        <w:rPr>
+          <w:rFonts w:ascii="Palatino Linotype" w:hAnsi="Palatino Linotype" w:cs="Palatino Linotype"/>
+          <w:sz w:val="21"/>
+          <w:szCs w:val="21"/>
+        </w:rPr>
+        <w:t>Outstanding bachelor student in Beijing (</w:t>
+      </w:r>
+      <w:r>
+        <w:rPr>
+          <w:rFonts w:ascii="Palatino Linotype" w:hAnsi="Palatino Linotype" w:cs="Palatino Linotype"/>
+          <w:b/>
+          <w:bCs/>
+          <w:sz w:val="21"/>
+          <w:szCs w:val="21"/>
+        </w:rPr>
+        <w:t>10</w:t>
+      </w:r>
+      <w:r>
+        <w:rPr>
+          <w:rFonts w:ascii="Palatino Linotype" w:hAnsi="Palatino Linotype" w:cs="Palatino Linotype"/>
+          <w:sz w:val="21"/>
+          <w:szCs w:val="21"/>
+        </w:rPr>
+        <w:t xml:space="preserve"> among 176 students, 2022)</w:t>
+      </w:r>
+    </w:p>
+    <w:p>
+      <w:pPr>
+        <w:pStyle w:val="ListParagraph"/>
+        <w:numPr>
+          <w:ilvl w:val="0"/>
+          <w:numId w:val="10"/>
+        </w:numPr>
+        <w:spacing w:after="0" w:line="240" w:lineRule="auto"/>
+        <w:rPr>
+          <w:rFonts w:ascii="Palatino Linotype" w:hAnsi="Palatino Linotype" w:cs="Palatino Linotype"/>
+          <w:sz w:val="21"/>
+          <w:szCs w:val="21"/>
+        </w:rPr>
+      </w:pPr>
       <w:r>
         <w:rPr>
           <w:rFonts w:ascii="Palatino Linotype" w:hAnsi="Palatino Linotype" w:cs="Palatino Linotype" w:hint="eastAsia"/>
-          <w:b/>
-          <w:sz w:val="21"/>
-          <w:szCs w:val="21"/>
-        </w:rPr>
-        <w:t xml:space="preserve">, </w:t>
-      </w:r>
-      <w:r>
-        <w:rPr>
-          <w:rFonts w:ascii="Palatino Linotype" w:hAnsi="Palatino Linotype" w:cs="Palatino Linotype"/>
-          <w:b/>
-          <w:sz w:val="21"/>
-          <w:szCs w:val="21"/>
-        </w:rPr>
-        <w:t>New Orleans</w:t>
-      </w:r>
-    </w:p>
-    <w:p>
-      <w:pPr>
-        <w:spacing w:after="0" w:line="240" w:lineRule="auto"/>
-        <w:rPr>
-          <w:rFonts w:ascii="Palatino Linotype" w:hAnsi="Palatino Linotype" w:cs="Palatino Linotype"/>
-          <w:bCs/>
+          <w:sz w:val="21"/>
+          <w:szCs w:val="21"/>
+        </w:rPr>
+        <w:t>W</w:t>
+      </w:r>
+      <w:r>
+        <w:rPr>
+          <w:rFonts w:ascii="Palatino Linotype" w:hAnsi="Palatino Linotype" w:cs="Palatino Linotype"/>
+          <w:sz w:val="21"/>
+          <w:szCs w:val="21"/>
+        </w:rPr>
+        <w:t>eiming bachelor student (</w:t>
+      </w:r>
+      <w:r>
+        <w:rPr>
+          <w:rFonts w:ascii="Palatino Linotype" w:hAnsi="Palatino Linotype" w:cs="Palatino Linotype"/>
+          <w:b/>
+          <w:bCs/>
+          <w:sz w:val="21"/>
+          <w:szCs w:val="21"/>
+        </w:rPr>
+        <w:t>7</w:t>
+      </w:r>
+      <w:r>
+        <w:rPr>
+          <w:rFonts w:ascii="Palatino Linotype" w:hAnsi="Palatino Linotype" w:cs="Palatino Linotype"/>
+          <w:sz w:val="21"/>
+          <w:szCs w:val="21"/>
+        </w:rPr>
+        <w:t xml:space="preserve"> among 176 students, 2022)</w:t>
+      </w:r>
+    </w:p>
+    <w:p>
+      <w:pPr>
+        <w:spacing w:after="0" w:line="240" w:lineRule="auto"/>
+        <w:rPr>
+          <w:rFonts w:ascii="Palatino Linotype" w:eastAsia="SimSun" w:hAnsi="Palatino Linotype" w:cs="Palatino Linotype"/>
+          <w:b/>
+          <w:sz w:val="21"/>
+          <w:szCs w:val="21"/>
+        </w:rPr>
+      </w:pPr>
+    </w:p>
+    <w:p>
+      <w:pPr>
+        <w:spacing w:after="0" w:line="240" w:lineRule="auto"/>
+        <w:rPr>
+          <w:rFonts w:ascii="Palatino Linotype" w:eastAsia="SimSun" w:hAnsi="Palatino Linotype" w:cs="Palatino Linotype"/>
+          <w:b/>
+          <w:sz w:val="21"/>
+          <w:szCs w:val="21"/>
+        </w:rPr>
+      </w:pPr>
+      <w:r>
+        <w:rPr>
+          <w:rFonts w:ascii="Palatino Linotype" w:eastAsia="SimSun" w:hAnsi="Palatino Linotype" w:cs="Palatino Linotype"/>
+          <w:b/>
+          <w:sz w:val="21"/>
+          <w:szCs w:val="21"/>
+        </w:rPr>
+        <w:t>SERVICE</w:t>
+      </w:r>
+    </w:p>
+    <w:p>
+      <w:pPr>
+        <w:spacing w:after="0" w:line="60" w:lineRule="exact"/>
+        <w:rPr>
+          <w:rFonts w:ascii="Palatino Linotype" w:eastAsia="SimSun" w:hAnsi="Palatino Linotype" w:cs="Palatino Linotype"/>
+          <w:b/>
+          <w:sz w:val="21"/>
+          <w:szCs w:val="21"/>
+          <w:u w:val="single"/>
+        </w:rPr>
+      </w:pPr>
+      <w:r>
+        <w:rPr>
+          <w:rFonts w:ascii="Palatino Linotype" w:eastAsia="SimSun" w:hAnsi="Palatino Linotype" w:cs="Palatino Linotype" w:hint="eastAsia"/>
+          <w:b/>
+          <w:sz w:val="21"/>
+          <w:szCs w:val="21"/>
+          <w:u w:val="single"/>
+        </w:rPr>
+        <w:t>________________________________________________________________________________________________</w:t>
+      </w:r>
+      <w:r>
+        <w:rPr>
+          <w:rFonts w:ascii="Palatino Linotype" w:eastAsia="SimSun" w:hAnsi="Palatino Linotype" w:cs="Palatino Linotype" w:hint="eastAsia"/>
+          <w:b/>
+          <w:sz w:val="21"/>
+          <w:szCs w:val="21"/>
+        </w:rPr>
+        <w:t xml:space="preserve">   </w:t>
+      </w:r>
+    </w:p>
+    <w:p>
+      <w:pPr>
+        <w:pStyle w:val="ListParagraph"/>
+        <w:numPr>
+          <w:ilvl w:val="0"/>
+          <w:numId w:val="11"/>
+        </w:numPr>
+        <w:spacing w:after="0" w:line="240" w:lineRule="auto"/>
+        <w:rPr>
+          <w:rFonts w:ascii="Palatino Linotype" w:hAnsi="Palatino Linotype" w:cs="Palatino Linotype"/>
           <w:sz w:val="21"/>
           <w:szCs w:val="21"/>
         </w:rPr>
@@ -2543,1203 +3953,249 @@
       <w:r>
         <w:rPr>
           <w:rFonts w:ascii="Palatino Linotype" w:hAnsi="Palatino Linotype" w:cs="Palatino Linotype" w:hint="eastAsia"/>
-          <w:b/>
-          <w:sz w:val="21"/>
-          <w:szCs w:val="21"/>
-        </w:rPr>
-        <w:t xml:space="preserve">AGU </w:t>
-      </w:r>
-      <w:r>
-        <w:rPr>
-          <w:rFonts w:ascii="Palatino Linotype" w:hAnsi="Palatino Linotype" w:cs="Palatino Linotype"/>
-          <w:b/>
-          <w:sz w:val="21"/>
-          <w:szCs w:val="21"/>
-        </w:rPr>
-        <w:t xml:space="preserve">Fall Meeting </w:t>
-      </w:r>
+          <w:sz w:val="21"/>
+          <w:szCs w:val="21"/>
+        </w:rPr>
+        <w:t>Session convener in AGU 2026 meeting</w:t>
+      </w:r>
+    </w:p>
+    <w:p>
+      <w:pPr>
+        <w:pStyle w:val="ListParagraph"/>
+        <w:numPr>
+          <w:ilvl w:val="0"/>
+          <w:numId w:val="11"/>
+        </w:numPr>
+        <w:spacing w:after="0" w:line="240" w:lineRule="auto"/>
+        <w:rPr>
+          <w:rFonts w:ascii="Palatino Linotype" w:hAnsi="Palatino Linotype" w:cs="Palatino Linotype"/>
+          <w:sz w:val="21"/>
+          <w:szCs w:val="21"/>
+        </w:rPr>
+      </w:pPr>
+      <w:r>
+        <w:rPr>
+          <w:rFonts w:ascii="Palatino Linotype" w:hAnsi="Palatino Linotype" w:cs="Palatino Linotype"/>
+          <w:sz w:val="21"/>
+          <w:szCs w:val="21"/>
+        </w:rPr>
+        <w:t>Organizer of the 2026-2027 weekly student &amp; postdoc seminar at Princeton University, AOS program</w:t>
+      </w:r>
+    </w:p>
+    <w:p>
+      <w:pPr>
+        <w:pStyle w:val="ListParagraph"/>
+        <w:numPr>
+          <w:ilvl w:val="0"/>
+          <w:numId w:val="11"/>
+        </w:numPr>
+        <w:spacing w:after="0" w:line="240" w:lineRule="auto"/>
+        <w:rPr>
+          <w:rFonts w:ascii="Palatino Linotype" w:hAnsi="Palatino Linotype" w:cs="Palatino Linotype"/>
+          <w:sz w:val="21"/>
+          <w:szCs w:val="21"/>
+        </w:rPr>
+      </w:pPr>
+      <w:r>
+        <w:rPr>
+          <w:rFonts w:ascii="Palatino Linotype" w:hAnsi="Palatino Linotype" w:cs="Palatino Linotype"/>
+          <w:sz w:val="21"/>
+          <w:szCs w:val="21"/>
+        </w:rPr>
+        <w:t xml:space="preserve">Organizer of the 2025-2026 “climate </w:t>
+      </w:r>
+      <w:proofErr w:type="spellStart"/>
+      <w:r>
+        <w:rPr>
+          <w:rFonts w:ascii="Palatino Linotype" w:hAnsi="Palatino Linotype" w:cs="Palatino Linotype"/>
+          <w:sz w:val="21"/>
+          <w:szCs w:val="21"/>
+        </w:rPr>
+        <w:t>chedann</w:t>
+      </w:r>
+      <w:proofErr w:type="spellEnd"/>
+      <w:r>
+        <w:rPr>
+          <w:rFonts w:ascii="Palatino Linotype" w:hAnsi="Palatino Linotype" w:cs="Palatino Linotype"/>
+          <w:sz w:val="21"/>
+          <w:szCs w:val="21"/>
+        </w:rPr>
+        <w:t xml:space="preserve">” weekly climate dynamics seminar among ~500 scholars </w:t>
+      </w:r>
+    </w:p>
+    <w:p>
+      <w:pPr>
+        <w:spacing w:after="0" w:line="240" w:lineRule="auto"/>
+        <w:rPr>
+          <w:rFonts w:ascii="Palatino Linotype" w:hAnsi="Palatino Linotype" w:cs="Palatino Linotype"/>
+          <w:sz w:val="21"/>
+          <w:szCs w:val="21"/>
+        </w:rPr>
+      </w:pPr>
+    </w:p>
+    <w:p>
+      <w:pPr>
+        <w:spacing w:after="0" w:line="240" w:lineRule="auto"/>
+        <w:rPr>
+          <w:rFonts w:ascii="Palatino Linotype" w:hAnsi="Palatino Linotype" w:cs="Palatino Linotype"/>
+          <w:sz w:val="21"/>
+          <w:szCs w:val="21"/>
+        </w:rPr>
+      </w:pPr>
+    </w:p>
+    <w:p>
+      <w:pPr>
+        <w:spacing w:after="0" w:line="240" w:lineRule="auto"/>
+        <w:rPr>
+          <w:rFonts w:ascii="Palatino Linotype" w:eastAsia="SimSun" w:hAnsi="Palatino Linotype" w:cs="Palatino Linotype"/>
+          <w:b/>
+          <w:sz w:val="21"/>
+          <w:szCs w:val="21"/>
+        </w:rPr>
+      </w:pPr>
+      <w:r>
+        <w:rPr>
+          <w:rFonts w:ascii="Palatino Linotype" w:eastAsia="SimSun" w:hAnsi="Palatino Linotype" w:cs="Palatino Linotype"/>
+          <w:b/>
+          <w:sz w:val="21"/>
+          <w:szCs w:val="21"/>
+        </w:rPr>
+        <w:t>EXTRACURRICULAR ACTIVITIES</w:t>
+      </w:r>
+    </w:p>
+    <w:p>
+      <w:pPr>
+        <w:spacing w:after="0" w:line="60" w:lineRule="exact"/>
+        <w:rPr>
+          <w:rFonts w:ascii="Palatino Linotype" w:eastAsia="SimSun" w:hAnsi="Palatino Linotype" w:cs="Palatino Linotype"/>
+          <w:b/>
+          <w:sz w:val="21"/>
+          <w:szCs w:val="21"/>
+          <w:u w:val="single"/>
+        </w:rPr>
+      </w:pPr>
+      <w:r>
+        <w:rPr>
+          <w:rFonts w:ascii="Palatino Linotype" w:eastAsia="SimSun" w:hAnsi="Palatino Linotype" w:cs="Palatino Linotype" w:hint="eastAsia"/>
+          <w:b/>
+          <w:sz w:val="21"/>
+          <w:szCs w:val="21"/>
+          <w:u w:val="single"/>
+        </w:rPr>
+        <w:t>________________________________________________________________________________________________</w:t>
+      </w:r>
+      <w:r>
+        <w:rPr>
+          <w:rFonts w:ascii="Palatino Linotype" w:eastAsia="SimSun" w:hAnsi="Palatino Linotype" w:cs="Palatino Linotype" w:hint="eastAsia"/>
+          <w:b/>
+          <w:sz w:val="21"/>
+          <w:szCs w:val="21"/>
+        </w:rPr>
+        <w:t xml:space="preserve">   </w:t>
+      </w:r>
+    </w:p>
+    <w:p>
+      <w:pPr>
+        <w:spacing w:after="0" w:line="240" w:lineRule="auto"/>
+        <w:rPr>
+          <w:rFonts w:ascii="Palatino Linotype" w:hAnsi="Palatino Linotype" w:cs="Palatino Linotype"/>
+          <w:sz w:val="21"/>
+          <w:szCs w:val="21"/>
+        </w:rPr>
+      </w:pPr>
+      <w:r>
+        <w:rPr>
+          <w:rFonts w:ascii="Palatino Linotype" w:hAnsi="Palatino Linotype" w:cs="Palatino Linotype"/>
+          <w:sz w:val="21"/>
+          <w:szCs w:val="21"/>
+        </w:rPr>
+        <w:t>Was</w:t>
+      </w:r>
+      <w:r>
+        <w:rPr>
+          <w:rFonts w:ascii="Palatino Linotype" w:hAnsi="Palatino Linotype" w:cs="Palatino Linotype"/>
+          <w:sz w:val="21"/>
+          <w:szCs w:val="21"/>
+        </w:rPr>
+        <w:t xml:space="preserve"> the leader of Peking University GO </w:t>
+      </w:r>
+      <w:r>
+        <w:rPr>
+          <w:rFonts w:ascii="Palatino Linotype" w:hAnsi="Palatino Linotype" w:cs="Palatino Linotype"/>
+          <w:sz w:val="21"/>
+          <w:szCs w:val="21"/>
+        </w:rPr>
+        <w:t>C</w:t>
+      </w:r>
+      <w:r>
+        <w:rPr>
+          <w:rFonts w:ascii="Palatino Linotype" w:hAnsi="Palatino Linotype" w:cs="Palatino Linotype"/>
+          <w:sz w:val="21"/>
+          <w:szCs w:val="21"/>
+        </w:rPr>
+        <w:t xml:space="preserve">hess </w:t>
+      </w:r>
+      <w:r>
+        <w:rPr>
+          <w:rFonts w:ascii="Palatino Linotype" w:hAnsi="Palatino Linotype" w:cs="Palatino Linotype"/>
+          <w:sz w:val="21"/>
+          <w:szCs w:val="21"/>
+        </w:rPr>
+        <w:t>T</w:t>
+      </w:r>
+      <w:r>
+        <w:rPr>
+          <w:rFonts w:ascii="Palatino Linotype" w:hAnsi="Palatino Linotype" w:cs="Palatino Linotype"/>
+          <w:sz w:val="21"/>
+          <w:szCs w:val="21"/>
+        </w:rPr>
+        <w:t xml:space="preserve">eam </w:t>
+      </w:r>
+      <w:r>
+        <w:rPr>
+          <w:rFonts w:ascii="Palatino Linotype" w:hAnsi="Palatino Linotype" w:cs="Palatino Linotype"/>
+          <w:sz w:val="21"/>
+          <w:szCs w:val="21"/>
+        </w:rPr>
+        <w:t xml:space="preserve">for 2 years, and won 2 champions in Beijing GO </w:t>
+      </w:r>
+      <w:r>
+        <w:rPr>
+          <w:rFonts w:ascii="Palatino Linotype" w:hAnsi="Palatino Linotype" w:cs="Palatino Linotype"/>
+          <w:sz w:val="21"/>
+          <w:szCs w:val="21"/>
+        </w:rPr>
+        <w:t>C</w:t>
+      </w:r>
+      <w:r>
+        <w:rPr>
+          <w:rFonts w:ascii="Palatino Linotype" w:hAnsi="Palatino Linotype" w:cs="Palatino Linotype"/>
+          <w:sz w:val="21"/>
+          <w:szCs w:val="21"/>
+        </w:rPr>
+        <w:t>hess University League</w:t>
+      </w:r>
+      <w:r>
+        <w:rPr>
+          <w:rFonts w:ascii="Palatino Linotype" w:hAnsi="Palatino Linotype" w:cs="Palatino Linotype"/>
+          <w:sz w:val="21"/>
+          <w:szCs w:val="21"/>
+        </w:rPr>
+        <w:t>, 2019-2021</w:t>
+      </w:r>
+    </w:p>
+    <w:p>
+      <w:pPr>
+        <w:spacing w:after="0" w:line="240" w:lineRule="auto"/>
+        <w:rPr>
+          <w:rFonts w:ascii="Palatino Linotype" w:hAnsi="Palatino Linotype" w:cs="Palatino Linotype"/>
+          <w:sz w:val="21"/>
+          <w:szCs w:val="21"/>
+        </w:rPr>
+      </w:pPr>
       <w:r>
         <w:rPr>
           <w:rFonts w:ascii="Palatino Linotype" w:hAnsi="Palatino Linotype" w:cs="Palatino Linotype" w:hint="eastAsia"/>
-          <w:b/>
-          <w:sz w:val="21"/>
-          <w:szCs w:val="21"/>
-        </w:rPr>
-        <w:t>202</w:t>
-      </w:r>
-      <w:r>
-        <w:rPr>
-          <w:rFonts w:ascii="Palatino Linotype" w:hAnsi="Palatino Linotype" w:cs="Palatino Linotype"/>
-          <w:b/>
-          <w:sz w:val="21"/>
-          <w:szCs w:val="21"/>
-        </w:rPr>
-        <w:t>4</w:t>
-      </w:r>
-      <w:r>
-        <w:rPr>
-          <w:rFonts w:ascii="Palatino Linotype" w:hAnsi="Palatino Linotype" w:cs="Palatino Linotype" w:hint="eastAsia"/>
-          <w:b/>
-          <w:sz w:val="21"/>
-          <w:szCs w:val="21"/>
-        </w:rPr>
-        <w:t xml:space="preserve">, </w:t>
-      </w:r>
-      <w:r>
-        <w:rPr>
-          <w:rFonts w:ascii="Palatino Linotype" w:hAnsi="Palatino Linotype" w:cs="Palatino Linotype"/>
-          <w:b/>
-          <w:sz w:val="21"/>
-          <w:szCs w:val="21"/>
-        </w:rPr>
-        <w:t>Washington D.C.</w:t>
-      </w:r>
-    </w:p>
-    <w:p>
-      <w:pPr>
-        <w:spacing w:after="0" w:line="240" w:lineRule="auto"/>
-        <w:rPr>
-          <w:rFonts w:ascii="Palatino Linotype" w:hAnsi="Palatino Linotype" w:cs="Palatino Linotype"/>
-          <w:bCs/>
-          <w:sz w:val="21"/>
-          <w:szCs w:val="21"/>
-        </w:rPr>
-      </w:pPr>
-      <w:r>
-        <w:rPr>
-          <w:rFonts w:ascii="Palatino Linotype" w:hAnsi="Palatino Linotype" w:cs="Palatino Linotype"/>
-          <w:b/>
-          <w:sz w:val="21"/>
-          <w:szCs w:val="21"/>
-        </w:rPr>
-        <w:t>ICDM Workshop 2024, Nanjing</w:t>
-      </w:r>
-      <w:r>
-        <w:rPr>
-          <w:rFonts w:ascii="Palatino Linotype" w:hAnsi="Palatino Linotype" w:cs="Palatino Linotype" w:hint="eastAsia"/>
-          <w:bCs/>
-          <w:sz w:val="21"/>
-          <w:szCs w:val="21"/>
-        </w:rPr>
-        <w:t xml:space="preserve"> </w:t>
-      </w:r>
-    </w:p>
-    <w:p>
-      <w:pPr>
-        <w:spacing w:after="0" w:line="240" w:lineRule="auto"/>
-        <w:rPr>
-          <w:rFonts w:ascii="Palatino Linotype" w:hAnsi="Palatino Linotype" w:cs="Palatino Linotype"/>
-          <w:bCs/>
-          <w:sz w:val="21"/>
-          <w:szCs w:val="21"/>
-        </w:rPr>
-      </w:pPr>
-      <w:r>
-        <w:rPr>
-          <w:rFonts w:ascii="Palatino Linotype" w:hAnsi="Palatino Linotype" w:cs="Palatino Linotype"/>
-          <w:b/>
-          <w:sz w:val="21"/>
-          <w:szCs w:val="21"/>
-        </w:rPr>
-        <w:t>2</w:t>
-      </w:r>
-      <w:r>
-        <w:rPr>
-          <w:rFonts w:ascii="Palatino Linotype" w:hAnsi="Palatino Linotype" w:cs="Palatino Linotype"/>
-          <w:b/>
-          <w:sz w:val="21"/>
-          <w:szCs w:val="21"/>
-        </w:rPr>
-        <w:t>4</w:t>
-      </w:r>
-      <w:r>
-        <w:rPr>
-          <w:rFonts w:ascii="Palatino Linotype" w:hAnsi="Palatino Linotype" w:cs="Palatino Linotype"/>
-          <w:b/>
-          <w:sz w:val="21"/>
-          <w:szCs w:val="21"/>
-          <w:vertAlign w:val="superscript"/>
-        </w:rPr>
-        <w:t>th</w:t>
-      </w:r>
-      <w:r>
-        <w:rPr>
-          <w:rFonts w:ascii="Palatino Linotype" w:hAnsi="Palatino Linotype" w:cs="Palatino Linotype"/>
-          <w:b/>
-          <w:sz w:val="21"/>
-          <w:szCs w:val="21"/>
-        </w:rPr>
-        <w:t xml:space="preserve"> </w:t>
-      </w:r>
-      <w:r>
-        <w:rPr>
-          <w:rFonts w:ascii="Palatino Linotype" w:hAnsi="Palatino Linotype" w:cs="Palatino Linotype"/>
-          <w:b/>
-          <w:sz w:val="21"/>
-          <w:szCs w:val="21"/>
-        </w:rPr>
-        <w:t>Atmospheric and Oceanic Fluid Dynamics Conference</w:t>
-      </w:r>
-      <w:r>
-        <w:rPr>
-          <w:rFonts w:ascii="Palatino Linotype" w:hAnsi="Palatino Linotype" w:cs="Palatino Linotype" w:hint="eastAsia"/>
-          <w:b/>
-          <w:sz w:val="21"/>
-          <w:szCs w:val="21"/>
-        </w:rPr>
-        <w:t>, Burlington</w:t>
-      </w:r>
-      <w:r>
-        <w:rPr>
-          <w:rFonts w:ascii="Palatino Linotype" w:hAnsi="Palatino Linotype" w:cs="Palatino Linotype"/>
-          <w:b/>
-          <w:sz w:val="21"/>
-          <w:szCs w:val="21"/>
-        </w:rPr>
-        <w:t>, June 2024</w:t>
-      </w:r>
-      <w:r>
-        <w:rPr>
-          <w:rFonts w:ascii="Palatino Linotype" w:hAnsi="Palatino Linotype" w:cs="Palatino Linotype" w:hint="eastAsia"/>
-          <w:b/>
-          <w:sz w:val="21"/>
-          <w:szCs w:val="21"/>
-        </w:rPr>
-        <w:t xml:space="preserve">                                                                                                                </w:t>
-      </w:r>
-      <w:r>
-        <w:rPr>
-          <w:rFonts w:ascii="Palatino Linotype" w:hAnsi="Palatino Linotype" w:cs="Palatino Linotype" w:hint="eastAsia"/>
-          <w:b/>
-          <w:sz w:val="21"/>
-          <w:szCs w:val="21"/>
-        </w:rPr>
-        <w:t xml:space="preserve">                    </w:t>
-      </w:r>
-    </w:p>
-    <w:p>
-      <w:pPr>
-        <w:spacing w:after="0" w:line="240" w:lineRule="auto"/>
-        <w:rPr>
-          <w:rFonts w:ascii="Palatino Linotype" w:eastAsia="SimSun" w:hAnsi="Palatino Linotype" w:cs="Palatino Linotype"/>
-          <w:bCs/>
-          <w:sz w:val="21"/>
-          <w:szCs w:val="21"/>
-        </w:rPr>
-      </w:pPr>
-      <w:r>
-        <w:rPr>
-          <w:rFonts w:ascii="Palatino Linotype" w:hAnsi="Palatino Linotype" w:cs="Palatino Linotype" w:hint="eastAsia"/>
-          <w:b/>
-          <w:sz w:val="21"/>
-          <w:szCs w:val="21"/>
-        </w:rPr>
-        <w:t xml:space="preserve">CFMIP 2024, Boston                                                                                                                      </w:t>
-      </w:r>
-      <w:r>
-        <w:rPr>
-          <w:rFonts w:ascii="Palatino Linotype" w:hAnsi="Palatino Linotype" w:cs="Palatino Linotype" w:hint="eastAsia"/>
-          <w:b/>
-          <w:sz w:val="21"/>
-          <w:szCs w:val="21"/>
-        </w:rPr>
-        <w:t xml:space="preserve">                    </w:t>
-      </w:r>
-      <w:r>
-        <w:rPr>
-          <w:rFonts w:ascii="Palatino Linotype" w:hAnsi="Palatino Linotype" w:cs="Palatino Linotype" w:hint="eastAsia"/>
-          <w:bCs/>
-          <w:sz w:val="21"/>
-          <w:szCs w:val="21"/>
-        </w:rPr>
-        <w:t xml:space="preserve">                                                        </w:t>
-      </w:r>
-    </w:p>
-    <w:p>
-      <w:pPr>
-        <w:spacing w:after="0" w:line="240" w:lineRule="auto"/>
-        <w:rPr>
-          <w:rFonts w:ascii="Palatino Linotype" w:hAnsi="Palatino Linotype" w:cs="Palatino Linotype"/>
-          <w:bCs/>
-          <w:sz w:val="21"/>
-          <w:szCs w:val="21"/>
-        </w:rPr>
-      </w:pPr>
-      <w:bookmarkStart w:id="0" w:name="OLE_LINK1"/>
-      <w:r>
-        <w:rPr>
-          <w:rFonts w:ascii="Palatino Linotype" w:hAnsi="Palatino Linotype" w:cs="Palatino Linotype" w:hint="eastAsia"/>
-          <w:b/>
-          <w:sz w:val="21"/>
-          <w:szCs w:val="21"/>
-        </w:rPr>
-        <w:t>AGU 2023, San Francisco</w:t>
-      </w:r>
-      <w:r>
-        <w:rPr>
-          <w:rFonts w:ascii="Palatino Linotype" w:hAnsi="Palatino Linotype" w:cs="Palatino Linotype" w:hint="eastAsia"/>
-          <w:bCs/>
-          <w:sz w:val="21"/>
-          <w:szCs w:val="21"/>
-        </w:rPr>
-        <w:t xml:space="preserve">                                                                                                                       </w:t>
-      </w:r>
-      <w:r>
-        <w:rPr>
-          <w:rFonts w:ascii="Palatino Linotype" w:hAnsi="Palatino Linotype" w:cs="Palatino Linotype"/>
-          <w:bCs/>
-          <w:sz w:val="21"/>
-          <w:szCs w:val="21"/>
-        </w:rPr>
-        <w:t xml:space="preserve"> </w:t>
-      </w:r>
-    </w:p>
-    <w:bookmarkEnd w:id="0"/>
-    <w:p>
-      <w:pPr>
-        <w:spacing w:after="0" w:line="240" w:lineRule="auto"/>
-        <w:rPr>
-          <w:rFonts w:ascii="Palatino Linotype" w:hAnsi="Palatino Linotype" w:cs="Palatino Linotype"/>
-          <w:bCs/>
-          <w:sz w:val="21"/>
-          <w:szCs w:val="21"/>
-        </w:rPr>
-      </w:pPr>
-    </w:p>
-    <w:p>
-      <w:pPr>
-        <w:spacing w:afterLines="50" w:after="120" w:line="240" w:lineRule="auto"/>
-        <w:rPr>
-          <w:rFonts w:ascii="Palatino Linotype" w:hAnsi="Palatino Linotype" w:cs="Palatino Linotype"/>
-          <w:bCs/>
-          <w:sz w:val="21"/>
-          <w:szCs w:val="21"/>
-        </w:rPr>
-      </w:pPr>
-    </w:p>
-    <w:p>
-      <w:pPr>
-        <w:spacing w:after="0" w:line="240" w:lineRule="auto"/>
-        <w:rPr>
-          <w:rFonts w:ascii="Palatino Linotype" w:eastAsia="SimSun" w:hAnsi="Palatino Linotype" w:cs="Palatino Linotype"/>
-          <w:b/>
-          <w:sz w:val="21"/>
-          <w:szCs w:val="21"/>
-        </w:rPr>
-      </w:pPr>
-      <w:r>
-        <w:rPr>
-          <w:rFonts w:ascii="Palatino Linotype" w:eastAsia="SimSun" w:hAnsi="Palatino Linotype" w:cs="Palatino Linotype"/>
-          <w:b/>
-          <w:sz w:val="21"/>
-          <w:szCs w:val="21"/>
-        </w:rPr>
-        <w:t>POSTERS</w:t>
-      </w:r>
-    </w:p>
-    <w:p>
-      <w:pPr>
-        <w:spacing w:after="0" w:line="60" w:lineRule="exact"/>
-        <w:rPr>
-          <w:rFonts w:ascii="Palatino Linotype" w:hAnsi="Palatino Linotype" w:cs="Palatino Linotype"/>
-          <w:b/>
-          <w:sz w:val="21"/>
-          <w:szCs w:val="21"/>
-          <w:u w:val="single"/>
-        </w:rPr>
-      </w:pPr>
-      <w:r>
-        <w:rPr>
-          <w:rFonts w:ascii="Palatino Linotype" w:eastAsia="SimSun" w:hAnsi="Palatino Linotype" w:cs="Palatino Linotype" w:hint="eastAsia"/>
-          <w:b/>
-          <w:sz w:val="21"/>
-          <w:szCs w:val="21"/>
-          <w:u w:val="single"/>
-        </w:rPr>
-        <w:t>________________________________________________________________________________________________</w:t>
-      </w:r>
-      <w:r>
-        <w:rPr>
-          <w:rFonts w:ascii="Palatino Linotype" w:eastAsia="SimSun" w:hAnsi="Palatino Linotype" w:cs="Palatino Linotype" w:hint="eastAsia"/>
-          <w:b/>
-          <w:sz w:val="21"/>
-          <w:szCs w:val="21"/>
-        </w:rPr>
-        <w:t xml:space="preserve"> </w:t>
-      </w:r>
-      <w:r>
-        <w:rPr>
-          <w:rFonts w:ascii="Palatino Linotype" w:eastAsia="SimSun" w:hAnsi="Palatino Linotype" w:cs="Palatino Linotype" w:hint="eastAsia"/>
-          <w:b/>
-          <w:sz w:val="21"/>
-          <w:szCs w:val="21"/>
-          <w:u w:val="single"/>
-        </w:rPr>
-        <w:t xml:space="preserve">                         </w:t>
-      </w:r>
-    </w:p>
-    <w:p>
-      <w:pPr>
-        <w:spacing w:after="0" w:line="240" w:lineRule="auto"/>
-        <w:rPr>
-          <w:rFonts w:ascii="Palatino Linotype" w:hAnsi="Palatino Linotype" w:cs="Palatino Linotype"/>
-          <w:bCs/>
-          <w:sz w:val="21"/>
-          <w:szCs w:val="21"/>
-        </w:rPr>
-      </w:pPr>
-      <w:r>
-        <w:rPr>
-          <w:rFonts w:ascii="Palatino Linotype" w:hAnsi="Palatino Linotype" w:cs="Palatino Linotype" w:hint="eastAsia"/>
-          <w:b/>
-          <w:sz w:val="21"/>
-          <w:szCs w:val="21"/>
-        </w:rPr>
-        <w:t>A</w:t>
-      </w:r>
-      <w:r>
-        <w:rPr>
-          <w:rFonts w:ascii="Palatino Linotype" w:hAnsi="Palatino Linotype" w:cs="Palatino Linotype"/>
-          <w:b/>
-          <w:sz w:val="21"/>
-          <w:szCs w:val="21"/>
-        </w:rPr>
-        <w:t>OFD</w:t>
-      </w:r>
-      <w:r>
-        <w:rPr>
-          <w:rFonts w:ascii="Palatino Linotype" w:hAnsi="Palatino Linotype" w:cs="Palatino Linotype" w:hint="eastAsia"/>
-          <w:b/>
-          <w:sz w:val="21"/>
-          <w:szCs w:val="21"/>
-        </w:rPr>
-        <w:t xml:space="preserve"> 202</w:t>
-      </w:r>
-      <w:r>
-        <w:rPr>
-          <w:rFonts w:ascii="Palatino Linotype" w:hAnsi="Palatino Linotype" w:cs="Palatino Linotype"/>
-          <w:b/>
-          <w:sz w:val="21"/>
-          <w:szCs w:val="21"/>
-        </w:rPr>
-        <w:t>6</w:t>
-      </w:r>
-      <w:r>
-        <w:rPr>
-          <w:rFonts w:ascii="Palatino Linotype" w:hAnsi="Palatino Linotype" w:cs="Palatino Linotype" w:hint="eastAsia"/>
-          <w:b/>
-          <w:sz w:val="21"/>
-          <w:szCs w:val="21"/>
-        </w:rPr>
-        <w:t xml:space="preserve">, </w:t>
-      </w:r>
-      <w:r>
-        <w:rPr>
-          <w:rFonts w:ascii="Palatino Linotype" w:hAnsi="Palatino Linotype" w:cs="Palatino Linotype"/>
-          <w:b/>
-          <w:sz w:val="21"/>
-          <w:szCs w:val="21"/>
-        </w:rPr>
-        <w:t>Houston</w:t>
-      </w:r>
-    </w:p>
-    <w:p>
-      <w:pPr>
-        <w:spacing w:after="0" w:line="240" w:lineRule="auto"/>
-        <w:rPr>
-          <w:rFonts w:ascii="Palatino Linotype" w:hAnsi="Palatino Linotype" w:cs="Palatino Linotype"/>
-          <w:sz w:val="21"/>
-          <w:szCs w:val="21"/>
-        </w:rPr>
-      </w:pPr>
-      <w:r>
-        <w:rPr>
-          <w:rFonts w:ascii="Palatino Linotype" w:hAnsi="Palatino Linotype" w:cs="Palatino Linotype"/>
-          <w:sz w:val="21"/>
-          <w:szCs w:val="21"/>
-        </w:rPr>
-        <w:t>The equatorial jet direction depends on the damping process</w:t>
-      </w:r>
-    </w:p>
-    <w:p>
-      <w:pPr>
-        <w:spacing w:after="0" w:line="240" w:lineRule="auto"/>
-        <w:rPr>
-          <w:rFonts w:ascii="Palatino Linotype" w:hAnsi="Palatino Linotype" w:cs="Palatino Linotype"/>
-          <w:b/>
-          <w:sz w:val="21"/>
-          <w:szCs w:val="21"/>
-        </w:rPr>
-      </w:pPr>
-    </w:p>
-    <w:p>
-      <w:pPr>
-        <w:spacing w:after="0" w:line="240" w:lineRule="auto"/>
-        <w:rPr>
-          <w:rFonts w:ascii="Palatino Linotype" w:hAnsi="Palatino Linotype" w:cs="Palatino Linotype"/>
-          <w:bCs/>
-          <w:sz w:val="21"/>
-          <w:szCs w:val="21"/>
-        </w:rPr>
-      </w:pPr>
-      <w:r>
-        <w:rPr>
-          <w:rFonts w:ascii="Palatino Linotype" w:hAnsi="Palatino Linotype" w:cs="Palatino Linotype" w:hint="eastAsia"/>
-          <w:b/>
-          <w:sz w:val="21"/>
-          <w:szCs w:val="21"/>
-        </w:rPr>
-        <w:t>AGU 202</w:t>
-      </w:r>
-      <w:r>
-        <w:rPr>
-          <w:rFonts w:ascii="Palatino Linotype" w:hAnsi="Palatino Linotype" w:cs="Palatino Linotype"/>
-          <w:b/>
-          <w:sz w:val="21"/>
-          <w:szCs w:val="21"/>
-        </w:rPr>
-        <w:t>4</w:t>
-      </w:r>
-      <w:r>
-        <w:rPr>
-          <w:rFonts w:ascii="Palatino Linotype" w:hAnsi="Palatino Linotype" w:cs="Palatino Linotype" w:hint="eastAsia"/>
-          <w:b/>
-          <w:sz w:val="21"/>
-          <w:szCs w:val="21"/>
-        </w:rPr>
-        <w:t xml:space="preserve">, </w:t>
-      </w:r>
-      <w:r>
-        <w:rPr>
-          <w:rFonts w:ascii="Palatino Linotype" w:hAnsi="Palatino Linotype" w:cs="Palatino Linotype"/>
-          <w:b/>
-          <w:sz w:val="21"/>
-          <w:szCs w:val="21"/>
-        </w:rPr>
-        <w:t>Washington D.C.</w:t>
-      </w:r>
-    </w:p>
-    <w:p>
-      <w:pPr>
-        <w:spacing w:after="0" w:line="240" w:lineRule="auto"/>
-        <w:rPr>
-          <w:rFonts w:ascii="Palatino Linotype" w:hAnsi="Palatino Linotype" w:cs="Palatino Linotype"/>
-          <w:bCs/>
-          <w:sz w:val="21"/>
-          <w:szCs w:val="21"/>
-        </w:rPr>
-      </w:pPr>
-      <w:r>
-        <w:rPr>
-          <w:rFonts w:ascii="Palatino Linotype" w:hAnsi="Palatino Linotype" w:cs="Palatino Linotype"/>
-          <w:sz w:val="21"/>
-          <w:szCs w:val="21"/>
-        </w:rPr>
-        <w:t>Weakening of tropical free tropospheric temperature gradients with global warming</w:t>
-      </w:r>
-      <w:r>
-        <w:rPr>
-          <w:rFonts w:ascii="Palatino Linotype" w:hAnsi="Palatino Linotype" w:cs="Palatino Linotype"/>
-          <w:bCs/>
-          <w:sz w:val="21"/>
-          <w:szCs w:val="21"/>
-        </w:rPr>
-        <w:t xml:space="preserve">  </w:t>
-      </w:r>
-      <w:r>
-        <w:rPr>
-          <w:rFonts w:ascii="Palatino Linotype" w:hAnsi="Palatino Linotype" w:cs="Palatino Linotype" w:hint="eastAsia"/>
-          <w:bCs/>
-          <w:sz w:val="21"/>
-          <w:szCs w:val="21"/>
-        </w:rPr>
-        <w:t xml:space="preserve">                     </w:t>
-      </w:r>
-    </w:p>
-    <w:p>
-      <w:pPr>
-        <w:spacing w:after="0" w:line="240" w:lineRule="auto"/>
-        <w:rPr>
-          <w:rFonts w:ascii="Palatino Linotype" w:hAnsi="Palatino Linotype" w:cs="Palatino Linotype"/>
-          <w:b/>
-          <w:sz w:val="21"/>
-          <w:szCs w:val="21"/>
-        </w:rPr>
-      </w:pPr>
-    </w:p>
-    <w:p>
-      <w:pPr>
-        <w:spacing w:after="0" w:line="240" w:lineRule="auto"/>
-        <w:rPr>
-          <w:rFonts w:ascii="Palatino Linotype" w:hAnsi="Palatino Linotype" w:cs="Palatino Linotype"/>
-          <w:bCs/>
-          <w:sz w:val="21"/>
-          <w:szCs w:val="21"/>
-        </w:rPr>
-      </w:pPr>
-      <w:r>
-        <w:rPr>
-          <w:rFonts w:ascii="Palatino Linotype" w:hAnsi="Palatino Linotype" w:cs="Palatino Linotype"/>
-          <w:b/>
-          <w:sz w:val="21"/>
-          <w:szCs w:val="21"/>
-        </w:rPr>
-        <w:t>Gordon Research Conference on Radiation and Climate</w:t>
-      </w:r>
-      <w:r>
-        <w:rPr>
-          <w:rFonts w:ascii="Palatino Linotype" w:hAnsi="Palatino Linotype" w:cs="Palatino Linotype" w:hint="eastAsia"/>
-          <w:b/>
-          <w:sz w:val="21"/>
-          <w:szCs w:val="21"/>
-        </w:rPr>
-        <w:t xml:space="preserve"> 2023</w:t>
-      </w:r>
-      <w:r>
-        <w:rPr>
-          <w:rFonts w:ascii="Palatino Linotype" w:hAnsi="Palatino Linotype" w:cs="Palatino Linotype"/>
-          <w:b/>
-          <w:sz w:val="21"/>
-          <w:szCs w:val="21"/>
-        </w:rPr>
-        <w:t>, Maine</w:t>
-      </w:r>
-      <w:r>
-        <w:rPr>
-          <w:rFonts w:ascii="Palatino Linotype" w:hAnsi="Palatino Linotype" w:cs="Palatino Linotype" w:hint="eastAsia"/>
-          <w:bCs/>
-          <w:sz w:val="21"/>
-          <w:szCs w:val="21"/>
-        </w:rPr>
-        <w:t xml:space="preserve">                                      </w:t>
-      </w:r>
-      <w:r>
-        <w:rPr>
-          <w:rFonts w:ascii="Palatino Linotype" w:hAnsi="Palatino Linotype" w:cs="Palatino Linotype"/>
-          <w:bCs/>
-          <w:sz w:val="21"/>
-          <w:szCs w:val="21"/>
-        </w:rPr>
-        <w:t xml:space="preserve">              </w:t>
-      </w:r>
-    </w:p>
-    <w:p>
-      <w:pPr>
-        <w:spacing w:after="0" w:line="240" w:lineRule="auto"/>
-        <w:rPr>
-          <w:rFonts w:ascii="Palatino Linotype" w:hAnsi="Palatino Linotype" w:cs="Palatino Linotype"/>
-          <w:bCs/>
-          <w:sz w:val="21"/>
-          <w:szCs w:val="21"/>
-        </w:rPr>
-      </w:pPr>
-      <w:r>
-        <w:rPr>
-          <w:rFonts w:ascii="Palatino Linotype" w:hAnsi="Palatino Linotype" w:cs="Palatino Linotype"/>
-          <w:bCs/>
-          <w:sz w:val="21"/>
-          <w:szCs w:val="21"/>
-        </w:rPr>
-        <w:t>Non-linear radiative response to patterned global warming due to convection aggregation</w:t>
-      </w:r>
-      <w:r>
-        <w:rPr>
-          <w:rFonts w:ascii="Palatino Linotype" w:hAnsi="Palatino Linotype" w:cs="Palatino Linotype"/>
-          <w:bCs/>
-          <w:sz w:val="21"/>
-          <w:szCs w:val="21"/>
-        </w:rPr>
-        <w:t xml:space="preserve">                 </w:t>
-      </w:r>
-      <w:r>
-        <w:rPr>
-          <w:rFonts w:ascii="Palatino Linotype" w:hAnsi="Palatino Linotype" w:cs="Palatino Linotype" w:hint="eastAsia"/>
-          <w:bCs/>
-          <w:sz w:val="21"/>
-          <w:szCs w:val="21"/>
-        </w:rPr>
-        <w:t xml:space="preserve">  </w:t>
-      </w:r>
-    </w:p>
-    <w:p>
-      <w:pPr>
-        <w:spacing w:after="0" w:line="240" w:lineRule="auto"/>
-        <w:rPr>
-          <w:rFonts w:ascii="Palatino Linotype" w:hAnsi="Palatino Linotype" w:cs="Palatino Linotype"/>
-          <w:b/>
-          <w:sz w:val="21"/>
-          <w:szCs w:val="21"/>
-        </w:rPr>
-      </w:pPr>
-    </w:p>
-    <w:p>
-      <w:pPr>
-        <w:spacing w:after="0" w:line="240" w:lineRule="auto"/>
-        <w:rPr>
-          <w:rFonts w:ascii="Palatino Linotype" w:hAnsi="Palatino Linotype" w:cs="Palatino Linotype"/>
-          <w:bCs/>
-          <w:sz w:val="21"/>
-          <w:szCs w:val="21"/>
-        </w:rPr>
-      </w:pPr>
-      <w:r>
-        <w:rPr>
-          <w:rFonts w:ascii="Palatino Linotype" w:hAnsi="Palatino Linotype" w:cs="Palatino Linotype"/>
-          <w:b/>
-          <w:sz w:val="21"/>
-          <w:szCs w:val="21"/>
-        </w:rPr>
-        <w:t>CFMIP-GASS</w:t>
-      </w:r>
-      <w:r>
-        <w:rPr>
-          <w:rFonts w:ascii="Palatino Linotype" w:hAnsi="Palatino Linotype" w:cs="Palatino Linotype" w:hint="eastAsia"/>
-          <w:b/>
-          <w:sz w:val="21"/>
-          <w:szCs w:val="21"/>
-        </w:rPr>
-        <w:t xml:space="preserve"> 2023</w:t>
-      </w:r>
-      <w:r>
-        <w:rPr>
-          <w:rFonts w:ascii="Palatino Linotype" w:hAnsi="Palatino Linotype" w:cs="Palatino Linotype"/>
-          <w:b/>
-          <w:sz w:val="21"/>
-          <w:szCs w:val="21"/>
-        </w:rPr>
-        <w:t>, Paris</w:t>
-      </w:r>
-      <w:r>
-        <w:rPr>
-          <w:rFonts w:ascii="Palatino Linotype" w:hAnsi="Palatino Linotype" w:cs="Palatino Linotype"/>
-          <w:bCs/>
-          <w:sz w:val="21"/>
-          <w:szCs w:val="21"/>
-        </w:rPr>
-        <w:t xml:space="preserve">                                                                                                             </w:t>
-      </w:r>
-      <w:r>
-        <w:rPr>
-          <w:rFonts w:ascii="Palatino Linotype" w:hAnsi="Palatino Linotype" w:cs="Palatino Linotype" w:hint="eastAsia"/>
-          <w:bCs/>
-          <w:sz w:val="21"/>
-          <w:szCs w:val="21"/>
-        </w:rPr>
-        <w:t xml:space="preserve">                     </w:t>
-      </w:r>
-    </w:p>
-    <w:p>
-      <w:pPr>
-        <w:spacing w:after="0" w:line="240" w:lineRule="auto"/>
-        <w:rPr>
-          <w:rFonts w:ascii="Palatino Linotype" w:hAnsi="Palatino Linotype" w:cs="Palatino Linotype"/>
-          <w:bCs/>
-          <w:sz w:val="21"/>
-          <w:szCs w:val="21"/>
-        </w:rPr>
-      </w:pPr>
-      <w:r>
-        <w:rPr>
-          <w:rFonts w:ascii="Palatino Linotype" w:hAnsi="Palatino Linotype" w:cs="Palatino Linotype"/>
-          <w:bCs/>
-          <w:sz w:val="21"/>
-          <w:szCs w:val="21"/>
-        </w:rPr>
-        <w:t>Non-linear radiative response to patterned global warming due to convection aggregation</w:t>
-      </w:r>
-      <w:r>
-        <w:rPr>
-          <w:rFonts w:ascii="Palatino Linotype" w:hAnsi="Palatino Linotype" w:cs="Palatino Linotype"/>
-          <w:bCs/>
-          <w:sz w:val="21"/>
-          <w:szCs w:val="21"/>
-        </w:rPr>
-        <w:t xml:space="preserve">      </w:t>
-      </w:r>
-    </w:p>
-    <w:p>
-      <w:pPr>
-        <w:spacing w:after="0" w:line="240" w:lineRule="auto"/>
-        <w:rPr>
-          <w:rFonts w:ascii="Palatino Linotype" w:hAnsi="Palatino Linotype" w:cs="Palatino Linotype"/>
-          <w:bCs/>
-          <w:sz w:val="21"/>
-          <w:szCs w:val="21"/>
-        </w:rPr>
-      </w:pPr>
-      <w:r>
-        <w:rPr>
-          <w:rFonts w:ascii="Palatino Linotype" w:hAnsi="Palatino Linotype" w:cs="Palatino Linotype"/>
-          <w:bCs/>
-          <w:sz w:val="21"/>
-          <w:szCs w:val="21"/>
-        </w:rPr>
-        <w:t xml:space="preserve">           </w:t>
-      </w:r>
-    </w:p>
-    <w:p>
-      <w:pPr>
-        <w:spacing w:afterLines="50" w:after="120" w:line="240" w:lineRule="auto"/>
-        <w:rPr>
-          <w:rFonts w:ascii="Palatino Linotype" w:hAnsi="Palatino Linotype" w:cs="Palatino Linotype"/>
-          <w:bCs/>
-          <w:sz w:val="21"/>
-          <w:szCs w:val="21"/>
-        </w:rPr>
-      </w:pPr>
-    </w:p>
-    <w:p>
-      <w:pPr>
-        <w:spacing w:after="0" w:line="240" w:lineRule="auto"/>
-        <w:rPr>
-          <w:rFonts w:ascii="Palatino Linotype" w:eastAsia="SimSun" w:hAnsi="Palatino Linotype" w:cs="Palatino Linotype"/>
-          <w:b/>
-          <w:sz w:val="21"/>
-          <w:szCs w:val="21"/>
-        </w:rPr>
-      </w:pPr>
-      <w:r>
-        <w:rPr>
-          <w:rFonts w:ascii="Palatino Linotype" w:eastAsia="SimSun" w:hAnsi="Palatino Linotype" w:cs="Palatino Linotype"/>
-          <w:b/>
-          <w:sz w:val="21"/>
-          <w:szCs w:val="21"/>
-        </w:rPr>
-        <w:t>AWARDS &amp; HONORS</w:t>
-      </w:r>
-    </w:p>
-    <w:p>
-      <w:pPr>
-        <w:spacing w:after="0" w:line="60" w:lineRule="exact"/>
-        <w:rPr>
-          <w:rFonts w:ascii="Palatino Linotype" w:eastAsia="SimSun" w:hAnsi="Palatino Linotype" w:cs="Palatino Linotype"/>
-          <w:b/>
-          <w:sz w:val="21"/>
-          <w:szCs w:val="21"/>
-          <w:u w:val="single"/>
-        </w:rPr>
-      </w:pPr>
-      <w:r>
-        <w:rPr>
-          <w:rFonts w:ascii="Palatino Linotype" w:eastAsia="SimSun" w:hAnsi="Palatino Linotype" w:cs="Palatino Linotype" w:hint="eastAsia"/>
-          <w:b/>
-          <w:sz w:val="21"/>
-          <w:szCs w:val="21"/>
-          <w:u w:val="single"/>
-        </w:rPr>
-        <w:t>________________________________________________________________________________________________</w:t>
-      </w:r>
-      <w:r>
-        <w:rPr>
-          <w:rFonts w:ascii="Palatino Linotype" w:eastAsia="SimSun" w:hAnsi="Palatino Linotype" w:cs="Palatino Linotype" w:hint="eastAsia"/>
-          <w:b/>
-          <w:sz w:val="21"/>
-          <w:szCs w:val="21"/>
-        </w:rPr>
-        <w:t xml:space="preserve">   </w:t>
-      </w:r>
-    </w:p>
-    <w:p>
-      <w:pPr>
-        <w:spacing w:after="0" w:line="240" w:lineRule="auto"/>
-        <w:rPr>
-          <w:rFonts w:ascii="Palatino Linotype" w:hAnsi="Palatino Linotype" w:cs="Palatino Linotype"/>
-          <w:b/>
-          <w:bCs/>
-          <w:sz w:val="21"/>
-          <w:szCs w:val="21"/>
-        </w:rPr>
-      </w:pPr>
-      <w:r>
-        <w:rPr>
-          <w:rFonts w:ascii="Palatino Linotype" w:hAnsi="Palatino Linotype" w:cs="Palatino Linotype"/>
-          <w:b/>
-          <w:bCs/>
-          <w:sz w:val="21"/>
-          <w:szCs w:val="21"/>
-        </w:rPr>
-        <w:t>PhD (2022-now)</w:t>
-      </w:r>
-      <w:r>
-        <w:rPr>
-          <w:rFonts w:ascii="Palatino Linotype" w:hAnsi="Palatino Linotype" w:cs="Palatino Linotype"/>
-          <w:b/>
-          <w:bCs/>
-          <w:sz w:val="21"/>
-          <w:szCs w:val="21"/>
-        </w:rPr>
-        <w:t>:</w:t>
-      </w:r>
-    </w:p>
-    <w:p>
-      <w:pPr>
-        <w:spacing w:after="0" w:line="240" w:lineRule="auto"/>
-        <w:rPr>
-          <w:rFonts w:ascii="Palatino Linotype" w:hAnsi="Palatino Linotype" w:cs="Palatino Linotype"/>
-          <w:sz w:val="21"/>
-          <w:szCs w:val="21"/>
-        </w:rPr>
-      </w:pPr>
-      <w:r>
-        <w:rPr>
-          <w:rFonts w:ascii="Palatino Linotype" w:hAnsi="Palatino Linotype" w:cs="Palatino Linotype"/>
-          <w:sz w:val="21"/>
-          <w:szCs w:val="21"/>
-        </w:rPr>
-        <w:t>Charlotte Elizabeth Procter Fellowship</w:t>
-      </w:r>
-      <w:r>
-        <w:rPr>
-          <w:rFonts w:ascii="Palatino Linotype" w:hAnsi="Palatino Linotype" w:cs="Palatino Linotype"/>
-          <w:sz w:val="21"/>
-          <w:szCs w:val="21"/>
-        </w:rPr>
-        <w:t>, Princeton University, 2026-2027</w:t>
-      </w:r>
-    </w:p>
-    <w:p>
-      <w:pPr>
-        <w:spacing w:after="0" w:line="240" w:lineRule="auto"/>
-        <w:rPr>
-          <w:rFonts w:ascii="Palatino Linotype" w:hAnsi="Palatino Linotype" w:cs="Palatino Linotype"/>
-          <w:b/>
-          <w:bCs/>
-          <w:sz w:val="21"/>
-          <w:szCs w:val="21"/>
-        </w:rPr>
-      </w:pPr>
-      <w:r>
-        <w:rPr>
-          <w:rFonts w:ascii="Palatino Linotype" w:hAnsi="Palatino Linotype" w:cs="Palatino Linotype"/>
-          <w:sz w:val="21"/>
-          <w:szCs w:val="21"/>
-        </w:rPr>
-        <w:t>Geophysical Fluid Dynamics Fellow, Woods Hole Oceanographic Institution, 2025</w:t>
-      </w:r>
-    </w:p>
-    <w:p>
-      <w:pPr>
-        <w:spacing w:after="0" w:line="240" w:lineRule="auto"/>
-        <w:rPr>
-          <w:rFonts w:ascii="Palatino Linotype" w:hAnsi="Palatino Linotype" w:cs="Palatino Linotype"/>
-          <w:sz w:val="21"/>
-          <w:szCs w:val="21"/>
-        </w:rPr>
-      </w:pPr>
-      <w:r>
-        <w:rPr>
-          <w:rFonts w:ascii="Palatino Linotype" w:hAnsi="Palatino Linotype" w:cs="Palatino Linotype"/>
-          <w:sz w:val="21"/>
-          <w:szCs w:val="21"/>
-        </w:rPr>
-        <w:t>Best Student Oral Presentation Award</w:t>
-      </w:r>
-      <w:r>
-        <w:rPr>
-          <w:rFonts w:ascii="Palatino Linotype" w:hAnsi="Palatino Linotype" w:cs="Palatino Linotype" w:hint="eastAsia"/>
-          <w:sz w:val="21"/>
-          <w:szCs w:val="21"/>
-        </w:rPr>
-        <w:t xml:space="preserve"> in </w:t>
-      </w:r>
-      <w:r>
-        <w:rPr>
-          <w:rFonts w:ascii="Palatino Linotype" w:hAnsi="Palatino Linotype" w:cs="Palatino Linotype"/>
-          <w:sz w:val="21"/>
-          <w:szCs w:val="21"/>
-        </w:rPr>
-        <w:t>the 2024 ICDM workshop</w:t>
-      </w:r>
-    </w:p>
-    <w:p>
-      <w:pPr>
-        <w:spacing w:after="0" w:line="240" w:lineRule="auto"/>
-        <w:rPr>
-          <w:rFonts w:ascii="Palatino Linotype" w:hAnsi="Palatino Linotype" w:cs="Palatino Linotype"/>
-          <w:sz w:val="21"/>
-          <w:szCs w:val="21"/>
-        </w:rPr>
-      </w:pPr>
-      <w:r>
-        <w:rPr>
-          <w:rFonts w:ascii="Palatino Linotype" w:hAnsi="Palatino Linotype" w:cs="Palatino Linotype"/>
-          <w:sz w:val="21"/>
-          <w:szCs w:val="21"/>
-        </w:rPr>
-        <w:t>Accepted by the</w:t>
-      </w:r>
-      <w:r>
-        <w:rPr>
-          <w:rFonts w:ascii="Palatino Linotype" w:hAnsi="Palatino Linotype" w:cs="Palatino Linotype"/>
-          <w:sz w:val="21"/>
-          <w:szCs w:val="21"/>
-        </w:rPr>
-        <w:t xml:space="preserve"> 2024</w:t>
-      </w:r>
-      <w:r>
-        <w:rPr>
-          <w:rFonts w:ascii="Palatino Linotype" w:hAnsi="Palatino Linotype" w:cs="Palatino Linotype"/>
-          <w:sz w:val="21"/>
-          <w:szCs w:val="21"/>
-        </w:rPr>
-        <w:t xml:space="preserve"> Rossby</w:t>
-      </w:r>
-      <w:r>
-        <w:rPr>
-          <w:rFonts w:ascii="Palatino Linotype" w:hAnsi="Palatino Linotype" w:cs="Palatino Linotype"/>
-          <w:sz w:val="21"/>
-          <w:szCs w:val="21"/>
-        </w:rPr>
-        <w:t>p</w:t>
-      </w:r>
-      <w:r>
-        <w:rPr>
-          <w:rFonts w:ascii="Palatino Linotype" w:hAnsi="Palatino Linotype" w:cs="Palatino Linotype"/>
-          <w:sz w:val="21"/>
-          <w:szCs w:val="21"/>
-        </w:rPr>
-        <w:t>alooza</w:t>
-      </w:r>
-      <w:r>
-        <w:rPr>
-          <w:rFonts w:ascii="Palatino Linotype" w:hAnsi="Palatino Linotype" w:cs="Palatino Linotype"/>
-          <w:sz w:val="21"/>
-          <w:szCs w:val="21"/>
-        </w:rPr>
-        <w:t xml:space="preserve"> summer school at University of Chicago</w:t>
-      </w:r>
-    </w:p>
-    <w:p>
-      <w:pPr>
-        <w:spacing w:after="0" w:line="240" w:lineRule="auto"/>
-        <w:rPr>
-          <w:rFonts w:ascii="Palatino Linotype" w:hAnsi="Palatino Linotype" w:cs="Palatino Linotype"/>
-          <w:sz w:val="21"/>
-          <w:szCs w:val="21"/>
-        </w:rPr>
-      </w:pPr>
-    </w:p>
-    <w:p>
-      <w:pPr>
-        <w:spacing w:after="0" w:line="240" w:lineRule="auto"/>
-        <w:rPr>
-          <w:rFonts w:ascii="Palatino Linotype" w:hAnsi="Palatino Linotype" w:cs="Palatino Linotype"/>
-          <w:b/>
-          <w:bCs/>
-          <w:sz w:val="21"/>
-          <w:szCs w:val="21"/>
-        </w:rPr>
-      </w:pPr>
-      <w:r>
-        <w:rPr>
-          <w:rFonts w:ascii="Palatino Linotype" w:hAnsi="Palatino Linotype" w:cs="Palatino Linotype"/>
-          <w:b/>
-          <w:bCs/>
-          <w:sz w:val="21"/>
-          <w:szCs w:val="21"/>
-        </w:rPr>
-        <w:t>Undergraduate (2018-2022):</w:t>
-      </w:r>
-    </w:p>
-    <w:p>
-      <w:pPr>
-        <w:spacing w:after="0" w:line="240" w:lineRule="auto"/>
-        <w:rPr>
-          <w:rFonts w:ascii="Palatino Linotype" w:hAnsi="Palatino Linotype" w:cs="Palatino Linotype"/>
-          <w:sz w:val="21"/>
-          <w:szCs w:val="21"/>
-        </w:rPr>
-      </w:pPr>
-      <w:r>
-        <w:rPr>
-          <w:rFonts w:ascii="Palatino Linotype" w:hAnsi="Palatino Linotype" w:cs="Palatino Linotype"/>
-          <w:sz w:val="21"/>
-          <w:szCs w:val="21"/>
-        </w:rPr>
-        <w:t>National Scholarship (</w:t>
-      </w:r>
-      <w:r>
-        <w:rPr>
-          <w:rFonts w:ascii="Palatino Linotype" w:hAnsi="Palatino Linotype" w:cs="Palatino Linotype"/>
-          <w:b/>
-          <w:bCs/>
-          <w:sz w:val="21"/>
-          <w:szCs w:val="21"/>
-        </w:rPr>
-        <w:t>top 1%</w:t>
-      </w:r>
-      <w:r>
-        <w:rPr>
-          <w:rFonts w:ascii="Palatino Linotype" w:hAnsi="Palatino Linotype" w:cs="Palatino Linotype"/>
-          <w:color w:val="FF0000"/>
-          <w:sz w:val="21"/>
-          <w:szCs w:val="21"/>
-        </w:rPr>
-        <w:t xml:space="preserve"> </w:t>
-      </w:r>
-      <w:r>
-        <w:rPr>
-          <w:rFonts w:ascii="Palatino Linotype" w:hAnsi="Palatino Linotype" w:cs="Palatino Linotype"/>
-          <w:sz w:val="21"/>
-          <w:szCs w:val="21"/>
-        </w:rPr>
-        <w:t>among 176 students, 2021)</w:t>
-      </w:r>
-    </w:p>
-    <w:p>
-      <w:pPr>
-        <w:spacing w:after="0" w:line="240" w:lineRule="auto"/>
-        <w:rPr>
-          <w:rFonts w:ascii="Palatino Linotype" w:hAnsi="Palatino Linotype" w:cs="Palatino Linotype"/>
-          <w:sz w:val="21"/>
-          <w:szCs w:val="21"/>
-        </w:rPr>
-      </w:pPr>
-      <w:r>
-        <w:rPr>
-          <w:rFonts w:ascii="Palatino Linotype" w:hAnsi="Palatino Linotype" w:cs="Palatino Linotype"/>
-          <w:sz w:val="21"/>
-          <w:szCs w:val="21"/>
-        </w:rPr>
-        <w:t>Merit Student Pacesetter (2021)</w:t>
-      </w:r>
-    </w:p>
-    <w:p>
-      <w:pPr>
-        <w:spacing w:after="0" w:line="240" w:lineRule="auto"/>
-        <w:rPr>
-          <w:rFonts w:ascii="Palatino Linotype" w:hAnsi="Palatino Linotype" w:cs="Palatino Linotype"/>
-          <w:sz w:val="21"/>
-          <w:szCs w:val="21"/>
-        </w:rPr>
-      </w:pPr>
-      <w:r>
-        <w:rPr>
-          <w:rFonts w:ascii="Palatino Linotype" w:hAnsi="Palatino Linotype" w:cs="Palatino Linotype"/>
-          <w:sz w:val="21"/>
-          <w:szCs w:val="21"/>
-        </w:rPr>
-        <w:t>POSCO Asia Scholarship (</w:t>
-      </w:r>
-      <w:r>
-        <w:rPr>
-          <w:rFonts w:ascii="Palatino Linotype" w:hAnsi="Palatino Linotype" w:cs="Palatino Linotype"/>
-          <w:b/>
-          <w:bCs/>
-          <w:sz w:val="21"/>
-          <w:szCs w:val="21"/>
-        </w:rPr>
-        <w:t>top 3%</w:t>
-      </w:r>
-      <w:r>
-        <w:rPr>
-          <w:rFonts w:ascii="Palatino Linotype" w:hAnsi="Palatino Linotype" w:cs="Palatino Linotype"/>
-          <w:color w:val="FF0000"/>
-          <w:sz w:val="21"/>
-          <w:szCs w:val="21"/>
-        </w:rPr>
-        <w:t xml:space="preserve"> </w:t>
-      </w:r>
-      <w:r>
-        <w:rPr>
-          <w:rFonts w:ascii="Palatino Linotype" w:hAnsi="Palatino Linotype" w:cs="Palatino Linotype"/>
-          <w:sz w:val="21"/>
-          <w:szCs w:val="21"/>
-        </w:rPr>
-        <w:t>among ~180 students,</w:t>
-      </w:r>
-      <w:r>
-        <w:rPr>
-          <w:rFonts w:ascii="Palatino Linotype" w:hAnsi="Palatino Linotype" w:cs="Palatino Linotype"/>
-          <w:color w:val="FF0000"/>
-          <w:sz w:val="21"/>
-          <w:szCs w:val="21"/>
-        </w:rPr>
-        <w:t xml:space="preserve"> </w:t>
-      </w:r>
-      <w:r>
-        <w:rPr>
-          <w:rFonts w:ascii="Palatino Linotype" w:hAnsi="Palatino Linotype" w:cs="Palatino Linotype"/>
-          <w:b/>
-          <w:bCs/>
-          <w:sz w:val="21"/>
-          <w:szCs w:val="21"/>
-        </w:rPr>
-        <w:t>awarded three times</w:t>
-      </w:r>
-      <w:r>
-        <w:rPr>
-          <w:rFonts w:ascii="Palatino Linotype" w:hAnsi="Palatino Linotype" w:cs="Palatino Linotype"/>
-          <w:sz w:val="21"/>
-          <w:szCs w:val="21"/>
-        </w:rPr>
-        <w:t xml:space="preserve"> in 2019,2020</w:t>
-      </w:r>
-      <w:r>
-        <w:rPr>
-          <w:rFonts w:ascii="Palatino Linotype" w:hAnsi="Palatino Linotype" w:cs="Palatino Linotype"/>
-          <w:sz w:val="21"/>
-          <w:szCs w:val="21"/>
-        </w:rPr>
-        <w:t xml:space="preserve"> and </w:t>
-      </w:r>
-      <w:r>
-        <w:rPr>
-          <w:rFonts w:ascii="Palatino Linotype" w:hAnsi="Palatino Linotype" w:cs="Palatino Linotype"/>
-          <w:sz w:val="21"/>
-          <w:szCs w:val="21"/>
-        </w:rPr>
-        <w:t>2021)</w:t>
-      </w:r>
-    </w:p>
-    <w:p>
-      <w:pPr>
-        <w:spacing w:after="0" w:line="240" w:lineRule="auto"/>
-        <w:rPr>
-          <w:rFonts w:ascii="Palatino Linotype" w:hAnsi="Palatino Linotype" w:cs="Palatino Linotype"/>
-          <w:sz w:val="21"/>
-          <w:szCs w:val="21"/>
-        </w:rPr>
-      </w:pPr>
-      <w:r>
-        <w:rPr>
-          <w:rFonts w:ascii="Palatino Linotype" w:hAnsi="Palatino Linotype" w:cs="Palatino Linotype"/>
-          <w:sz w:val="21"/>
-          <w:szCs w:val="21"/>
-        </w:rPr>
-        <w:t>Outstanding bachelor student in Beijing (</w:t>
-      </w:r>
-      <w:r>
-        <w:rPr>
-          <w:rFonts w:ascii="Palatino Linotype" w:hAnsi="Palatino Linotype" w:cs="Palatino Linotype"/>
-          <w:b/>
-          <w:bCs/>
-          <w:sz w:val="21"/>
-          <w:szCs w:val="21"/>
-        </w:rPr>
-        <w:t>10</w:t>
-      </w:r>
-      <w:r>
-        <w:rPr>
-          <w:rFonts w:ascii="Palatino Linotype" w:hAnsi="Palatino Linotype" w:cs="Palatino Linotype"/>
-          <w:sz w:val="21"/>
-          <w:szCs w:val="21"/>
-        </w:rPr>
-        <w:t xml:space="preserve"> among 176 students, 2022)</w:t>
-      </w:r>
-    </w:p>
-    <w:p>
-      <w:pPr>
-        <w:spacing w:after="0" w:line="240" w:lineRule="auto"/>
-        <w:rPr>
-          <w:rFonts w:ascii="Palatino Linotype" w:hAnsi="Palatino Linotype" w:cs="Palatino Linotype"/>
-          <w:sz w:val="21"/>
-          <w:szCs w:val="21"/>
-        </w:rPr>
-      </w:pPr>
-      <w:r>
-        <w:rPr>
-          <w:rFonts w:ascii="Palatino Linotype" w:hAnsi="Palatino Linotype" w:cs="Palatino Linotype" w:hint="eastAsia"/>
           <w:sz w:val="21"/>
           <w:szCs w:val="21"/>
         </w:rPr>
@@ -3751,257 +4207,11 @@
           <w:sz w:val="21"/>
           <w:szCs w:val="21"/>
         </w:rPr>
-        <w:t>eiming bachelor student (</w:t>
-      </w:r>
-      <w:r>
-        <w:rPr>
-          <w:rFonts w:ascii="Palatino Linotype" w:hAnsi="Palatino Linotype" w:cs="Palatino Linotype"/>
-          <w:b/>
-          <w:bCs/>
-          <w:sz w:val="21"/>
-          <w:szCs w:val="21"/>
-        </w:rPr>
-        <w:t>7</w:t>
-      </w:r>
-      <w:r>
-        <w:rPr>
-          <w:rFonts w:ascii="Palatino Linotype" w:hAnsi="Palatino Linotype" w:cs="Palatino Linotype"/>
-          <w:sz w:val="21"/>
-          <w:szCs w:val="21"/>
-        </w:rPr>
-        <w:t xml:space="preserve"> among 176 students, 2022)</w:t>
-      </w:r>
-    </w:p>
-    <w:p>
-      <w:pPr>
-        <w:spacing w:after="0" w:line="240" w:lineRule="auto"/>
-        <w:rPr>
-          <w:rFonts w:ascii="Palatino Linotype" w:hAnsi="Palatino Linotype" w:cs="Palatino Linotype"/>
-          <w:sz w:val="21"/>
-          <w:szCs w:val="21"/>
-        </w:rPr>
-      </w:pPr>
-    </w:p>
-    <w:p>
-      <w:pPr>
-        <w:spacing w:after="0" w:line="240" w:lineRule="auto"/>
-        <w:rPr>
-          <w:rFonts w:ascii="Palatino Linotype" w:hAnsi="Palatino Linotype" w:cs="Palatino Linotype"/>
-          <w:sz w:val="21"/>
-          <w:szCs w:val="21"/>
-        </w:rPr>
-      </w:pPr>
-    </w:p>
-    <w:p>
-      <w:pPr>
-        <w:spacing w:after="0" w:line="240" w:lineRule="auto"/>
-        <w:rPr>
-          <w:rFonts w:ascii="Palatino Linotype" w:eastAsia="SimSun" w:hAnsi="Palatino Linotype" w:cs="Palatino Linotype"/>
-          <w:b/>
-          <w:sz w:val="21"/>
-          <w:szCs w:val="21"/>
-        </w:rPr>
-      </w:pPr>
-    </w:p>
-    <w:p>
-      <w:pPr>
-        <w:spacing w:after="0" w:line="240" w:lineRule="auto"/>
-        <w:rPr>
-          <w:rFonts w:ascii="Palatino Linotype" w:eastAsia="SimSun" w:hAnsi="Palatino Linotype" w:cs="Palatino Linotype"/>
-          <w:b/>
-          <w:sz w:val="21"/>
-          <w:szCs w:val="21"/>
-        </w:rPr>
-      </w:pPr>
-      <w:r>
-        <w:rPr>
-          <w:rFonts w:ascii="Palatino Linotype" w:eastAsia="SimSun" w:hAnsi="Palatino Linotype" w:cs="Palatino Linotype"/>
-          <w:b/>
-          <w:sz w:val="21"/>
-          <w:szCs w:val="21"/>
-        </w:rPr>
-        <w:t>SERVICE</w:t>
-      </w:r>
-    </w:p>
-    <w:p>
-      <w:pPr>
-        <w:spacing w:after="0" w:line="60" w:lineRule="exact"/>
-        <w:rPr>
-          <w:rFonts w:ascii="Palatino Linotype" w:eastAsia="SimSun" w:hAnsi="Palatino Linotype" w:cs="Palatino Linotype"/>
-          <w:b/>
-          <w:sz w:val="21"/>
-          <w:szCs w:val="21"/>
-          <w:u w:val="single"/>
-        </w:rPr>
-      </w:pPr>
-      <w:r>
-        <w:rPr>
-          <w:rFonts w:ascii="Palatino Linotype" w:eastAsia="SimSun" w:hAnsi="Palatino Linotype" w:cs="Palatino Linotype" w:hint="eastAsia"/>
-          <w:b/>
-          <w:sz w:val="21"/>
-          <w:szCs w:val="21"/>
-          <w:u w:val="single"/>
-        </w:rPr>
-        <w:t>________________________________________________________________________________________________</w:t>
-      </w:r>
-      <w:r>
-        <w:rPr>
-          <w:rFonts w:ascii="Palatino Linotype" w:eastAsia="SimSun" w:hAnsi="Palatino Linotype" w:cs="Palatino Linotype" w:hint="eastAsia"/>
-          <w:b/>
-          <w:sz w:val="21"/>
-          <w:szCs w:val="21"/>
-        </w:rPr>
-        <w:t xml:space="preserve">   </w:t>
-      </w:r>
-    </w:p>
-    <w:p>
-      <w:pPr>
-        <w:spacing w:after="0" w:line="240" w:lineRule="auto"/>
-        <w:rPr>
-          <w:rFonts w:ascii="Palatino Linotype" w:hAnsi="Palatino Linotype" w:cs="Palatino Linotype"/>
-          <w:sz w:val="21"/>
-          <w:szCs w:val="21"/>
-        </w:rPr>
-      </w:pPr>
-      <w:r>
-        <w:rPr>
-          <w:rFonts w:ascii="Palatino Linotype" w:hAnsi="Palatino Linotype" w:cs="Palatino Linotype" w:hint="eastAsia"/>
-          <w:sz w:val="21"/>
-          <w:szCs w:val="21"/>
-        </w:rPr>
-        <w:t>Session convener in AGU 2026 meeting</w:t>
-      </w:r>
-    </w:p>
-    <w:p>
-      <w:pPr>
-        <w:spacing w:after="0" w:line="240" w:lineRule="auto"/>
-        <w:rPr>
-          <w:rFonts w:ascii="Palatino Linotype" w:hAnsi="Palatino Linotype" w:cs="Palatino Linotype"/>
-          <w:sz w:val="21"/>
-          <w:szCs w:val="21"/>
-        </w:rPr>
-      </w:pPr>
-      <w:r>
-        <w:rPr>
-          <w:rFonts w:ascii="Palatino Linotype" w:hAnsi="Palatino Linotype" w:cs="Palatino Linotype"/>
-          <w:sz w:val="21"/>
-          <w:szCs w:val="21"/>
-        </w:rPr>
-        <w:t xml:space="preserve">Organizer of the 2025-2026 “climate chedann” weekly climate dynamics seminar among ~500 Chinese scholars </w:t>
-      </w:r>
-    </w:p>
-    <w:p>
-      <w:pPr>
-        <w:spacing w:after="0" w:line="240" w:lineRule="auto"/>
-        <w:rPr>
-          <w:rFonts w:ascii="Palatino Linotype" w:hAnsi="Palatino Linotype" w:cs="Palatino Linotype"/>
-          <w:sz w:val="21"/>
-          <w:szCs w:val="21"/>
-        </w:rPr>
-      </w:pPr>
-    </w:p>
-    <w:p>
-      <w:pPr>
-        <w:spacing w:after="0" w:line="240" w:lineRule="auto"/>
-        <w:rPr>
-          <w:rFonts w:ascii="Palatino Linotype" w:hAnsi="Palatino Linotype" w:cs="Palatino Linotype"/>
-          <w:sz w:val="21"/>
-          <w:szCs w:val="21"/>
-        </w:rPr>
-      </w:pPr>
-    </w:p>
-    <w:p>
-      <w:pPr>
-        <w:spacing w:after="0" w:line="240" w:lineRule="auto"/>
-        <w:rPr>
-          <w:rFonts w:ascii="Palatino Linotype" w:eastAsia="SimSun" w:hAnsi="Palatino Linotype" w:cs="Palatino Linotype"/>
-          <w:b/>
-          <w:sz w:val="21"/>
-          <w:szCs w:val="21"/>
-        </w:rPr>
-      </w:pPr>
-      <w:r>
-        <w:rPr>
-          <w:rFonts w:ascii="Palatino Linotype" w:eastAsia="SimSun" w:hAnsi="Palatino Linotype" w:cs="Palatino Linotype"/>
-          <w:b/>
-          <w:sz w:val="21"/>
-          <w:szCs w:val="21"/>
-        </w:rPr>
-        <w:t>EXTRACURRICULAR ACTIVITIES</w:t>
-      </w:r>
-    </w:p>
-    <w:p>
-      <w:pPr>
-        <w:spacing w:after="0" w:line="60" w:lineRule="exact"/>
-        <w:rPr>
-          <w:rFonts w:ascii="Palatino Linotype" w:eastAsia="SimSun" w:hAnsi="Palatino Linotype" w:cs="Palatino Linotype"/>
-          <w:b/>
-          <w:sz w:val="21"/>
-          <w:szCs w:val="21"/>
-          <w:u w:val="single"/>
-        </w:rPr>
-      </w:pPr>
-      <w:r>
-        <w:rPr>
-          <w:rFonts w:ascii="Palatino Linotype" w:eastAsia="SimSun" w:hAnsi="Palatino Linotype" w:cs="Palatino Linotype" w:hint="eastAsia"/>
-          <w:b/>
-          <w:sz w:val="21"/>
-          <w:szCs w:val="21"/>
-          <w:u w:val="single"/>
-        </w:rPr>
-        <w:t>________________________________________________________________________________________________</w:t>
-      </w:r>
-      <w:r>
-        <w:rPr>
-          <w:rFonts w:ascii="Palatino Linotype" w:eastAsia="SimSun" w:hAnsi="Palatino Linotype" w:cs="Palatino Linotype" w:hint="eastAsia"/>
-          <w:b/>
-          <w:sz w:val="21"/>
-          <w:szCs w:val="21"/>
-        </w:rPr>
-        <w:t xml:space="preserve">   </w:t>
-      </w:r>
-    </w:p>
-    <w:p>
-      <w:pPr>
-        <w:spacing w:after="0" w:line="240" w:lineRule="auto"/>
-        <w:rPr>
-          <w:rFonts w:ascii="Palatino Linotype" w:hAnsi="Palatino Linotype" w:cs="Palatino Linotype"/>
-          <w:sz w:val="21"/>
-          <w:szCs w:val="21"/>
-        </w:rPr>
-      </w:pPr>
-      <w:r>
-        <w:rPr>
-          <w:rFonts w:ascii="Palatino Linotype" w:hAnsi="Palatino Linotype" w:cs="Palatino Linotype"/>
-          <w:sz w:val="21"/>
-          <w:szCs w:val="21"/>
-        </w:rPr>
-        <w:lastRenderedPageBreak/>
-        <w:t>Was</w:t>
-      </w:r>
-      <w:r>
-        <w:rPr>
-          <w:rFonts w:ascii="Palatino Linotype" w:hAnsi="Palatino Linotype" w:cs="Palatino Linotype"/>
-          <w:sz w:val="21"/>
-          <w:szCs w:val="21"/>
-        </w:rPr>
-        <w:t xml:space="preserve"> the </w:t>
-      </w:r>
-      <w:r>
-        <w:rPr>
-          <w:rFonts w:ascii="Palatino Linotype" w:hAnsi="Palatino Linotype" w:cs="Palatino Linotype"/>
-          <w:b/>
-          <w:bCs/>
-          <w:sz w:val="21"/>
-          <w:szCs w:val="21"/>
-        </w:rPr>
-        <w:t xml:space="preserve">leader of Peking University GO </w:t>
-      </w:r>
-      <w:r>
-        <w:rPr>
-          <w:rFonts w:ascii="Palatino Linotype" w:hAnsi="Palatino Linotype" w:cs="Palatino Linotype"/>
-          <w:b/>
-          <w:bCs/>
+        <w:t xml:space="preserve">as the president of Peking University GO </w:t>
+      </w:r>
+      <w:r>
+        <w:rPr>
+          <w:rFonts w:ascii="Palatino Linotype" w:hAnsi="Palatino Linotype" w:cs="Palatino Linotype"/>
           <w:sz w:val="21"/>
           <w:szCs w:val="21"/>
         </w:rPr>
@@ -4010,8 +4220,6 @@
       <w:r>
         <w:rPr>
           <w:rFonts w:ascii="Palatino Linotype" w:hAnsi="Palatino Linotype" w:cs="Palatino Linotype"/>
-          <w:b/>
-          <w:bCs/>
           <w:sz w:val="21"/>
           <w:szCs w:val="21"/>
         </w:rPr>
@@ -4020,60 +4228,6 @@
       <w:r>
         <w:rPr>
           <w:rFonts w:ascii="Palatino Linotype" w:hAnsi="Palatino Linotype" w:cs="Palatino Linotype"/>
-          <w:b/>
-          <w:bCs/>
-          <w:sz w:val="21"/>
-          <w:szCs w:val="21"/>
-        </w:rPr>
-        <w:t>T</w:t>
-      </w:r>
-      <w:r>
-        <w:rPr>
-          <w:rFonts w:ascii="Palatino Linotype" w:hAnsi="Palatino Linotype" w:cs="Palatino Linotype"/>
-          <w:b/>
-          <w:bCs/>
-          <w:sz w:val="21"/>
-          <w:szCs w:val="21"/>
-        </w:rPr>
-        <w:t>eam</w:t>
-      </w:r>
-      <w:r>
-        <w:rPr>
-          <w:rFonts w:ascii="Palatino Linotype" w:hAnsi="Palatino Linotype" w:cs="Palatino Linotype"/>
-          <w:sz w:val="21"/>
-          <w:szCs w:val="21"/>
-        </w:rPr>
-        <w:t xml:space="preserve"> </w:t>
-      </w:r>
-      <w:r>
-        <w:rPr>
-          <w:rFonts w:ascii="Palatino Linotype" w:hAnsi="Palatino Linotype" w:cs="Palatino Linotype"/>
-          <w:sz w:val="21"/>
-          <w:szCs w:val="21"/>
-        </w:rPr>
-        <w:t xml:space="preserve">for 2 years, and won </w:t>
-      </w:r>
-      <w:r>
-        <w:rPr>
-          <w:rFonts w:ascii="Palatino Linotype" w:hAnsi="Palatino Linotype" w:cs="Palatino Linotype"/>
-          <w:b/>
-          <w:bCs/>
-          <w:sz w:val="21"/>
-          <w:szCs w:val="21"/>
-        </w:rPr>
-        <w:t>2 champions</w:t>
-      </w:r>
-      <w:r>
-        <w:rPr>
-          <w:rFonts w:ascii="Palatino Linotype" w:hAnsi="Palatino Linotype" w:cs="Palatino Linotype"/>
-          <w:sz w:val="21"/>
-          <w:szCs w:val="21"/>
-        </w:rPr>
-        <w:t xml:space="preserve"> in Beijing GO </w:t>
-      </w:r>
-      <w:r>
-        <w:rPr>
-          <w:rFonts w:ascii="Palatino Linotype" w:hAnsi="Palatino Linotype" w:cs="Palatino Linotype"/>
           <w:sz w:val="21"/>
           <w:szCs w:val="21"/>
         </w:rPr>
@@ -4085,99 +4239,7 @@
           <w:sz w:val="21"/>
           <w:szCs w:val="21"/>
         </w:rPr>
-        <w:t>hess University League</w:t>
-      </w:r>
-      <w:r>
-        <w:rPr>
-          <w:rFonts w:ascii="Palatino Linotype" w:hAnsi="Palatino Linotype" w:cs="Palatino Linotype"/>
-          <w:sz w:val="21"/>
-          <w:szCs w:val="21"/>
-        </w:rPr>
-        <w:t>, 2019-2021</w:t>
-      </w:r>
-    </w:p>
-    <w:p>
-      <w:pPr>
-        <w:spacing w:after="0" w:line="240" w:lineRule="auto"/>
-        <w:rPr>
-          <w:rFonts w:ascii="Palatino Linotype" w:hAnsi="Palatino Linotype" w:cs="Palatino Linotype"/>
-          <w:sz w:val="21"/>
-          <w:szCs w:val="21"/>
-        </w:rPr>
-      </w:pPr>
-      <w:r>
-        <w:rPr>
-          <w:rFonts w:ascii="Palatino Linotype" w:hAnsi="Palatino Linotype" w:cs="Palatino Linotype" w:hint="eastAsia"/>
-          <w:sz w:val="21"/>
-          <w:szCs w:val="21"/>
-        </w:rPr>
-        <w:t>W</w:t>
-      </w:r>
-      <w:r>
-        <w:rPr>
-          <w:rFonts w:ascii="Palatino Linotype" w:hAnsi="Palatino Linotype" w:cs="Palatino Linotype"/>
-          <w:sz w:val="21"/>
-          <w:szCs w:val="21"/>
-        </w:rPr>
-        <w:t xml:space="preserve">as the </w:t>
-      </w:r>
-      <w:r>
-        <w:rPr>
-          <w:rFonts w:ascii="Palatino Linotype" w:hAnsi="Palatino Linotype" w:cs="Palatino Linotype"/>
-          <w:b/>
-          <w:bCs/>
-          <w:sz w:val="21"/>
-          <w:szCs w:val="21"/>
-        </w:rPr>
-        <w:t xml:space="preserve">president of Peking University GO </w:t>
-      </w:r>
-      <w:r>
-        <w:rPr>
-          <w:rFonts w:ascii="Palatino Linotype" w:hAnsi="Palatino Linotype" w:cs="Palatino Linotype"/>
-          <w:b/>
-          <w:bCs/>
-          <w:sz w:val="21"/>
-          <w:szCs w:val="21"/>
-        </w:rPr>
-        <w:t>C</w:t>
-      </w:r>
-      <w:r>
-        <w:rPr>
-          <w:rFonts w:ascii="Palatino Linotype" w:hAnsi="Palatino Linotype" w:cs="Palatino Linotype"/>
-          <w:b/>
-          <w:bCs/>
-          <w:sz w:val="21"/>
-          <w:szCs w:val="21"/>
-        </w:rPr>
-        <w:t xml:space="preserve">hess </w:t>
-      </w:r>
-      <w:r>
-        <w:rPr>
-          <w:rFonts w:ascii="Palatino Linotype" w:hAnsi="Palatino Linotype" w:cs="Palatino Linotype"/>
-          <w:b/>
-          <w:bCs/>
-          <w:sz w:val="21"/>
-          <w:szCs w:val="21"/>
-        </w:rPr>
-        <w:t>C</w:t>
-      </w:r>
-      <w:r>
-        <w:rPr>
-          <w:rFonts w:ascii="Palatino Linotype" w:hAnsi="Palatino Linotype" w:cs="Palatino Linotype"/>
-          <w:b/>
-          <w:bCs/>
-          <w:sz w:val="21"/>
-          <w:szCs w:val="21"/>
-        </w:rPr>
-        <w:t xml:space="preserve">lub </w:t>
-      </w:r>
-      <w:r>
-        <w:rPr>
-          <w:rFonts w:ascii="Palatino Linotype" w:hAnsi="Palatino Linotype" w:cs="Palatino Linotype"/>
-          <w:sz w:val="21"/>
-          <w:szCs w:val="21"/>
-        </w:rPr>
-        <w:t>for 2 years,</w:t>
+        <w:t>lub for 2 years,</w:t>
       </w:r>
       <w:r>
         <w:rPr>
@@ -4279,8 +4341,121 @@
 </file>
 
 <file path=word/numbering.xml><?xml version="1.0" encoding="utf-8"?>
-<w:numbering xmlns:wpc="http://schemas.microsoft.com/office/word/2010/wordprocessingCanvas" xmlns:cx="http://schemas.microsoft.com/office/drawing/2014/chartex" xmlns:cx1="http://schemas.microsoft.com/office/drawing/2015/9/8/chartex" xmlns:cx2="http://schemas.microsoft.com/office/drawing/2015/10/21/chartex" xmlns:cx3="http://schemas.microsoft.com/office/drawing/2016/5/9/chartex" xmlns:cx4="http://schemas.microsoft.com/office/drawing/2016/5/10/chartex" xmlns:cx5="http://schemas.microsoft.com/office/drawing/2016/5/11/chartex" xmlns:cx6="http://schemas.microsoft.com/office/drawing/2016/5/12/chartex" xmlns:cx7="http://schemas.microsoft.com/office/drawing/2016/5/13/chartex" xmlns:cx8="http://schemas.microsoft.com/office/drawing/2016/5/14/chartex" xmlns:mc="http://schemas.openxmlformats.org/markup-compatibility/2006" xmlns:aink="http://schemas.microsoft.com/office/drawing/2016/ink" xmlns:am3d="http://schemas.microsoft.com/office/drawing/2017/model3d" xmlns:o="urn:schemas-microsoft-com:office:office" xmlns:oel="http://schemas.microsoft.com/office/2019/extlst" xmlns:r="http://schemas.openxmlformats.org/officeDocument/2006/relationships" xmlns:m="http://schemas.openxmlformats.org/officeDocument/2006/math" xmlns:v="urn:schemas-microsoft-com:vml" xmlns:wp14="http://schemas.microsoft.com/office/word/2010/wordprocessingDrawing" xmlns:wp="http://schemas.openxmlformats.org/drawingml/2006/wordprocessingDrawing" xmlns:w10="urn:schemas-microsoft-com:office:word" xmlns:w="http://schemas.openxmlformats.org/wordprocessingml/2006/main" xmlns:w14="http://schemas.microsoft.com/office/word/2010/wordml" xmlns:w15="http://schemas.microsoft.com/office/word/2012/wordml" xmlns:w16cex="http://schemas.microsoft.com/office/word/2018/wordml/cex" xmlns:w16cid="http://schemas.microsoft.com/office/word/2016/wordml/cid" xmlns:w16="http://schemas.microsoft.com/office/word/2018/wordml" xmlns:w16du="http://schemas.microsoft.com/office/word/2023/wordml/word16du" xmlns:w16sdtdh="http://schemas.microsoft.com/office/word/2020/wordml/sdtdatahash" xmlns:w16sdtfl="http://schemas.microsoft.com/office/word/2024/wordml/sdtformatlock" xmlns:w16se="http://schemas.microsoft.com/office/word/2015/wordml/symex" xmlns:wpg="http://schemas.microsoft.com/office/word/2010/wordprocessingGroup" xmlns:wpi="http://schemas.microsoft.com/office/word/2010/wordprocessingInk" xmlns:wne="http://schemas.microsoft.com/office/word/2006/wordml" xmlns:wps="http://schemas.microsoft.com/office/word/2010/wordprocessingShape" mc:Ignorable="w14 w15 w16se w16cid w16 w16cex w16sdtdh w16sdtfl w16du wp14">
+<w:numbering xmlns:wpc="http://schemas.microsoft.com/office/word/2010/wordprocessingCanvas" xmlns:cx="http://schemas.microsoft.com/office/drawing/2014/chartex" xmlns:cx1="http://schemas.microsoft.com/office/drawing/2015/9/8/chartex" xmlns:cx2="http://schemas.microsoft.com/office/drawing/2015/10/21/chartex" xmlns:cx3="http://schemas.microsoft.com/office/drawing/2016/5/9/chartex" xmlns:cx4="http://schemas.microsoft.com/office/drawing/2016/5/10/chartex" xmlns:cx5="http://schemas.microsoft.com/office/drawing/2016/5/11/chartex" xmlns:cx6="http://schemas.microsoft.com/office/drawing/2016/5/12/chartex" xmlns:cx7="http://schemas.microsoft.com/office/drawing/2016/5/13/chartex" xmlns:cx8="http://schemas.microsoft.com/office/drawing/2016/5/14/chartex" xmlns:mc="http://schemas.openxmlformats.org/markup-compatibility/2006" xmlns:m="http://schemas.openxmlformats.org/officeDocument/2006/math" xmlns:aink="http://schemas.microsoft.com/office/drawing/2016/ink" xmlns:am3d="http://schemas.microsoft.com/office/drawing/2017/model3d" xmlns:oel="http://schemas.microsoft.com/office/2019/extlst" xmlns:r="http://schemas.openxmlformats.org/officeDocument/2006/relationships" xmlns:wp14="http://schemas.microsoft.com/office/word/2010/wordprocessingDrawing" xmlns:wp="http://schemas.openxmlformats.org/drawingml/2006/wordprocessingDrawing" xmlns:wpg="http://schemas.microsoft.com/office/word/2010/wordprocessingGroup" xmlns:wpi="http://schemas.microsoft.com/office/word/2010/wordprocessingInk" xmlns:wps="http://schemas.microsoft.com/office/word/2010/wordprocessingShape" xmlns:o="urn:schemas-microsoft-com:office:office" xmlns:v="urn:schemas-microsoft-com:vml" xmlns:w10="urn:schemas-microsoft-com:office:word" xmlns:w="http://schemas.openxmlformats.org/wordprocessingml/2006/main" xmlns:w14="http://schemas.microsoft.com/office/word/2010/wordml" xmlns:w15="http://schemas.microsoft.com/office/word/2012/wordml" xmlns:w16cex="http://schemas.microsoft.com/office/word/2018/wordml/cex" xmlns:w16cid="http://schemas.microsoft.com/office/word/2016/wordml/cid" xmlns:w16="http://schemas.microsoft.com/office/word/2018/wordml" xmlns:w16sdtdh="http://schemas.microsoft.com/office/word/2020/wordml/sdtdatahash" xmlns:w16sdtfl="http://schemas.microsoft.com/office/word/2024/wordml/sdtformatlock" xmlns:w16se="http://schemas.microsoft.com/office/word/2015/wordml/symex" xmlns:w16du="http://schemas.microsoft.com/office/word/2023/wordml/word16du" xmlns:wne="http://schemas.microsoft.com/office/word/2006/wordml" mc:Ignorable="w14 w15 w16se w16cid w16 w16cex w16sdtdh w16sdtfl w16du wp14">
   <w:abstractNum w:abstractNumId="0" w15:restartNumberingAfterBreak="0">
+    <w:nsid w:val="21B84CED"/>
+    <w:multiLevelType w:val="hybridMultilevel"/>
+    <w:tmpl w:val="C4DA733C"/>
+    <w:lvl w:ilvl="0" w:tplc="04090001">
+      <w:start w:val="1"/>
+      <w:numFmt w:val="bullet"/>
+      <w:lvlText w:val=""/>
+      <w:lvlJc w:val="left"/>
+      <w:pPr>
+        <w:ind w:left="360" w:hanging="360"/>
+      </w:pPr>
+      <w:rPr>
+        <w:rFonts w:ascii="Symbol" w:hAnsi="Symbol" w:hint="default"/>
+      </w:rPr>
+    </w:lvl>
+    <w:lvl w:ilvl="1" w:tplc="04090003" w:tentative="1">
+      <w:start w:val="1"/>
+      <w:numFmt w:val="bullet"/>
+      <w:lvlText w:val="o"/>
+      <w:lvlJc w:val="left"/>
+      <w:pPr>
+        <w:ind w:left="1080" w:hanging="360"/>
+      </w:pPr>
+      <w:rPr>
+        <w:rFonts w:ascii="Courier New" w:hAnsi="Courier New" w:cs="Courier New" w:hint="default"/>
+      </w:rPr>
+    </w:lvl>
+    <w:lvl w:ilvl="2" w:tplc="04090005" w:tentative="1">
+      <w:start w:val="1"/>
+      <w:numFmt w:val="bullet"/>
+      <w:lvlText w:val=""/>
+      <w:lvlJc w:val="left"/>
+      <w:pPr>
+        <w:ind w:left="1800" w:hanging="360"/>
+      </w:pPr>
+      <w:rPr>
+        <w:rFonts w:ascii="Wingdings" w:hAnsi="Wingdings" w:hint="default"/>
+      </w:rPr>
+    </w:lvl>
+    <w:lvl w:ilvl="3" w:tplc="04090001" w:tentative="1">
+      <w:start w:val="1"/>
+      <w:numFmt w:val="bullet"/>
+      <w:lvlText w:val=""/>
+      <w:lvlJc w:val="left"/>
+      <w:pPr>
+        <w:ind w:left="2520" w:hanging="360"/>
+      </w:pPr>
+      <w:rPr>
+        <w:rFonts w:ascii="Symbol" w:hAnsi="Symbol" w:hint="default"/>
+      </w:rPr>
+    </w:lvl>
+    <w:lvl w:ilvl="4" w:tplc="04090003" w:tentative="1">
+      <w:start w:val="1"/>
+      <w:numFmt w:val="bullet"/>
+      <w:lvlText w:val="o"/>
+      <w:lvlJc w:val="left"/>
+      <w:pPr>
+        <w:ind w:left="3240" w:hanging="360"/>
+      </w:pPr>
+      <w:rPr>
+        <w:rFonts w:ascii="Courier New" w:hAnsi="Courier New" w:cs="Courier New" w:hint="default"/>
+      </w:rPr>
+    </w:lvl>
+    <w:lvl w:ilvl="5" w:tplc="04090005" w:tentative="1">
+      <w:start w:val="1"/>
+      <w:numFmt w:val="bullet"/>
+      <w:lvlText w:val=""/>
+      <w:lvlJc w:val="left"/>
+      <w:pPr>
+        <w:ind w:left="3960" w:hanging="360"/>
+      </w:pPr>
+      <w:rPr>
+        <w:rFonts w:ascii="Wingdings" w:hAnsi="Wingdings" w:hint="default"/>
+      </w:rPr>
+    </w:lvl>
+    <w:lvl w:ilvl="6" w:tplc="04090001" w:tentative="1">
+      <w:start w:val="1"/>
+      <w:numFmt w:val="bullet"/>
+      <w:lvlText w:val=""/>
+      <w:lvlJc w:val="left"/>
+      <w:pPr>
+        <w:ind w:left="4680" w:hanging="360"/>
+      </w:pPr>
+      <w:rPr>
+        <w:rFonts w:ascii="Symbol" w:hAnsi="Symbol" w:hint="default"/>
+      </w:rPr>
+    </w:lvl>
+    <w:lvl w:ilvl="7" w:tplc="04090003" w:tentative="1">
+      <w:start w:val="1"/>
+      <w:numFmt w:val="bullet"/>
+      <w:lvlText w:val="o"/>
+      <w:lvlJc w:val="left"/>
+      <w:pPr>
+        <w:ind w:left="5400" w:hanging="360"/>
+      </w:pPr>
+      <w:rPr>
+        <w:rFonts w:ascii="Courier New" w:hAnsi="Courier New" w:cs="Courier New" w:hint="default"/>
+      </w:rPr>
+    </w:lvl>
+    <w:lvl w:ilvl="8" w:tplc="04090005" w:tentative="1">
+      <w:start w:val="1"/>
+      <w:numFmt w:val="bullet"/>
+      <w:lvlText w:val=""/>
+      <w:lvlJc w:val="left"/>
+      <w:pPr>
+        <w:ind w:left="6120" w:hanging="360"/>
+      </w:pPr>
+      <w:rPr>
+        <w:rFonts w:ascii="Wingdings" w:hAnsi="Wingdings" w:hint="default"/>
+      </w:rPr>
+    </w:lvl>
+  </w:abstractNum>
+  <w:abstractNum w:abstractNumId="1" w15:restartNumberingAfterBreak="0">
     <w:nsid w:val="41410E6C"/>
     <w:multiLevelType w:val="multilevel"/>
     <w:tmpl w:val="41410E6C"/>
@@ -4393,7 +4568,319 @@
       </w:rPr>
     </w:lvl>
   </w:abstractNum>
-  <w:abstractNum w:abstractNumId="1" w15:restartNumberingAfterBreak="0">
+  <w:abstractNum w:abstractNumId="2" w15:restartNumberingAfterBreak="0">
+    <w:nsid w:val="482208B9"/>
+    <w:multiLevelType w:val="hybridMultilevel"/>
+    <w:tmpl w:val="A7C49A9C"/>
+    <w:lvl w:ilvl="0" w:tplc="04090001">
+      <w:start w:val="1"/>
+      <w:numFmt w:val="bullet"/>
+      <w:lvlText w:val=""/>
+      <w:lvlJc w:val="left"/>
+      <w:pPr>
+        <w:ind w:left="360" w:hanging="360"/>
+      </w:pPr>
+      <w:rPr>
+        <w:rFonts w:ascii="Symbol" w:hAnsi="Symbol" w:hint="default"/>
+      </w:rPr>
+    </w:lvl>
+    <w:lvl w:ilvl="1" w:tplc="04090003" w:tentative="1">
+      <w:start w:val="1"/>
+      <w:numFmt w:val="bullet"/>
+      <w:lvlText w:val="o"/>
+      <w:lvlJc w:val="left"/>
+      <w:pPr>
+        <w:ind w:left="1080" w:hanging="360"/>
+      </w:pPr>
+      <w:rPr>
+        <w:rFonts w:ascii="Courier New" w:hAnsi="Courier New" w:cs="Courier New" w:hint="default"/>
+      </w:rPr>
+    </w:lvl>
+    <w:lvl w:ilvl="2" w:tplc="04090005" w:tentative="1">
+      <w:start w:val="1"/>
+      <w:numFmt w:val="bullet"/>
+      <w:lvlText w:val=""/>
+      <w:lvlJc w:val="left"/>
+      <w:pPr>
+        <w:ind w:left="1800" w:hanging="360"/>
+      </w:pPr>
+      <w:rPr>
+        <w:rFonts w:ascii="Wingdings" w:hAnsi="Wingdings" w:hint="default"/>
+      </w:rPr>
+    </w:lvl>
+    <w:lvl w:ilvl="3" w:tplc="04090001" w:tentative="1">
+      <w:start w:val="1"/>
+      <w:numFmt w:val="bullet"/>
+      <w:lvlText w:val=""/>
+      <w:lvlJc w:val="left"/>
+      <w:pPr>
+        <w:ind w:left="2520" w:hanging="360"/>
+      </w:pPr>
+      <w:rPr>
+        <w:rFonts w:ascii="Symbol" w:hAnsi="Symbol" w:hint="default"/>
+      </w:rPr>
+    </w:lvl>
+    <w:lvl w:ilvl="4" w:tplc="04090003" w:tentative="1">
+      <w:start w:val="1"/>
+      <w:numFmt w:val="bullet"/>
+      <w:lvlText w:val="o"/>
+      <w:lvlJc w:val="left"/>
+      <w:pPr>
+        <w:ind w:left="3240" w:hanging="360"/>
+      </w:pPr>
+      <w:rPr>
+        <w:rFonts w:ascii="Courier New" w:hAnsi="Courier New" w:cs="Courier New" w:hint="default"/>
+      </w:rPr>
+    </w:lvl>
+    <w:lvl w:ilvl="5" w:tplc="04090005" w:tentative="1">
+      <w:start w:val="1"/>
+      <w:numFmt w:val="bullet"/>
+      <w:lvlText w:val=""/>
+      <w:lvlJc w:val="left"/>
+      <w:pPr>
+        <w:ind w:left="3960" w:hanging="360"/>
+      </w:pPr>
+      <w:rPr>
+        <w:rFonts w:ascii="Wingdings" w:hAnsi="Wingdings" w:hint="default"/>
+      </w:rPr>
+    </w:lvl>
+    <w:lvl w:ilvl="6" w:tplc="04090001" w:tentative="1">
+      <w:start w:val="1"/>
+      <w:numFmt w:val="bullet"/>
+      <w:lvlText w:val=""/>
+      <w:lvlJc w:val="left"/>
+      <w:pPr>
+        <w:ind w:left="4680" w:hanging="360"/>
+      </w:pPr>
+      <w:rPr>
+        <w:rFonts w:ascii="Symbol" w:hAnsi="Symbol" w:hint="default"/>
+      </w:rPr>
+    </w:lvl>
+    <w:lvl w:ilvl="7" w:tplc="04090003" w:tentative="1">
+      <w:start w:val="1"/>
+      <w:numFmt w:val="bullet"/>
+      <w:lvlText w:val="o"/>
+      <w:lvlJc w:val="left"/>
+      <w:pPr>
+        <w:ind w:left="5400" w:hanging="360"/>
+      </w:pPr>
+      <w:rPr>
+        <w:rFonts w:ascii="Courier New" w:hAnsi="Courier New" w:cs="Courier New" w:hint="default"/>
+      </w:rPr>
+    </w:lvl>
+    <w:lvl w:ilvl="8" w:tplc="04090005" w:tentative="1">
+      <w:start w:val="1"/>
+      <w:numFmt w:val="bullet"/>
+      <w:lvlText w:val=""/>
+      <w:lvlJc w:val="left"/>
+      <w:pPr>
+        <w:ind w:left="6120" w:hanging="360"/>
+      </w:pPr>
+      <w:rPr>
+        <w:rFonts w:ascii="Wingdings" w:hAnsi="Wingdings" w:hint="default"/>
+      </w:rPr>
+    </w:lvl>
+  </w:abstractNum>
+  <w:abstractNum w:abstractNumId="3" w15:restartNumberingAfterBreak="0">
+    <w:nsid w:val="49C24BC3"/>
+    <w:multiLevelType w:val="hybridMultilevel"/>
+    <w:tmpl w:val="58B8EA26"/>
+    <w:lvl w:ilvl="0" w:tplc="04090001">
+      <w:start w:val="1"/>
+      <w:numFmt w:val="bullet"/>
+      <w:lvlText w:val=""/>
+      <w:lvlJc w:val="left"/>
+      <w:pPr>
+        <w:ind w:left="360" w:hanging="360"/>
+      </w:pPr>
+      <w:rPr>
+        <w:rFonts w:ascii="Symbol" w:hAnsi="Symbol" w:hint="default"/>
+      </w:rPr>
+    </w:lvl>
+    <w:lvl w:ilvl="1" w:tplc="04090003" w:tentative="1">
+      <w:start w:val="1"/>
+      <w:numFmt w:val="bullet"/>
+      <w:lvlText w:val="o"/>
+      <w:lvlJc w:val="left"/>
+      <w:pPr>
+        <w:ind w:left="1080" w:hanging="360"/>
+      </w:pPr>
+      <w:rPr>
+        <w:rFonts w:ascii="Courier New" w:hAnsi="Courier New" w:cs="Courier New" w:hint="default"/>
+      </w:rPr>
+    </w:lvl>
+    <w:lvl w:ilvl="2" w:tplc="04090005" w:tentative="1">
+      <w:start w:val="1"/>
+      <w:numFmt w:val="bullet"/>
+      <w:lvlText w:val=""/>
+      <w:lvlJc w:val="left"/>
+      <w:pPr>
+        <w:ind w:left="1800" w:hanging="360"/>
+      </w:pPr>
+      <w:rPr>
+        <w:rFonts w:ascii="Wingdings" w:hAnsi="Wingdings" w:hint="default"/>
+      </w:rPr>
+    </w:lvl>
+    <w:lvl w:ilvl="3" w:tplc="04090001" w:tentative="1">
+      <w:start w:val="1"/>
+      <w:numFmt w:val="bullet"/>
+      <w:lvlText w:val=""/>
+      <w:lvlJc w:val="left"/>
+      <w:pPr>
+        <w:ind w:left="2520" w:hanging="360"/>
+      </w:pPr>
+      <w:rPr>
+        <w:rFonts w:ascii="Symbol" w:hAnsi="Symbol" w:hint="default"/>
+      </w:rPr>
+    </w:lvl>
+    <w:lvl w:ilvl="4" w:tplc="04090003" w:tentative="1">
+      <w:start w:val="1"/>
+      <w:numFmt w:val="bullet"/>
+      <w:lvlText w:val="o"/>
+      <w:lvlJc w:val="left"/>
+      <w:pPr>
+        <w:ind w:left="3240" w:hanging="360"/>
+      </w:pPr>
+      <w:rPr>
+        <w:rFonts w:ascii="Courier New" w:hAnsi="Courier New" w:cs="Courier New" w:hint="default"/>
+      </w:rPr>
+    </w:lvl>
+    <w:lvl w:ilvl="5" w:tplc="04090005" w:tentative="1">
+      <w:start w:val="1"/>
+      <w:numFmt w:val="bullet"/>
+      <w:lvlText w:val=""/>
+      <w:lvlJc w:val="left"/>
+      <w:pPr>
+        <w:ind w:left="3960" w:hanging="360"/>
+      </w:pPr>
+      <w:rPr>
+        <w:rFonts w:ascii="Wingdings" w:hAnsi="Wingdings" w:hint="default"/>
+      </w:rPr>
+    </w:lvl>
+    <w:lvl w:ilvl="6" w:tplc="04090001" w:tentative="1">
+      <w:start w:val="1"/>
+      <w:numFmt w:val="bullet"/>
+      <w:lvlText w:val=""/>
+      <w:lvlJc w:val="left"/>
+      <w:pPr>
+        <w:ind w:left="4680" w:hanging="360"/>
+      </w:pPr>
+      <w:rPr>
+        <w:rFonts w:ascii="Symbol" w:hAnsi="Symbol" w:hint="default"/>
+      </w:rPr>
+    </w:lvl>
+    <w:lvl w:ilvl="7" w:tplc="04090003" w:tentative="1">
+      <w:start w:val="1"/>
+      <w:numFmt w:val="bullet"/>
+      <w:lvlText w:val="o"/>
+      <w:lvlJc w:val="left"/>
+      <w:pPr>
+        <w:ind w:left="5400" w:hanging="360"/>
+      </w:pPr>
+      <w:rPr>
+        <w:rFonts w:ascii="Courier New" w:hAnsi="Courier New" w:cs="Courier New" w:hint="default"/>
+      </w:rPr>
+    </w:lvl>
+    <w:lvl w:ilvl="8" w:tplc="04090005" w:tentative="1">
+      <w:start w:val="1"/>
+      <w:numFmt w:val="bullet"/>
+      <w:lvlText w:val=""/>
+      <w:lvlJc w:val="left"/>
+      <w:pPr>
+        <w:ind w:left="6120" w:hanging="360"/>
+      </w:pPr>
+      <w:rPr>
+        <w:rFonts w:ascii="Wingdings" w:hAnsi="Wingdings" w:hint="default"/>
+      </w:rPr>
+    </w:lvl>
+  </w:abstractNum>
+  <w:abstractNum w:abstractNumId="4" w15:restartNumberingAfterBreak="0">
+    <w:nsid w:val="4CEA6754"/>
+    <w:multiLevelType w:val="hybridMultilevel"/>
+    <w:tmpl w:val="8F729ADA"/>
+    <w:lvl w:ilvl="0" w:tplc="0409000F">
+      <w:start w:val="1"/>
+      <w:numFmt w:val="decimal"/>
+      <w:lvlText w:val="%1."/>
+      <w:lvlJc w:val="left"/>
+      <w:pPr>
+        <w:ind w:left="360" w:hanging="360"/>
+      </w:pPr>
+    </w:lvl>
+    <w:lvl w:ilvl="1" w:tplc="04090019" w:tentative="1">
+      <w:start w:val="1"/>
+      <w:numFmt w:val="lowerLetter"/>
+      <w:lvlText w:val="%2."/>
+      <w:lvlJc w:val="left"/>
+      <w:pPr>
+        <w:ind w:left="1080" w:hanging="360"/>
+      </w:pPr>
+    </w:lvl>
+    <w:lvl w:ilvl="2" w:tplc="0409001B" w:tentative="1">
+      <w:start w:val="1"/>
+      <w:numFmt w:val="lowerRoman"/>
+      <w:lvlText w:val="%3."/>
+      <w:lvlJc w:val="right"/>
+      <w:pPr>
+        <w:ind w:left="1800" w:hanging="180"/>
+      </w:pPr>
+    </w:lvl>
+    <w:lvl w:ilvl="3" w:tplc="0409000F" w:tentative="1">
+      <w:start w:val="1"/>
+      <w:numFmt w:val="decimal"/>
+      <w:lvlText w:val="%4."/>
+      <w:lvlJc w:val="left"/>
+      <w:pPr>
+        <w:ind w:left="2520" w:hanging="360"/>
+      </w:pPr>
+    </w:lvl>
+    <w:lvl w:ilvl="4" w:tplc="04090019" w:tentative="1">
+      <w:start w:val="1"/>
+      <w:numFmt w:val="lowerLetter"/>
+      <w:lvlText w:val="%5."/>
+      <w:lvlJc w:val="left"/>
+      <w:pPr>
+        <w:ind w:left="3240" w:hanging="360"/>
+      </w:pPr>
+    </w:lvl>
+    <w:lvl w:ilvl="5" w:tplc="0409001B" w:tentative="1">
+      <w:start w:val="1"/>
+      <w:numFmt w:val="lowerRoman"/>
+      <w:lvlText w:val="%6."/>
+      <w:lvlJc w:val="right"/>
+      <w:pPr>
+        <w:ind w:left="3960" w:hanging="180"/>
+      </w:pPr>
+    </w:lvl>
+    <w:lvl w:ilvl="6" w:tplc="0409000F" w:tentative="1">
+      <w:start w:val="1"/>
+      <w:numFmt w:val="decimal"/>
+      <w:lvlText w:val="%7."/>
+      <w:lvlJc w:val="left"/>
+      <w:pPr>
+        <w:ind w:left="4680" w:hanging="360"/>
+      </w:pPr>
+    </w:lvl>
+    <w:lvl w:ilvl="7" w:tplc="04090019" w:tentative="1">
+      <w:start w:val="1"/>
+      <w:numFmt w:val="lowerLetter"/>
+      <w:lvlText w:val="%8."/>
+      <w:lvlJc w:val="left"/>
+      <w:pPr>
+        <w:ind w:left="5400" w:hanging="360"/>
+      </w:pPr>
+    </w:lvl>
+    <w:lvl w:ilvl="8" w:tplc="0409001B" w:tentative="1">
+      <w:start w:val="1"/>
+      <w:numFmt w:val="lowerRoman"/>
+      <w:lvlText w:val="%9."/>
+      <w:lvlJc w:val="right"/>
+      <w:pPr>
+        <w:ind w:left="6120" w:hanging="180"/>
+      </w:pPr>
+    </w:lvl>
+  </w:abstractNum>
+  <w:abstractNum w:abstractNumId="5" w15:restartNumberingAfterBreak="0">
     <w:nsid w:val="4F6A54D7"/>
     <w:multiLevelType w:val="hybridMultilevel"/>
     <w:tmpl w:val="151C267E"/>
@@ -4506,7 +4993,7 @@
       </w:rPr>
     </w:lvl>
   </w:abstractNum>
-  <w:abstractNum w:abstractNumId="2" w15:restartNumberingAfterBreak="0">
+  <w:abstractNum w:abstractNumId="6" w15:restartNumberingAfterBreak="0">
     <w:nsid w:val="554161C9"/>
     <w:multiLevelType w:val="hybridMultilevel"/>
     <w:tmpl w:val="4AC26A5C"/>
@@ -4619,7 +5106,206 @@
       </w:rPr>
     </w:lvl>
   </w:abstractNum>
-  <w:abstractNum w:abstractNumId="3" w15:restartNumberingAfterBreak="0">
+  <w:abstractNum w:abstractNumId="7" w15:restartNumberingAfterBreak="0">
+    <w:nsid w:val="59531B36"/>
+    <w:multiLevelType w:val="hybridMultilevel"/>
+    <w:tmpl w:val="3DB6FE8A"/>
+    <w:lvl w:ilvl="0" w:tplc="0409000F">
+      <w:start w:val="1"/>
+      <w:numFmt w:val="decimal"/>
+      <w:lvlText w:val="%1."/>
+      <w:lvlJc w:val="left"/>
+      <w:pPr>
+        <w:ind w:left="360" w:hanging="360"/>
+      </w:pPr>
+    </w:lvl>
+    <w:lvl w:ilvl="1" w:tplc="04090019" w:tentative="1">
+      <w:start w:val="1"/>
+      <w:numFmt w:val="lowerLetter"/>
+      <w:lvlText w:val="%2."/>
+      <w:lvlJc w:val="left"/>
+      <w:pPr>
+        <w:ind w:left="1080" w:hanging="360"/>
+      </w:pPr>
+    </w:lvl>
+    <w:lvl w:ilvl="2" w:tplc="0409001B" w:tentative="1">
+      <w:start w:val="1"/>
+      <w:numFmt w:val="lowerRoman"/>
+      <w:lvlText w:val="%3."/>
+      <w:lvlJc w:val="right"/>
+      <w:pPr>
+        <w:ind w:left="1800" w:hanging="180"/>
+      </w:pPr>
+    </w:lvl>
+    <w:lvl w:ilvl="3" w:tplc="0409000F" w:tentative="1">
+      <w:start w:val="1"/>
+      <w:numFmt w:val="decimal"/>
+      <w:lvlText w:val="%4."/>
+      <w:lvlJc w:val="left"/>
+      <w:pPr>
+        <w:ind w:left="2520" w:hanging="360"/>
+      </w:pPr>
+    </w:lvl>
+    <w:lvl w:ilvl="4" w:tplc="04090019" w:tentative="1">
+      <w:start w:val="1"/>
+      <w:numFmt w:val="lowerLetter"/>
+      <w:lvlText w:val="%5."/>
+      <w:lvlJc w:val="left"/>
+      <w:pPr>
+        <w:ind w:left="3240" w:hanging="360"/>
+      </w:pPr>
+    </w:lvl>
+    <w:lvl w:ilvl="5" w:tplc="0409001B" w:tentative="1">
+      <w:start w:val="1"/>
+      <w:numFmt w:val="lowerRoman"/>
+      <w:lvlText w:val="%6."/>
+      <w:lvlJc w:val="right"/>
+      <w:pPr>
+        <w:ind w:left="3960" w:hanging="180"/>
+      </w:pPr>
+    </w:lvl>
+    <w:lvl w:ilvl="6" w:tplc="0409000F" w:tentative="1">
+      <w:start w:val="1"/>
+      <w:numFmt w:val="decimal"/>
+      <w:lvlText w:val="%7."/>
+      <w:lvlJc w:val="left"/>
+      <w:pPr>
+        <w:ind w:left="4680" w:hanging="360"/>
+      </w:pPr>
+    </w:lvl>
+    <w:lvl w:ilvl="7" w:tplc="04090019" w:tentative="1">
+      <w:start w:val="1"/>
+      <w:numFmt w:val="lowerLetter"/>
+      <w:lvlText w:val="%8."/>
+      <w:lvlJc w:val="left"/>
+      <w:pPr>
+        <w:ind w:left="5400" w:hanging="360"/>
+      </w:pPr>
+    </w:lvl>
+    <w:lvl w:ilvl="8" w:tplc="0409001B" w:tentative="1">
+      <w:start w:val="1"/>
+      <w:numFmt w:val="lowerRoman"/>
+      <w:lvlText w:val="%9."/>
+      <w:lvlJc w:val="right"/>
+      <w:pPr>
+        <w:ind w:left="6120" w:hanging="180"/>
+      </w:pPr>
+    </w:lvl>
+  </w:abstractNum>
+  <w:abstractNum w:abstractNumId="8" w15:restartNumberingAfterBreak="0">
+    <w:nsid w:val="62BD3800"/>
+    <w:multiLevelType w:val="hybridMultilevel"/>
+    <w:tmpl w:val="427264B2"/>
+    <w:lvl w:ilvl="0" w:tplc="04090001">
+      <w:start w:val="1"/>
+      <w:numFmt w:val="bullet"/>
+      <w:lvlText w:val=""/>
+      <w:lvlJc w:val="left"/>
+      <w:pPr>
+        <w:ind w:left="360" w:hanging="360"/>
+      </w:pPr>
+      <w:rPr>
+        <w:rFonts w:ascii="Symbol" w:hAnsi="Symbol" w:hint="default"/>
+      </w:rPr>
+    </w:lvl>
+    <w:lvl w:ilvl="1" w:tplc="04090003" w:tentative="1">
+      <w:start w:val="1"/>
+      <w:numFmt w:val="bullet"/>
+      <w:lvlText w:val="o"/>
+      <w:lvlJc w:val="left"/>
+      <w:pPr>
+        <w:ind w:left="1080" w:hanging="360"/>
+      </w:pPr>
+      <w:rPr>
+        <w:rFonts w:ascii="Courier New" w:hAnsi="Courier New" w:cs="Courier New" w:hint="default"/>
+      </w:rPr>
+    </w:lvl>
+    <w:lvl w:ilvl="2" w:tplc="04090005" w:tentative="1">
+      <w:start w:val="1"/>
+      <w:numFmt w:val="bullet"/>
+      <w:lvlText w:val=""/>
+      <w:lvlJc w:val="left"/>
+      <w:pPr>
+        <w:ind w:left="1800" w:hanging="360"/>
+      </w:pPr>
+      <w:rPr>
+        <w:rFonts w:ascii="Wingdings" w:hAnsi="Wingdings" w:hint="default"/>
+      </w:rPr>
+    </w:lvl>
+    <w:lvl w:ilvl="3" w:tplc="04090001" w:tentative="1">
+      <w:start w:val="1"/>
+      <w:numFmt w:val="bullet"/>
+      <w:lvlText w:val=""/>
+      <w:lvlJc w:val="left"/>
+      <w:pPr>
+        <w:ind w:left="2520" w:hanging="360"/>
+      </w:pPr>
+      <w:rPr>
+        <w:rFonts w:ascii="Symbol" w:hAnsi="Symbol" w:hint="default"/>
+      </w:rPr>
+    </w:lvl>
+    <w:lvl w:ilvl="4" w:tplc="04090003" w:tentative="1">
+      <w:start w:val="1"/>
+      <w:numFmt w:val="bullet"/>
+      <w:lvlText w:val="o"/>
+      <w:lvlJc w:val="left"/>
+      <w:pPr>
+        <w:ind w:left="3240" w:hanging="360"/>
+      </w:pPr>
+      <w:rPr>
+        <w:rFonts w:ascii="Courier New" w:hAnsi="Courier New" w:cs="Courier New" w:hint="default"/>
+      </w:rPr>
+    </w:lvl>
+    <w:lvl w:ilvl="5" w:tplc="04090005" w:tentative="1">
+      <w:start w:val="1"/>
+      <w:numFmt w:val="bullet"/>
+      <w:lvlText w:val=""/>
+      <w:lvlJc w:val="left"/>
+      <w:pPr>
+        <w:ind w:left="3960" w:hanging="360"/>
+      </w:pPr>
+      <w:rPr>
+        <w:rFonts w:ascii="Wingdings" w:hAnsi="Wingdings" w:hint="default"/>
+      </w:rPr>
+    </w:lvl>
+    <w:lvl w:ilvl="6" w:tplc="04090001" w:tentative="1">
+      <w:start w:val="1"/>
+      <w:numFmt w:val="bullet"/>
+      <w:lvlText w:val=""/>
+      <w:lvlJc w:val="left"/>
+      <w:pPr>
+        <w:ind w:left="4680" w:hanging="360"/>
+      </w:pPr>
+      <w:rPr>
+        <w:rFonts w:ascii="Symbol" w:hAnsi="Symbol" w:hint="default"/>
+      </w:rPr>
+    </w:lvl>
+    <w:lvl w:ilvl="7" w:tplc="04090003" w:tentative="1">
+      <w:start w:val="1"/>
+      <w:numFmt w:val="bullet"/>
+      <w:lvlText w:val="o"/>
+      <w:lvlJc w:val="left"/>
+      <w:pPr>
+        <w:ind w:left="5400" w:hanging="360"/>
+      </w:pPr>
+      <w:rPr>
+        <w:rFonts w:ascii="Courier New" w:hAnsi="Courier New" w:cs="Courier New" w:hint="default"/>
+      </w:rPr>
+    </w:lvl>
+    <w:lvl w:ilvl="8" w:tplc="04090005" w:tentative="1">
+      <w:start w:val="1"/>
+      <w:numFmt w:val="bullet"/>
+      <w:lvlText w:val=""/>
+      <w:lvlJc w:val="left"/>
+      <w:pPr>
+        <w:ind w:left="6120" w:hanging="360"/>
+      </w:pPr>
+      <w:rPr>
+        <w:rFonts w:ascii="Wingdings" w:hAnsi="Wingdings" w:hint="default"/>
+      </w:rPr>
+    </w:lvl>
+  </w:abstractNum>
+  <w:abstractNum w:abstractNumId="9" w15:restartNumberingAfterBreak="0">
     <w:nsid w:val="64E43AFD"/>
     <w:multiLevelType w:val="hybridMultilevel"/>
     <w:tmpl w:val="5D0E5C8E"/>
@@ -4732,7 +5418,7 @@
       </w:rPr>
     </w:lvl>
   </w:abstractNum>
-  <w:abstractNum w:abstractNumId="4" w15:restartNumberingAfterBreak="0">
+  <w:abstractNum w:abstractNumId="10" w15:restartNumberingAfterBreak="0">
     <w:nsid w:val="6C716994"/>
     <w:multiLevelType w:val="hybridMultilevel"/>
     <w:tmpl w:val="334EB296"/>
@@ -4845,7 +5531,7 @@
       </w:rPr>
     </w:lvl>
   </w:abstractNum>
-  <w:abstractNum w:abstractNumId="5" w15:restartNumberingAfterBreak="0">
+  <w:abstractNum w:abstractNumId="11" w15:restartNumberingAfterBreak="0">
     <w:nsid w:val="76F034AD"/>
     <w:multiLevelType w:val="hybridMultilevel"/>
     <w:tmpl w:val="662AF19C"/>
@@ -4958,29 +5644,163 @@
       </w:rPr>
     </w:lvl>
   </w:abstractNum>
+  <w:abstractNum w:abstractNumId="12" w15:restartNumberingAfterBreak="0">
+    <w:nsid w:val="79A46B79"/>
+    <w:multiLevelType w:val="hybridMultilevel"/>
+    <w:tmpl w:val="A8E03E30"/>
+    <w:lvl w:ilvl="0" w:tplc="04090001">
+      <w:start w:val="1"/>
+      <w:numFmt w:val="bullet"/>
+      <w:lvlText w:val=""/>
+      <w:lvlJc w:val="left"/>
+      <w:pPr>
+        <w:ind w:left="360" w:hanging="360"/>
+      </w:pPr>
+      <w:rPr>
+        <w:rFonts w:ascii="Symbol" w:hAnsi="Symbol" w:hint="default"/>
+      </w:rPr>
+    </w:lvl>
+    <w:lvl w:ilvl="1" w:tplc="04090003" w:tentative="1">
+      <w:start w:val="1"/>
+      <w:numFmt w:val="bullet"/>
+      <w:lvlText w:val="o"/>
+      <w:lvlJc w:val="left"/>
+      <w:pPr>
+        <w:ind w:left="1080" w:hanging="360"/>
+      </w:pPr>
+      <w:rPr>
+        <w:rFonts w:ascii="Courier New" w:hAnsi="Courier New" w:cs="Courier New" w:hint="default"/>
+      </w:rPr>
+    </w:lvl>
+    <w:lvl w:ilvl="2" w:tplc="04090005" w:tentative="1">
+      <w:start w:val="1"/>
+      <w:numFmt w:val="bullet"/>
+      <w:lvlText w:val=""/>
+      <w:lvlJc w:val="left"/>
+      <w:pPr>
+        <w:ind w:left="1800" w:hanging="360"/>
+      </w:pPr>
+      <w:rPr>
+        <w:rFonts w:ascii="Wingdings" w:hAnsi="Wingdings" w:hint="default"/>
+      </w:rPr>
+    </w:lvl>
+    <w:lvl w:ilvl="3" w:tplc="04090001" w:tentative="1">
+      <w:start w:val="1"/>
+      <w:numFmt w:val="bullet"/>
+      <w:lvlText w:val=""/>
+      <w:lvlJc w:val="left"/>
+      <w:pPr>
+        <w:ind w:left="2520" w:hanging="360"/>
+      </w:pPr>
+      <w:rPr>
+        <w:rFonts w:ascii="Symbol" w:hAnsi="Symbol" w:hint="default"/>
+      </w:rPr>
+    </w:lvl>
+    <w:lvl w:ilvl="4" w:tplc="04090003" w:tentative="1">
+      <w:start w:val="1"/>
+      <w:numFmt w:val="bullet"/>
+      <w:lvlText w:val="o"/>
+      <w:lvlJc w:val="left"/>
+      <w:pPr>
+        <w:ind w:left="3240" w:hanging="360"/>
+      </w:pPr>
+      <w:rPr>
+        <w:rFonts w:ascii="Courier New" w:hAnsi="Courier New" w:cs="Courier New" w:hint="default"/>
+      </w:rPr>
+    </w:lvl>
+    <w:lvl w:ilvl="5" w:tplc="04090005" w:tentative="1">
+      <w:start w:val="1"/>
+      <w:numFmt w:val="bullet"/>
+      <w:lvlText w:val=""/>
+      <w:lvlJc w:val="left"/>
+      <w:pPr>
+        <w:ind w:left="3960" w:hanging="360"/>
+      </w:pPr>
+      <w:rPr>
+        <w:rFonts w:ascii="Wingdings" w:hAnsi="Wingdings" w:hint="default"/>
+      </w:rPr>
+    </w:lvl>
+    <w:lvl w:ilvl="6" w:tplc="04090001" w:tentative="1">
+      <w:start w:val="1"/>
+      <w:numFmt w:val="bullet"/>
+      <w:lvlText w:val=""/>
+      <w:lvlJc w:val="left"/>
+      <w:pPr>
+        <w:ind w:left="4680" w:hanging="360"/>
+      </w:pPr>
+      <w:rPr>
+        <w:rFonts w:ascii="Symbol" w:hAnsi="Symbol" w:hint="default"/>
+      </w:rPr>
+    </w:lvl>
+    <w:lvl w:ilvl="7" w:tplc="04090003" w:tentative="1">
+      <w:start w:val="1"/>
+      <w:numFmt w:val="bullet"/>
+      <w:lvlText w:val="o"/>
+      <w:lvlJc w:val="left"/>
+      <w:pPr>
+        <w:ind w:left="5400" w:hanging="360"/>
+      </w:pPr>
+      <w:rPr>
+        <w:rFonts w:ascii="Courier New" w:hAnsi="Courier New" w:cs="Courier New" w:hint="default"/>
+      </w:rPr>
+    </w:lvl>
+    <w:lvl w:ilvl="8" w:tplc="04090005" w:tentative="1">
+      <w:start w:val="1"/>
+      <w:numFmt w:val="bullet"/>
+      <w:lvlText w:val=""/>
+      <w:lvlJc w:val="left"/>
+      <w:pPr>
+        <w:ind w:left="6120" w:hanging="360"/>
+      </w:pPr>
+      <w:rPr>
+        <w:rFonts w:ascii="Wingdings" w:hAnsi="Wingdings" w:hint="default"/>
+      </w:rPr>
+    </w:lvl>
+  </w:abstractNum>
   <w:num w:numId="1" w16cid:durableId="1793590614">
+    <w:abstractNumId w:val="1"/>
+  </w:num>
+  <w:num w:numId="2" w16cid:durableId="1757556504">
+    <w:abstractNumId w:val="10"/>
+  </w:num>
+  <w:num w:numId="3" w16cid:durableId="1067144092">
+    <w:abstractNumId w:val="6"/>
+  </w:num>
+  <w:num w:numId="4" w16cid:durableId="2133397653">
+    <w:abstractNumId w:val="9"/>
+  </w:num>
+  <w:num w:numId="5" w16cid:durableId="499588689">
+    <w:abstractNumId w:val="5"/>
+  </w:num>
+  <w:num w:numId="6" w16cid:durableId="1047144353">
+    <w:abstractNumId w:val="11"/>
+  </w:num>
+  <w:num w:numId="7" w16cid:durableId="441876149">
+    <w:abstractNumId w:val="3"/>
+  </w:num>
+  <w:num w:numId="8" w16cid:durableId="2030834848">
+    <w:abstractNumId w:val="8"/>
+  </w:num>
+  <w:num w:numId="9" w16cid:durableId="1255477792">
+    <w:abstractNumId w:val="12"/>
+  </w:num>
+  <w:num w:numId="10" w16cid:durableId="1095976154">
     <w:abstractNumId w:val="0"/>
   </w:num>
-  <w:num w:numId="2" w16cid:durableId="1757556504">
+  <w:num w:numId="11" w16cid:durableId="1824924659">
+    <w:abstractNumId w:val="2"/>
+  </w:num>
+  <w:num w:numId="12" w16cid:durableId="1325939116">
     <w:abstractNumId w:val="4"/>
   </w:num>
-  <w:num w:numId="3" w16cid:durableId="1067144092">
-    <w:abstractNumId w:val="2"/>
-  </w:num>
-  <w:num w:numId="4" w16cid:durableId="2133397653">
-    <w:abstractNumId w:val="3"/>
-  </w:num>
-  <w:num w:numId="5" w16cid:durableId="499588689">
-    <w:abstractNumId w:val="1"/>
-  </w:num>
-  <w:num w:numId="6" w16cid:durableId="1047144353">
-    <w:abstractNumId w:val="5"/>
+  <w:num w:numId="13" w16cid:durableId="1759280562">
+    <w:abstractNumId w:val="7"/>
   </w:num>
 </w:numbering>
 </file>
 
 <file path=word/styles.xml><?xml version="1.0" encoding="utf-8"?>
-<w:styles xmlns:mc="http://schemas.openxmlformats.org/markup-compatibility/2006" xmlns:r="http://schemas.openxmlformats.org/officeDocument/2006/relationships" xmlns:w="http://schemas.openxmlformats.org/wordprocessingml/2006/main" xmlns:w14="http://schemas.microsoft.com/office/word/2010/wordml" xmlns:w15="http://schemas.microsoft.com/office/word/2012/wordml" xmlns:w16cex="http://schemas.microsoft.com/office/word/2018/wordml/cex" xmlns:w16cid="http://schemas.microsoft.com/office/word/2016/wordml/cid" xmlns:w16="http://schemas.microsoft.com/office/word/2018/wordml" xmlns:w16du="http://schemas.microsoft.com/office/word/2023/wordml/word16du" xmlns:w16sdtdh="http://schemas.microsoft.com/office/word/2020/wordml/sdtdatahash" xmlns:w16sdtfl="http://schemas.microsoft.com/office/word/2024/wordml/sdtformatlock" xmlns:w16se="http://schemas.microsoft.com/office/word/2015/wordml/symex" mc:Ignorable="w14 w15 w16se w16cid w16 w16cex w16sdtdh w16sdtfl w16du">
+<w:styles xmlns:mc="http://schemas.openxmlformats.org/markup-compatibility/2006" xmlns:r="http://schemas.openxmlformats.org/officeDocument/2006/relationships" xmlns:w="http://schemas.openxmlformats.org/wordprocessingml/2006/main" xmlns:w14="http://schemas.microsoft.com/office/word/2010/wordml" xmlns:w15="http://schemas.microsoft.com/office/word/2012/wordml" xmlns:w16cex="http://schemas.microsoft.com/office/word/2018/wordml/cex" xmlns:w16cid="http://schemas.microsoft.com/office/word/2016/wordml/cid" xmlns:w16="http://schemas.microsoft.com/office/word/2018/wordml" xmlns:w16sdtdh="http://schemas.microsoft.com/office/word/2020/wordml/sdtdatahash" xmlns:w16sdtfl="http://schemas.microsoft.com/office/word/2024/wordml/sdtformatlock" xmlns:w16se="http://schemas.microsoft.com/office/word/2015/wordml/symex" xmlns:w16du="http://schemas.microsoft.com/office/word/2023/wordml/word16du" mc:Ignorable="w14 w15 w16se w16cid w16 w16cex w16sdtdh w16sdtfl w16du">
   <w:docDefaults>
     <w:rPrDefault>
       <w:rPr>
